--- a/ISP/Глосарий.docx
+++ b/ISP/Глосарий.docx
@@ -38,10 +38,12 @@
           <w:pPr>
             <w:pStyle w:val="12"/>
             <w:tabs>
-              <w:tab w:val="right" w:leader="dot" w:pos="9345"/>
+              <w:tab w:val="right" w:leader="dot" w:pos="9628"/>
             </w:tabs>
             <w:rPr>
+              <w:rFonts w:eastAsiaTheme="minorEastAsia"/>
               <w:noProof/>
+              <w:lang w:eastAsia="ru-RU"/>
             </w:rPr>
           </w:pPr>
           <w:r>
@@ -53,13 +55,13 @@
           <w:r>
             <w:fldChar w:fldCharType="separate"/>
           </w:r>
-          <w:hyperlink w:anchor="_Toc232186305" w:history="1">
+          <w:hyperlink w:anchor="_Toc232616651" w:history="1">
             <w:r>
               <w:rPr>
                 <w:rStyle w:val="ae"/>
                 <w:noProof/>
               </w:rPr>
-              <w:t>Глоссарий</w:t>
+              <w:t>ГЛОСАРИЙ</w:t>
             </w:r>
             <w:r>
               <w:rPr>
@@ -80,7 +82,7 @@
                 <w:noProof/>
                 <w:webHidden/>
               </w:rPr>
-              <w:instrText xml:space="preserve"> PAGEREF _Toc232186305 \h </w:instrText>
+              <w:instrText xml:space="preserve"> PAGEREF _Toc232616651 \h </w:instrText>
             </w:r>
             <w:r>
               <w:rPr>
@@ -100,7 +102,7 @@
                 <w:noProof/>
                 <w:webHidden/>
               </w:rPr>
-              <w:t>2</w:t>
+              <w:t>3</w:t>
             </w:r>
             <w:r>
               <w:rPr>
@@ -115,13 +117,15 @@
           <w:pPr>
             <w:pStyle w:val="12"/>
             <w:tabs>
-              <w:tab w:val="right" w:leader="dot" w:pos="9345"/>
+              <w:tab w:val="right" w:leader="dot" w:pos="9628"/>
             </w:tabs>
             <w:rPr>
+              <w:rFonts w:eastAsiaTheme="minorEastAsia"/>
               <w:noProof/>
+              <w:lang w:eastAsia="ru-RU"/>
             </w:rPr>
           </w:pPr>
-          <w:hyperlink w:anchor="_Toc232186306" w:history="1">
+          <w:hyperlink w:anchor="_Toc232616652" w:history="1">
             <w:r>
               <w:rPr>
                 <w:rStyle w:val="ae"/>
@@ -148,7 +152,7 @@
                 <w:noProof/>
                 <w:webHidden/>
               </w:rPr>
-              <w:instrText xml:space="preserve"> PAGEREF _Toc232186306 \h </w:instrText>
+              <w:instrText xml:space="preserve"> PAGEREF _Toc232616652 \h </w:instrText>
             </w:r>
             <w:r>
               <w:rPr>
@@ -168,7 +172,7 @@
                 <w:noProof/>
                 <w:webHidden/>
               </w:rPr>
-              <w:t>2</w:t>
+              <w:t>3</w:t>
             </w:r>
             <w:r>
               <w:rPr>
@@ -183,13 +187,15 @@
           <w:pPr>
             <w:pStyle w:val="24"/>
             <w:tabs>
-              <w:tab w:val="right" w:leader="dot" w:pos="9345"/>
+              <w:tab w:val="right" w:leader="dot" w:pos="9628"/>
             </w:tabs>
             <w:rPr>
+              <w:rFonts w:eastAsiaTheme="minorEastAsia"/>
               <w:noProof/>
+              <w:lang w:eastAsia="ru-RU"/>
             </w:rPr>
           </w:pPr>
-          <w:hyperlink w:anchor="_Toc232186307" w:history="1">
+          <w:hyperlink w:anchor="_Toc232616653" w:history="1">
             <w:r>
               <w:rPr>
                 <w:rStyle w:val="ae"/>
@@ -216,7 +222,7 @@
                 <w:noProof/>
                 <w:webHidden/>
               </w:rPr>
-              <w:instrText xml:space="preserve"> PAGEREF _Toc232186307 \h </w:instrText>
+              <w:instrText xml:space="preserve"> PAGEREF _Toc232616653 \h </w:instrText>
             </w:r>
             <w:r>
               <w:rPr>
@@ -236,7 +242,7 @@
                 <w:noProof/>
                 <w:webHidden/>
               </w:rPr>
-              <w:t>2</w:t>
+              <w:t>3</w:t>
             </w:r>
             <w:r>
               <w:rPr>
@@ -251,19 +257,21 @@
           <w:pPr>
             <w:pStyle w:val="24"/>
             <w:tabs>
-              <w:tab w:val="right" w:leader="dot" w:pos="9345"/>
+              <w:tab w:val="right" w:leader="dot" w:pos="9628"/>
             </w:tabs>
             <w:rPr>
+              <w:rFonts w:eastAsiaTheme="minorEastAsia"/>
               <w:noProof/>
+              <w:lang w:eastAsia="ru-RU"/>
             </w:rPr>
           </w:pPr>
-          <w:hyperlink w:anchor="_Toc232186308" w:history="1">
+          <w:hyperlink w:anchor="_Toc232616654" w:history="1">
             <w:r>
               <w:rPr>
                 <w:rStyle w:val="ae"/>
                 <w:noProof/>
               </w:rPr>
-              <w:t>1.2 ввод-вывод данных, переменные:</w:t>
+              <w:t>1.2 Ввод-вывод данных, переменные:</w:t>
             </w:r>
             <w:r>
               <w:rPr>
@@ -284,7 +292,7 @@
                 <w:noProof/>
                 <w:webHidden/>
               </w:rPr>
-              <w:instrText xml:space="preserve"> PAGEREF _Toc232186308 \h </w:instrText>
+              <w:instrText xml:space="preserve"> PAGEREF _Toc232616654 \h </w:instrText>
             </w:r>
             <w:r>
               <w:rPr>
@@ -304,7 +312,7 @@
                 <w:noProof/>
                 <w:webHidden/>
               </w:rPr>
-              <w:t>2</w:t>
+              <w:t>3</w:t>
             </w:r>
             <w:r>
               <w:rPr>
@@ -319,19 +327,36 @@
           <w:pPr>
             <w:pStyle w:val="24"/>
             <w:tabs>
-              <w:tab w:val="right" w:leader="dot" w:pos="9345"/>
+              <w:tab w:val="right" w:leader="dot" w:pos="9628"/>
             </w:tabs>
             <w:rPr>
+              <w:rFonts w:eastAsiaTheme="minorEastAsia"/>
               <w:noProof/>
+              <w:lang w:eastAsia="ru-RU"/>
             </w:rPr>
           </w:pPr>
-          <w:hyperlink w:anchor="_Toc232186309" w:history="1">
+          <w:hyperlink w:anchor="_Toc232616655" w:history="1">
             <w:r>
               <w:rPr>
                 <w:rStyle w:val="ae"/>
                 <w:noProof/>
               </w:rPr>
-              <w:t>1.3 sep, end, PEP 8:</w:t>
+              <w:t>1.3 </w:t>
+            </w:r>
+            <w:r>
+              <w:rPr>
+                <w:rStyle w:val="ae"/>
+                <w:noProof/>
+                <w:lang w:val="en-US"/>
+              </w:rPr>
+              <w:t>S</w:t>
+            </w:r>
+            <w:r>
+              <w:rPr>
+                <w:rStyle w:val="ae"/>
+                <w:noProof/>
+              </w:rPr>
+              <w:t>ep, end, PEP 8:</w:t>
             </w:r>
             <w:r>
               <w:rPr>
@@ -352,7 +377,7 @@
                 <w:noProof/>
                 <w:webHidden/>
               </w:rPr>
-              <w:instrText xml:space="preserve"> PAGEREF _Toc232186309 \h </w:instrText>
+              <w:instrText xml:space="preserve"> PAGEREF _Toc232616655 \h </w:instrText>
             </w:r>
             <w:r>
               <w:rPr>
@@ -372,7 +397,7 @@
                 <w:noProof/>
                 <w:webHidden/>
               </w:rPr>
-              <w:t>3</w:t>
+              <w:t>4</w:t>
             </w:r>
             <w:r>
               <w:rPr>
@@ -387,19 +412,21 @@
           <w:pPr>
             <w:pStyle w:val="24"/>
             <w:tabs>
-              <w:tab w:val="right" w:leader="dot" w:pos="9345"/>
+              <w:tab w:val="right" w:leader="dot" w:pos="9628"/>
             </w:tabs>
             <w:rPr>
+              <w:rFonts w:eastAsiaTheme="minorEastAsia"/>
               <w:noProof/>
+              <w:lang w:eastAsia="ru-RU"/>
             </w:rPr>
           </w:pPr>
-          <w:hyperlink w:anchor="_Toc232186310" w:history="1">
+          <w:hyperlink w:anchor="_Toc232616656" w:history="1">
             <w:r>
               <w:rPr>
                 <w:rStyle w:val="ae"/>
                 <w:noProof/>
               </w:rPr>
-              <w:t>1.4 работа с целыми числами №1:</w:t>
+              <w:t>1.4 Работа с целыми числами №1:</w:t>
             </w:r>
             <w:r>
               <w:rPr>
@@ -420,7 +447,7 @@
                 <w:noProof/>
                 <w:webHidden/>
               </w:rPr>
-              <w:instrText xml:space="preserve"> PAGEREF _Toc232186310 \h </w:instrText>
+              <w:instrText xml:space="preserve"> PAGEREF _Toc232616656 \h </w:instrText>
             </w:r>
             <w:r>
               <w:rPr>
@@ -440,7 +467,7 @@
                 <w:noProof/>
                 <w:webHidden/>
               </w:rPr>
-              <w:t>4</w:t>
+              <w:t>5</w:t>
             </w:r>
             <w:r>
               <w:rPr>
@@ -455,19 +482,21 @@
           <w:pPr>
             <w:pStyle w:val="24"/>
             <w:tabs>
-              <w:tab w:val="right" w:leader="dot" w:pos="9345"/>
+              <w:tab w:val="right" w:leader="dot" w:pos="9628"/>
             </w:tabs>
             <w:rPr>
+              <w:rFonts w:eastAsiaTheme="minorEastAsia"/>
               <w:noProof/>
+              <w:lang w:eastAsia="ru-RU"/>
             </w:rPr>
           </w:pPr>
-          <w:hyperlink w:anchor="_Toc232186311" w:history="1">
+          <w:hyperlink w:anchor="_Toc232616657" w:history="1">
             <w:r>
               <w:rPr>
                 <w:rStyle w:val="ae"/>
                 <w:noProof/>
               </w:rPr>
-              <w:t>1.5 работа с целыми числами №2:</w:t>
+              <w:t>1.5 Работа с целыми числами №2:</w:t>
             </w:r>
             <w:r>
               <w:rPr>
@@ -488,7 +517,7 @@
                 <w:noProof/>
                 <w:webHidden/>
               </w:rPr>
-              <w:instrText xml:space="preserve"> PAGEREF _Toc232186311 \h </w:instrText>
+              <w:instrText xml:space="preserve"> PAGEREF _Toc232616657 \h </w:instrText>
             </w:r>
             <w:r>
               <w:rPr>
@@ -508,7 +537,77 @@
                 <w:noProof/>
                 <w:webHidden/>
               </w:rPr>
-              <w:t>5</w:t>
+              <w:t>6</w:t>
+            </w:r>
+            <w:r>
+              <w:rPr>
+                <w:noProof/>
+                <w:webHidden/>
+              </w:rPr>
+              <w:fldChar w:fldCharType="end"/>
+            </w:r>
+          </w:hyperlink>
+        </w:p>
+        <w:p>
+          <w:pPr>
+            <w:pStyle w:val="12"/>
+            <w:tabs>
+              <w:tab w:val="right" w:leader="dot" w:pos="9628"/>
+            </w:tabs>
+            <w:rPr>
+              <w:rFonts w:eastAsiaTheme="minorEastAsia"/>
+              <w:noProof/>
+              <w:lang w:eastAsia="ru-RU"/>
+            </w:rPr>
+          </w:pPr>
+          <w:hyperlink w:anchor="_Toc232616658" w:history="1">
+            <w:r>
+              <w:rPr>
+                <w:rStyle w:val="ae"/>
+                <w:noProof/>
+              </w:rPr>
+              <w:t>2. УСЛОВНЫЙ ОПЕРАТОР</w:t>
+            </w:r>
+            <w:r>
+              <w:rPr>
+                <w:noProof/>
+                <w:webHidden/>
+              </w:rPr>
+              <w:tab/>
+            </w:r>
+            <w:r>
+              <w:rPr>
+                <w:noProof/>
+                <w:webHidden/>
+              </w:rPr>
+              <w:fldChar w:fldCharType="begin"/>
+            </w:r>
+            <w:r>
+              <w:rPr>
+                <w:noProof/>
+                <w:webHidden/>
+              </w:rPr>
+              <w:instrText xml:space="preserve"> PAGEREF _Toc232616658 \h </w:instrText>
+            </w:r>
+            <w:r>
+              <w:rPr>
+                <w:noProof/>
+                <w:webHidden/>
+              </w:rPr>
+            </w:r>
+            <w:r>
+              <w:rPr>
+                <w:noProof/>
+                <w:webHidden/>
+              </w:rPr>
+              <w:fldChar w:fldCharType="separate"/>
+            </w:r>
+            <w:r>
+              <w:rPr>
+                <w:noProof/>
+                <w:webHidden/>
+              </w:rPr>
+              <w:t>7</w:t>
             </w:r>
             <w:r>
               <w:rPr>
@@ -523,19 +622,21 @@
           <w:pPr>
             <w:pStyle w:val="24"/>
             <w:tabs>
-              <w:tab w:val="right" w:leader="dot" w:pos="9345"/>
+              <w:tab w:val="right" w:leader="dot" w:pos="9628"/>
             </w:tabs>
             <w:rPr>
+              <w:rFonts w:eastAsiaTheme="minorEastAsia"/>
               <w:noProof/>
+              <w:lang w:eastAsia="ru-RU"/>
             </w:rPr>
           </w:pPr>
-          <w:hyperlink w:anchor="_Toc232186312" w:history="1">
+          <w:hyperlink w:anchor="_Toc232616659" w:history="1">
             <w:r>
               <w:rPr>
                 <w:rStyle w:val="ae"/>
                 <w:noProof/>
               </w:rPr>
-              <w:t>2.1 условный оператор:</w:t>
+              <w:t>2.1 Условный оператор:</w:t>
             </w:r>
             <w:r>
               <w:rPr>
@@ -556,7 +657,7 @@
                 <w:noProof/>
                 <w:webHidden/>
               </w:rPr>
-              <w:instrText xml:space="preserve"> PAGEREF _Toc232186312 \h </w:instrText>
+              <w:instrText xml:space="preserve"> PAGEREF _Toc232616659 \h </w:instrText>
             </w:r>
             <w:r>
               <w:rPr>
@@ -576,7 +677,7 @@
                 <w:noProof/>
                 <w:webHidden/>
               </w:rPr>
-              <w:t>6</w:t>
+              <w:t>7</w:t>
             </w:r>
             <w:r>
               <w:rPr>
@@ -591,19 +692,21 @@
           <w:pPr>
             <w:pStyle w:val="24"/>
             <w:tabs>
-              <w:tab w:val="right" w:leader="dot" w:pos="9345"/>
+              <w:tab w:val="right" w:leader="dot" w:pos="9628"/>
             </w:tabs>
             <w:rPr>
+              <w:rFonts w:eastAsiaTheme="minorEastAsia"/>
               <w:noProof/>
+              <w:lang w:eastAsia="ru-RU"/>
             </w:rPr>
           </w:pPr>
-          <w:hyperlink w:anchor="_Toc232186313" w:history="1">
+          <w:hyperlink w:anchor="_Toc232616660" w:history="1">
             <w:r>
               <w:rPr>
                 <w:rStyle w:val="ae"/>
                 <w:noProof/>
               </w:rPr>
-              <w:t>2.2 логические операторы:</w:t>
+              <w:t>2.2 Логические операторы:</w:t>
             </w:r>
             <w:r>
               <w:rPr>
@@ -624,7 +727,7 @@
                 <w:noProof/>
                 <w:webHidden/>
               </w:rPr>
-              <w:instrText xml:space="preserve"> PAGEREF _Toc232186313 \h </w:instrText>
+              <w:instrText xml:space="preserve"> PAGEREF _Toc232616660 \h </w:instrText>
             </w:r>
             <w:r>
               <w:rPr>
@@ -644,7 +747,7 @@
                 <w:noProof/>
                 <w:webHidden/>
               </w:rPr>
-              <w:t>7</w:t>
+              <w:t>8</w:t>
             </w:r>
             <w:r>
               <w:rPr>
@@ -659,19 +762,21 @@
           <w:pPr>
             <w:pStyle w:val="24"/>
             <w:tabs>
-              <w:tab w:val="right" w:leader="dot" w:pos="9345"/>
+              <w:tab w:val="right" w:leader="dot" w:pos="9628"/>
             </w:tabs>
             <w:rPr>
+              <w:rFonts w:eastAsiaTheme="minorEastAsia"/>
               <w:noProof/>
+              <w:lang w:eastAsia="ru-RU"/>
             </w:rPr>
           </w:pPr>
-          <w:hyperlink w:anchor="_Toc232186314" w:history="1">
+          <w:hyperlink w:anchor="_Toc232616661" w:history="1">
             <w:r>
               <w:rPr>
                 <w:rStyle w:val="ae"/>
                 <w:noProof/>
               </w:rPr>
-              <w:t>2.3 условный оператор:</w:t>
+              <w:t>2.3 Вложенные и каскадные условия:</w:t>
             </w:r>
             <w:r>
               <w:rPr>
@@ -692,7 +797,7 @@
                 <w:noProof/>
                 <w:webHidden/>
               </w:rPr>
-              <w:instrText xml:space="preserve"> PAGEREF _Toc232186314 \h </w:instrText>
+              <w:instrText xml:space="preserve"> PAGEREF _Toc232616661 \h </w:instrText>
             </w:r>
             <w:r>
               <w:rPr>
@@ -712,7 +817,77 @@
                 <w:noProof/>
                 <w:webHidden/>
               </w:rPr>
-              <w:t>8</w:t>
+              <w:t>9</w:t>
+            </w:r>
+            <w:r>
+              <w:rPr>
+                <w:noProof/>
+                <w:webHidden/>
+              </w:rPr>
+              <w:fldChar w:fldCharType="end"/>
+            </w:r>
+          </w:hyperlink>
+        </w:p>
+        <w:p>
+          <w:pPr>
+            <w:pStyle w:val="12"/>
+            <w:tabs>
+              <w:tab w:val="right" w:leader="dot" w:pos="9628"/>
+            </w:tabs>
+            <w:rPr>
+              <w:rFonts w:eastAsiaTheme="minorEastAsia"/>
+              <w:noProof/>
+              <w:lang w:eastAsia="ru-RU"/>
+            </w:rPr>
+          </w:pPr>
+          <w:hyperlink w:anchor="_Toc232616662" w:history="1">
+            <w:r>
+              <w:rPr>
+                <w:rStyle w:val="ae"/>
+                <w:noProof/>
+              </w:rPr>
+              <w:t>3. ТИПЫ ДАННЫХ</w:t>
+            </w:r>
+            <w:r>
+              <w:rPr>
+                <w:noProof/>
+                <w:webHidden/>
+              </w:rPr>
+              <w:tab/>
+            </w:r>
+            <w:r>
+              <w:rPr>
+                <w:noProof/>
+                <w:webHidden/>
+              </w:rPr>
+              <w:fldChar w:fldCharType="begin"/>
+            </w:r>
+            <w:r>
+              <w:rPr>
+                <w:noProof/>
+                <w:webHidden/>
+              </w:rPr>
+              <w:instrText xml:space="preserve"> PAGEREF _Toc232616662 \h </w:instrText>
+            </w:r>
+            <w:r>
+              <w:rPr>
+                <w:noProof/>
+                <w:webHidden/>
+              </w:rPr>
+            </w:r>
+            <w:r>
+              <w:rPr>
+                <w:noProof/>
+                <w:webHidden/>
+              </w:rPr>
+              <w:fldChar w:fldCharType="separate"/>
+            </w:r>
+            <w:r>
+              <w:rPr>
+                <w:noProof/>
+                <w:webHidden/>
+              </w:rPr>
+              <w:t>9</w:t>
             </w:r>
             <w:r>
               <w:rPr>
@@ -727,19 +902,21 @@
           <w:pPr>
             <w:pStyle w:val="24"/>
             <w:tabs>
-              <w:tab w:val="right" w:leader="dot" w:pos="9345"/>
+              <w:tab w:val="right" w:leader="dot" w:pos="9628"/>
             </w:tabs>
             <w:rPr>
+              <w:rFonts w:eastAsiaTheme="minorEastAsia"/>
               <w:noProof/>
+              <w:lang w:eastAsia="ru-RU"/>
             </w:rPr>
           </w:pPr>
-          <w:hyperlink w:anchor="_Toc232186315" w:history="1">
+          <w:hyperlink w:anchor="_Toc232616663" w:history="1">
             <w:r>
               <w:rPr>
                 <w:rStyle w:val="ae"/>
                 <w:noProof/>
               </w:rPr>
-              <w:t>3.1 числовые типы данных:</w:t>
+              <w:t>3.1 Числовые типы данных:</w:t>
             </w:r>
             <w:r>
               <w:rPr>
@@ -760,7 +937,7 @@
                 <w:noProof/>
                 <w:webHidden/>
               </w:rPr>
-              <w:instrText xml:space="preserve"> PAGEREF _Toc232186315 \h </w:instrText>
+              <w:instrText xml:space="preserve"> PAGEREF _Toc232616663 \h </w:instrText>
             </w:r>
             <w:r>
               <w:rPr>
@@ -780,7 +957,7 @@
                 <w:noProof/>
                 <w:webHidden/>
               </w:rPr>
-              <w:t>8</w:t>
+              <w:t>9</w:t>
             </w:r>
             <w:r>
               <w:rPr>
@@ -795,19 +972,21 @@
           <w:pPr>
             <w:pStyle w:val="24"/>
             <w:tabs>
-              <w:tab w:val="right" w:leader="dot" w:pos="9345"/>
+              <w:tab w:val="right" w:leader="dot" w:pos="9628"/>
             </w:tabs>
             <w:rPr>
+              <w:rFonts w:eastAsiaTheme="minorEastAsia"/>
               <w:noProof/>
+              <w:lang w:eastAsia="ru-RU"/>
             </w:rPr>
           </w:pPr>
-          <w:hyperlink w:anchor="_Toc232186316" w:history="1">
+          <w:hyperlink w:anchor="_Toc232616664" w:history="1">
             <w:r>
               <w:rPr>
                 <w:rStyle w:val="ae"/>
                 <w:noProof/>
               </w:rPr>
-              <w:t>3.2 строковый тип данных:</w:t>
+              <w:t>3.2Строковый тип данных:</w:t>
             </w:r>
             <w:r>
               <w:rPr>
@@ -828,7 +1007,7 @@
                 <w:noProof/>
                 <w:webHidden/>
               </w:rPr>
-              <w:instrText xml:space="preserve"> PAGEREF _Toc232186316 \h </w:instrText>
+              <w:instrText xml:space="preserve"> PAGEREF _Toc232616664 \h </w:instrText>
             </w:r>
             <w:r>
               <w:rPr>
@@ -848,7 +1027,7 @@
                 <w:noProof/>
                 <w:webHidden/>
               </w:rPr>
-              <w:t>9</w:t>
+              <w:t>10</w:t>
             </w:r>
             <w:r>
               <w:rPr>
@@ -863,19 +1042,21 @@
           <w:pPr>
             <w:pStyle w:val="24"/>
             <w:tabs>
-              <w:tab w:val="right" w:leader="dot" w:pos="9345"/>
+              <w:tab w:val="right" w:leader="dot" w:pos="9628"/>
             </w:tabs>
             <w:rPr>
+              <w:rFonts w:eastAsiaTheme="minorEastAsia"/>
               <w:noProof/>
+              <w:lang w:eastAsia="ru-RU"/>
             </w:rPr>
           </w:pPr>
-          <w:hyperlink w:anchor="_Toc232186317" w:history="1">
+          <w:hyperlink w:anchor="_Toc232616665" w:history="1">
             <w:r>
               <w:rPr>
                 <w:rStyle w:val="ae"/>
                 <w:noProof/>
               </w:rPr>
-              <w:t>3.3 модуль math:</w:t>
+              <w:t>3.3 одуль math:</w:t>
             </w:r>
             <w:r>
               <w:rPr>
@@ -896,7 +1077,7 @@
                 <w:noProof/>
                 <w:webHidden/>
               </w:rPr>
-              <w:instrText xml:space="preserve"> PAGEREF _Toc232186317 \h </w:instrText>
+              <w:instrText xml:space="preserve"> PAGEREF _Toc232616665 \h </w:instrText>
             </w:r>
             <w:r>
               <w:rPr>
@@ -916,7 +1097,100 @@
                 <w:noProof/>
                 <w:webHidden/>
               </w:rPr>
-              <w:t>10</w:t>
+              <w:t>11</w:t>
+            </w:r>
+            <w:r>
+              <w:rPr>
+                <w:noProof/>
+                <w:webHidden/>
+              </w:rPr>
+              <w:fldChar w:fldCharType="end"/>
+            </w:r>
+          </w:hyperlink>
+        </w:p>
+        <w:p>
+          <w:pPr>
+            <w:pStyle w:val="12"/>
+            <w:tabs>
+              <w:tab w:val="right" w:leader="dot" w:pos="9628"/>
+            </w:tabs>
+            <w:rPr>
+              <w:rFonts w:eastAsiaTheme="minorEastAsia"/>
+              <w:noProof/>
+              <w:lang w:eastAsia="ru-RU"/>
+            </w:rPr>
+          </w:pPr>
+          <w:hyperlink w:anchor="_Toc232616666" w:history="1">
+            <w:r>
+              <w:rPr>
+                <w:rStyle w:val="ae"/>
+                <w:noProof/>
+              </w:rPr>
+              <w:t xml:space="preserve">4. ЦИКЛЫ </w:t>
+            </w:r>
+            <w:r>
+              <w:rPr>
+                <w:rStyle w:val="ae"/>
+                <w:noProof/>
+                <w:lang w:val="en-US"/>
+              </w:rPr>
+              <w:t xml:space="preserve">FOR </w:t>
+            </w:r>
+            <w:r>
+              <w:rPr>
+                <w:rStyle w:val="ae"/>
+                <w:noProof/>
+              </w:rPr>
+              <w:t xml:space="preserve">И </w:t>
+            </w:r>
+            <w:r>
+              <w:rPr>
+                <w:rStyle w:val="ae"/>
+                <w:noProof/>
+                <w:lang w:val="en-US"/>
+              </w:rPr>
+              <w:t>WHILE</w:t>
+            </w:r>
+            <w:r>
+              <w:rPr>
+                <w:noProof/>
+                <w:webHidden/>
+              </w:rPr>
+              <w:tab/>
+            </w:r>
+            <w:r>
+              <w:rPr>
+                <w:noProof/>
+                <w:webHidden/>
+              </w:rPr>
+              <w:fldChar w:fldCharType="begin"/>
+            </w:r>
+            <w:r>
+              <w:rPr>
+                <w:noProof/>
+                <w:webHidden/>
+              </w:rPr>
+              <w:instrText xml:space="preserve"> PAGEREF _Toc232616666 \h </w:instrText>
+            </w:r>
+            <w:r>
+              <w:rPr>
+                <w:noProof/>
+                <w:webHidden/>
+              </w:rPr>
+            </w:r>
+            <w:r>
+              <w:rPr>
+                <w:noProof/>
+                <w:webHidden/>
+              </w:rPr>
+              <w:fldChar w:fldCharType="separate"/>
+            </w:r>
+            <w:r>
+              <w:rPr>
+                <w:noProof/>
+                <w:webHidden/>
+              </w:rPr>
+              <w:t>12</w:t>
             </w:r>
             <w:r>
               <w:rPr>
@@ -931,13 +1205,15 @@
           <w:pPr>
             <w:pStyle w:val="24"/>
             <w:tabs>
-              <w:tab w:val="right" w:leader="dot" w:pos="9345"/>
+              <w:tab w:val="right" w:leader="dot" w:pos="9628"/>
             </w:tabs>
             <w:rPr>
+              <w:rFonts w:eastAsiaTheme="minorEastAsia"/>
               <w:noProof/>
+              <w:lang w:eastAsia="ru-RU"/>
             </w:rPr>
           </w:pPr>
-          <w:hyperlink w:anchor="_Toc232186318" w:history="1">
+          <w:hyperlink w:anchor="_Toc232616667" w:history="1">
             <w:r>
               <w:rPr>
                 <w:rStyle w:val="ae"/>
@@ -964,7 +1240,7 @@
                 <w:noProof/>
                 <w:webHidden/>
               </w:rPr>
-              <w:instrText xml:space="preserve"> PAGEREF _Toc232186318 \h </w:instrText>
+              <w:instrText xml:space="preserve"> PAGEREF _Toc232616667 \h </w:instrText>
             </w:r>
             <w:r>
               <w:rPr>
@@ -984,7 +1260,7 @@
                 <w:noProof/>
                 <w:webHidden/>
               </w:rPr>
-              <w:t>11</w:t>
+              <w:t>12</w:t>
             </w:r>
             <w:r>
               <w:rPr>
@@ -999,13 +1275,15 @@
           <w:pPr>
             <w:pStyle w:val="24"/>
             <w:tabs>
-              <w:tab w:val="right" w:leader="dot" w:pos="9345"/>
+              <w:tab w:val="right" w:leader="dot" w:pos="9628"/>
             </w:tabs>
             <w:rPr>
+              <w:rFonts w:eastAsiaTheme="minorEastAsia"/>
               <w:noProof/>
+              <w:lang w:eastAsia="ru-RU"/>
             </w:rPr>
           </w:pPr>
-          <w:hyperlink w:anchor="_Toc232186319" w:history="1">
+          <w:hyperlink w:anchor="_Toc232616668" w:history="1">
             <w:r>
               <w:rPr>
                 <w:rStyle w:val="ae"/>
@@ -1032,7 +1310,7 @@
                 <w:noProof/>
                 <w:webHidden/>
               </w:rPr>
-              <w:instrText xml:space="preserve"> PAGEREF _Toc232186319 \h </w:instrText>
+              <w:instrText xml:space="preserve"> PAGEREF _Toc232616668 \h </w:instrText>
             </w:r>
             <w:r>
               <w:rPr>
@@ -1052,7 +1330,7 @@
                 <w:noProof/>
                 <w:webHidden/>
               </w:rPr>
-              <w:t>11</w:t>
+              <w:t>12</w:t>
             </w:r>
             <w:r>
               <w:rPr>
@@ -1067,19 +1345,21 @@
           <w:pPr>
             <w:pStyle w:val="24"/>
             <w:tabs>
-              <w:tab w:val="right" w:leader="dot" w:pos="9345"/>
+              <w:tab w:val="right" w:leader="dot" w:pos="9628"/>
             </w:tabs>
             <w:rPr>
+              <w:rFonts w:eastAsiaTheme="minorEastAsia"/>
               <w:noProof/>
+              <w:lang w:eastAsia="ru-RU"/>
             </w:rPr>
           </w:pPr>
-          <w:hyperlink w:anchor="_Toc232186320" w:history="1">
+          <w:hyperlink w:anchor="_Toc232616669" w:history="1">
             <w:r>
               <w:rPr>
                 <w:rStyle w:val="ae"/>
                 <w:noProof/>
               </w:rPr>
-              <w:t>4.3 частые сценарии №1:</w:t>
+              <w:t>4.3 частые сценарии:</w:t>
             </w:r>
             <w:r>
               <w:rPr>
@@ -1100,7 +1380,7 @@
                 <w:noProof/>
                 <w:webHidden/>
               </w:rPr>
-              <w:instrText xml:space="preserve"> PAGEREF _Toc232186320 \h </w:instrText>
+              <w:instrText xml:space="preserve"> PAGEREF _Toc232616669 \h </w:instrText>
             </w:r>
             <w:r>
               <w:rPr>
@@ -1120,7 +1400,7 @@
                 <w:noProof/>
                 <w:webHidden/>
               </w:rPr>
-              <w:t>12</w:t>
+              <w:t>13</w:t>
             </w:r>
             <w:r>
               <w:rPr>
@@ -1135,13 +1415,15 @@
           <w:pPr>
             <w:pStyle w:val="24"/>
             <w:tabs>
-              <w:tab w:val="right" w:leader="dot" w:pos="9345"/>
+              <w:tab w:val="right" w:leader="dot" w:pos="9628"/>
             </w:tabs>
             <w:rPr>
+              <w:rFonts w:eastAsiaTheme="minorEastAsia"/>
               <w:noProof/>
+              <w:lang w:eastAsia="ru-RU"/>
             </w:rPr>
           </w:pPr>
-          <w:hyperlink w:anchor="_Toc232186321" w:history="1">
+          <w:hyperlink w:anchor="_Toc232616670" w:history="1">
             <w:r>
               <w:rPr>
                 <w:rStyle w:val="ae"/>
@@ -1168,7 +1450,7 @@
                 <w:noProof/>
                 <w:webHidden/>
               </w:rPr>
-              <w:instrText xml:space="preserve"> PAGEREF _Toc232186321 \h </w:instrText>
+              <w:instrText xml:space="preserve"> PAGEREF _Toc232616670 \h </w:instrText>
             </w:r>
             <w:r>
               <w:rPr>
@@ -1188,7 +1470,7 @@
                 <w:noProof/>
                 <w:webHidden/>
               </w:rPr>
-              <w:t>12</w:t>
+              <w:t>13</w:t>
             </w:r>
             <w:r>
               <w:rPr>
@@ -1203,13 +1485,15 @@
           <w:pPr>
             <w:pStyle w:val="24"/>
             <w:tabs>
-              <w:tab w:val="right" w:leader="dot" w:pos="9345"/>
+              <w:tab w:val="right" w:leader="dot" w:pos="9628"/>
             </w:tabs>
             <w:rPr>
+              <w:rFonts w:eastAsiaTheme="minorEastAsia"/>
               <w:noProof/>
+              <w:lang w:eastAsia="ru-RU"/>
             </w:rPr>
           </w:pPr>
-          <w:hyperlink w:anchor="_Toc232186322" w:history="1">
+          <w:hyperlink w:anchor="_Toc232616671" w:history="1">
             <w:r>
               <w:rPr>
                 <w:rStyle w:val="ae"/>
@@ -1236,7 +1520,7 @@
                 <w:noProof/>
                 <w:webHidden/>
               </w:rPr>
-              <w:instrText xml:space="preserve"> PAGEREF _Toc232186322 \h </w:instrText>
+              <w:instrText xml:space="preserve"> PAGEREF _Toc232616671 \h </w:instrText>
             </w:r>
             <w:r>
               <w:rPr>
@@ -1256,7 +1540,7 @@
                 <w:noProof/>
                 <w:webHidden/>
               </w:rPr>
-              <w:t>13</w:t>
+              <w:t>14</w:t>
             </w:r>
             <w:r>
               <w:rPr>
@@ -1271,13 +1555,15 @@
           <w:pPr>
             <w:pStyle w:val="24"/>
             <w:tabs>
-              <w:tab w:val="right" w:leader="dot" w:pos="9345"/>
+              <w:tab w:val="right" w:leader="dot" w:pos="9628"/>
             </w:tabs>
             <w:rPr>
+              <w:rFonts w:eastAsiaTheme="minorEastAsia"/>
               <w:noProof/>
+              <w:lang w:eastAsia="ru-RU"/>
             </w:rPr>
           </w:pPr>
-          <w:hyperlink w:anchor="_Toc232186323" w:history="1">
+          <w:hyperlink w:anchor="_Toc232616672" w:history="1">
             <w:r>
               <w:rPr>
                 <w:rStyle w:val="ae"/>
@@ -1305,7 +1591,7 @@
                 <w:noProof/>
                 <w:webHidden/>
               </w:rPr>
-              <w:instrText xml:space="preserve"> PAGEREF _Toc232186323 \h </w:instrText>
+              <w:instrText xml:space="preserve"> PAGEREF _Toc232616672 \h </w:instrText>
             </w:r>
             <w:r>
               <w:rPr>
@@ -1325,7 +1611,7 @@
                 <w:noProof/>
                 <w:webHidden/>
               </w:rPr>
-              <w:t>13</w:t>
+              <w:t>14</w:t>
             </w:r>
             <w:r>
               <w:rPr>
@@ -1340,13 +1626,15 @@
           <w:pPr>
             <w:pStyle w:val="24"/>
             <w:tabs>
-              <w:tab w:val="right" w:leader="dot" w:pos="9345"/>
+              <w:tab w:val="right" w:leader="dot" w:pos="9628"/>
             </w:tabs>
             <w:rPr>
+              <w:rFonts w:eastAsiaTheme="minorEastAsia"/>
               <w:noProof/>
+              <w:lang w:eastAsia="ru-RU"/>
             </w:rPr>
           </w:pPr>
-          <w:hyperlink w:anchor="_Toc232186324" w:history="1">
+          <w:hyperlink w:anchor="_Toc232616673" w:history="1">
             <w:r>
               <w:rPr>
                 <w:rStyle w:val="ae"/>
@@ -1373,7 +1661,7 @@
                 <w:noProof/>
                 <w:webHidden/>
               </w:rPr>
-              <w:instrText xml:space="preserve"> PAGEREF _Toc232186324 \h </w:instrText>
+              <w:instrText xml:space="preserve"> PAGEREF _Toc232616673 \h </w:instrText>
             </w:r>
             <w:r>
               <w:rPr>
@@ -1393,7 +1681,7 @@
                 <w:noProof/>
                 <w:webHidden/>
               </w:rPr>
-              <w:t>14</w:t>
+              <w:t>15</w:t>
             </w:r>
             <w:r>
               <w:rPr>
@@ -1408,13 +1696,15 @@
           <w:pPr>
             <w:pStyle w:val="24"/>
             <w:tabs>
-              <w:tab w:val="right" w:leader="dot" w:pos="9345"/>
+              <w:tab w:val="right" w:leader="dot" w:pos="9628"/>
             </w:tabs>
             <w:rPr>
+              <w:rFonts w:eastAsiaTheme="minorEastAsia"/>
               <w:noProof/>
+              <w:lang w:eastAsia="ru-RU"/>
             </w:rPr>
           </w:pPr>
-          <w:hyperlink w:anchor="_Toc232186325" w:history="1">
+          <w:hyperlink w:anchor="_Toc232616674" w:history="1">
             <w:r>
               <w:rPr>
                 <w:rStyle w:val="ae"/>
@@ -1441,7 +1731,7 @@
                 <w:noProof/>
                 <w:webHidden/>
               </w:rPr>
-              <w:instrText xml:space="preserve"> PAGEREF _Toc232186325 \h </w:instrText>
+              <w:instrText xml:space="preserve"> PAGEREF _Toc232616674 \h </w:instrText>
             </w:r>
             <w:r>
               <w:rPr>
@@ -1461,7 +1751,77 @@
                 <w:noProof/>
                 <w:webHidden/>
               </w:rPr>
-              <w:t>14</w:t>
+              <w:t>15</w:t>
+            </w:r>
+            <w:r>
+              <w:rPr>
+                <w:noProof/>
+                <w:webHidden/>
+              </w:rPr>
+              <w:fldChar w:fldCharType="end"/>
+            </w:r>
+          </w:hyperlink>
+        </w:p>
+        <w:p>
+          <w:pPr>
+            <w:pStyle w:val="12"/>
+            <w:tabs>
+              <w:tab w:val="right" w:leader="dot" w:pos="9628"/>
+            </w:tabs>
+            <w:rPr>
+              <w:rFonts w:eastAsiaTheme="minorEastAsia"/>
+              <w:noProof/>
+              <w:lang w:eastAsia="ru-RU"/>
+            </w:rPr>
+          </w:pPr>
+          <w:hyperlink w:anchor="_Toc232616675" w:history="1">
+            <w:r>
+              <w:rPr>
+                <w:rStyle w:val="ae"/>
+                <w:noProof/>
+              </w:rPr>
+              <w:t>5. СТРОКОВЫЙ ТИП ДАННЫХ</w:t>
+            </w:r>
+            <w:r>
+              <w:rPr>
+                <w:noProof/>
+                <w:webHidden/>
+              </w:rPr>
+              <w:tab/>
+            </w:r>
+            <w:r>
+              <w:rPr>
+                <w:noProof/>
+                <w:webHidden/>
+              </w:rPr>
+              <w:fldChar w:fldCharType="begin"/>
+            </w:r>
+            <w:r>
+              <w:rPr>
+                <w:noProof/>
+                <w:webHidden/>
+              </w:rPr>
+              <w:instrText xml:space="preserve"> PAGEREF _Toc232616675 \h </w:instrText>
+            </w:r>
+            <w:r>
+              <w:rPr>
+                <w:noProof/>
+                <w:webHidden/>
+              </w:rPr>
+            </w:r>
+            <w:r>
+              <w:rPr>
+                <w:noProof/>
+                <w:webHidden/>
+              </w:rPr>
+              <w:fldChar w:fldCharType="separate"/>
+            </w:r>
+            <w:r>
+              <w:rPr>
+                <w:noProof/>
+                <w:webHidden/>
+              </w:rPr>
+              <w:t>15</w:t>
             </w:r>
             <w:r>
               <w:rPr>
@@ -1476,19 +1836,21 @@
           <w:pPr>
             <w:pStyle w:val="24"/>
             <w:tabs>
-              <w:tab w:val="right" w:leader="dot" w:pos="9345"/>
+              <w:tab w:val="right" w:leader="dot" w:pos="9628"/>
             </w:tabs>
             <w:rPr>
+              <w:rFonts w:eastAsiaTheme="minorEastAsia"/>
               <w:noProof/>
+              <w:lang w:eastAsia="ru-RU"/>
             </w:rPr>
           </w:pPr>
-          <w:hyperlink w:anchor="_Toc232186326" w:history="1">
+          <w:hyperlink w:anchor="_Toc232616676" w:history="1">
             <w:r>
               <w:rPr>
                 <w:rStyle w:val="ae"/>
                 <w:noProof/>
               </w:rPr>
-              <w:t>5.1 строки:</w:t>
+              <w:t>5.1 Индексация:</w:t>
             </w:r>
             <w:r>
               <w:rPr>
@@ -1509,7 +1871,7 @@
                 <w:noProof/>
                 <w:webHidden/>
               </w:rPr>
-              <w:instrText xml:space="preserve"> PAGEREF _Toc232186326 \h </w:instrText>
+              <w:instrText xml:space="preserve"> PAGEREF _Toc232616676 \h </w:instrText>
             </w:r>
             <w:r>
               <w:rPr>
@@ -1529,7 +1891,7 @@
                 <w:noProof/>
                 <w:webHidden/>
               </w:rPr>
-              <w:t>14</w:t>
+              <w:t>15</w:t>
             </w:r>
             <w:r>
               <w:rPr>
@@ -1544,13 +1906,15 @@
           <w:pPr>
             <w:pStyle w:val="24"/>
             <w:tabs>
-              <w:tab w:val="right" w:leader="dot" w:pos="9345"/>
+              <w:tab w:val="right" w:leader="dot" w:pos="9628"/>
             </w:tabs>
             <w:rPr>
+              <w:rFonts w:eastAsiaTheme="minorEastAsia"/>
               <w:noProof/>
+              <w:lang w:eastAsia="ru-RU"/>
             </w:rPr>
           </w:pPr>
-          <w:hyperlink w:anchor="_Toc232186327" w:history="1">
+          <w:hyperlink w:anchor="_Toc232616677" w:history="1">
             <w:r>
               <w:rPr>
                 <w:rStyle w:val="ae"/>
@@ -1577,7 +1941,7 @@
                 <w:noProof/>
                 <w:webHidden/>
               </w:rPr>
-              <w:instrText xml:space="preserve"> PAGEREF _Toc232186327 \h </w:instrText>
+              <w:instrText xml:space="preserve"> PAGEREF _Toc232616677 \h </w:instrText>
             </w:r>
             <w:r>
               <w:rPr>
@@ -1597,7 +1961,365 @@
                 <w:noProof/>
                 <w:webHidden/>
               </w:rPr>
-              <w:t>15</w:t>
+              <w:t>16</w:t>
+            </w:r>
+            <w:r>
+              <w:rPr>
+                <w:noProof/>
+                <w:webHidden/>
+              </w:rPr>
+              <w:fldChar w:fldCharType="end"/>
+            </w:r>
+          </w:hyperlink>
+        </w:p>
+        <w:p>
+          <w:pPr>
+            <w:pStyle w:val="24"/>
+            <w:tabs>
+              <w:tab w:val="right" w:leader="dot" w:pos="9628"/>
+            </w:tabs>
+            <w:rPr>
+              <w:rFonts w:eastAsiaTheme="minorEastAsia"/>
+              <w:noProof/>
+              <w:lang w:eastAsia="ru-RU"/>
+            </w:rPr>
+          </w:pPr>
+          <w:hyperlink w:anchor="_Toc232616678" w:history="1">
+            <w:r>
+              <w:rPr>
+                <w:rStyle w:val="ae"/>
+                <w:noProof/>
+              </w:rPr>
+              <w:t>5.3 Методы строк №1:</w:t>
+            </w:r>
+            <w:r>
+              <w:rPr>
+                <w:noProof/>
+                <w:webHidden/>
+              </w:rPr>
+              <w:tab/>
+            </w:r>
+            <w:r>
+              <w:rPr>
+                <w:noProof/>
+                <w:webHidden/>
+              </w:rPr>
+              <w:fldChar w:fldCharType="begin"/>
+            </w:r>
+            <w:r>
+              <w:rPr>
+                <w:noProof/>
+                <w:webHidden/>
+              </w:rPr>
+              <w:instrText xml:space="preserve"> PAGEREF _Toc232616678 \h </w:instrText>
+            </w:r>
+            <w:r>
+              <w:rPr>
+                <w:noProof/>
+                <w:webHidden/>
+              </w:rPr>
+            </w:r>
+            <w:r>
+              <w:rPr>
+                <w:noProof/>
+                <w:webHidden/>
+              </w:rPr>
+              <w:fldChar w:fldCharType="separate"/>
+            </w:r>
+            <w:r>
+              <w:rPr>
+                <w:noProof/>
+                <w:webHidden/>
+              </w:rPr>
+              <w:t>17</w:t>
+            </w:r>
+            <w:r>
+              <w:rPr>
+                <w:noProof/>
+                <w:webHidden/>
+              </w:rPr>
+              <w:fldChar w:fldCharType="end"/>
+            </w:r>
+          </w:hyperlink>
+        </w:p>
+        <w:p>
+          <w:pPr>
+            <w:pStyle w:val="24"/>
+            <w:tabs>
+              <w:tab w:val="right" w:leader="dot" w:pos="9628"/>
+            </w:tabs>
+            <w:rPr>
+              <w:rFonts w:eastAsiaTheme="minorEastAsia"/>
+              <w:noProof/>
+              <w:lang w:eastAsia="ru-RU"/>
+            </w:rPr>
+          </w:pPr>
+          <w:hyperlink w:anchor="_Toc232616679" w:history="1">
+            <w:r>
+              <w:rPr>
+                <w:rStyle w:val="ae"/>
+                <w:noProof/>
+              </w:rPr>
+              <w:t>5.4 Методы строк №2:</w:t>
+            </w:r>
+            <w:r>
+              <w:rPr>
+                <w:noProof/>
+                <w:webHidden/>
+              </w:rPr>
+              <w:tab/>
+            </w:r>
+            <w:r>
+              <w:rPr>
+                <w:noProof/>
+                <w:webHidden/>
+              </w:rPr>
+              <w:fldChar w:fldCharType="begin"/>
+            </w:r>
+            <w:r>
+              <w:rPr>
+                <w:noProof/>
+                <w:webHidden/>
+              </w:rPr>
+              <w:instrText xml:space="preserve"> PAGEREF _Toc232616679 \h </w:instrText>
+            </w:r>
+            <w:r>
+              <w:rPr>
+                <w:noProof/>
+                <w:webHidden/>
+              </w:rPr>
+            </w:r>
+            <w:r>
+              <w:rPr>
+                <w:noProof/>
+                <w:webHidden/>
+              </w:rPr>
+              <w:fldChar w:fldCharType="separate"/>
+            </w:r>
+            <w:r>
+              <w:rPr>
+                <w:noProof/>
+                <w:webHidden/>
+              </w:rPr>
+              <w:t>17</w:t>
+            </w:r>
+            <w:r>
+              <w:rPr>
+                <w:noProof/>
+                <w:webHidden/>
+              </w:rPr>
+              <w:fldChar w:fldCharType="end"/>
+            </w:r>
+          </w:hyperlink>
+        </w:p>
+        <w:p>
+          <w:pPr>
+            <w:pStyle w:val="24"/>
+            <w:tabs>
+              <w:tab w:val="right" w:leader="dot" w:pos="9628"/>
+            </w:tabs>
+            <w:rPr>
+              <w:rFonts w:eastAsiaTheme="minorEastAsia"/>
+              <w:noProof/>
+              <w:lang w:eastAsia="ru-RU"/>
+            </w:rPr>
+          </w:pPr>
+          <w:hyperlink w:anchor="_Toc232616680" w:history="1">
+            <w:r>
+              <w:rPr>
+                <w:rStyle w:val="ae"/>
+                <w:noProof/>
+                <w:lang w:val="en-US"/>
+              </w:rPr>
+              <w:t xml:space="preserve">5.5 </w:t>
+            </w:r>
+            <w:r>
+              <w:rPr>
+                <w:rStyle w:val="ae"/>
+                <w:noProof/>
+              </w:rPr>
+              <w:t>Методы строк №3:</w:t>
+            </w:r>
+            <w:r>
+              <w:rPr>
+                <w:noProof/>
+                <w:webHidden/>
+              </w:rPr>
+              <w:tab/>
+            </w:r>
+            <w:r>
+              <w:rPr>
+                <w:noProof/>
+                <w:webHidden/>
+              </w:rPr>
+              <w:fldChar w:fldCharType="begin"/>
+            </w:r>
+            <w:r>
+              <w:rPr>
+                <w:noProof/>
+                <w:webHidden/>
+              </w:rPr>
+              <w:instrText xml:space="preserve"> PAGEREF _Toc232616680 \h </w:instrText>
+            </w:r>
+            <w:r>
+              <w:rPr>
+                <w:noProof/>
+                <w:webHidden/>
+              </w:rPr>
+            </w:r>
+            <w:r>
+              <w:rPr>
+                <w:noProof/>
+                <w:webHidden/>
+              </w:rPr>
+              <w:fldChar w:fldCharType="separate"/>
+            </w:r>
+            <w:r>
+              <w:rPr>
+                <w:noProof/>
+                <w:webHidden/>
+              </w:rPr>
+              <w:t>18</w:t>
+            </w:r>
+            <w:r>
+              <w:rPr>
+                <w:noProof/>
+                <w:webHidden/>
+              </w:rPr>
+              <w:fldChar w:fldCharType="end"/>
+            </w:r>
+          </w:hyperlink>
+        </w:p>
+        <w:p>
+          <w:pPr>
+            <w:pStyle w:val="24"/>
+            <w:tabs>
+              <w:tab w:val="right" w:leader="dot" w:pos="9628"/>
+            </w:tabs>
+            <w:rPr>
+              <w:rFonts w:eastAsiaTheme="minorEastAsia"/>
+              <w:noProof/>
+              <w:lang w:eastAsia="ru-RU"/>
+            </w:rPr>
+          </w:pPr>
+          <w:hyperlink w:anchor="_Toc232616681" w:history="1">
+            <w:r>
+              <w:rPr>
+                <w:rStyle w:val="ae"/>
+                <w:noProof/>
+              </w:rPr>
+              <w:t>5.6 Форматирование строк:</w:t>
+            </w:r>
+            <w:r>
+              <w:rPr>
+                <w:noProof/>
+                <w:webHidden/>
+              </w:rPr>
+              <w:tab/>
+            </w:r>
+            <w:r>
+              <w:rPr>
+                <w:noProof/>
+                <w:webHidden/>
+              </w:rPr>
+              <w:fldChar w:fldCharType="begin"/>
+            </w:r>
+            <w:r>
+              <w:rPr>
+                <w:noProof/>
+                <w:webHidden/>
+              </w:rPr>
+              <w:instrText xml:space="preserve"> PAGEREF _Toc232616681 \h </w:instrText>
+            </w:r>
+            <w:r>
+              <w:rPr>
+                <w:noProof/>
+                <w:webHidden/>
+              </w:rPr>
+            </w:r>
+            <w:r>
+              <w:rPr>
+                <w:noProof/>
+                <w:webHidden/>
+              </w:rPr>
+              <w:fldChar w:fldCharType="separate"/>
+            </w:r>
+            <w:r>
+              <w:rPr>
+                <w:noProof/>
+                <w:webHidden/>
+              </w:rPr>
+              <w:t>18</w:t>
+            </w:r>
+            <w:r>
+              <w:rPr>
+                <w:noProof/>
+                <w:webHidden/>
+              </w:rPr>
+              <w:fldChar w:fldCharType="end"/>
+            </w:r>
+          </w:hyperlink>
+        </w:p>
+        <w:p>
+          <w:pPr>
+            <w:pStyle w:val="24"/>
+            <w:tabs>
+              <w:tab w:val="right" w:leader="dot" w:pos="9628"/>
+            </w:tabs>
+            <w:rPr>
+              <w:rFonts w:eastAsiaTheme="minorEastAsia"/>
+              <w:noProof/>
+              <w:lang w:eastAsia="ru-RU"/>
+            </w:rPr>
+          </w:pPr>
+          <w:hyperlink w:anchor="_Toc232616682" w:history="1">
+            <w:r>
+              <w:rPr>
+                <w:rStyle w:val="ae"/>
+                <w:noProof/>
+              </w:rPr>
+              <w:t>5.7 Строки в памяти компьютера и таблица Unicode:</w:t>
+            </w:r>
+            <w:r>
+              <w:rPr>
+                <w:noProof/>
+                <w:webHidden/>
+              </w:rPr>
+              <w:tab/>
+            </w:r>
+            <w:r>
+              <w:rPr>
+                <w:noProof/>
+                <w:webHidden/>
+              </w:rPr>
+              <w:fldChar w:fldCharType="begin"/>
+            </w:r>
+            <w:r>
+              <w:rPr>
+                <w:noProof/>
+                <w:webHidden/>
+              </w:rPr>
+              <w:instrText xml:space="preserve"> PAGEREF _Toc232616682 \h </w:instrText>
+            </w:r>
+            <w:r>
+              <w:rPr>
+                <w:noProof/>
+                <w:webHidden/>
+              </w:rPr>
+            </w:r>
+            <w:r>
+              <w:rPr>
+                <w:noProof/>
+                <w:webHidden/>
+              </w:rPr>
+              <w:fldChar w:fldCharType="separate"/>
+            </w:r>
+            <w:r>
+              <w:rPr>
+                <w:noProof/>
+                <w:webHidden/>
+              </w:rPr>
+              <w:t>19</w:t>
             </w:r>
             <w:r>
               <w:rPr>
@@ -1633,10 +2355,12 @@
         <w:pStyle w:val="11"/>
         <w:spacing w:after="120"/>
       </w:pPr>
+      <w:bookmarkStart w:id="0" w:name="_Toc232616651"/>
       <w:r>
         <w:lastRenderedPageBreak/>
         <w:t>ГЛОСАРИЙ</w:t>
       </w:r>
+      <w:bookmarkEnd w:id="0"/>
     </w:p>
     <w:p>
       <w:pPr>
@@ -1644,22 +2368,22 @@
         <w:spacing w:after="120"/>
         <w:jc w:val="left"/>
       </w:pPr>
-      <w:bookmarkStart w:id="0" w:name="_Toc232186306"/>
+      <w:bookmarkStart w:id="1" w:name="_Toc232616652"/>
       <w:r>
         <w:t>1. ВВОД И ВЫВОД ДАННЫХ</w:t>
       </w:r>
-      <w:bookmarkEnd w:id="0"/>
+      <w:bookmarkEnd w:id="1"/>
     </w:p>
     <w:p>
       <w:pPr>
         <w:pStyle w:val="31"/>
         <w:spacing w:after="120"/>
       </w:pPr>
-      <w:bookmarkStart w:id="1" w:name="_Toc232186307"/>
+      <w:bookmarkStart w:id="2" w:name="_Toc232616653"/>
       <w:r>
         <w:t>1.1 Введение в программирование:</w:t>
       </w:r>
-      <w:bookmarkEnd w:id="1"/>
+      <w:bookmarkEnd w:id="2"/>
     </w:p>
     <w:p>
       <w:pPr>
@@ -2321,7 +3045,7 @@
       <w:pPr>
         <w:pStyle w:val="41"/>
       </w:pPr>
-      <w:bookmarkStart w:id="2" w:name="_Toc232186308"/>
+      <w:bookmarkStart w:id="3" w:name="_Toc232616654"/>
       <w:r>
         <w:t>1.2 </w:t>
       </w:r>
@@ -2331,7 +3055,7 @@
       <w:r>
         <w:t>вод-вывод данных, переменные:</w:t>
       </w:r>
-      <w:bookmarkEnd w:id="2"/>
+      <w:bookmarkEnd w:id="3"/>
     </w:p>
     <w:p>
       <w:pPr>
@@ -2738,7 +3462,7 @@
       <w:pPr>
         <w:pStyle w:val="41"/>
       </w:pPr>
-      <w:bookmarkStart w:id="3" w:name="_Toc232186309"/>
+      <w:bookmarkStart w:id="4" w:name="_Toc232616655"/>
       <w:r>
         <w:t>1.3 </w:t>
       </w:r>
@@ -2764,7 +3488,7 @@
       <w:r>
         <w:t>, PEP 8:</w:t>
       </w:r>
-      <w:bookmarkEnd w:id="3"/>
+      <w:bookmarkEnd w:id="4"/>
     </w:p>
     <w:p>
       <w:pPr>
@@ -4049,7 +4773,7 @@
       <w:pPr>
         <w:pStyle w:val="41"/>
       </w:pPr>
-      <w:bookmarkStart w:id="4" w:name="_Toc232186310"/>
+      <w:bookmarkStart w:id="5" w:name="_Toc232616656"/>
       <w:r>
         <w:t>1.4 </w:t>
       </w:r>
@@ -4059,7 +4783,7 @@
       <w:r>
         <w:t>абота с целыми числами №1:</w:t>
       </w:r>
-      <w:bookmarkEnd w:id="4"/>
+      <w:bookmarkEnd w:id="5"/>
     </w:p>
     <w:p>
       <w:pPr>
@@ -4747,7 +5471,7 @@
       <w:pPr>
         <w:pStyle w:val="41"/>
       </w:pPr>
-      <w:bookmarkStart w:id="5" w:name="_Toc232186311"/>
+      <w:bookmarkStart w:id="6" w:name="_Toc232616657"/>
       <w:r>
         <w:t>1.5 </w:t>
       </w:r>
@@ -4757,7 +5481,7 @@
       <w:r>
         <w:t>абота с целыми числами №2:</w:t>
       </w:r>
-      <w:bookmarkEnd w:id="5"/>
+      <w:bookmarkEnd w:id="6"/>
     </w:p>
     <w:p>
       <w:pPr>
@@ -5819,15 +6543,17 @@
         <w:pStyle w:val="23"/>
         <w:jc w:val="left"/>
       </w:pPr>
+      <w:bookmarkStart w:id="7" w:name="_Toc232616658"/>
       <w:r>
         <w:t>2. УСЛОВНЫЙ ОПЕРАТОР</w:t>
       </w:r>
+      <w:bookmarkEnd w:id="7"/>
     </w:p>
     <w:p>
       <w:pPr>
         <w:pStyle w:val="41"/>
       </w:pPr>
-      <w:bookmarkStart w:id="6" w:name="_Toc232186312"/>
+      <w:bookmarkStart w:id="8" w:name="_Toc232616659"/>
       <w:r>
         <w:t>2.1 </w:t>
       </w:r>
@@ -5837,7 +6563,7 @@
       <w:r>
         <w:t>словный оператор:</w:t>
       </w:r>
-      <w:bookmarkEnd w:id="6"/>
+      <w:bookmarkEnd w:id="8"/>
     </w:p>
     <w:p>
       <w:pPr>
@@ -6963,7 +7689,7 @@
       <w:pPr>
         <w:pStyle w:val="41"/>
       </w:pPr>
-      <w:bookmarkStart w:id="7" w:name="_Toc232186313"/>
+      <w:bookmarkStart w:id="9" w:name="_Toc232616660"/>
       <w:r>
         <w:t>2.2 </w:t>
       </w:r>
@@ -6973,7 +7699,7 @@
       <w:r>
         <w:t>огические операторы:</w:t>
       </w:r>
-      <w:bookmarkEnd w:id="7"/>
+      <w:bookmarkEnd w:id="9"/>
     </w:p>
     <w:p>
       <w:pPr>
@@ -8702,7 +9428,7 @@
       <w:pPr>
         <w:pStyle w:val="41"/>
       </w:pPr>
-      <w:bookmarkStart w:id="8" w:name="_Toc232186314"/>
+      <w:bookmarkStart w:id="10" w:name="_Toc232616661"/>
       <w:r>
         <w:lastRenderedPageBreak/>
         <w:t>2.3 </w:t>
@@ -8713,7 +9439,7 @@
       <w:r>
         <w:t>:</w:t>
       </w:r>
-      <w:bookmarkEnd w:id="8"/>
+      <w:bookmarkEnd w:id="10"/>
     </w:p>
     <w:p>
       <w:pPr>
@@ -9068,15 +9794,17 @@
         <w:pStyle w:val="23"/>
         <w:jc w:val="left"/>
       </w:pPr>
+      <w:bookmarkStart w:id="11" w:name="_Toc232616662"/>
       <w:r>
         <w:t>3. ТИПЫ ДАННЫХ</w:t>
       </w:r>
+      <w:bookmarkEnd w:id="11"/>
     </w:p>
     <w:p>
       <w:pPr>
         <w:pStyle w:val="41"/>
       </w:pPr>
-      <w:bookmarkStart w:id="9" w:name="_Toc232186315"/>
+      <w:bookmarkStart w:id="12" w:name="_Toc232616663"/>
       <w:r>
         <w:t>3.1 </w:t>
       </w:r>
@@ -9086,7 +9814,7 @@
       <w:r>
         <w:t>исловые типы данных:</w:t>
       </w:r>
-      <w:bookmarkEnd w:id="9"/>
+      <w:bookmarkEnd w:id="12"/>
     </w:p>
     <w:p>
       <w:pPr>
@@ -9991,7 +10719,7 @@
       <w:pPr>
         <w:pStyle w:val="41"/>
       </w:pPr>
-      <w:bookmarkStart w:id="10" w:name="_Toc232186316"/>
+      <w:bookmarkStart w:id="13" w:name="_Toc232616664"/>
       <w:r>
         <w:t>3.2</w:t>
       </w:r>
@@ -10001,7 +10729,7 @@
       <w:r>
         <w:t>троковый тип данных:</w:t>
       </w:r>
-      <w:bookmarkEnd w:id="10"/>
+      <w:bookmarkEnd w:id="13"/>
     </w:p>
     <w:p>
       <w:pPr>
@@ -10436,7 +11164,7 @@
       <w:pPr>
         <w:pStyle w:val="41"/>
       </w:pPr>
-      <w:bookmarkStart w:id="11" w:name="_Toc232186317"/>
+      <w:bookmarkStart w:id="14" w:name="_Toc232616665"/>
       <w:r>
         <w:t>3.3 </w:t>
       </w:r>
@@ -10456,7 +11184,7 @@
       <w:r>
         <w:t>:</w:t>
       </w:r>
-      <w:bookmarkEnd w:id="11"/>
+      <w:bookmarkEnd w:id="14"/>
     </w:p>
     <w:p>
       <w:pPr>
@@ -12729,7 +13457,7 @@
           <w:lang w:val="en-US"/>
         </w:rPr>
       </w:pPr>
-      <w:bookmarkStart w:id="12" w:name="_Toc232186318"/>
+      <w:bookmarkStart w:id="15" w:name="_Toc232616666"/>
       <w:r>
         <w:t xml:space="preserve">4. ЦИКЛЫ </w:t>
       </w:r>
@@ -12748,11 +13476,13 @@
         </w:rPr>
         <w:t>WHILE</w:t>
       </w:r>
+      <w:bookmarkEnd w:id="15"/>
     </w:p>
     <w:p>
       <w:pPr>
         <w:pStyle w:val="41"/>
       </w:pPr>
+      <w:bookmarkStart w:id="16" w:name="_Toc232616667"/>
       <w:r>
         <w:t>4.1 цикл </w:t>
       </w:r>
@@ -12764,7 +13494,7 @@
       <w:r>
         <w:t>:</w:t>
       </w:r>
-      <w:bookmarkEnd w:id="12"/>
+      <w:bookmarkEnd w:id="16"/>
     </w:p>
     <w:p>
       <w:pPr>
@@ -13095,7 +13825,7 @@
       <w:pPr>
         <w:pStyle w:val="41"/>
       </w:pPr>
-      <w:bookmarkStart w:id="13" w:name="_Toc232186319"/>
+      <w:bookmarkStart w:id="17" w:name="_Toc232616668"/>
       <w:r>
         <w:t>4.2 цикл </w:t>
       </w:r>
@@ -13115,7 +13845,7 @@
       <w:r>
         <w:t>:</w:t>
       </w:r>
-      <w:bookmarkEnd w:id="13"/>
+      <w:bookmarkEnd w:id="17"/>
     </w:p>
     <w:p>
       <w:pPr>
@@ -13346,11 +14076,11 @@
       <w:pPr>
         <w:pStyle w:val="41"/>
       </w:pPr>
-      <w:bookmarkStart w:id="14" w:name="_Toc232186320"/>
+      <w:bookmarkStart w:id="18" w:name="_Toc232616669"/>
       <w:r>
         <w:t>4.3 частые сценарии:</w:t>
       </w:r>
-      <w:bookmarkEnd w:id="14"/>
+      <w:bookmarkEnd w:id="18"/>
     </w:p>
     <w:p>
       <w:pPr>
@@ -14517,7 +15247,7 @@
       <w:pPr>
         <w:pStyle w:val="41"/>
       </w:pPr>
-      <w:bookmarkStart w:id="15" w:name="_Toc232186321"/>
+      <w:bookmarkStart w:id="19" w:name="_Toc232616670"/>
       <w:r>
         <w:t>4.4 цикл </w:t>
       </w:r>
@@ -14529,7 +15259,7 @@
       <w:r>
         <w:t>:</w:t>
       </w:r>
-      <w:bookmarkEnd w:id="15"/>
+      <w:bookmarkEnd w:id="19"/>
     </w:p>
     <w:p>
       <w:pPr>
@@ -14947,11 +15677,11 @@
       <w:pPr>
         <w:pStyle w:val="41"/>
       </w:pPr>
-      <w:bookmarkStart w:id="16" w:name="_Toc232186322"/>
+      <w:bookmarkStart w:id="20" w:name="_Toc232616671"/>
       <w:r>
         <w:t>4.5 обработка цифр числа:</w:t>
       </w:r>
-      <w:bookmarkEnd w:id="16"/>
+      <w:bookmarkEnd w:id="20"/>
     </w:p>
     <w:p>
       <w:pPr>
@@ -15919,14 +16649,14 @@
           <w:lang w:val="en-US"/>
         </w:rPr>
       </w:pPr>
-      <w:bookmarkStart w:id="17" w:name="_Toc232186323"/>
+      <w:bookmarkStart w:id="21" w:name="_Toc232616672"/>
       <w:r>
         <w:rPr>
           <w:lang w:val="en-US"/>
         </w:rPr>
         <w:t>4.6 break, continue, else:</w:t>
       </w:r>
-      <w:bookmarkEnd w:id="17"/>
+      <w:bookmarkEnd w:id="21"/>
     </w:p>
     <w:p>
       <w:pPr>
@@ -16409,11 +17139,11 @@
       <w:pPr>
         <w:pStyle w:val="41"/>
       </w:pPr>
-      <w:bookmarkStart w:id="18" w:name="_Toc232186324"/>
+      <w:bookmarkStart w:id="22" w:name="_Toc232616673"/>
       <w:r>
         <w:t>4.7 ревью кода:</w:t>
       </w:r>
-      <w:bookmarkEnd w:id="18"/>
+      <w:bookmarkEnd w:id="22"/>
     </w:p>
     <w:p>
       <w:pPr>
@@ -16551,11 +17281,11 @@
       <w:pPr>
         <w:pStyle w:val="41"/>
       </w:pPr>
-      <w:bookmarkStart w:id="19" w:name="_Toc232186325"/>
+      <w:bookmarkStart w:id="23" w:name="_Toc232616674"/>
       <w:r>
         <w:t>4.8 вложенные циклы:</w:t>
       </w:r>
-      <w:bookmarkEnd w:id="19"/>
+      <w:bookmarkEnd w:id="23"/>
     </w:p>
     <w:p>
       <w:pPr>
@@ -16808,18 +17538,20 @@
         <w:pStyle w:val="23"/>
         <w:jc w:val="left"/>
       </w:pPr>
+      <w:bookmarkStart w:id="24" w:name="_Toc232616675"/>
       <w:r>
         <w:t xml:space="preserve">5. </w:t>
       </w:r>
       <w:r>
         <w:t>СТРОКОВЫЙ ТИП ДАННЫХ</w:t>
       </w:r>
+      <w:bookmarkEnd w:id="24"/>
     </w:p>
     <w:p>
       <w:pPr>
         <w:pStyle w:val="41"/>
       </w:pPr>
-      <w:bookmarkStart w:id="20" w:name="_Toc232186326"/>
+      <w:bookmarkStart w:id="25" w:name="_Toc232616676"/>
       <w:r>
         <w:t>5.1 </w:t>
       </w:r>
@@ -16829,7 +17561,7 @@
       <w:r>
         <w:t>:</w:t>
       </w:r>
-      <w:bookmarkEnd w:id="20"/>
+      <w:bookmarkEnd w:id="25"/>
     </w:p>
     <w:p>
       <w:pPr>
@@ -17494,14 +18226,14 @@
       <w:pPr>
         <w:pStyle w:val="41"/>
       </w:pPr>
-      <w:bookmarkStart w:id="21" w:name="_Toc232186327"/>
+      <w:bookmarkStart w:id="26" w:name="_Toc232616677"/>
       <w:r>
         <w:t xml:space="preserve">5.2 </w:t>
       </w:r>
       <w:r>
         <w:t>Срезы:</w:t>
       </w:r>
-      <w:bookmarkEnd w:id="21"/>
+      <w:bookmarkEnd w:id="26"/>
     </w:p>
     <w:p>
       <w:pPr>
@@ -17790,12 +18522,14 @@
       <w:pPr>
         <w:pStyle w:val="41"/>
       </w:pPr>
+      <w:bookmarkStart w:id="27" w:name="_Toc232616678"/>
       <w:r>
         <w:t>5.3</w:t>
       </w:r>
       <w:r>
         <w:t xml:space="preserve"> Методы строк №1:</w:t>
       </w:r>
+      <w:bookmarkEnd w:id="27"/>
     </w:p>
     <w:p>
       <w:pPr>
@@ -18241,6 +18975,7 @@
       <w:pPr>
         <w:pStyle w:val="41"/>
       </w:pPr>
+      <w:bookmarkStart w:id="28" w:name="_Toc232616679"/>
       <w:r>
         <w:t xml:space="preserve">5.4 </w:t>
       </w:r>
@@ -18253,6 +18988,7 @@
       <w:r>
         <w:t>:</w:t>
       </w:r>
+      <w:bookmarkEnd w:id="28"/>
     </w:p>
     <w:p>
       <w:pPr>
@@ -19985,10 +20721,8 @@
       <w:pPr>
         <w:pStyle w:val="41"/>
       </w:pPr>
-      <w:r>
-        <w:rPr>
-          <w:lang w:val="en-US"/>
-        </w:rPr>
+      <w:bookmarkStart w:id="29" w:name="_Toc232616680"/>
+      <w:r>
         <w:t xml:space="preserve">5.5 </w:t>
       </w:r>
       <w:r>
@@ -20000,6 +20734,7 @@
       <w:r>
         <w:t>:</w:t>
       </w:r>
+      <w:bookmarkEnd w:id="29"/>
     </w:p>
     <w:p>
       <w:pPr>
@@ -20487,6 +21222,7 @@
       <w:pPr>
         <w:pStyle w:val="41"/>
       </w:pPr>
+      <w:bookmarkStart w:id="30" w:name="_Toc232616681"/>
       <w:r>
         <w:t xml:space="preserve">5.6 </w:t>
       </w:r>
@@ -20505,6 +21241,7 @@
       <w:r>
         <w:t>:</w:t>
       </w:r>
+      <w:bookmarkEnd w:id="30"/>
     </w:p>
     <w:p>
       <w:pPr>
@@ -20626,7 +21363,6 @@
         <w:spacing w:after="80"/>
         <w:rPr>
           <w:rFonts w:ascii="Times New Roman" w:hAnsi="Times New Roman" w:cs="Times New Roman"/>
-          <w:lang w:val="en-US"/>
         </w:rPr>
       </w:pPr>
       <w:r>
@@ -20651,6 +21387,7 @@
           <w:rFonts w:eastAsiaTheme="minorHAnsi"/>
         </w:rPr>
       </w:pPr>
+      <w:bookmarkStart w:id="31" w:name="_Toc232616682"/>
       <w:r>
         <w:t xml:space="preserve">5.7 </w:t>
       </w:r>
@@ -20692,6 +21429,7 @@
       <w:r>
         <w:t>:</w:t>
       </w:r>
+      <w:bookmarkEnd w:id="31"/>
     </w:p>
     <w:p>
       <w:pPr>
@@ -20700,6 +21438,48 @@
           <w:rFonts w:ascii="Times New Roman" w:hAnsi="Times New Roman" w:cs="Times New Roman"/>
         </w:rPr>
       </w:pPr>
+      <w:r>
+        <w:rPr>
+          <w:rFonts w:ascii="Times New Roman" w:hAnsi="Times New Roman" w:cs="Times New Roman"/>
+          <w:b/>
+          <w:bCs/>
+        </w:rPr>
+        <w:t>Таблица символов</w:t>
+      </w:r>
+      <w:r>
+        <w:rPr>
+          <w:rFonts w:ascii="Times New Roman" w:hAnsi="Times New Roman" w:cs="Times New Roman"/>
+        </w:rPr>
+        <w:t> </w:t>
+      </w:r>
+      <w:r>
+        <w:rPr>
+          <w:rFonts w:ascii="Times New Roman" w:hAnsi="Times New Roman" w:cs="Times New Roman"/>
+          <w:b/>
+          <w:bCs/>
+        </w:rPr>
+        <w:t>ASCII</w:t>
+      </w:r>
+      <w:r>
+        <w:rPr>
+          <w:rFonts w:ascii="Times New Roman" w:hAnsi="Times New Roman" w:cs="Times New Roman"/>
+        </w:rPr>
+        <w:t> представляет собой набор из </w:t>
+      </w:r>
+      <m:oMath>
+        <m:r>
+          <w:rPr>
+            <w:rFonts w:ascii="Cambria Math" w:hAnsi="Cambria Math" w:cs="Times New Roman"/>
+          </w:rPr>
+          <m:t>128</m:t>
+        </m:r>
+      </m:oMath>
+      <w:r>
+        <w:rPr>
+          <w:rFonts w:ascii="Times New Roman" w:hAnsi="Times New Roman" w:cs="Times New Roman"/>
+        </w:rPr>
+        <w:t> цифровых кодов, которые обозначают английские буквы, различные знаки препинания и другие символы.</w:t>
+      </w:r>
     </w:p>
     <w:p>
       <w:pPr>
@@ -20708,6 +21488,30 @@
           <w:rFonts w:ascii="Times New Roman" w:hAnsi="Times New Roman" w:cs="Times New Roman"/>
         </w:rPr>
       </w:pPr>
+      <w:r>
+        <w:rPr>
+          <w:rFonts w:ascii="Times New Roman" w:hAnsi="Times New Roman" w:cs="Times New Roman"/>
+          <w:b/>
+          <w:bCs/>
+        </w:rPr>
+        <w:t xml:space="preserve">Таблица символов </w:t>
+      </w:r>
+      <w:proofErr w:type="spellStart"/>
+      <w:r>
+        <w:rPr>
+          <w:rFonts w:ascii="Times New Roman" w:hAnsi="Times New Roman" w:cs="Times New Roman"/>
+          <w:b/>
+          <w:bCs/>
+        </w:rPr>
+        <w:t>Unicode</w:t>
+      </w:r>
+      <w:proofErr w:type="spellEnd"/>
+      <w:r>
+        <w:rPr>
+          <w:rFonts w:ascii="Times New Roman" w:hAnsi="Times New Roman" w:cs="Times New Roman"/>
+        </w:rPr>
+        <w:t> представляет собой набор цифровых символов, которые включают в себя знаки почти всех письменных языков мира.</w:t>
+      </w:r>
     </w:p>
     <w:p>
       <w:pPr>
@@ -20716,6 +21520,2765 @@
           <w:rFonts w:ascii="Times New Roman" w:hAnsi="Times New Roman" w:cs="Times New Roman"/>
         </w:rPr>
       </w:pPr>
+      <w:r>
+        <w:rPr>
+          <w:rFonts w:ascii="Times New Roman" w:hAnsi="Times New Roman" w:cs="Times New Roman"/>
+          <w:b/>
+          <w:bCs/>
+        </w:rPr>
+        <w:t>Функция </w:t>
+      </w:r>
+      <w:proofErr w:type="spellStart"/>
+      <w:proofErr w:type="gramStart"/>
+      <w:r>
+        <w:rPr>
+          <w:rFonts w:ascii="Times New Roman" w:hAnsi="Times New Roman" w:cs="Times New Roman"/>
+          <w:b/>
+          <w:bCs/>
+        </w:rPr>
+        <w:t>ord</w:t>
+      </w:r>
+      <w:proofErr w:type="spellEnd"/>
+      <w:r>
+        <w:rPr>
+          <w:rFonts w:ascii="Times New Roman" w:hAnsi="Times New Roman" w:cs="Times New Roman"/>
+          <w:b/>
+          <w:bCs/>
+        </w:rPr>
+        <w:t>(</w:t>
+      </w:r>
+      <w:proofErr w:type="gramEnd"/>
+      <w:r>
+        <w:rPr>
+          <w:rFonts w:ascii="Times New Roman" w:hAnsi="Times New Roman" w:cs="Times New Roman"/>
+          <w:b/>
+          <w:bCs/>
+        </w:rPr>
+        <w:t>)</w:t>
+      </w:r>
+      <w:r>
+        <w:rPr>
+          <w:rFonts w:ascii="Times New Roman" w:hAnsi="Times New Roman" w:cs="Times New Roman"/>
+        </w:rPr>
+        <w:t xml:space="preserve"> позволяет определить код некоторого символа в таблице символов </w:t>
+      </w:r>
+      <w:proofErr w:type="spellStart"/>
+      <w:r>
+        <w:rPr>
+          <w:rFonts w:ascii="Times New Roman" w:hAnsi="Times New Roman" w:cs="Times New Roman"/>
+        </w:rPr>
+        <w:t>Unicode</w:t>
+      </w:r>
+      <w:proofErr w:type="spellEnd"/>
+      <w:r>
+        <w:rPr>
+          <w:rFonts w:ascii="Times New Roman" w:hAnsi="Times New Roman" w:cs="Times New Roman"/>
+        </w:rPr>
+        <w:t>. Аргументом данной функции является одиночный символ.</w:t>
+      </w:r>
+    </w:p>
+    <w:p>
+      <w:pPr>
+        <w:spacing w:after="80"/>
+        <w:rPr>
+          <w:rFonts w:ascii="Times New Roman" w:hAnsi="Times New Roman" w:cs="Times New Roman"/>
+        </w:rPr>
+      </w:pPr>
+      <w:r>
+        <w:rPr>
+          <w:rFonts w:ascii="Times New Roman" w:hAnsi="Times New Roman" w:cs="Times New Roman"/>
+          <w:b/>
+          <w:bCs/>
+        </w:rPr>
+        <w:t>Функция </w:t>
+      </w:r>
+      <w:proofErr w:type="spellStart"/>
+      <w:proofErr w:type="gramStart"/>
+      <w:r>
+        <w:rPr>
+          <w:rFonts w:ascii="Times New Roman" w:hAnsi="Times New Roman" w:cs="Times New Roman"/>
+          <w:b/>
+          <w:bCs/>
+        </w:rPr>
+        <w:t>chr</w:t>
+      </w:r>
+      <w:proofErr w:type="spellEnd"/>
+      <w:r>
+        <w:rPr>
+          <w:rFonts w:ascii="Times New Roman" w:hAnsi="Times New Roman" w:cs="Times New Roman"/>
+          <w:b/>
+          <w:bCs/>
+        </w:rPr>
+        <w:t>(</w:t>
+      </w:r>
+      <w:proofErr w:type="gramEnd"/>
+      <w:r>
+        <w:rPr>
+          <w:rFonts w:ascii="Times New Roman" w:hAnsi="Times New Roman" w:cs="Times New Roman"/>
+          <w:b/>
+          <w:bCs/>
+        </w:rPr>
+        <w:t>)</w:t>
+      </w:r>
+      <w:r>
+        <w:rPr>
+          <w:rFonts w:ascii="Times New Roman" w:hAnsi="Times New Roman" w:cs="Times New Roman"/>
+        </w:rPr>
+        <w:t> позволяет определить по коду символа сам символ. Аргументом данной функции является численный код.</w:t>
+      </w:r>
+    </w:p>
+    <w:p>
+      <w:pPr>
+        <w:pStyle w:val="41"/>
+        <w:rPr>
+          <w:rFonts w:eastAsiaTheme="minorHAnsi"/>
+        </w:rPr>
+      </w:pPr>
+      <w:r>
+        <w:t xml:space="preserve">5.8 </w:t>
+      </w:r>
+      <w:r>
+        <w:rPr>
+          <w:rFonts w:eastAsiaTheme="minorHAnsi"/>
+        </w:rPr>
+        <w:t>сравнение строк</w:t>
+      </w:r>
+      <w:r>
+        <w:t>:</w:t>
+      </w:r>
+    </w:p>
+    <w:p>
+      <w:pPr>
+        <w:spacing w:after="80"/>
+        <w:rPr>
+          <w:rFonts w:ascii="Times New Roman" w:hAnsi="Times New Roman" w:cs="Times New Roman"/>
+        </w:rPr>
+      </w:pPr>
+      <w:r>
+        <w:rPr>
+          <w:rFonts w:ascii="Times New Roman" w:hAnsi="Times New Roman" w:cs="Times New Roman"/>
+          <w:b/>
+          <w:bCs/>
+        </w:rPr>
+        <w:t>Сравнение строк</w:t>
+      </w:r>
+      <w:r>
+        <w:rPr>
+          <w:rFonts w:ascii="Times New Roman" w:hAnsi="Times New Roman" w:cs="Times New Roman"/>
+        </w:rPr>
+        <w:t> происходит на основе </w:t>
+      </w:r>
+      <w:r>
+        <w:rPr>
+          <w:rFonts w:ascii="Times New Roman" w:hAnsi="Times New Roman" w:cs="Times New Roman"/>
+          <w:b/>
+          <w:bCs/>
+        </w:rPr>
+        <w:t>лексикографического порядка</w:t>
+      </w:r>
+      <w:r>
+        <w:rPr>
+          <w:rFonts w:ascii="Times New Roman" w:hAnsi="Times New Roman" w:cs="Times New Roman"/>
+        </w:rPr>
+        <w:t xml:space="preserve"> – в соответствии с кодами составляющих их символов в таблице </w:t>
+      </w:r>
+      <w:proofErr w:type="spellStart"/>
+      <w:r>
+        <w:rPr>
+          <w:rFonts w:ascii="Times New Roman" w:hAnsi="Times New Roman" w:cs="Times New Roman"/>
+        </w:rPr>
+        <w:t>Unicode</w:t>
+      </w:r>
+      <w:proofErr w:type="spellEnd"/>
+      <w:r>
+        <w:rPr>
+          <w:rFonts w:ascii="Times New Roman" w:hAnsi="Times New Roman" w:cs="Times New Roman"/>
+        </w:rPr>
+        <w:t>.</w:t>
+      </w:r>
+    </w:p>
+    <w:p>
+      <w:pPr>
+        <w:spacing w:after="80"/>
+        <w:rPr>
+          <w:rFonts w:ascii="Times New Roman" w:hAnsi="Times New Roman" w:cs="Times New Roman"/>
+        </w:rPr>
+      </w:pPr>
+      <w:r>
+        <w:rPr>
+          <w:rFonts w:ascii="Times New Roman" w:hAnsi="Times New Roman" w:cs="Times New Roman"/>
+        </w:rPr>
+        <w:t>Сравнение строк </w:t>
+      </w:r>
+      <w:r>
+        <w:rPr>
+          <w:rFonts w:ascii="Times New Roman" w:hAnsi="Times New Roman" w:cs="Times New Roman"/>
+          <w:b/>
+          <w:bCs/>
+        </w:rPr>
+        <w:t>единичной длины</w:t>
+      </w:r>
+      <w:r>
+        <w:rPr>
+          <w:rFonts w:ascii="Times New Roman" w:hAnsi="Times New Roman" w:cs="Times New Roman"/>
+        </w:rPr>
+        <w:t xml:space="preserve"> происходит путём сравнения кодов этих символов в таблице </w:t>
+      </w:r>
+      <w:proofErr w:type="spellStart"/>
+      <w:r>
+        <w:rPr>
+          <w:rFonts w:ascii="Times New Roman" w:hAnsi="Times New Roman" w:cs="Times New Roman"/>
+        </w:rPr>
+        <w:t>Unicode</w:t>
+      </w:r>
+      <w:proofErr w:type="spellEnd"/>
+      <w:r>
+        <w:rPr>
+          <w:rFonts w:ascii="Times New Roman" w:hAnsi="Times New Roman" w:cs="Times New Roman"/>
+        </w:rPr>
+        <w:t>.</w:t>
+      </w:r>
+    </w:p>
+    <w:p>
+      <w:pPr>
+        <w:spacing w:after="80"/>
+        <w:rPr>
+          <w:rFonts w:ascii="Times New Roman" w:hAnsi="Times New Roman" w:cs="Times New Roman"/>
+        </w:rPr>
+      </w:pPr>
+      <w:r>
+        <w:rPr>
+          <w:rFonts w:ascii="Times New Roman" w:hAnsi="Times New Roman" w:cs="Times New Roman"/>
+        </w:rPr>
+        <w:t>Алгоритм сравнения строк </w:t>
+      </w:r>
+      <w:r>
+        <w:rPr>
+          <w:rFonts w:ascii="Times New Roman" w:hAnsi="Times New Roman" w:cs="Times New Roman"/>
+          <w:b/>
+          <w:bCs/>
+        </w:rPr>
+        <w:t>произвольной длины</w:t>
+      </w:r>
+      <w:r>
+        <w:rPr>
+          <w:rFonts w:ascii="Times New Roman" w:hAnsi="Times New Roman" w:cs="Times New Roman"/>
+        </w:rPr>
+        <w:t>:</w:t>
+      </w:r>
+    </w:p>
+    <w:p>
+      <w:pPr>
+        <w:numPr>
+          <w:ilvl w:val="0"/>
+          <w:numId w:val="102"/>
+        </w:numPr>
+        <w:spacing w:after="80"/>
+        <w:rPr>
+          <w:rFonts w:ascii="Times New Roman" w:hAnsi="Times New Roman" w:cs="Times New Roman"/>
+        </w:rPr>
+      </w:pPr>
+      <w:r>
+        <w:rPr>
+          <w:rFonts w:ascii="Times New Roman" w:hAnsi="Times New Roman" w:cs="Times New Roman"/>
+        </w:rPr>
+        <w:t>Начинаем с первых символов каждой строки. Если символы равны, переходим к следующей паре символов</w:t>
+      </w:r>
+    </w:p>
+    <w:p>
+      <w:pPr>
+        <w:numPr>
+          <w:ilvl w:val="0"/>
+          <w:numId w:val="102"/>
+        </w:numPr>
+        <w:spacing w:after="80"/>
+        <w:rPr>
+          <w:rFonts w:ascii="Times New Roman" w:hAnsi="Times New Roman" w:cs="Times New Roman"/>
+        </w:rPr>
+      </w:pPr>
+      <w:r>
+        <w:rPr>
+          <w:rFonts w:ascii="Times New Roman" w:hAnsi="Times New Roman" w:cs="Times New Roman"/>
+        </w:rPr>
+        <w:t>Когда находим первый отличающийся символ, строка с меньшим символом считается "меньше"</w:t>
+      </w:r>
+    </w:p>
+    <w:p>
+      <w:pPr>
+        <w:numPr>
+          <w:ilvl w:val="0"/>
+          <w:numId w:val="102"/>
+        </w:numPr>
+        <w:spacing w:after="80"/>
+        <w:rPr>
+          <w:rFonts w:ascii="Times New Roman" w:hAnsi="Times New Roman" w:cs="Times New Roman"/>
+        </w:rPr>
+      </w:pPr>
+      <w:r>
+        <w:rPr>
+          <w:rFonts w:ascii="Times New Roman" w:hAnsi="Times New Roman" w:cs="Times New Roman"/>
+        </w:rPr>
+        <w:t>Если одна из строк заканчивается раньше, то более короткая считается "меньше"</w:t>
+      </w:r>
+    </w:p>
+    <w:p>
+      <w:pPr>
+        <w:pStyle w:val="41"/>
+        <w:rPr>
+          <w:rFonts w:eastAsiaTheme="minorHAnsi"/>
+        </w:rPr>
+      </w:pPr>
+      <w:r>
+        <w:t xml:space="preserve">6.1 </w:t>
+      </w:r>
+      <w:r>
+        <w:rPr>
+          <w:rFonts w:eastAsiaTheme="minorHAnsi"/>
+        </w:rPr>
+        <w:t>введение в списки</w:t>
+      </w:r>
+      <w:r>
+        <w:t>:</w:t>
+      </w:r>
+    </w:p>
+    <w:p>
+      <w:pPr>
+        <w:spacing w:after="80"/>
+        <w:rPr>
+          <w:rFonts w:ascii="Times New Roman" w:hAnsi="Times New Roman" w:cs="Times New Roman"/>
+        </w:rPr>
+      </w:pPr>
+      <w:r>
+        <w:rPr>
+          <w:rFonts w:ascii="Times New Roman" w:hAnsi="Times New Roman" w:cs="Times New Roman"/>
+          <w:b/>
+          <w:bCs/>
+        </w:rPr>
+        <w:t>Структура данных (</w:t>
+      </w:r>
+      <w:proofErr w:type="spellStart"/>
+      <w:r>
+        <w:rPr>
+          <w:rFonts w:ascii="Times New Roman" w:hAnsi="Times New Roman" w:cs="Times New Roman"/>
+          <w:b/>
+          <w:bCs/>
+        </w:rPr>
+        <w:t>data</w:t>
+      </w:r>
+      <w:proofErr w:type="spellEnd"/>
+      <w:r>
+        <w:rPr>
+          <w:rFonts w:ascii="Times New Roman" w:hAnsi="Times New Roman" w:cs="Times New Roman"/>
+          <w:b/>
+          <w:bCs/>
+        </w:rPr>
+        <w:t xml:space="preserve"> </w:t>
+      </w:r>
+      <w:proofErr w:type="spellStart"/>
+      <w:r>
+        <w:rPr>
+          <w:rFonts w:ascii="Times New Roman" w:hAnsi="Times New Roman" w:cs="Times New Roman"/>
+          <w:b/>
+          <w:bCs/>
+        </w:rPr>
+        <w:t>structure</w:t>
+      </w:r>
+      <w:proofErr w:type="spellEnd"/>
+      <w:r>
+        <w:rPr>
+          <w:rFonts w:ascii="Times New Roman" w:hAnsi="Times New Roman" w:cs="Times New Roman"/>
+          <w:b/>
+          <w:bCs/>
+        </w:rPr>
+        <w:t>)</w:t>
+      </w:r>
+      <w:r>
+        <w:rPr>
+          <w:rFonts w:ascii="Times New Roman" w:hAnsi="Times New Roman" w:cs="Times New Roman"/>
+        </w:rPr>
+        <w:t> — программная единица, позволяющая </w:t>
+      </w:r>
+      <w:r>
+        <w:rPr>
+          <w:rFonts w:ascii="Times New Roman" w:hAnsi="Times New Roman" w:cs="Times New Roman"/>
+          <w:b/>
+          <w:bCs/>
+        </w:rPr>
+        <w:t>хранить и обрабатывать</w:t>
+      </w:r>
+      <w:r>
+        <w:rPr>
+          <w:rFonts w:ascii="Times New Roman" w:hAnsi="Times New Roman" w:cs="Times New Roman"/>
+        </w:rPr>
+        <w:t> множество однотипных и/или логически связанных данных.</w:t>
+      </w:r>
+    </w:p>
+    <w:p>
+      <w:pPr>
+        <w:spacing w:after="80"/>
+        <w:rPr>
+          <w:rFonts w:ascii="Times New Roman" w:hAnsi="Times New Roman" w:cs="Times New Roman"/>
+        </w:rPr>
+      </w:pPr>
+      <w:r>
+        <w:rPr>
+          <w:rFonts w:ascii="Times New Roman" w:hAnsi="Times New Roman" w:cs="Times New Roman"/>
+          <w:b/>
+          <w:bCs/>
+        </w:rPr>
+        <w:t>Список</w:t>
+      </w:r>
+      <w:r>
+        <w:rPr>
+          <w:rFonts w:ascii="Times New Roman" w:hAnsi="Times New Roman" w:cs="Times New Roman"/>
+        </w:rPr>
+        <w:t> представляет собой последовательность элементов, пронумерованных от </w:t>
+      </w:r>
+      <m:oMath>
+        <m:r>
+          <w:rPr>
+            <w:rFonts w:ascii="Cambria Math" w:hAnsi="Cambria Math" w:cs="Times New Roman"/>
+          </w:rPr>
+          <m:t>0</m:t>
+        </m:r>
+      </m:oMath>
+      <w:r>
+        <w:rPr>
+          <w:rFonts w:ascii="Times New Roman" w:hAnsi="Times New Roman" w:cs="Times New Roman"/>
+        </w:rPr>
+        <w:t>, как символы в строке.</w:t>
+      </w:r>
+    </w:p>
+    <w:p>
+      <w:pPr>
+        <w:spacing w:after="80"/>
+        <w:rPr>
+          <w:rFonts w:ascii="Times New Roman" w:hAnsi="Times New Roman" w:cs="Times New Roman"/>
+        </w:rPr>
+      </w:pPr>
+      <w:r>
+        <w:rPr>
+          <w:rFonts w:ascii="Times New Roman" w:hAnsi="Times New Roman" w:cs="Times New Roman"/>
+          <w:b/>
+          <w:bCs/>
+        </w:rPr>
+        <w:t>Создание списка</w:t>
+      </w:r>
+      <w:r>
+        <w:rPr>
+          <w:rFonts w:ascii="Times New Roman" w:hAnsi="Times New Roman" w:cs="Times New Roman"/>
+        </w:rPr>
+        <w:t>:</w:t>
+      </w:r>
+    </w:p>
+    <w:tbl>
+      <w:tblPr>
+        <w:tblStyle w:val="ac"/>
+        <w:tblW w:w="0" w:type="auto"/>
+        <w:tblLook w:val="04A0" w:firstRow="1" w:lastRow="0" w:firstColumn="1" w:lastColumn="0" w:noHBand="0" w:noVBand="1"/>
+      </w:tblPr>
+      <w:tblGrid>
+        <w:gridCol w:w="9628"/>
+      </w:tblGrid>
+      <w:tr>
+        <w:tc>
+          <w:tcPr>
+            <w:tcW w:w="9628" w:type="dxa"/>
+          </w:tcPr>
+          <w:p>
+            <w:pPr>
+              <w:spacing w:after="80" w:line="278" w:lineRule="auto"/>
+              <w:rPr>
+                <w:rFonts w:ascii="Times New Roman" w:hAnsi="Times New Roman" w:cs="Times New Roman"/>
+              </w:rPr>
+            </w:pPr>
+            <w:proofErr w:type="spellStart"/>
+            <w:r>
+              <w:rPr>
+                <w:rFonts w:ascii="Times New Roman" w:hAnsi="Times New Roman" w:cs="Times New Roman"/>
+              </w:rPr>
+              <w:t>numbers</w:t>
+            </w:r>
+            <w:proofErr w:type="spellEnd"/>
+            <w:r>
+              <w:rPr>
+                <w:rFonts w:ascii="Times New Roman" w:hAnsi="Times New Roman" w:cs="Times New Roman"/>
+              </w:rPr>
+              <w:t xml:space="preserve"> = [1, 2, 3, 4, 5]        # список чисел</w:t>
+            </w:r>
+          </w:p>
+          <w:p>
+            <w:pPr>
+              <w:spacing w:after="80" w:line="278" w:lineRule="auto"/>
+              <w:rPr>
+                <w:rFonts w:ascii="Times New Roman" w:hAnsi="Times New Roman" w:cs="Times New Roman"/>
+              </w:rPr>
+            </w:pPr>
+            <w:proofErr w:type="spellStart"/>
+            <w:r>
+              <w:rPr>
+                <w:rFonts w:ascii="Times New Roman" w:hAnsi="Times New Roman" w:cs="Times New Roman"/>
+              </w:rPr>
+              <w:t>words</w:t>
+            </w:r>
+            <w:proofErr w:type="spellEnd"/>
+            <w:r>
+              <w:rPr>
+                <w:rFonts w:ascii="Times New Roman" w:hAnsi="Times New Roman" w:cs="Times New Roman"/>
+              </w:rPr>
+              <w:t xml:space="preserve"> = ['Python', 'Java</w:t>
+            </w:r>
+            <w:proofErr w:type="gramStart"/>
+            <w:r>
+              <w:rPr>
+                <w:rFonts w:ascii="Times New Roman" w:hAnsi="Times New Roman" w:cs="Times New Roman"/>
+              </w:rPr>
+              <w:t xml:space="preserve">']   </w:t>
+            </w:r>
+            <w:proofErr w:type="gramEnd"/>
+            <w:r>
+              <w:rPr>
+                <w:rFonts w:ascii="Times New Roman" w:hAnsi="Times New Roman" w:cs="Times New Roman"/>
+              </w:rPr>
+              <w:t>    # список строк</w:t>
+            </w:r>
+          </w:p>
+          <w:p>
+            <w:pPr>
+              <w:spacing w:after="80" w:line="278" w:lineRule="auto"/>
+              <w:rPr>
+                <w:rFonts w:ascii="Times New Roman" w:hAnsi="Times New Roman" w:cs="Times New Roman"/>
+              </w:rPr>
+            </w:pPr>
+            <w:proofErr w:type="spellStart"/>
+            <w:r>
+              <w:rPr>
+                <w:rFonts w:ascii="Times New Roman" w:hAnsi="Times New Roman" w:cs="Times New Roman"/>
+              </w:rPr>
+              <w:t>mixed</w:t>
+            </w:r>
+            <w:proofErr w:type="spellEnd"/>
+            <w:r>
+              <w:rPr>
+                <w:rFonts w:ascii="Times New Roman" w:hAnsi="Times New Roman" w:cs="Times New Roman"/>
+              </w:rPr>
+              <w:t xml:space="preserve"> = ['</w:t>
+            </w:r>
+            <w:proofErr w:type="spellStart"/>
+            <w:r>
+              <w:rPr>
+                <w:rFonts w:ascii="Times New Roman" w:hAnsi="Times New Roman" w:cs="Times New Roman"/>
+              </w:rPr>
+              <w:t>abc</w:t>
+            </w:r>
+            <w:proofErr w:type="spellEnd"/>
+            <w:r>
+              <w:rPr>
+                <w:rFonts w:ascii="Times New Roman" w:hAnsi="Times New Roman" w:cs="Times New Roman"/>
+              </w:rPr>
+              <w:t>', 123, 4.5]        # список разных типов</w:t>
+            </w:r>
+          </w:p>
+          <w:p>
+            <w:pPr>
+              <w:spacing w:after="80" w:line="278" w:lineRule="auto"/>
+              <w:rPr>
+                <w:rFonts w:ascii="Times New Roman" w:hAnsi="Times New Roman" w:cs="Times New Roman"/>
+              </w:rPr>
+            </w:pPr>
+            <w:r>
+              <w:rPr>
+                <w:rFonts w:ascii="Times New Roman" w:hAnsi="Times New Roman" w:cs="Times New Roman"/>
+              </w:rPr>
+              <w:t xml:space="preserve">empty_list1 = </w:t>
+            </w:r>
+            <w:proofErr w:type="gramStart"/>
+            <w:r>
+              <w:rPr>
+                <w:rFonts w:ascii="Times New Roman" w:hAnsi="Times New Roman" w:cs="Times New Roman"/>
+              </w:rPr>
+              <w:t xml:space="preserve">[]   </w:t>
+            </w:r>
+            <w:proofErr w:type="gramEnd"/>
+            <w:r>
+              <w:rPr>
+                <w:rFonts w:ascii="Times New Roman" w:hAnsi="Times New Roman" w:cs="Times New Roman"/>
+              </w:rPr>
+              <w:t xml:space="preserve">              # пустой список</w:t>
+            </w:r>
+          </w:p>
+          <w:p>
+            <w:pPr>
+              <w:spacing w:after="80" w:line="278" w:lineRule="auto"/>
+              <w:rPr>
+                <w:rFonts w:ascii="Times New Roman" w:hAnsi="Times New Roman" w:cs="Times New Roman"/>
+                <w:lang w:val="en-US"/>
+              </w:rPr>
+            </w:pPr>
+            <w:r>
+              <w:rPr>
+                <w:rFonts w:ascii="Times New Roman" w:hAnsi="Times New Roman" w:cs="Times New Roman"/>
+                <w:lang w:val="en-US"/>
+              </w:rPr>
+              <w:t xml:space="preserve">empty_list2 = </w:t>
+            </w:r>
+            <w:proofErr w:type="gramStart"/>
+            <w:r>
+              <w:rPr>
+                <w:rFonts w:ascii="Times New Roman" w:hAnsi="Times New Roman" w:cs="Times New Roman"/>
+                <w:lang w:val="en-US"/>
+              </w:rPr>
+              <w:t>list(</w:t>
+            </w:r>
+            <w:proofErr w:type="gramEnd"/>
+            <w:r>
+              <w:rPr>
+                <w:rFonts w:ascii="Times New Roman" w:hAnsi="Times New Roman" w:cs="Times New Roman"/>
+                <w:lang w:val="en-US"/>
+              </w:rPr>
+              <w:t xml:space="preserve">)             # </w:t>
+            </w:r>
+            <w:r>
+              <w:rPr>
+                <w:rFonts w:ascii="Times New Roman" w:hAnsi="Times New Roman" w:cs="Times New Roman"/>
+              </w:rPr>
+              <w:t>пустой</w:t>
+            </w:r>
+            <w:r>
+              <w:rPr>
+                <w:rFonts w:ascii="Times New Roman" w:hAnsi="Times New Roman" w:cs="Times New Roman"/>
+                <w:lang w:val="en-US"/>
+              </w:rPr>
+              <w:t xml:space="preserve"> </w:t>
+            </w:r>
+            <w:r>
+              <w:rPr>
+                <w:rFonts w:ascii="Times New Roman" w:hAnsi="Times New Roman" w:cs="Times New Roman"/>
+              </w:rPr>
+              <w:t>список</w:t>
+            </w:r>
+          </w:p>
+        </w:tc>
+      </w:tr>
+    </w:tbl>
+    <w:p>
+      <w:pPr>
+        <w:spacing w:after="80"/>
+        <w:rPr>
+          <w:rFonts w:ascii="Times New Roman" w:hAnsi="Times New Roman" w:cs="Times New Roman"/>
+          <w:lang w:val="en-US"/>
+        </w:rPr>
+      </w:pPr>
+    </w:p>
+    <w:p>
+      <w:pPr>
+        <w:spacing w:after="80"/>
+        <w:rPr>
+          <w:rFonts w:ascii="Times New Roman" w:hAnsi="Times New Roman" w:cs="Times New Roman"/>
+        </w:rPr>
+      </w:pPr>
+      <w:r>
+        <w:rPr>
+          <w:rFonts w:ascii="Times New Roman" w:hAnsi="Times New Roman" w:cs="Times New Roman"/>
+          <w:b/>
+          <w:bCs/>
+        </w:rPr>
+        <w:t>Элементы списка </w:t>
+      </w:r>
+      <w:r>
+        <w:rPr>
+          <w:rFonts w:ascii="Times New Roman" w:hAnsi="Times New Roman" w:cs="Times New Roman"/>
+        </w:rPr>
+        <w:t>— значения, заключенные в квадратные скобки и отделенные запятыми.</w:t>
+      </w:r>
+    </w:p>
+    <w:p>
+      <w:pPr>
+        <w:spacing w:after="80"/>
+        <w:rPr>
+          <w:rFonts w:ascii="Times New Roman" w:hAnsi="Times New Roman" w:cs="Times New Roman"/>
+        </w:rPr>
+      </w:pPr>
+      <w:r>
+        <w:rPr>
+          <w:rFonts w:ascii="Times New Roman" w:hAnsi="Times New Roman" w:cs="Times New Roman"/>
+          <w:b/>
+          <w:bCs/>
+        </w:rPr>
+        <w:t>Для вывода</w:t>
+      </w:r>
+      <w:r>
+        <w:rPr>
+          <w:rFonts w:ascii="Times New Roman" w:hAnsi="Times New Roman" w:cs="Times New Roman"/>
+        </w:rPr>
+        <w:t> всего списка можно применить функцию </w:t>
+      </w:r>
+      <w:proofErr w:type="spellStart"/>
+      <w:proofErr w:type="gramStart"/>
+      <w:r>
+        <w:rPr>
+          <w:rFonts w:ascii="Times New Roman" w:hAnsi="Times New Roman" w:cs="Times New Roman"/>
+        </w:rPr>
+        <w:t>print</w:t>
+      </w:r>
+      <w:proofErr w:type="spellEnd"/>
+      <w:r>
+        <w:rPr>
+          <w:rFonts w:ascii="Times New Roman" w:hAnsi="Times New Roman" w:cs="Times New Roman"/>
+        </w:rPr>
+        <w:t>(</w:t>
+      </w:r>
+      <w:proofErr w:type="gramEnd"/>
+      <w:r>
+        <w:rPr>
+          <w:rFonts w:ascii="Times New Roman" w:hAnsi="Times New Roman" w:cs="Times New Roman"/>
+        </w:rPr>
+        <w:t>).</w:t>
+      </w:r>
+    </w:p>
+    <w:p>
+      <w:pPr>
+        <w:spacing w:after="80"/>
+        <w:rPr>
+          <w:rFonts w:ascii="Times New Roman" w:hAnsi="Times New Roman" w:cs="Times New Roman"/>
+        </w:rPr>
+      </w:pPr>
+      <w:r>
+        <w:rPr>
+          <w:rFonts w:ascii="Times New Roman" w:hAnsi="Times New Roman" w:cs="Times New Roman"/>
+          <w:b/>
+          <w:bCs/>
+        </w:rPr>
+        <w:t>Встроенная функция </w:t>
+      </w:r>
+      <w:proofErr w:type="spellStart"/>
+      <w:proofErr w:type="gramStart"/>
+      <w:r>
+        <w:rPr>
+          <w:rFonts w:ascii="Times New Roman" w:hAnsi="Times New Roman" w:cs="Times New Roman"/>
+          <w:b/>
+          <w:bCs/>
+        </w:rPr>
+        <w:t>list</w:t>
+      </w:r>
+      <w:proofErr w:type="spellEnd"/>
+      <w:r>
+        <w:rPr>
+          <w:rFonts w:ascii="Times New Roman" w:hAnsi="Times New Roman" w:cs="Times New Roman"/>
+          <w:b/>
+          <w:bCs/>
+        </w:rPr>
+        <w:t>(</w:t>
+      </w:r>
+      <w:proofErr w:type="gramEnd"/>
+      <w:r>
+        <w:rPr>
+          <w:rFonts w:ascii="Times New Roman" w:hAnsi="Times New Roman" w:cs="Times New Roman"/>
+          <w:b/>
+          <w:bCs/>
+        </w:rPr>
+        <w:t>)</w:t>
+      </w:r>
+      <w:r>
+        <w:rPr>
+          <w:rFonts w:ascii="Times New Roman" w:hAnsi="Times New Roman" w:cs="Times New Roman"/>
+        </w:rPr>
+        <w:t> может преобразовывать некоторые типы объектов в списки:</w:t>
+      </w:r>
+    </w:p>
+    <w:tbl>
+      <w:tblPr>
+        <w:tblStyle w:val="ac"/>
+        <w:tblW w:w="0" w:type="auto"/>
+        <w:tblLook w:val="04A0" w:firstRow="1" w:lastRow="0" w:firstColumn="1" w:lastColumn="0" w:noHBand="0" w:noVBand="1"/>
+      </w:tblPr>
+      <w:tblGrid>
+        <w:gridCol w:w="9628"/>
+      </w:tblGrid>
+      <w:tr>
+        <w:tc>
+          <w:tcPr>
+            <w:tcW w:w="9628" w:type="dxa"/>
+          </w:tcPr>
+          <w:p>
+            <w:pPr>
+              <w:spacing w:after="80" w:line="278" w:lineRule="auto"/>
+              <w:rPr>
+                <w:rFonts w:ascii="Times New Roman" w:hAnsi="Times New Roman" w:cs="Times New Roman"/>
+              </w:rPr>
+            </w:pPr>
+            <w:proofErr w:type="spellStart"/>
+            <w:r>
+              <w:rPr>
+                <w:rFonts w:ascii="Times New Roman" w:hAnsi="Times New Roman" w:cs="Times New Roman"/>
+              </w:rPr>
+              <w:t>numbers</w:t>
+            </w:r>
+            <w:proofErr w:type="spellEnd"/>
+            <w:r>
+              <w:rPr>
+                <w:rFonts w:ascii="Times New Roman" w:hAnsi="Times New Roman" w:cs="Times New Roman"/>
+              </w:rPr>
+              <w:t xml:space="preserve"> = </w:t>
+            </w:r>
+            <w:proofErr w:type="spellStart"/>
+            <w:r>
+              <w:rPr>
+                <w:rFonts w:ascii="Times New Roman" w:hAnsi="Times New Roman" w:cs="Times New Roman"/>
+              </w:rPr>
+              <w:t>list</w:t>
+            </w:r>
+            <w:proofErr w:type="spellEnd"/>
+            <w:r>
+              <w:rPr>
+                <w:rFonts w:ascii="Times New Roman" w:hAnsi="Times New Roman" w:cs="Times New Roman"/>
+              </w:rPr>
+              <w:t>(</w:t>
+            </w:r>
+            <w:proofErr w:type="spellStart"/>
+            <w:proofErr w:type="gramStart"/>
+            <w:r>
+              <w:rPr>
+                <w:rFonts w:ascii="Times New Roman" w:hAnsi="Times New Roman" w:cs="Times New Roman"/>
+              </w:rPr>
+              <w:t>range</w:t>
+            </w:r>
+            <w:proofErr w:type="spellEnd"/>
+            <w:r>
+              <w:rPr>
+                <w:rFonts w:ascii="Times New Roman" w:hAnsi="Times New Roman" w:cs="Times New Roman"/>
+              </w:rPr>
+              <w:t>(</w:t>
+            </w:r>
+            <w:proofErr w:type="gramEnd"/>
+            <w:r>
+              <w:rPr>
+                <w:rFonts w:ascii="Times New Roman" w:hAnsi="Times New Roman" w:cs="Times New Roman"/>
+              </w:rPr>
+              <w:t>5</w:t>
+            </w:r>
+            <w:proofErr w:type="gramStart"/>
+            <w:r>
+              <w:rPr>
+                <w:rFonts w:ascii="Times New Roman" w:hAnsi="Times New Roman" w:cs="Times New Roman"/>
+              </w:rPr>
+              <w:t>))  #</w:t>
+            </w:r>
+            <w:proofErr w:type="gramEnd"/>
+            <w:r>
+              <w:rPr>
+                <w:rFonts w:ascii="Times New Roman" w:hAnsi="Times New Roman" w:cs="Times New Roman"/>
+              </w:rPr>
+              <w:t xml:space="preserve"> список содержит числа 0, 1, 2, 3, 4</w:t>
+            </w:r>
+          </w:p>
+          <w:p>
+            <w:pPr>
+              <w:spacing w:after="80" w:line="278" w:lineRule="auto"/>
+              <w:rPr>
+                <w:rFonts w:ascii="Times New Roman" w:hAnsi="Times New Roman" w:cs="Times New Roman"/>
+              </w:rPr>
+            </w:pPr>
+            <w:proofErr w:type="spellStart"/>
+            <w:r>
+              <w:rPr>
+                <w:rFonts w:ascii="Times New Roman" w:hAnsi="Times New Roman" w:cs="Times New Roman"/>
+              </w:rPr>
+              <w:t>chars</w:t>
+            </w:r>
+            <w:proofErr w:type="spellEnd"/>
+            <w:r>
+              <w:rPr>
+                <w:rFonts w:ascii="Times New Roman" w:hAnsi="Times New Roman" w:cs="Times New Roman"/>
+              </w:rPr>
+              <w:t xml:space="preserve"> = </w:t>
+            </w:r>
+            <w:proofErr w:type="spellStart"/>
+            <w:r>
+              <w:rPr>
+                <w:rFonts w:ascii="Times New Roman" w:hAnsi="Times New Roman" w:cs="Times New Roman"/>
+              </w:rPr>
+              <w:t>list</w:t>
+            </w:r>
+            <w:proofErr w:type="spellEnd"/>
+            <w:r>
+              <w:rPr>
+                <w:rFonts w:ascii="Times New Roman" w:hAnsi="Times New Roman" w:cs="Times New Roman"/>
+              </w:rPr>
+              <w:t>('</w:t>
+            </w:r>
+            <w:proofErr w:type="spellStart"/>
+            <w:r>
+              <w:rPr>
+                <w:rFonts w:ascii="Times New Roman" w:hAnsi="Times New Roman" w:cs="Times New Roman"/>
+              </w:rPr>
+              <w:t>abcde</w:t>
+            </w:r>
+            <w:proofErr w:type="spellEnd"/>
+            <w:proofErr w:type="gramStart"/>
+            <w:r>
+              <w:rPr>
+                <w:rFonts w:ascii="Times New Roman" w:hAnsi="Times New Roman" w:cs="Times New Roman"/>
+              </w:rPr>
+              <w:t xml:space="preserve">')   </w:t>
+            </w:r>
+            <w:proofErr w:type="gramEnd"/>
+            <w:r>
+              <w:rPr>
+                <w:rFonts w:ascii="Times New Roman" w:hAnsi="Times New Roman" w:cs="Times New Roman"/>
+              </w:rPr>
+              <w:t xml:space="preserve">  # список содержит символы 'a', 'b', 'c', 'd', 'e'</w:t>
+            </w:r>
+          </w:p>
+        </w:tc>
+      </w:tr>
+    </w:tbl>
+    <w:p>
+      <w:pPr>
+        <w:spacing w:after="80"/>
+        <w:rPr>
+          <w:rFonts w:ascii="Times New Roman" w:hAnsi="Times New Roman" w:cs="Times New Roman"/>
+        </w:rPr>
+      </w:pPr>
+    </w:p>
+    <w:p>
+      <w:pPr>
+        <w:pStyle w:val="41"/>
+        <w:rPr>
+          <w:rFonts w:eastAsiaTheme="minorHAnsi"/>
+        </w:rPr>
+      </w:pPr>
+      <w:r>
+        <w:t xml:space="preserve">6.2 </w:t>
+      </w:r>
+      <w:r>
+        <w:rPr>
+          <w:rFonts w:eastAsiaTheme="minorHAnsi"/>
+        </w:rPr>
+        <w:t>основы работы со списками</w:t>
+      </w:r>
+      <w:r>
+        <w:t>:</w:t>
+      </w:r>
+    </w:p>
+    <w:p>
+      <w:pPr>
+        <w:spacing w:after="80"/>
+        <w:rPr>
+          <w:rFonts w:ascii="Times New Roman" w:hAnsi="Times New Roman" w:cs="Times New Roman"/>
+        </w:rPr>
+      </w:pPr>
+      <w:r>
+        <w:rPr>
+          <w:rFonts w:ascii="Times New Roman" w:hAnsi="Times New Roman" w:cs="Times New Roman"/>
+          <w:b/>
+          <w:bCs/>
+        </w:rPr>
+        <w:t>Длиной списка</w:t>
+      </w:r>
+      <w:r>
+        <w:rPr>
+          <w:rFonts w:ascii="Times New Roman" w:hAnsi="Times New Roman" w:cs="Times New Roman"/>
+        </w:rPr>
+        <w:t> называется количество его элементов. Для того чтобы посчитать длину списка, мы используем встроенную функцию </w:t>
+      </w:r>
+      <w:proofErr w:type="spellStart"/>
+      <w:proofErr w:type="gramStart"/>
+      <w:r>
+        <w:rPr>
+          <w:rFonts w:ascii="Times New Roman" w:hAnsi="Times New Roman" w:cs="Times New Roman"/>
+        </w:rPr>
+        <w:t>len</w:t>
+      </w:r>
+      <w:proofErr w:type="spellEnd"/>
+      <w:r>
+        <w:rPr>
+          <w:rFonts w:ascii="Times New Roman" w:hAnsi="Times New Roman" w:cs="Times New Roman"/>
+        </w:rPr>
+        <w:t>(</w:t>
+      </w:r>
+      <w:proofErr w:type="gramEnd"/>
+      <w:r>
+        <w:rPr>
+          <w:rFonts w:ascii="Times New Roman" w:hAnsi="Times New Roman" w:cs="Times New Roman"/>
+        </w:rPr>
+        <w:t xml:space="preserve">) (от слова </w:t>
+      </w:r>
+      <w:proofErr w:type="spellStart"/>
+      <w:r>
+        <w:rPr>
+          <w:rFonts w:ascii="Times New Roman" w:hAnsi="Times New Roman" w:cs="Times New Roman"/>
+        </w:rPr>
+        <w:t>length</w:t>
+      </w:r>
+      <w:proofErr w:type="spellEnd"/>
+      <w:r>
+        <w:rPr>
+          <w:rFonts w:ascii="Times New Roman" w:hAnsi="Times New Roman" w:cs="Times New Roman"/>
+        </w:rPr>
+        <w:t xml:space="preserve"> – длина).</w:t>
+      </w:r>
+    </w:p>
+    <w:p>
+      <w:pPr>
+        <w:spacing w:after="80"/>
+        <w:rPr>
+          <w:rFonts w:ascii="Times New Roman" w:hAnsi="Times New Roman" w:cs="Times New Roman"/>
+        </w:rPr>
+      </w:pPr>
+      <w:r>
+        <w:rPr>
+          <w:rFonts w:ascii="Times New Roman" w:hAnsi="Times New Roman" w:cs="Times New Roman"/>
+          <w:b/>
+          <w:bCs/>
+        </w:rPr>
+        <w:t>Оператор </w:t>
+      </w:r>
+      <w:proofErr w:type="spellStart"/>
+      <w:r>
+        <w:rPr>
+          <w:rFonts w:ascii="Times New Roman" w:hAnsi="Times New Roman" w:cs="Times New Roman"/>
+          <w:b/>
+          <w:bCs/>
+        </w:rPr>
+        <w:t>in</w:t>
+      </w:r>
+      <w:proofErr w:type="spellEnd"/>
+      <w:r>
+        <w:rPr>
+          <w:rFonts w:ascii="Times New Roman" w:hAnsi="Times New Roman" w:cs="Times New Roman"/>
+        </w:rPr>
+        <w:t> позволяет проверить, содержит ли список некоторый элемент.</w:t>
+      </w:r>
+    </w:p>
+    <w:p>
+      <w:pPr>
+        <w:spacing w:after="80"/>
+        <w:rPr>
+          <w:rFonts w:ascii="Times New Roman" w:hAnsi="Times New Roman" w:cs="Times New Roman"/>
+        </w:rPr>
+      </w:pPr>
+      <w:r>
+        <w:rPr>
+          <w:rFonts w:ascii="Times New Roman" w:hAnsi="Times New Roman" w:cs="Times New Roman"/>
+          <w:b/>
+          <w:bCs/>
+        </w:rPr>
+        <w:t>Индексация списков</w:t>
+      </w:r>
+      <w:r>
+        <w:rPr>
+          <w:rFonts w:ascii="Times New Roman" w:hAnsi="Times New Roman" w:cs="Times New Roman"/>
+        </w:rPr>
+        <w:t> – обращение к конкретному элементу в списке по его индексу с помощью квадратных скобок. Индексация начинается с 0. Так же, как и в строках, для нумерации с конца разрешены отрицательные индексы.</w:t>
+      </w:r>
+    </w:p>
+    <w:p>
+      <w:pPr>
+        <w:spacing w:after="80"/>
+        <w:rPr>
+          <w:rFonts w:ascii="Times New Roman" w:hAnsi="Times New Roman" w:cs="Times New Roman"/>
+        </w:rPr>
+      </w:pPr>
+      <w:r>
+        <w:rPr>
+          <w:rFonts w:ascii="Times New Roman" w:hAnsi="Times New Roman" w:cs="Times New Roman"/>
+        </w:rPr>
+        <w:t>Обращение к элементу по несуществующему индексу </w:t>
+      </w:r>
+      <w:r>
+        <w:rPr>
+          <w:rFonts w:ascii="Times New Roman" w:hAnsi="Times New Roman" w:cs="Times New Roman"/>
+          <w:b/>
+          <w:bCs/>
+        </w:rPr>
+        <w:t>приводит к ошибке</w:t>
+      </w:r>
+      <w:r>
+        <w:rPr>
+          <w:rFonts w:ascii="Times New Roman" w:hAnsi="Times New Roman" w:cs="Times New Roman"/>
+        </w:rPr>
+        <w:t>.</w:t>
+      </w:r>
+    </w:p>
+    <w:p>
+      <w:pPr>
+        <w:spacing w:after="80"/>
+        <w:rPr>
+          <w:rFonts w:ascii="Times New Roman" w:hAnsi="Times New Roman" w:cs="Times New Roman"/>
+        </w:rPr>
+      </w:pPr>
+      <w:r>
+        <w:rPr>
+          <w:rFonts w:ascii="Times New Roman" w:hAnsi="Times New Roman" w:cs="Times New Roman"/>
+          <w:b/>
+          <w:bCs/>
+        </w:rPr>
+        <w:t>С помощью среза</w:t>
+      </w:r>
+      <w:r>
+        <w:rPr>
+          <w:rFonts w:ascii="Times New Roman" w:hAnsi="Times New Roman" w:cs="Times New Roman"/>
+        </w:rPr>
+        <w:t> можно получить несколько элементов списка, создав диапазон индексов, разделенных двоеточием:</w:t>
+      </w:r>
+    </w:p>
+    <w:p>
+      <w:pPr>
+        <w:numPr>
+          <w:ilvl w:val="0"/>
+          <w:numId w:val="103"/>
+        </w:numPr>
+        <w:spacing w:after="80"/>
+        <w:rPr>
+          <w:rFonts w:ascii="Times New Roman" w:hAnsi="Times New Roman" w:cs="Times New Roman"/>
+        </w:rPr>
+      </w:pPr>
+      <w:r>
+        <w:rPr>
+          <w:rFonts w:ascii="Times New Roman" w:hAnsi="Times New Roman" w:cs="Times New Roman"/>
+        </w:rPr>
+        <w:t>при построении среза </w:t>
+      </w:r>
+      <w:proofErr w:type="spellStart"/>
+      <w:r>
+        <w:rPr>
+          <w:rFonts w:ascii="Times New Roman" w:hAnsi="Times New Roman" w:cs="Times New Roman"/>
+        </w:rPr>
+        <w:t>lst</w:t>
+      </w:r>
+      <w:proofErr w:type="spellEnd"/>
+      <w:r>
+        <w:rPr>
+          <w:rFonts w:ascii="Times New Roman" w:hAnsi="Times New Roman" w:cs="Times New Roman"/>
+        </w:rPr>
+        <w:t>[</w:t>
+      </w:r>
+      <w:proofErr w:type="spellStart"/>
+      <w:proofErr w:type="gramStart"/>
+      <w:r>
+        <w:rPr>
+          <w:rFonts w:ascii="Times New Roman" w:hAnsi="Times New Roman" w:cs="Times New Roman"/>
+        </w:rPr>
+        <w:t>x:y</w:t>
+      </w:r>
+      <w:proofErr w:type="spellEnd"/>
+      <w:proofErr w:type="gramEnd"/>
+      <w:r>
+        <w:rPr>
+          <w:rFonts w:ascii="Times New Roman" w:hAnsi="Times New Roman" w:cs="Times New Roman"/>
+        </w:rPr>
+        <w:t>] первое число – это то место, где начинается срез (</w:t>
+      </w:r>
+      <w:r>
+        <w:rPr>
+          <w:rFonts w:ascii="Times New Roman" w:hAnsi="Times New Roman" w:cs="Times New Roman"/>
+          <w:b/>
+          <w:bCs/>
+        </w:rPr>
+        <w:t>включительно</w:t>
+      </w:r>
+      <w:r>
+        <w:rPr>
+          <w:rFonts w:ascii="Times New Roman" w:hAnsi="Times New Roman" w:cs="Times New Roman"/>
+        </w:rPr>
+        <w:t>), а второе – это место, где заканчивается срез (</w:t>
+      </w:r>
+      <w:proofErr w:type="spellStart"/>
+      <w:r>
+        <w:rPr>
+          <w:rFonts w:ascii="Times New Roman" w:hAnsi="Times New Roman" w:cs="Times New Roman"/>
+          <w:b/>
+          <w:bCs/>
+        </w:rPr>
+        <w:t>невключительно</w:t>
+      </w:r>
+      <w:proofErr w:type="spellEnd"/>
+      <w:r>
+        <w:rPr>
+          <w:rFonts w:ascii="Times New Roman" w:hAnsi="Times New Roman" w:cs="Times New Roman"/>
+        </w:rPr>
+        <w:t>)</w:t>
+      </w:r>
+    </w:p>
+    <w:p>
+      <w:pPr>
+        <w:numPr>
+          <w:ilvl w:val="0"/>
+          <w:numId w:val="103"/>
+        </w:numPr>
+        <w:spacing w:after="80"/>
+        <w:rPr>
+          <w:rFonts w:ascii="Times New Roman" w:hAnsi="Times New Roman" w:cs="Times New Roman"/>
+        </w:rPr>
+      </w:pPr>
+      <w:r>
+        <w:rPr>
+          <w:rFonts w:ascii="Times New Roman" w:hAnsi="Times New Roman" w:cs="Times New Roman"/>
+        </w:rPr>
+        <w:t>если опустить второй параметр в срезе </w:t>
+      </w:r>
+      <w:proofErr w:type="spellStart"/>
+      <w:r>
+        <w:rPr>
+          <w:rFonts w:ascii="Times New Roman" w:hAnsi="Times New Roman" w:cs="Times New Roman"/>
+        </w:rPr>
+        <w:t>lst</w:t>
+      </w:r>
+      <w:proofErr w:type="spellEnd"/>
+      <w:r>
+        <w:rPr>
+          <w:rFonts w:ascii="Times New Roman" w:hAnsi="Times New Roman" w:cs="Times New Roman"/>
+        </w:rPr>
+        <w:t>[x:] (но поставить двоеточие), то срез берется до конца списка</w:t>
+      </w:r>
+    </w:p>
+    <w:p>
+      <w:pPr>
+        <w:numPr>
+          <w:ilvl w:val="0"/>
+          <w:numId w:val="103"/>
+        </w:numPr>
+        <w:spacing w:after="80"/>
+        <w:rPr>
+          <w:rFonts w:ascii="Times New Roman" w:hAnsi="Times New Roman" w:cs="Times New Roman"/>
+        </w:rPr>
+      </w:pPr>
+      <w:r>
+        <w:rPr>
+          <w:rFonts w:ascii="Times New Roman" w:hAnsi="Times New Roman" w:cs="Times New Roman"/>
+        </w:rPr>
+        <w:t>если опустить первый параметр </w:t>
+      </w:r>
+      <w:proofErr w:type="spellStart"/>
+      <w:r>
+        <w:rPr>
+          <w:rFonts w:ascii="Times New Roman" w:hAnsi="Times New Roman" w:cs="Times New Roman"/>
+        </w:rPr>
+        <w:t>lst</w:t>
+      </w:r>
+      <w:proofErr w:type="spellEnd"/>
+      <w:proofErr w:type="gramStart"/>
+      <w:r>
+        <w:rPr>
+          <w:rFonts w:ascii="Times New Roman" w:hAnsi="Times New Roman" w:cs="Times New Roman"/>
+        </w:rPr>
+        <w:t>[:y</w:t>
+      </w:r>
+      <w:proofErr w:type="gramEnd"/>
+      <w:r>
+        <w:rPr>
+          <w:rFonts w:ascii="Times New Roman" w:hAnsi="Times New Roman" w:cs="Times New Roman"/>
+        </w:rPr>
+        <w:t>], то можно взять срез от начала списка</w:t>
+      </w:r>
+    </w:p>
+    <w:p>
+      <w:pPr>
+        <w:numPr>
+          <w:ilvl w:val="0"/>
+          <w:numId w:val="103"/>
+        </w:numPr>
+        <w:spacing w:after="80"/>
+        <w:rPr>
+          <w:rFonts w:ascii="Times New Roman" w:hAnsi="Times New Roman" w:cs="Times New Roman"/>
+        </w:rPr>
+      </w:pPr>
+      <w:r>
+        <w:rPr>
+          <w:rFonts w:ascii="Times New Roman" w:hAnsi="Times New Roman" w:cs="Times New Roman"/>
+        </w:rPr>
+        <w:t>срез </w:t>
+      </w:r>
+      <w:proofErr w:type="spellStart"/>
+      <w:proofErr w:type="gramStart"/>
+      <w:r>
+        <w:rPr>
+          <w:rFonts w:ascii="Times New Roman" w:hAnsi="Times New Roman" w:cs="Times New Roman"/>
+        </w:rPr>
+        <w:t>lst</w:t>
+      </w:r>
+      <w:proofErr w:type="spellEnd"/>
+      <w:r>
+        <w:rPr>
+          <w:rFonts w:ascii="Times New Roman" w:hAnsi="Times New Roman" w:cs="Times New Roman"/>
+        </w:rPr>
+        <w:t>[</w:t>
+      </w:r>
+      <w:proofErr w:type="gramEnd"/>
+      <w:r>
+        <w:rPr>
+          <w:rFonts w:ascii="Times New Roman" w:hAnsi="Times New Roman" w:cs="Times New Roman"/>
+        </w:rPr>
+        <w:t>:] возвращает копию исходного списка</w:t>
+      </w:r>
+    </w:p>
+    <w:p>
+      <w:pPr>
+        <w:spacing w:after="80"/>
+        <w:rPr>
+          <w:rFonts w:ascii="Times New Roman" w:hAnsi="Times New Roman" w:cs="Times New Roman"/>
+        </w:rPr>
+      </w:pPr>
+      <w:r>
+        <w:rPr>
+          <w:rFonts w:ascii="Times New Roman" w:hAnsi="Times New Roman" w:cs="Times New Roman"/>
+        </w:rPr>
+        <w:t>Для изменения целого диапазона элементов списка можно использовать срезы.</w:t>
+      </w:r>
+    </w:p>
+    <w:p>
+      <w:pPr>
+        <w:spacing w:after="80"/>
+        <w:rPr>
+          <w:rFonts w:ascii="Times New Roman" w:hAnsi="Times New Roman" w:cs="Times New Roman"/>
+        </w:rPr>
+      </w:pPr>
+      <w:r>
+        <w:rPr>
+          <w:rFonts w:ascii="Times New Roman" w:hAnsi="Times New Roman" w:cs="Times New Roman"/>
+        </w:rPr>
+        <w:t>Обращение к списку по индексу возвращает элемент списка, а взятие среза от списка возвращает </w:t>
+      </w:r>
+      <w:r>
+        <w:rPr>
+          <w:rFonts w:ascii="Times New Roman" w:hAnsi="Times New Roman" w:cs="Times New Roman"/>
+          <w:b/>
+          <w:bCs/>
+        </w:rPr>
+        <w:t>новый список</w:t>
+      </w:r>
+      <w:r>
+        <w:rPr>
+          <w:rFonts w:ascii="Times New Roman" w:hAnsi="Times New Roman" w:cs="Times New Roman"/>
+        </w:rPr>
+        <w:t> (даже в том случае, если этот новый список будет единичной длины).</w:t>
+      </w:r>
+    </w:p>
+    <w:p>
+      <w:pPr>
+        <w:spacing w:after="80"/>
+        <w:rPr>
+          <w:rFonts w:ascii="Times New Roman" w:hAnsi="Times New Roman" w:cs="Times New Roman"/>
+        </w:rPr>
+      </w:pPr>
+      <w:r>
+        <w:rPr>
+          <w:rFonts w:ascii="Times New Roman" w:hAnsi="Times New Roman" w:cs="Times New Roman"/>
+          <w:b/>
+          <w:bCs/>
+        </w:rPr>
+        <w:t>Конкатенация</w:t>
+      </w:r>
+      <w:r>
+        <w:rPr>
+          <w:rFonts w:ascii="Times New Roman" w:hAnsi="Times New Roman" w:cs="Times New Roman"/>
+        </w:rPr>
+        <w:t> списков:</w:t>
+      </w:r>
+    </w:p>
+    <w:tbl>
+      <w:tblPr>
+        <w:tblStyle w:val="ac"/>
+        <w:tblW w:w="0" w:type="auto"/>
+        <w:tblLook w:val="04A0" w:firstRow="1" w:lastRow="0" w:firstColumn="1" w:lastColumn="0" w:noHBand="0" w:noVBand="1"/>
+      </w:tblPr>
+      <w:tblGrid>
+        <w:gridCol w:w="9628"/>
+      </w:tblGrid>
+      <w:tr>
+        <w:tc>
+          <w:tcPr>
+            <w:tcW w:w="9628" w:type="dxa"/>
+          </w:tcPr>
+          <w:p>
+            <w:pPr>
+              <w:spacing w:after="80" w:line="278" w:lineRule="auto"/>
+              <w:rPr>
+                <w:rFonts w:ascii="Times New Roman" w:hAnsi="Times New Roman" w:cs="Times New Roman"/>
+                <w:lang w:val="en-US"/>
+              </w:rPr>
+            </w:pPr>
+            <w:proofErr w:type="spellStart"/>
+            <w:proofErr w:type="gramStart"/>
+            <w:r>
+              <w:rPr>
+                <w:rFonts w:ascii="Times New Roman" w:hAnsi="Times New Roman" w:cs="Times New Roman"/>
+              </w:rPr>
+              <w:t>print</w:t>
+            </w:r>
+            <w:proofErr w:type="spellEnd"/>
+            <w:r>
+              <w:rPr>
+                <w:rFonts w:ascii="Times New Roman" w:hAnsi="Times New Roman" w:cs="Times New Roman"/>
+              </w:rPr>
+              <w:t>(</w:t>
+            </w:r>
+            <w:proofErr w:type="gramEnd"/>
+            <w:r>
+              <w:rPr>
+                <w:rFonts w:ascii="Times New Roman" w:hAnsi="Times New Roman" w:cs="Times New Roman"/>
+              </w:rPr>
+              <w:t>[1, 2] + [3, 4</w:t>
+            </w:r>
+            <w:proofErr w:type="gramStart"/>
+            <w:r>
+              <w:rPr>
+                <w:rFonts w:ascii="Times New Roman" w:hAnsi="Times New Roman" w:cs="Times New Roman"/>
+              </w:rPr>
+              <w:t xml:space="preserve">])   </w:t>
+            </w:r>
+            <w:proofErr w:type="gramEnd"/>
+            <w:r>
+              <w:rPr>
+                <w:rFonts w:ascii="Times New Roman" w:hAnsi="Times New Roman" w:cs="Times New Roman"/>
+              </w:rPr>
+              <w:t xml:space="preserve">  # [1, 2, 3, 4]</w:t>
+            </w:r>
+          </w:p>
+        </w:tc>
+      </w:tr>
+    </w:tbl>
+    <w:p>
+      <w:pPr>
+        <w:spacing w:after="80"/>
+        <w:rPr>
+          <w:rFonts w:ascii="Times New Roman" w:hAnsi="Times New Roman" w:cs="Times New Roman"/>
+        </w:rPr>
+      </w:pPr>
+      <w:r>
+        <w:rPr>
+          <w:rFonts w:ascii="Times New Roman" w:hAnsi="Times New Roman" w:cs="Times New Roman"/>
+        </w:rPr>
+        <w:t xml:space="preserve">               </w:t>
+      </w:r>
+    </w:p>
+    <w:p>
+      <w:pPr>
+        <w:spacing w:after="80"/>
+        <w:rPr>
+          <w:rFonts w:ascii="Times New Roman" w:hAnsi="Times New Roman" w:cs="Times New Roman"/>
+        </w:rPr>
+      </w:pPr>
+      <w:r>
+        <w:rPr>
+          <w:rFonts w:ascii="Times New Roman" w:hAnsi="Times New Roman" w:cs="Times New Roman"/>
+          <w:b/>
+          <w:bCs/>
+        </w:rPr>
+        <w:t>Умножение списка на число:</w:t>
+      </w:r>
+    </w:p>
+    <w:tbl>
+      <w:tblPr>
+        <w:tblStyle w:val="ac"/>
+        <w:tblW w:w="0" w:type="auto"/>
+        <w:tblLook w:val="04A0" w:firstRow="1" w:lastRow="0" w:firstColumn="1" w:lastColumn="0" w:noHBand="0" w:noVBand="1"/>
+      </w:tblPr>
+      <w:tblGrid>
+        <w:gridCol w:w="9628"/>
+      </w:tblGrid>
+      <w:tr>
+        <w:tc>
+          <w:tcPr>
+            <w:tcW w:w="9628" w:type="dxa"/>
+          </w:tcPr>
+          <w:p>
+            <w:pPr>
+              <w:spacing w:after="80" w:line="278" w:lineRule="auto"/>
+              <w:rPr>
+                <w:rFonts w:ascii="Times New Roman" w:hAnsi="Times New Roman" w:cs="Times New Roman"/>
+                <w:lang w:val="en-US"/>
+              </w:rPr>
+            </w:pPr>
+            <w:proofErr w:type="spellStart"/>
+            <w:proofErr w:type="gramStart"/>
+            <w:r>
+              <w:rPr>
+                <w:rFonts w:ascii="Times New Roman" w:hAnsi="Times New Roman" w:cs="Times New Roman"/>
+              </w:rPr>
+              <w:t>print</w:t>
+            </w:r>
+            <w:proofErr w:type="spellEnd"/>
+            <w:r>
+              <w:rPr>
+                <w:rFonts w:ascii="Times New Roman" w:hAnsi="Times New Roman" w:cs="Times New Roman"/>
+              </w:rPr>
+              <w:t>(</w:t>
+            </w:r>
+            <w:proofErr w:type="gramEnd"/>
+            <w:r>
+              <w:rPr>
+                <w:rFonts w:ascii="Times New Roman" w:hAnsi="Times New Roman" w:cs="Times New Roman"/>
+              </w:rPr>
+              <w:t>[0] * 5)    # [0, 0, 0, 0, 0]</w:t>
+            </w:r>
+          </w:p>
+        </w:tc>
+      </w:tr>
+    </w:tbl>
+    <w:p>
+      <w:pPr>
+        <w:spacing w:after="80"/>
+        <w:rPr>
+          <w:rFonts w:ascii="Times New Roman" w:hAnsi="Times New Roman" w:cs="Times New Roman"/>
+        </w:rPr>
+      </w:pPr>
+      <w:r>
+        <w:rPr>
+          <w:rFonts w:ascii="Times New Roman" w:hAnsi="Times New Roman" w:cs="Times New Roman"/>
+        </w:rPr>
+        <w:t xml:space="preserve">                  </w:t>
+      </w:r>
+    </w:p>
+    <w:p>
+      <w:pPr>
+        <w:spacing w:after="80"/>
+        <w:rPr>
+          <w:rFonts w:ascii="Times New Roman" w:hAnsi="Times New Roman" w:cs="Times New Roman"/>
+        </w:rPr>
+      </w:pPr>
+      <w:r>
+        <w:rPr>
+          <w:rFonts w:ascii="Times New Roman" w:hAnsi="Times New Roman" w:cs="Times New Roman"/>
+          <w:b/>
+          <w:bCs/>
+        </w:rPr>
+        <w:t>Встроенная функция </w:t>
+      </w:r>
+      <w:proofErr w:type="spellStart"/>
+      <w:proofErr w:type="gramStart"/>
+      <w:r>
+        <w:rPr>
+          <w:rFonts w:ascii="Times New Roman" w:hAnsi="Times New Roman" w:cs="Times New Roman"/>
+          <w:b/>
+          <w:bCs/>
+        </w:rPr>
+        <w:t>sum</w:t>
+      </w:r>
+      <w:proofErr w:type="spellEnd"/>
+      <w:r>
+        <w:rPr>
+          <w:rFonts w:ascii="Times New Roman" w:hAnsi="Times New Roman" w:cs="Times New Roman"/>
+          <w:b/>
+          <w:bCs/>
+        </w:rPr>
+        <w:t>(</w:t>
+      </w:r>
+      <w:proofErr w:type="gramEnd"/>
+      <w:r>
+        <w:rPr>
+          <w:rFonts w:ascii="Times New Roman" w:hAnsi="Times New Roman" w:cs="Times New Roman"/>
+          <w:b/>
+          <w:bCs/>
+        </w:rPr>
+        <w:t>)</w:t>
+      </w:r>
+      <w:r>
+        <w:rPr>
+          <w:rFonts w:ascii="Times New Roman" w:hAnsi="Times New Roman" w:cs="Times New Roman"/>
+        </w:rPr>
+        <w:t> принимает в качестве параметра список чисел и вычисляет сумму его элементов.</w:t>
+      </w:r>
+    </w:p>
+    <w:p>
+      <w:pPr>
+        <w:spacing w:after="80"/>
+        <w:rPr>
+          <w:rFonts w:ascii="Times New Roman" w:hAnsi="Times New Roman" w:cs="Times New Roman"/>
+        </w:rPr>
+      </w:pPr>
+      <w:r>
+        <w:rPr>
+          <w:rFonts w:ascii="Times New Roman" w:hAnsi="Times New Roman" w:cs="Times New Roman"/>
+          <w:b/>
+          <w:bCs/>
+        </w:rPr>
+        <w:t>Встроенные функции </w:t>
+      </w:r>
+      <w:proofErr w:type="spellStart"/>
+      <w:proofErr w:type="gramStart"/>
+      <w:r>
+        <w:rPr>
+          <w:rFonts w:ascii="Times New Roman" w:hAnsi="Times New Roman" w:cs="Times New Roman"/>
+          <w:b/>
+          <w:bCs/>
+        </w:rPr>
+        <w:t>min</w:t>
+      </w:r>
+      <w:proofErr w:type="spellEnd"/>
+      <w:r>
+        <w:rPr>
+          <w:rFonts w:ascii="Times New Roman" w:hAnsi="Times New Roman" w:cs="Times New Roman"/>
+          <w:b/>
+          <w:bCs/>
+        </w:rPr>
+        <w:t>(</w:t>
+      </w:r>
+      <w:proofErr w:type="gramEnd"/>
+      <w:r>
+        <w:rPr>
+          <w:rFonts w:ascii="Times New Roman" w:hAnsi="Times New Roman" w:cs="Times New Roman"/>
+          <w:b/>
+          <w:bCs/>
+        </w:rPr>
+        <w:t>)</w:t>
+      </w:r>
+      <w:r>
+        <w:rPr>
+          <w:rFonts w:ascii="Times New Roman" w:hAnsi="Times New Roman" w:cs="Times New Roman"/>
+        </w:rPr>
+        <w:t> и </w:t>
+      </w:r>
+      <w:proofErr w:type="spellStart"/>
+      <w:proofErr w:type="gramStart"/>
+      <w:r>
+        <w:rPr>
+          <w:rFonts w:ascii="Times New Roman" w:hAnsi="Times New Roman" w:cs="Times New Roman"/>
+          <w:b/>
+          <w:bCs/>
+        </w:rPr>
+        <w:t>max</w:t>
+      </w:r>
+      <w:proofErr w:type="spellEnd"/>
+      <w:r>
+        <w:rPr>
+          <w:rFonts w:ascii="Times New Roman" w:hAnsi="Times New Roman" w:cs="Times New Roman"/>
+          <w:b/>
+          <w:bCs/>
+        </w:rPr>
+        <w:t>(</w:t>
+      </w:r>
+      <w:proofErr w:type="gramEnd"/>
+      <w:r>
+        <w:rPr>
+          <w:rFonts w:ascii="Times New Roman" w:hAnsi="Times New Roman" w:cs="Times New Roman"/>
+          <w:b/>
+          <w:bCs/>
+        </w:rPr>
+        <w:t>)</w:t>
+      </w:r>
+      <w:r>
+        <w:rPr>
+          <w:rFonts w:ascii="Times New Roman" w:hAnsi="Times New Roman" w:cs="Times New Roman"/>
+        </w:rPr>
+        <w:t> принимают в качестве параметра список и находят минимальный и максимальный элементы соответственно.</w:t>
+      </w:r>
+    </w:p>
+    <w:p>
+      <w:pPr>
+        <w:spacing w:after="80"/>
+        <w:rPr>
+          <w:rFonts w:ascii="Times New Roman" w:hAnsi="Times New Roman" w:cs="Times New Roman"/>
+        </w:rPr>
+      </w:pPr>
+      <w:r>
+        <w:rPr>
+          <w:rFonts w:ascii="Times New Roman" w:hAnsi="Times New Roman" w:cs="Times New Roman"/>
+        </w:rPr>
+        <w:lastRenderedPageBreak/>
+        <w:t>Строки — </w:t>
+      </w:r>
+      <w:r>
+        <w:rPr>
+          <w:rFonts w:ascii="Times New Roman" w:hAnsi="Times New Roman" w:cs="Times New Roman"/>
+          <w:b/>
+          <w:bCs/>
+        </w:rPr>
+        <w:t>неизменяемые </w:t>
+      </w:r>
+      <w:r>
+        <w:rPr>
+          <w:rFonts w:ascii="Times New Roman" w:hAnsi="Times New Roman" w:cs="Times New Roman"/>
+        </w:rPr>
+        <w:t>объекты, а списки – </w:t>
+      </w:r>
+      <w:r>
+        <w:rPr>
+          <w:rFonts w:ascii="Times New Roman" w:hAnsi="Times New Roman" w:cs="Times New Roman"/>
+          <w:b/>
+          <w:bCs/>
+        </w:rPr>
+        <w:t>изменяемые</w:t>
+      </w:r>
+      <w:r>
+        <w:rPr>
+          <w:rFonts w:ascii="Times New Roman" w:hAnsi="Times New Roman" w:cs="Times New Roman"/>
+        </w:rPr>
+        <w:t>. Изменять отдельные символы строк нельзя, однако можно изменять отдельные элементы списков:</w:t>
+      </w:r>
+    </w:p>
+    <w:tbl>
+      <w:tblPr>
+        <w:tblStyle w:val="ac"/>
+        <w:tblW w:w="0" w:type="auto"/>
+        <w:tblLook w:val="04A0" w:firstRow="1" w:lastRow="0" w:firstColumn="1" w:lastColumn="0" w:noHBand="0" w:noVBand="1"/>
+      </w:tblPr>
+      <w:tblGrid>
+        <w:gridCol w:w="9628"/>
+      </w:tblGrid>
+      <w:tr>
+        <w:tc>
+          <w:tcPr>
+            <w:tcW w:w="9628" w:type="dxa"/>
+          </w:tcPr>
+          <w:p>
+            <w:pPr>
+              <w:spacing w:after="80" w:line="278" w:lineRule="auto"/>
+              <w:rPr>
+                <w:rFonts w:ascii="Times New Roman" w:hAnsi="Times New Roman" w:cs="Times New Roman"/>
+              </w:rPr>
+            </w:pPr>
+            <w:proofErr w:type="spellStart"/>
+            <w:r>
+              <w:rPr>
+                <w:rFonts w:ascii="Times New Roman" w:hAnsi="Times New Roman" w:cs="Times New Roman"/>
+              </w:rPr>
+              <w:t>numbers</w:t>
+            </w:r>
+            <w:proofErr w:type="spellEnd"/>
+            <w:r>
+              <w:rPr>
+                <w:rFonts w:ascii="Times New Roman" w:hAnsi="Times New Roman" w:cs="Times New Roman"/>
+              </w:rPr>
+              <w:t xml:space="preserve"> = [1, 2, 3, 4, 5, 6, 7]</w:t>
+            </w:r>
+          </w:p>
+          <w:p>
+            <w:pPr>
+              <w:spacing w:after="80" w:line="278" w:lineRule="auto"/>
+              <w:rPr>
+                <w:rFonts w:ascii="Times New Roman" w:hAnsi="Times New Roman" w:cs="Times New Roman"/>
+              </w:rPr>
+            </w:pPr>
+            <w:proofErr w:type="spellStart"/>
+            <w:proofErr w:type="gramStart"/>
+            <w:r>
+              <w:rPr>
+                <w:rFonts w:ascii="Times New Roman" w:hAnsi="Times New Roman" w:cs="Times New Roman"/>
+              </w:rPr>
+              <w:t>numbers</w:t>
+            </w:r>
+            <w:proofErr w:type="spellEnd"/>
+            <w:r>
+              <w:rPr>
+                <w:rFonts w:ascii="Times New Roman" w:hAnsi="Times New Roman" w:cs="Times New Roman"/>
+              </w:rPr>
+              <w:t>[</w:t>
+            </w:r>
+            <w:proofErr w:type="gramEnd"/>
+            <w:r>
+              <w:rPr>
+                <w:rFonts w:ascii="Times New Roman" w:hAnsi="Times New Roman" w:cs="Times New Roman"/>
+              </w:rPr>
+              <w:t>1] = 101     # изменяем 2 элемент (по индексу 1) списка</w:t>
+            </w:r>
+          </w:p>
+          <w:p>
+            <w:pPr>
+              <w:spacing w:after="80" w:line="278" w:lineRule="auto"/>
+              <w:rPr>
+                <w:rFonts w:ascii="Times New Roman" w:hAnsi="Times New Roman" w:cs="Times New Roman"/>
+                <w:lang w:val="en-US"/>
+              </w:rPr>
+            </w:pPr>
+            <w:proofErr w:type="spellStart"/>
+            <w:r>
+              <w:rPr>
+                <w:rFonts w:ascii="Times New Roman" w:hAnsi="Times New Roman" w:cs="Times New Roman"/>
+              </w:rPr>
+              <w:t>print</w:t>
+            </w:r>
+            <w:proofErr w:type="spellEnd"/>
+            <w:r>
+              <w:rPr>
+                <w:rFonts w:ascii="Times New Roman" w:hAnsi="Times New Roman" w:cs="Times New Roman"/>
+              </w:rPr>
+              <w:t>(</w:t>
+            </w:r>
+            <w:proofErr w:type="spellStart"/>
+            <w:r>
+              <w:rPr>
+                <w:rFonts w:ascii="Times New Roman" w:hAnsi="Times New Roman" w:cs="Times New Roman"/>
+              </w:rPr>
+              <w:t>numbers</w:t>
+            </w:r>
+            <w:proofErr w:type="spellEnd"/>
+            <w:r>
+              <w:rPr>
+                <w:rFonts w:ascii="Times New Roman" w:hAnsi="Times New Roman" w:cs="Times New Roman"/>
+              </w:rPr>
+              <w:t>)</w:t>
+            </w:r>
+          </w:p>
+        </w:tc>
+      </w:tr>
+    </w:tbl>
+    <w:p>
+      <w:pPr>
+        <w:spacing w:after="80"/>
+        <w:rPr>
+          <w:rFonts w:ascii="Times New Roman" w:hAnsi="Times New Roman" w:cs="Times New Roman"/>
+          <w:lang w:val="en-US"/>
+        </w:rPr>
+      </w:pPr>
+    </w:p>
+    <w:p>
+      <w:pPr>
+        <w:pStyle w:val="41"/>
+      </w:pPr>
+      <w:r>
+        <w:t xml:space="preserve">6.3 </w:t>
+      </w:r>
+      <w:r>
+        <w:t>Методы списков №1:</w:t>
+      </w:r>
+    </w:p>
+    <w:p>
+      <w:pPr>
+        <w:spacing w:after="80"/>
+        <w:rPr>
+          <w:rFonts w:ascii="Times New Roman" w:hAnsi="Times New Roman" w:cs="Times New Roman"/>
+        </w:rPr>
+      </w:pPr>
+      <w:r>
+        <w:rPr>
+          <w:rFonts w:ascii="Times New Roman" w:hAnsi="Times New Roman" w:cs="Times New Roman"/>
+          <w:b/>
+          <w:bCs/>
+        </w:rPr>
+        <w:t>Метод </w:t>
+      </w:r>
+      <w:proofErr w:type="spellStart"/>
+      <w:proofErr w:type="gramStart"/>
+      <w:r>
+        <w:rPr>
+          <w:rFonts w:ascii="Times New Roman" w:hAnsi="Times New Roman" w:cs="Times New Roman"/>
+          <w:b/>
+          <w:bCs/>
+        </w:rPr>
+        <w:t>append</w:t>
+      </w:r>
+      <w:proofErr w:type="spellEnd"/>
+      <w:r>
+        <w:rPr>
+          <w:rFonts w:ascii="Times New Roman" w:hAnsi="Times New Roman" w:cs="Times New Roman"/>
+          <w:b/>
+          <w:bCs/>
+        </w:rPr>
+        <w:t>(</w:t>
+      </w:r>
+      <w:proofErr w:type="gramEnd"/>
+      <w:r>
+        <w:rPr>
+          <w:rFonts w:ascii="Times New Roman" w:hAnsi="Times New Roman" w:cs="Times New Roman"/>
+          <w:b/>
+          <w:bCs/>
+        </w:rPr>
+        <w:t>)</w:t>
+      </w:r>
+      <w:r>
+        <w:rPr>
+          <w:rFonts w:ascii="Times New Roman" w:hAnsi="Times New Roman" w:cs="Times New Roman"/>
+        </w:rPr>
+        <w:t> используется для добавления нового элемента </w:t>
+      </w:r>
+      <w:r>
+        <w:rPr>
+          <w:rFonts w:ascii="Times New Roman" w:hAnsi="Times New Roman" w:cs="Times New Roman"/>
+          <w:b/>
+          <w:bCs/>
+        </w:rPr>
+        <w:t>в конец списка</w:t>
+      </w:r>
+      <w:r>
+        <w:rPr>
+          <w:rFonts w:ascii="Times New Roman" w:hAnsi="Times New Roman" w:cs="Times New Roman"/>
+        </w:rPr>
+        <w:t>.</w:t>
+      </w:r>
+    </w:p>
+    <w:p>
+      <w:pPr>
+        <w:spacing w:after="80"/>
+        <w:rPr>
+          <w:rFonts w:ascii="Times New Roman" w:hAnsi="Times New Roman" w:cs="Times New Roman"/>
+        </w:rPr>
+      </w:pPr>
+      <w:r>
+        <w:rPr>
+          <w:rFonts w:ascii="Times New Roman" w:hAnsi="Times New Roman" w:cs="Times New Roman"/>
+          <w:b/>
+          <w:bCs/>
+        </w:rPr>
+        <w:t>Метод </w:t>
+      </w:r>
+      <w:proofErr w:type="spellStart"/>
+      <w:proofErr w:type="gramStart"/>
+      <w:r>
+        <w:rPr>
+          <w:rFonts w:ascii="Times New Roman" w:hAnsi="Times New Roman" w:cs="Times New Roman"/>
+          <w:b/>
+          <w:bCs/>
+        </w:rPr>
+        <w:t>extend</w:t>
+      </w:r>
+      <w:proofErr w:type="spellEnd"/>
+      <w:r>
+        <w:rPr>
+          <w:rFonts w:ascii="Times New Roman" w:hAnsi="Times New Roman" w:cs="Times New Roman"/>
+          <w:b/>
+          <w:bCs/>
+        </w:rPr>
+        <w:t>(</w:t>
+      </w:r>
+      <w:proofErr w:type="gramEnd"/>
+      <w:r>
+        <w:rPr>
+          <w:rFonts w:ascii="Times New Roman" w:hAnsi="Times New Roman" w:cs="Times New Roman"/>
+          <w:b/>
+          <w:bCs/>
+        </w:rPr>
+        <w:t>)</w:t>
+      </w:r>
+      <w:r>
+        <w:rPr>
+          <w:rFonts w:ascii="Times New Roman" w:hAnsi="Times New Roman" w:cs="Times New Roman"/>
+        </w:rPr>
+        <w:t> используется для расширения списка элементами другого списка или строки.</w:t>
+      </w:r>
+    </w:p>
+    <w:p>
+      <w:pPr>
+        <w:spacing w:after="80"/>
+        <w:rPr>
+          <w:rFonts w:ascii="Times New Roman" w:hAnsi="Times New Roman" w:cs="Times New Roman"/>
+        </w:rPr>
+      </w:pPr>
+      <w:r>
+        <w:rPr>
+          <w:rFonts w:ascii="Times New Roman" w:hAnsi="Times New Roman" w:cs="Times New Roman"/>
+          <w:b/>
+          <w:bCs/>
+        </w:rPr>
+        <w:t>Оператор </w:t>
+      </w:r>
+      <w:proofErr w:type="spellStart"/>
+      <w:r>
+        <w:rPr>
+          <w:rFonts w:ascii="Times New Roman" w:hAnsi="Times New Roman" w:cs="Times New Roman"/>
+          <w:b/>
+          <w:bCs/>
+        </w:rPr>
+        <w:t>del</w:t>
+      </w:r>
+      <w:proofErr w:type="spellEnd"/>
+      <w:r>
+        <w:rPr>
+          <w:rFonts w:ascii="Times New Roman" w:hAnsi="Times New Roman" w:cs="Times New Roman"/>
+        </w:rPr>
+        <w:t> используется для удаления элементов списка по определенному индексу. Оператор </w:t>
+      </w:r>
+      <w:proofErr w:type="spellStart"/>
+      <w:r>
+        <w:rPr>
+          <w:rFonts w:ascii="Times New Roman" w:hAnsi="Times New Roman" w:cs="Times New Roman"/>
+        </w:rPr>
+        <w:t>del</w:t>
+      </w:r>
+      <w:proofErr w:type="spellEnd"/>
+      <w:r>
+        <w:rPr>
+          <w:rFonts w:ascii="Times New Roman" w:hAnsi="Times New Roman" w:cs="Times New Roman"/>
+        </w:rPr>
+        <w:t> работает и со срезами: можно удалить целый диапазон элементов списка.</w:t>
+      </w:r>
+    </w:p>
+    <w:p>
+      <w:pPr>
+        <w:pStyle w:val="41"/>
+        <w:rPr>
+          <w:rFonts w:eastAsiaTheme="minorHAnsi"/>
+        </w:rPr>
+      </w:pPr>
+      <w:r>
+        <w:t xml:space="preserve">6.4 </w:t>
+      </w:r>
+      <w:r>
+        <w:rPr>
+          <w:rFonts w:eastAsiaTheme="minorHAnsi"/>
+        </w:rPr>
+        <w:t>вывод элементов списка</w:t>
+      </w:r>
+      <w:r>
+        <w:t>:</w:t>
+      </w:r>
+    </w:p>
+    <w:p>
+      <w:pPr>
+        <w:spacing w:after="80"/>
+        <w:rPr>
+          <w:rFonts w:ascii="Times New Roman" w:hAnsi="Times New Roman" w:cs="Times New Roman"/>
+        </w:rPr>
+      </w:pPr>
+      <w:r>
+        <w:rPr>
+          <w:rFonts w:ascii="Times New Roman" w:hAnsi="Times New Roman" w:cs="Times New Roman"/>
+        </w:rPr>
+        <w:t>Для вывода элементов списка </w:t>
+      </w:r>
+      <w:r>
+        <w:rPr>
+          <w:rFonts w:ascii="Times New Roman" w:hAnsi="Times New Roman" w:cs="Times New Roman"/>
+          <w:b/>
+          <w:bCs/>
+        </w:rPr>
+        <w:t>каждого на отдельной строке</w:t>
+      </w:r>
+      <w:r>
+        <w:rPr>
+          <w:rFonts w:ascii="Times New Roman" w:hAnsi="Times New Roman" w:cs="Times New Roman"/>
+        </w:rPr>
+        <w:t> можно использовать </w:t>
+      </w:r>
+      <w:r>
+        <w:rPr>
+          <w:rFonts w:ascii="Times New Roman" w:hAnsi="Times New Roman" w:cs="Times New Roman"/>
+          <w:b/>
+          <w:bCs/>
+        </w:rPr>
+        <w:t>цикл</w:t>
+      </w:r>
+      <w:r>
+        <w:rPr>
+          <w:rFonts w:ascii="Times New Roman" w:hAnsi="Times New Roman" w:cs="Times New Roman"/>
+        </w:rPr>
+        <w:t> </w:t>
+      </w:r>
+      <w:proofErr w:type="spellStart"/>
+      <w:r>
+        <w:rPr>
+          <w:rFonts w:ascii="Times New Roman" w:hAnsi="Times New Roman" w:cs="Times New Roman"/>
+          <w:b/>
+          <w:bCs/>
+        </w:rPr>
+        <w:t>for</w:t>
+      </w:r>
+      <w:proofErr w:type="spellEnd"/>
+      <w:r>
+        <w:rPr>
+          <w:rFonts w:ascii="Times New Roman" w:hAnsi="Times New Roman" w:cs="Times New Roman"/>
+        </w:rPr>
+        <w:t>:</w:t>
+      </w:r>
+    </w:p>
+    <w:p>
+      <w:pPr>
+        <w:numPr>
+          <w:ilvl w:val="0"/>
+          <w:numId w:val="104"/>
+        </w:numPr>
+        <w:spacing w:after="80"/>
+        <w:rPr>
+          <w:rFonts w:ascii="Times New Roman" w:hAnsi="Times New Roman" w:cs="Times New Roman"/>
+        </w:rPr>
+      </w:pPr>
+      <w:r>
+        <w:rPr>
+          <w:rFonts w:ascii="Times New Roman" w:hAnsi="Times New Roman" w:cs="Times New Roman"/>
+        </w:rPr>
+        <w:t>если нужны индексы элементов:</w:t>
+      </w:r>
+    </w:p>
+    <w:tbl>
+      <w:tblPr>
+        <w:tblStyle w:val="ac"/>
+        <w:tblW w:w="0" w:type="auto"/>
+        <w:tblInd w:w="720" w:type="dxa"/>
+        <w:tblLook w:val="04A0" w:firstRow="1" w:lastRow="0" w:firstColumn="1" w:lastColumn="0" w:noHBand="0" w:noVBand="1"/>
+      </w:tblPr>
+      <w:tblGrid>
+        <w:gridCol w:w="8908"/>
+      </w:tblGrid>
+      <w:tr>
+        <w:tc>
+          <w:tcPr>
+            <w:tcW w:w="9628" w:type="dxa"/>
+          </w:tcPr>
+          <w:p>
+            <w:pPr>
+              <w:spacing w:after="80"/>
+              <w:ind w:left="360"/>
+              <w:rPr>
+                <w:rFonts w:ascii="Times New Roman" w:hAnsi="Times New Roman" w:cs="Times New Roman"/>
+                <w:lang w:val="en-US"/>
+              </w:rPr>
+            </w:pPr>
+            <w:r>
+              <w:rPr>
+                <w:rFonts w:ascii="Times New Roman" w:hAnsi="Times New Roman" w:cs="Times New Roman"/>
+                <w:lang w:val="en-US"/>
+              </w:rPr>
+              <w:t>numbers = [0, 1, 2, 3, 4, 5, 6, 7, 8, 9, 10]</w:t>
+            </w:r>
+          </w:p>
+          <w:p>
+            <w:pPr>
+              <w:spacing w:after="80"/>
+              <w:rPr>
+                <w:rFonts w:ascii="Times New Roman" w:hAnsi="Times New Roman" w:cs="Times New Roman"/>
+                <w:lang w:val="en-US"/>
+              </w:rPr>
+            </w:pPr>
+          </w:p>
+          <w:p>
+            <w:pPr>
+              <w:spacing w:after="80"/>
+              <w:rPr>
+                <w:rFonts w:ascii="Times New Roman" w:hAnsi="Times New Roman" w:cs="Times New Roman"/>
+                <w:lang w:val="en-US"/>
+              </w:rPr>
+            </w:pPr>
+            <w:r>
+              <w:rPr>
+                <w:rFonts w:ascii="Times New Roman" w:hAnsi="Times New Roman" w:cs="Times New Roman"/>
+                <w:lang w:val="en-US"/>
+              </w:rPr>
+              <w:t xml:space="preserve">      </w:t>
+            </w:r>
+            <w:r>
+              <w:rPr>
+                <w:rFonts w:ascii="Times New Roman" w:hAnsi="Times New Roman" w:cs="Times New Roman"/>
+                <w:lang w:val="en-US"/>
+              </w:rPr>
+              <w:t>for i in range(</w:t>
+            </w:r>
+            <w:proofErr w:type="spellStart"/>
+            <w:r>
+              <w:rPr>
+                <w:rFonts w:ascii="Times New Roman" w:hAnsi="Times New Roman" w:cs="Times New Roman"/>
+                <w:lang w:val="en-US"/>
+              </w:rPr>
+              <w:t>len</w:t>
+            </w:r>
+            <w:proofErr w:type="spellEnd"/>
+            <w:r>
+              <w:rPr>
+                <w:rFonts w:ascii="Times New Roman" w:hAnsi="Times New Roman" w:cs="Times New Roman"/>
+                <w:lang w:val="en-US"/>
+              </w:rPr>
+              <w:t>(numbers)):</w:t>
+            </w:r>
+          </w:p>
+          <w:p>
+            <w:pPr>
+              <w:spacing w:after="80"/>
+              <w:rPr>
+                <w:rFonts w:ascii="Times New Roman" w:hAnsi="Times New Roman" w:cs="Times New Roman"/>
+              </w:rPr>
+            </w:pPr>
+            <w:r>
+              <w:rPr>
+                <w:rFonts w:ascii="Times New Roman" w:hAnsi="Times New Roman" w:cs="Times New Roman"/>
+                <w:lang w:val="en-US"/>
+              </w:rPr>
+              <w:t xml:space="preserve">              </w:t>
+            </w:r>
+            <w:proofErr w:type="spellStart"/>
+            <w:r>
+              <w:rPr>
+                <w:rFonts w:ascii="Times New Roman" w:hAnsi="Times New Roman" w:cs="Times New Roman"/>
+              </w:rPr>
+              <w:t>print</w:t>
+            </w:r>
+            <w:proofErr w:type="spellEnd"/>
+            <w:r>
+              <w:rPr>
+                <w:rFonts w:ascii="Times New Roman" w:hAnsi="Times New Roman" w:cs="Times New Roman"/>
+              </w:rPr>
+              <w:t>(</w:t>
+            </w:r>
+            <w:proofErr w:type="spellStart"/>
+            <w:r>
+              <w:rPr>
+                <w:rFonts w:ascii="Times New Roman" w:hAnsi="Times New Roman" w:cs="Times New Roman"/>
+              </w:rPr>
+              <w:t>numbers</w:t>
+            </w:r>
+            <w:proofErr w:type="spellEnd"/>
+            <w:r>
+              <w:rPr>
+                <w:rFonts w:ascii="Times New Roman" w:hAnsi="Times New Roman" w:cs="Times New Roman"/>
+              </w:rPr>
+              <w:t>[i])</w:t>
+            </w:r>
+          </w:p>
+        </w:tc>
+      </w:tr>
+    </w:tbl>
+    <w:p>
+      <w:pPr>
+        <w:spacing w:after="80"/>
+        <w:ind w:left="720"/>
+        <w:rPr>
+          <w:rFonts w:ascii="Times New Roman" w:hAnsi="Times New Roman" w:cs="Times New Roman"/>
+        </w:rPr>
+      </w:pPr>
+    </w:p>
+    <w:p>
+      <w:pPr>
+        <w:numPr>
+          <w:ilvl w:val="0"/>
+          <w:numId w:val="104"/>
+        </w:numPr>
+        <w:spacing w:after="80"/>
+        <w:rPr>
+          <w:rFonts w:ascii="Times New Roman" w:hAnsi="Times New Roman" w:cs="Times New Roman"/>
+        </w:rPr>
+      </w:pPr>
+      <w:r>
+        <w:rPr>
+          <w:rFonts w:ascii="Times New Roman" w:hAnsi="Times New Roman" w:cs="Times New Roman"/>
+        </w:rPr>
+        <w:t>если индексы не нужны:</w:t>
+      </w:r>
+    </w:p>
+    <w:tbl>
+      <w:tblPr>
+        <w:tblStyle w:val="ac"/>
+        <w:tblW w:w="0" w:type="auto"/>
+        <w:tblInd w:w="720" w:type="dxa"/>
+        <w:tblLook w:val="04A0" w:firstRow="1" w:lastRow="0" w:firstColumn="1" w:lastColumn="0" w:noHBand="0" w:noVBand="1"/>
+      </w:tblPr>
+      <w:tblGrid>
+        <w:gridCol w:w="8908"/>
+      </w:tblGrid>
+      <w:tr>
+        <w:tc>
+          <w:tcPr>
+            <w:tcW w:w="9628" w:type="dxa"/>
+          </w:tcPr>
+          <w:p>
+            <w:pPr>
+              <w:spacing w:after="80" w:line="278" w:lineRule="auto"/>
+              <w:ind w:left="360"/>
+              <w:rPr>
+                <w:rFonts w:ascii="Times New Roman" w:hAnsi="Times New Roman" w:cs="Times New Roman"/>
+                <w:lang w:val="en-US"/>
+              </w:rPr>
+            </w:pPr>
+            <w:r>
+              <w:rPr>
+                <w:rFonts w:ascii="Times New Roman" w:hAnsi="Times New Roman" w:cs="Times New Roman"/>
+                <w:lang w:val="en-US"/>
+              </w:rPr>
+              <w:t>numbers = [0, 1, 2, 3, 4, 5, 6, 7, 8, 9, 10]</w:t>
+            </w:r>
+          </w:p>
+          <w:p>
+            <w:pPr>
+              <w:spacing w:after="80" w:line="278" w:lineRule="auto"/>
+              <w:rPr>
+                <w:rFonts w:ascii="Times New Roman" w:hAnsi="Times New Roman" w:cs="Times New Roman"/>
+                <w:lang w:val="en-US"/>
+              </w:rPr>
+            </w:pPr>
+          </w:p>
+          <w:p>
+            <w:pPr>
+              <w:spacing w:after="80" w:line="278" w:lineRule="auto"/>
+              <w:ind w:left="360"/>
+              <w:rPr>
+                <w:rFonts w:ascii="Times New Roman" w:hAnsi="Times New Roman" w:cs="Times New Roman"/>
+                <w:lang w:val="en-US"/>
+              </w:rPr>
+            </w:pPr>
+            <w:r>
+              <w:rPr>
+                <w:rFonts w:ascii="Times New Roman" w:hAnsi="Times New Roman" w:cs="Times New Roman"/>
+                <w:lang w:val="en-US"/>
+              </w:rPr>
+              <w:t>for num in numbers:</w:t>
+            </w:r>
+          </w:p>
+          <w:p>
+            <w:pPr>
+              <w:spacing w:after="80" w:line="278" w:lineRule="auto"/>
+              <w:ind w:left="720"/>
+              <w:rPr>
+                <w:rFonts w:ascii="Times New Roman" w:hAnsi="Times New Roman" w:cs="Times New Roman"/>
+                <w:lang w:val="en-US"/>
+              </w:rPr>
+            </w:pPr>
+            <w:r>
+              <w:rPr>
+                <w:rFonts w:ascii="Times New Roman" w:hAnsi="Times New Roman" w:cs="Times New Roman"/>
+                <w:lang w:val="en-US"/>
+              </w:rPr>
+              <w:t xml:space="preserve"> </w:t>
+            </w:r>
+            <w:r>
+              <w:rPr>
+                <w:rFonts w:ascii="Times New Roman" w:hAnsi="Times New Roman" w:cs="Times New Roman"/>
+                <w:lang w:val="en-US"/>
+              </w:rPr>
+              <w:t>print(num)</w:t>
+            </w:r>
+          </w:p>
+        </w:tc>
+      </w:tr>
+    </w:tbl>
+    <w:p>
+      <w:pPr>
+        <w:spacing w:after="80"/>
+        <w:ind w:left="720"/>
+        <w:rPr>
+          <w:rFonts w:ascii="Times New Roman" w:hAnsi="Times New Roman" w:cs="Times New Roman"/>
+          <w:lang w:val="en-US"/>
+        </w:rPr>
+      </w:pPr>
+      <w:r>
+        <w:rPr>
+          <w:rFonts w:ascii="Times New Roman" w:hAnsi="Times New Roman" w:cs="Times New Roman"/>
+          <w:lang w:val="en-US"/>
+        </w:rPr>
+        <w:t xml:space="preserve">                  </w:t>
+      </w:r>
+    </w:p>
+    <w:p>
+      <w:pPr>
+        <w:spacing w:after="80"/>
+        <w:rPr>
+          <w:rFonts w:ascii="Times New Roman" w:hAnsi="Times New Roman" w:cs="Times New Roman"/>
+        </w:rPr>
+      </w:pPr>
+      <w:r>
+        <w:rPr>
+          <w:rFonts w:ascii="Times New Roman" w:hAnsi="Times New Roman" w:cs="Times New Roman"/>
+        </w:rPr>
+        <w:t>Вывод с помощью </w:t>
+      </w:r>
+      <w:r>
+        <w:rPr>
+          <w:rFonts w:ascii="Times New Roman" w:hAnsi="Times New Roman" w:cs="Times New Roman"/>
+          <w:b/>
+          <w:bCs/>
+        </w:rPr>
+        <w:t>распаковки списка</w:t>
+      </w:r>
+      <w:r>
+        <w:rPr>
+          <w:rFonts w:ascii="Times New Roman" w:hAnsi="Times New Roman" w:cs="Times New Roman"/>
+        </w:rPr>
+        <w:t>:</w:t>
+      </w:r>
+    </w:p>
+    <w:p>
+      <w:pPr>
+        <w:numPr>
+          <w:ilvl w:val="0"/>
+          <w:numId w:val="105"/>
+        </w:numPr>
+        <w:spacing w:after="80"/>
+        <w:rPr>
+          <w:rFonts w:ascii="Times New Roman" w:hAnsi="Times New Roman" w:cs="Times New Roman"/>
+        </w:rPr>
+      </w:pPr>
+      <w:r>
+        <w:rPr>
+          <w:rFonts w:ascii="Times New Roman" w:hAnsi="Times New Roman" w:cs="Times New Roman"/>
+        </w:rPr>
+        <w:t>вывод элементов списка через один символ пробела:</w:t>
+      </w:r>
+    </w:p>
+    <w:tbl>
+      <w:tblPr>
+        <w:tblStyle w:val="ac"/>
+        <w:tblW w:w="0" w:type="auto"/>
+        <w:tblInd w:w="720" w:type="dxa"/>
+        <w:tblLook w:val="04A0" w:firstRow="1" w:lastRow="0" w:firstColumn="1" w:lastColumn="0" w:noHBand="0" w:noVBand="1"/>
+      </w:tblPr>
+      <w:tblGrid>
+        <w:gridCol w:w="8908"/>
+      </w:tblGrid>
+      <w:tr>
+        <w:tc>
+          <w:tcPr>
+            <w:tcW w:w="9628" w:type="dxa"/>
+          </w:tcPr>
+          <w:p>
+            <w:pPr>
+              <w:spacing w:after="80" w:line="278" w:lineRule="auto"/>
+              <w:ind w:left="360"/>
+              <w:rPr>
+                <w:rFonts w:ascii="Times New Roman" w:hAnsi="Times New Roman" w:cs="Times New Roman"/>
+              </w:rPr>
+            </w:pPr>
+            <w:proofErr w:type="spellStart"/>
+            <w:r>
+              <w:rPr>
+                <w:rFonts w:ascii="Times New Roman" w:hAnsi="Times New Roman" w:cs="Times New Roman"/>
+              </w:rPr>
+              <w:t>numbers</w:t>
+            </w:r>
+            <w:proofErr w:type="spellEnd"/>
+            <w:r>
+              <w:rPr>
+                <w:rFonts w:ascii="Times New Roman" w:hAnsi="Times New Roman" w:cs="Times New Roman"/>
+              </w:rPr>
+              <w:t xml:space="preserve"> = [0, 1, 2, 3, 4, 5, 6, 7, 8, 9, 10]</w:t>
+            </w:r>
+          </w:p>
+          <w:p>
+            <w:pPr>
+              <w:spacing w:after="80" w:line="278" w:lineRule="auto"/>
+              <w:rPr>
+                <w:rFonts w:ascii="Times New Roman" w:hAnsi="Times New Roman" w:cs="Times New Roman"/>
+              </w:rPr>
+            </w:pPr>
+          </w:p>
+          <w:p>
+            <w:pPr>
+              <w:spacing w:after="80" w:line="278" w:lineRule="auto"/>
+              <w:rPr>
+                <w:rFonts w:ascii="Times New Roman" w:hAnsi="Times New Roman" w:cs="Times New Roman"/>
+                <w:lang w:val="en-US"/>
+              </w:rPr>
+            </w:pPr>
+            <w:r>
+              <w:rPr>
+                <w:rFonts w:ascii="Times New Roman" w:hAnsi="Times New Roman" w:cs="Times New Roman"/>
+                <w:lang w:val="en-US"/>
+              </w:rPr>
+              <w:t xml:space="preserve">       </w:t>
+            </w:r>
+            <w:proofErr w:type="spellStart"/>
+            <w:r>
+              <w:rPr>
+                <w:rFonts w:ascii="Times New Roman" w:hAnsi="Times New Roman" w:cs="Times New Roman"/>
+              </w:rPr>
+              <w:t>print</w:t>
+            </w:r>
+            <w:proofErr w:type="spellEnd"/>
+            <w:r>
+              <w:rPr>
+                <w:rFonts w:ascii="Times New Roman" w:hAnsi="Times New Roman" w:cs="Times New Roman"/>
+              </w:rPr>
+              <w:t>(*</w:t>
+            </w:r>
+            <w:proofErr w:type="spellStart"/>
+            <w:r>
+              <w:rPr>
+                <w:rFonts w:ascii="Times New Roman" w:hAnsi="Times New Roman" w:cs="Times New Roman"/>
+              </w:rPr>
+              <w:t>numbers</w:t>
+            </w:r>
+            <w:proofErr w:type="spellEnd"/>
+            <w:r>
+              <w:rPr>
+                <w:rFonts w:ascii="Times New Roman" w:hAnsi="Times New Roman" w:cs="Times New Roman"/>
+              </w:rPr>
+              <w:t>)</w:t>
+            </w:r>
+          </w:p>
+        </w:tc>
+      </w:tr>
+    </w:tbl>
+    <w:p>
+      <w:pPr>
+        <w:spacing w:after="80"/>
+        <w:ind w:left="720"/>
+        <w:rPr>
+          <w:rFonts w:ascii="Times New Roman" w:hAnsi="Times New Roman" w:cs="Times New Roman"/>
+        </w:rPr>
+      </w:pPr>
+      <w:r>
+        <w:rPr>
+          <w:rFonts w:ascii="Times New Roman" w:hAnsi="Times New Roman" w:cs="Times New Roman"/>
+        </w:rPr>
+        <w:t xml:space="preserve">                  </w:t>
+      </w:r>
+    </w:p>
+    <w:p>
+      <w:pPr>
+        <w:numPr>
+          <w:ilvl w:val="0"/>
+          <w:numId w:val="105"/>
+        </w:numPr>
+        <w:spacing w:after="80"/>
+        <w:rPr>
+          <w:rFonts w:ascii="Times New Roman" w:hAnsi="Times New Roman" w:cs="Times New Roman"/>
+        </w:rPr>
+      </w:pPr>
+      <w:r>
+        <w:rPr>
+          <w:rFonts w:ascii="Times New Roman" w:hAnsi="Times New Roman" w:cs="Times New Roman"/>
+        </w:rPr>
+        <w:t>вывод элементов списка, каждого на отдельной строке:</w:t>
+      </w:r>
+    </w:p>
+    <w:tbl>
+      <w:tblPr>
+        <w:tblStyle w:val="ac"/>
+        <w:tblW w:w="0" w:type="auto"/>
+        <w:tblInd w:w="720" w:type="dxa"/>
+        <w:tblLook w:val="04A0" w:firstRow="1" w:lastRow="0" w:firstColumn="1" w:lastColumn="0" w:noHBand="0" w:noVBand="1"/>
+      </w:tblPr>
+      <w:tblGrid>
+        <w:gridCol w:w="8908"/>
+      </w:tblGrid>
+      <w:tr>
+        <w:tc>
+          <w:tcPr>
+            <w:tcW w:w="9628" w:type="dxa"/>
+          </w:tcPr>
+          <w:p>
+            <w:pPr>
+              <w:spacing w:after="80" w:line="278" w:lineRule="auto"/>
+              <w:ind w:left="360"/>
+              <w:rPr>
+                <w:rFonts w:ascii="Times New Roman" w:hAnsi="Times New Roman" w:cs="Times New Roman"/>
+                <w:lang w:val="en-US"/>
+              </w:rPr>
+            </w:pPr>
+            <w:r>
+              <w:rPr>
+                <w:rFonts w:ascii="Times New Roman" w:hAnsi="Times New Roman" w:cs="Times New Roman"/>
+                <w:lang w:val="en-US"/>
+              </w:rPr>
+              <w:t>numbers = [0, 1, 2, 3, 4, 5, 6, 7, 8, 9, 10]</w:t>
+            </w:r>
+          </w:p>
+          <w:p>
+            <w:pPr>
+              <w:spacing w:after="80" w:line="278" w:lineRule="auto"/>
+              <w:ind w:left="360"/>
+              <w:rPr>
+                <w:rFonts w:ascii="Times New Roman" w:hAnsi="Times New Roman" w:cs="Times New Roman"/>
+                <w:lang w:val="en-US"/>
+              </w:rPr>
+            </w:pPr>
+          </w:p>
+          <w:p>
+            <w:pPr>
+              <w:spacing w:after="80" w:line="278" w:lineRule="auto"/>
+              <w:rPr>
+                <w:rFonts w:ascii="Times New Roman" w:hAnsi="Times New Roman" w:cs="Times New Roman"/>
+                <w:lang w:val="en-US"/>
+              </w:rPr>
+            </w:pPr>
+            <w:r>
+              <w:rPr>
+                <w:rFonts w:ascii="Times New Roman" w:hAnsi="Times New Roman" w:cs="Times New Roman"/>
+                <w:lang w:val="en-US"/>
+              </w:rPr>
+              <w:t xml:space="preserve">       </w:t>
+            </w:r>
+            <w:proofErr w:type="gramStart"/>
+            <w:r>
+              <w:rPr>
+                <w:rFonts w:ascii="Times New Roman" w:hAnsi="Times New Roman" w:cs="Times New Roman"/>
+                <w:lang w:val="en-US"/>
+              </w:rPr>
+              <w:t>print(</w:t>
+            </w:r>
+            <w:proofErr w:type="gramEnd"/>
+            <w:r>
+              <w:rPr>
+                <w:rFonts w:ascii="Times New Roman" w:hAnsi="Times New Roman" w:cs="Times New Roman"/>
+                <w:lang w:val="en-US"/>
+              </w:rPr>
+              <w:t xml:space="preserve">*numbers, </w:t>
+            </w:r>
+            <w:proofErr w:type="spellStart"/>
+            <w:r>
+              <w:rPr>
+                <w:rFonts w:ascii="Times New Roman" w:hAnsi="Times New Roman" w:cs="Times New Roman"/>
+                <w:lang w:val="en-US"/>
+              </w:rPr>
+              <w:t>sep</w:t>
+            </w:r>
+            <w:proofErr w:type="spellEnd"/>
+            <w:r>
+              <w:rPr>
+                <w:rFonts w:ascii="Times New Roman" w:hAnsi="Times New Roman" w:cs="Times New Roman"/>
+                <w:lang w:val="en-US"/>
+              </w:rPr>
+              <w:t>='\n')</w:t>
+            </w:r>
+          </w:p>
+        </w:tc>
+      </w:tr>
+    </w:tbl>
+    <w:p>
+      <w:pPr>
+        <w:pStyle w:val="41"/>
+      </w:pPr>
+      <w:r>
+        <w:lastRenderedPageBreak/>
+        <w:t xml:space="preserve">6.5 </w:t>
+      </w:r>
+      <w:r>
+        <w:t xml:space="preserve">Методы строк: </w:t>
+      </w:r>
+      <w:proofErr w:type="gramStart"/>
+      <w:r>
+        <w:rPr>
+          <w:lang w:val="en-US"/>
+        </w:rPr>
+        <w:t>split</w:t>
+      </w:r>
+      <w:r>
+        <w:t>(</w:t>
+      </w:r>
+      <w:proofErr w:type="gramEnd"/>
+      <w:r>
+        <w:t xml:space="preserve">), </w:t>
+      </w:r>
+      <w:proofErr w:type="gramStart"/>
+      <w:r>
+        <w:rPr>
+          <w:lang w:val="en-US"/>
+        </w:rPr>
+        <w:t>join</w:t>
+      </w:r>
+      <w:r>
+        <w:t>(</w:t>
+      </w:r>
+      <w:proofErr w:type="gramEnd"/>
+      <w:r>
+        <w:t>):</w:t>
+      </w:r>
+    </w:p>
+    <w:p>
+      <w:pPr>
+        <w:spacing w:after="80"/>
+        <w:rPr>
+          <w:rFonts w:ascii="Times New Roman" w:hAnsi="Times New Roman" w:cs="Times New Roman"/>
+        </w:rPr>
+      </w:pPr>
+      <w:r>
+        <w:rPr>
+          <w:rFonts w:ascii="Times New Roman" w:hAnsi="Times New Roman" w:cs="Times New Roman"/>
+          <w:b/>
+          <w:bCs/>
+        </w:rPr>
+        <w:t>Метод </w:t>
+      </w:r>
+      <w:proofErr w:type="spellStart"/>
+      <w:proofErr w:type="gramStart"/>
+      <w:r>
+        <w:rPr>
+          <w:rFonts w:ascii="Times New Roman" w:hAnsi="Times New Roman" w:cs="Times New Roman"/>
+          <w:b/>
+          <w:bCs/>
+        </w:rPr>
+        <w:t>split</w:t>
+      </w:r>
+      <w:proofErr w:type="spellEnd"/>
+      <w:r>
+        <w:rPr>
+          <w:rFonts w:ascii="Times New Roman" w:hAnsi="Times New Roman" w:cs="Times New Roman"/>
+          <w:b/>
+          <w:bCs/>
+        </w:rPr>
+        <w:t>(</w:t>
+      </w:r>
+      <w:proofErr w:type="gramEnd"/>
+      <w:r>
+        <w:rPr>
+          <w:rFonts w:ascii="Times New Roman" w:hAnsi="Times New Roman" w:cs="Times New Roman"/>
+          <w:b/>
+          <w:bCs/>
+        </w:rPr>
+        <w:t>)</w:t>
+      </w:r>
+      <w:r>
+        <w:rPr>
+          <w:rFonts w:ascii="Times New Roman" w:hAnsi="Times New Roman" w:cs="Times New Roman"/>
+        </w:rPr>
+        <w:t> разбивает строку на слова, используя в качестве разделителя последовательность пробельных символов, и возвращает список из этих слов. У метода есть необязательный параметр, который определяет, какой набор символов будет использоваться в качестве разделителя между элементами списка.</w:t>
+      </w:r>
+    </w:p>
+    <w:p>
+      <w:pPr>
+        <w:spacing w:after="80"/>
+        <w:rPr>
+          <w:rFonts w:ascii="Times New Roman" w:hAnsi="Times New Roman" w:cs="Times New Roman"/>
+        </w:rPr>
+      </w:pPr>
+      <w:r>
+        <w:rPr>
+          <w:rFonts w:ascii="Times New Roman" w:hAnsi="Times New Roman" w:cs="Times New Roman"/>
+          <w:b/>
+          <w:bCs/>
+        </w:rPr>
+        <w:t>Метод </w:t>
+      </w:r>
+      <w:proofErr w:type="spellStart"/>
+      <w:proofErr w:type="gramStart"/>
+      <w:r>
+        <w:rPr>
+          <w:rFonts w:ascii="Times New Roman" w:hAnsi="Times New Roman" w:cs="Times New Roman"/>
+          <w:b/>
+          <w:bCs/>
+        </w:rPr>
+        <w:t>join</w:t>
+      </w:r>
+      <w:proofErr w:type="spellEnd"/>
+      <w:r>
+        <w:rPr>
+          <w:rFonts w:ascii="Times New Roman" w:hAnsi="Times New Roman" w:cs="Times New Roman"/>
+          <w:b/>
+          <w:bCs/>
+        </w:rPr>
+        <w:t>(</w:t>
+      </w:r>
+      <w:proofErr w:type="gramEnd"/>
+      <w:r>
+        <w:rPr>
+          <w:rFonts w:ascii="Times New Roman" w:hAnsi="Times New Roman" w:cs="Times New Roman"/>
+          <w:b/>
+          <w:bCs/>
+        </w:rPr>
+        <w:t>)</w:t>
+      </w:r>
+      <w:r>
+        <w:rPr>
+          <w:rFonts w:ascii="Times New Roman" w:hAnsi="Times New Roman" w:cs="Times New Roman"/>
+        </w:rPr>
+        <w:t> собирает строку из элементов списка, используя в качестве разделителя строку, к которой применяется метод. Метод не работает для списков, у которых элементы не строкового типа данных. В качестве аргумента может принимать не только список, но и строку.</w:t>
+      </w:r>
+    </w:p>
+    <w:p>
+      <w:pPr>
+        <w:pStyle w:val="41"/>
+        <w:rPr>
+          <w:rFonts w:eastAsiaTheme="minorHAnsi"/>
+          <w:lang w:val="en-US"/>
+        </w:rPr>
+      </w:pPr>
+      <w:r>
+        <w:rPr>
+          <w:lang w:val="en-US"/>
+        </w:rPr>
+        <w:t xml:space="preserve">6.6 </w:t>
+      </w:r>
+      <w:r>
+        <w:rPr>
+          <w:rFonts w:eastAsiaTheme="minorHAnsi"/>
+        </w:rPr>
+        <w:t>методы списков</w:t>
+      </w:r>
+      <w:r>
+        <w:rPr>
+          <w:lang w:val="en-US"/>
+        </w:rPr>
+        <w:t xml:space="preserve"> </w:t>
+      </w:r>
+      <w:r>
+        <w:t>№2:</w:t>
+      </w:r>
     </w:p>
     <w:p>
       <w:pPr>
@@ -21043,6 +24606,155 @@
     </w:lvl>
   </w:abstractNum>
   <w:abstractNum w:abstractNumId="2" w15:restartNumberingAfterBreak="0">
+    <w:nsid w:val="005146AD"/>
+    <w:multiLevelType w:val="multilevel"/>
+    <w:tmpl w:val="5DE80146"/>
+    <w:lvl w:ilvl="0">
+      <w:start w:val="1"/>
+      <w:numFmt w:val="bullet"/>
+      <w:lvlText w:val=""/>
+      <w:lvlJc w:val="left"/>
+      <w:pPr>
+        <w:tabs>
+          <w:tab w:val="num" w:pos="720"/>
+        </w:tabs>
+        <w:ind w:left="720" w:hanging="360"/>
+      </w:pPr>
+      <w:rPr>
+        <w:rFonts w:ascii="Symbol" w:hAnsi="Symbol" w:hint="default"/>
+        <w:sz w:val="20"/>
+      </w:rPr>
+    </w:lvl>
+    <w:lvl w:ilvl="1" w:tentative="1">
+      <w:start w:val="1"/>
+      <w:numFmt w:val="bullet"/>
+      <w:lvlText w:val=""/>
+      <w:lvlJc w:val="left"/>
+      <w:pPr>
+        <w:tabs>
+          <w:tab w:val="num" w:pos="1440"/>
+        </w:tabs>
+        <w:ind w:left="1440" w:hanging="360"/>
+      </w:pPr>
+      <w:rPr>
+        <w:rFonts w:ascii="Symbol" w:hAnsi="Symbol" w:hint="default"/>
+        <w:sz w:val="20"/>
+      </w:rPr>
+    </w:lvl>
+    <w:lvl w:ilvl="2" w:tentative="1">
+      <w:start w:val="1"/>
+      <w:numFmt w:val="bullet"/>
+      <w:lvlText w:val=""/>
+      <w:lvlJc w:val="left"/>
+      <w:pPr>
+        <w:tabs>
+          <w:tab w:val="num" w:pos="2160"/>
+        </w:tabs>
+        <w:ind w:left="2160" w:hanging="360"/>
+      </w:pPr>
+      <w:rPr>
+        <w:rFonts w:ascii="Symbol" w:hAnsi="Symbol" w:hint="default"/>
+        <w:sz w:val="20"/>
+      </w:rPr>
+    </w:lvl>
+    <w:lvl w:ilvl="3" w:tentative="1">
+      <w:start w:val="1"/>
+      <w:numFmt w:val="bullet"/>
+      <w:lvlText w:val=""/>
+      <w:lvlJc w:val="left"/>
+      <w:pPr>
+        <w:tabs>
+          <w:tab w:val="num" w:pos="2880"/>
+        </w:tabs>
+        <w:ind w:left="2880" w:hanging="360"/>
+      </w:pPr>
+      <w:rPr>
+        <w:rFonts w:ascii="Symbol" w:hAnsi="Symbol" w:hint="default"/>
+        <w:sz w:val="20"/>
+      </w:rPr>
+    </w:lvl>
+    <w:lvl w:ilvl="4" w:tentative="1">
+      <w:start w:val="1"/>
+      <w:numFmt w:val="bullet"/>
+      <w:lvlText w:val=""/>
+      <w:lvlJc w:val="left"/>
+      <w:pPr>
+        <w:tabs>
+          <w:tab w:val="num" w:pos="3600"/>
+        </w:tabs>
+        <w:ind w:left="3600" w:hanging="360"/>
+      </w:pPr>
+      <w:rPr>
+        <w:rFonts w:ascii="Symbol" w:hAnsi="Symbol" w:hint="default"/>
+        <w:sz w:val="20"/>
+      </w:rPr>
+    </w:lvl>
+    <w:lvl w:ilvl="5" w:tentative="1">
+      <w:start w:val="1"/>
+      <w:numFmt w:val="bullet"/>
+      <w:lvlText w:val=""/>
+      <w:lvlJc w:val="left"/>
+      <w:pPr>
+        <w:tabs>
+          <w:tab w:val="num" w:pos="4320"/>
+        </w:tabs>
+        <w:ind w:left="4320" w:hanging="360"/>
+      </w:pPr>
+      <w:rPr>
+        <w:rFonts w:ascii="Symbol" w:hAnsi="Symbol" w:hint="default"/>
+        <w:sz w:val="20"/>
+      </w:rPr>
+    </w:lvl>
+    <w:lvl w:ilvl="6" w:tentative="1">
+      <w:start w:val="1"/>
+      <w:numFmt w:val="bullet"/>
+      <w:lvlText w:val=""/>
+      <w:lvlJc w:val="left"/>
+      <w:pPr>
+        <w:tabs>
+          <w:tab w:val="num" w:pos="5040"/>
+        </w:tabs>
+        <w:ind w:left="5040" w:hanging="360"/>
+      </w:pPr>
+      <w:rPr>
+        <w:rFonts w:ascii="Symbol" w:hAnsi="Symbol" w:hint="default"/>
+        <w:sz w:val="20"/>
+      </w:rPr>
+    </w:lvl>
+    <w:lvl w:ilvl="7" w:tentative="1">
+      <w:start w:val="1"/>
+      <w:numFmt w:val="bullet"/>
+      <w:lvlText w:val=""/>
+      <w:lvlJc w:val="left"/>
+      <w:pPr>
+        <w:tabs>
+          <w:tab w:val="num" w:pos="5760"/>
+        </w:tabs>
+        <w:ind w:left="5760" w:hanging="360"/>
+      </w:pPr>
+      <w:rPr>
+        <w:rFonts w:ascii="Symbol" w:hAnsi="Symbol" w:hint="default"/>
+        <w:sz w:val="20"/>
+      </w:rPr>
+    </w:lvl>
+    <w:lvl w:ilvl="8" w:tentative="1">
+      <w:start w:val="1"/>
+      <w:numFmt w:val="bullet"/>
+      <w:lvlText w:val=""/>
+      <w:lvlJc w:val="left"/>
+      <w:pPr>
+        <w:tabs>
+          <w:tab w:val="num" w:pos="6480"/>
+        </w:tabs>
+        <w:ind w:left="6480" w:hanging="360"/>
+      </w:pPr>
+      <w:rPr>
+        <w:rFonts w:ascii="Symbol" w:hAnsi="Symbol" w:hint="default"/>
+        <w:sz w:val="20"/>
+      </w:rPr>
+    </w:lvl>
+  </w:abstractNum>
+  <w:abstractNum w:abstractNumId="3" w15:restartNumberingAfterBreak="0">
     <w:nsid w:val="01647CA6"/>
     <w:multiLevelType w:val="multilevel"/>
     <w:tmpl w:val="8670F888"/>
@@ -21155,7 +24867,7 @@
       </w:pPr>
     </w:lvl>
   </w:abstractNum>
-  <w:abstractNum w:abstractNumId="3" w15:restartNumberingAfterBreak="0">
+  <w:abstractNum w:abstractNumId="4" w15:restartNumberingAfterBreak="0">
     <w:nsid w:val="0288553C"/>
     <w:multiLevelType w:val="multilevel"/>
     <w:tmpl w:val="5EA4301E"/>
@@ -21304,7 +25016,7 @@
       </w:rPr>
     </w:lvl>
   </w:abstractNum>
-  <w:abstractNum w:abstractNumId="4" w15:restartNumberingAfterBreak="0">
+  <w:abstractNum w:abstractNumId="5" w15:restartNumberingAfterBreak="0">
     <w:nsid w:val="048E580E"/>
     <w:multiLevelType w:val="multilevel"/>
     <w:tmpl w:val="D996F256"/>
@@ -21453,7 +25165,7 @@
       </w:rPr>
     </w:lvl>
   </w:abstractNum>
-  <w:abstractNum w:abstractNumId="5" w15:restartNumberingAfterBreak="0">
+  <w:abstractNum w:abstractNumId="6" w15:restartNumberingAfterBreak="0">
     <w:nsid w:val="054C5FDF"/>
     <w:multiLevelType w:val="multilevel"/>
     <w:tmpl w:val="735643B8"/>
@@ -21602,7 +25314,156 @@
       </w:rPr>
     </w:lvl>
   </w:abstractNum>
-  <w:abstractNum w:abstractNumId="6" w15:restartNumberingAfterBreak="0">
+  <w:abstractNum w:abstractNumId="7" w15:restartNumberingAfterBreak="0">
+    <w:nsid w:val="09E66133"/>
+    <w:multiLevelType w:val="multilevel"/>
+    <w:tmpl w:val="58BC7A7C"/>
+    <w:lvl w:ilvl="0">
+      <w:start w:val="1"/>
+      <w:numFmt w:val="bullet"/>
+      <w:lvlText w:val=""/>
+      <w:lvlJc w:val="left"/>
+      <w:pPr>
+        <w:tabs>
+          <w:tab w:val="num" w:pos="720"/>
+        </w:tabs>
+        <w:ind w:left="720" w:hanging="360"/>
+      </w:pPr>
+      <w:rPr>
+        <w:rFonts w:ascii="Symbol" w:hAnsi="Symbol" w:hint="default"/>
+        <w:sz w:val="20"/>
+      </w:rPr>
+    </w:lvl>
+    <w:lvl w:ilvl="1" w:tentative="1">
+      <w:start w:val="1"/>
+      <w:numFmt w:val="bullet"/>
+      <w:lvlText w:val=""/>
+      <w:lvlJc w:val="left"/>
+      <w:pPr>
+        <w:tabs>
+          <w:tab w:val="num" w:pos="1440"/>
+        </w:tabs>
+        <w:ind w:left="1440" w:hanging="360"/>
+      </w:pPr>
+      <w:rPr>
+        <w:rFonts w:ascii="Symbol" w:hAnsi="Symbol" w:hint="default"/>
+        <w:sz w:val="20"/>
+      </w:rPr>
+    </w:lvl>
+    <w:lvl w:ilvl="2" w:tentative="1">
+      <w:start w:val="1"/>
+      <w:numFmt w:val="bullet"/>
+      <w:lvlText w:val=""/>
+      <w:lvlJc w:val="left"/>
+      <w:pPr>
+        <w:tabs>
+          <w:tab w:val="num" w:pos="2160"/>
+        </w:tabs>
+        <w:ind w:left="2160" w:hanging="360"/>
+      </w:pPr>
+      <w:rPr>
+        <w:rFonts w:ascii="Symbol" w:hAnsi="Symbol" w:hint="default"/>
+        <w:sz w:val="20"/>
+      </w:rPr>
+    </w:lvl>
+    <w:lvl w:ilvl="3" w:tentative="1">
+      <w:start w:val="1"/>
+      <w:numFmt w:val="bullet"/>
+      <w:lvlText w:val=""/>
+      <w:lvlJc w:val="left"/>
+      <w:pPr>
+        <w:tabs>
+          <w:tab w:val="num" w:pos="2880"/>
+        </w:tabs>
+        <w:ind w:left="2880" w:hanging="360"/>
+      </w:pPr>
+      <w:rPr>
+        <w:rFonts w:ascii="Symbol" w:hAnsi="Symbol" w:hint="default"/>
+        <w:sz w:val="20"/>
+      </w:rPr>
+    </w:lvl>
+    <w:lvl w:ilvl="4" w:tentative="1">
+      <w:start w:val="1"/>
+      <w:numFmt w:val="bullet"/>
+      <w:lvlText w:val=""/>
+      <w:lvlJc w:val="left"/>
+      <w:pPr>
+        <w:tabs>
+          <w:tab w:val="num" w:pos="3600"/>
+        </w:tabs>
+        <w:ind w:left="3600" w:hanging="360"/>
+      </w:pPr>
+      <w:rPr>
+        <w:rFonts w:ascii="Symbol" w:hAnsi="Symbol" w:hint="default"/>
+        <w:sz w:val="20"/>
+      </w:rPr>
+    </w:lvl>
+    <w:lvl w:ilvl="5" w:tentative="1">
+      <w:start w:val="1"/>
+      <w:numFmt w:val="bullet"/>
+      <w:lvlText w:val=""/>
+      <w:lvlJc w:val="left"/>
+      <w:pPr>
+        <w:tabs>
+          <w:tab w:val="num" w:pos="4320"/>
+        </w:tabs>
+        <w:ind w:left="4320" w:hanging="360"/>
+      </w:pPr>
+      <w:rPr>
+        <w:rFonts w:ascii="Symbol" w:hAnsi="Symbol" w:hint="default"/>
+        <w:sz w:val="20"/>
+      </w:rPr>
+    </w:lvl>
+    <w:lvl w:ilvl="6" w:tentative="1">
+      <w:start w:val="1"/>
+      <w:numFmt w:val="bullet"/>
+      <w:lvlText w:val=""/>
+      <w:lvlJc w:val="left"/>
+      <w:pPr>
+        <w:tabs>
+          <w:tab w:val="num" w:pos="5040"/>
+        </w:tabs>
+        <w:ind w:left="5040" w:hanging="360"/>
+      </w:pPr>
+      <w:rPr>
+        <w:rFonts w:ascii="Symbol" w:hAnsi="Symbol" w:hint="default"/>
+        <w:sz w:val="20"/>
+      </w:rPr>
+    </w:lvl>
+    <w:lvl w:ilvl="7" w:tentative="1">
+      <w:start w:val="1"/>
+      <w:numFmt w:val="bullet"/>
+      <w:lvlText w:val=""/>
+      <w:lvlJc w:val="left"/>
+      <w:pPr>
+        <w:tabs>
+          <w:tab w:val="num" w:pos="5760"/>
+        </w:tabs>
+        <w:ind w:left="5760" w:hanging="360"/>
+      </w:pPr>
+      <w:rPr>
+        <w:rFonts w:ascii="Symbol" w:hAnsi="Symbol" w:hint="default"/>
+        <w:sz w:val="20"/>
+      </w:rPr>
+    </w:lvl>
+    <w:lvl w:ilvl="8" w:tentative="1">
+      <w:start w:val="1"/>
+      <w:numFmt w:val="bullet"/>
+      <w:lvlText w:val=""/>
+      <w:lvlJc w:val="left"/>
+      <w:pPr>
+        <w:tabs>
+          <w:tab w:val="num" w:pos="6480"/>
+        </w:tabs>
+        <w:ind w:left="6480" w:hanging="360"/>
+      </w:pPr>
+      <w:rPr>
+        <w:rFonts w:ascii="Symbol" w:hAnsi="Symbol" w:hint="default"/>
+        <w:sz w:val="20"/>
+      </w:rPr>
+    </w:lvl>
+  </w:abstractNum>
+  <w:abstractNum w:abstractNumId="8" w15:restartNumberingAfterBreak="0">
     <w:nsid w:val="09F520F4"/>
     <w:multiLevelType w:val="multilevel"/>
     <w:tmpl w:val="DE921A4C"/>
@@ -21751,7 +25612,7 @@
       </w:rPr>
     </w:lvl>
   </w:abstractNum>
-  <w:abstractNum w:abstractNumId="7" w15:restartNumberingAfterBreak="0">
+  <w:abstractNum w:abstractNumId="9" w15:restartNumberingAfterBreak="0">
     <w:nsid w:val="0A516EA9"/>
     <w:multiLevelType w:val="multilevel"/>
     <w:tmpl w:val="0CA2127C"/>
@@ -21864,7 +25725,7 @@
       </w:pPr>
     </w:lvl>
   </w:abstractNum>
-  <w:abstractNum w:abstractNumId="8" w15:restartNumberingAfterBreak="0">
+  <w:abstractNum w:abstractNumId="10" w15:restartNumberingAfterBreak="0">
     <w:nsid w:val="0B462E46"/>
     <w:multiLevelType w:val="multilevel"/>
     <w:tmpl w:val="BC00EA30"/>
@@ -22013,7 +25874,7 @@
       </w:rPr>
     </w:lvl>
   </w:abstractNum>
-  <w:abstractNum w:abstractNumId="9" w15:restartNumberingAfterBreak="0">
+  <w:abstractNum w:abstractNumId="11" w15:restartNumberingAfterBreak="0">
     <w:nsid w:val="0B574A8B"/>
     <w:multiLevelType w:val="multilevel"/>
     <w:tmpl w:val="EEFE25A2"/>
@@ -22162,7 +26023,7 @@
       </w:rPr>
     </w:lvl>
   </w:abstractNum>
-  <w:abstractNum w:abstractNumId="10" w15:restartNumberingAfterBreak="0">
+  <w:abstractNum w:abstractNumId="12" w15:restartNumberingAfterBreak="0">
     <w:nsid w:val="0B5B5B09"/>
     <w:multiLevelType w:val="multilevel"/>
     <w:tmpl w:val="86109842"/>
@@ -22311,7 +26172,7 @@
       </w:rPr>
     </w:lvl>
   </w:abstractNum>
-  <w:abstractNum w:abstractNumId="11" w15:restartNumberingAfterBreak="0">
+  <w:abstractNum w:abstractNumId="13" w15:restartNumberingAfterBreak="0">
     <w:nsid w:val="0BFA1742"/>
     <w:multiLevelType w:val="multilevel"/>
     <w:tmpl w:val="F7925F6C"/>
@@ -22460,7 +26321,7 @@
       </w:rPr>
     </w:lvl>
   </w:abstractNum>
-  <w:abstractNum w:abstractNumId="12" w15:restartNumberingAfterBreak="0">
+  <w:abstractNum w:abstractNumId="14" w15:restartNumberingAfterBreak="0">
     <w:nsid w:val="0CC63275"/>
     <w:multiLevelType w:val="multilevel"/>
     <w:tmpl w:val="050A96F4"/>
@@ -22609,7 +26470,7 @@
       </w:rPr>
     </w:lvl>
   </w:abstractNum>
-  <w:abstractNum w:abstractNumId="13" w15:restartNumberingAfterBreak="0">
+  <w:abstractNum w:abstractNumId="15" w15:restartNumberingAfterBreak="0">
     <w:nsid w:val="0CF53DBB"/>
     <w:multiLevelType w:val="multilevel"/>
     <w:tmpl w:val="F8E4DC86"/>
@@ -22758,7 +26619,7 @@
       </w:rPr>
     </w:lvl>
   </w:abstractNum>
-  <w:abstractNum w:abstractNumId="14" w15:restartNumberingAfterBreak="0">
+  <w:abstractNum w:abstractNumId="16" w15:restartNumberingAfterBreak="0">
     <w:nsid w:val="0D0D4D52"/>
     <w:multiLevelType w:val="multilevel"/>
     <w:tmpl w:val="289426EE"/>
@@ -22871,7 +26732,7 @@
       </w:pPr>
     </w:lvl>
   </w:abstractNum>
-  <w:abstractNum w:abstractNumId="15" w15:restartNumberingAfterBreak="0">
+  <w:abstractNum w:abstractNumId="17" w15:restartNumberingAfterBreak="0">
     <w:nsid w:val="10D327D4"/>
     <w:multiLevelType w:val="multilevel"/>
     <w:tmpl w:val="51D009B0"/>
@@ -23020,7 +26881,7 @@
       </w:rPr>
     </w:lvl>
   </w:abstractNum>
-  <w:abstractNum w:abstractNumId="16" w15:restartNumberingAfterBreak="0">
+  <w:abstractNum w:abstractNumId="18" w15:restartNumberingAfterBreak="0">
     <w:nsid w:val="11047661"/>
     <w:multiLevelType w:val="multilevel"/>
     <w:tmpl w:val="91004B6E"/>
@@ -23133,7 +26994,7 @@
       </w:pPr>
     </w:lvl>
   </w:abstractNum>
-  <w:abstractNum w:abstractNumId="17" w15:restartNumberingAfterBreak="0">
+  <w:abstractNum w:abstractNumId="19" w15:restartNumberingAfterBreak="0">
     <w:nsid w:val="128772E4"/>
     <w:multiLevelType w:val="multilevel"/>
     <w:tmpl w:val="AEEE572E"/>
@@ -23282,7 +27143,7 @@
       </w:rPr>
     </w:lvl>
   </w:abstractNum>
-  <w:abstractNum w:abstractNumId="18" w15:restartNumberingAfterBreak="0">
+  <w:abstractNum w:abstractNumId="20" w15:restartNumberingAfterBreak="0">
     <w:nsid w:val="13735F0C"/>
     <w:multiLevelType w:val="multilevel"/>
     <w:tmpl w:val="4C5CD9A0"/>
@@ -23395,7 +27256,7 @@
       </w:pPr>
     </w:lvl>
   </w:abstractNum>
-  <w:abstractNum w:abstractNumId="19" w15:restartNumberingAfterBreak="0">
+  <w:abstractNum w:abstractNumId="21" w15:restartNumberingAfterBreak="0">
     <w:nsid w:val="13C52458"/>
     <w:multiLevelType w:val="multilevel"/>
     <w:tmpl w:val="EEC6D84A"/>
@@ -23544,7 +27405,7 @@
       </w:rPr>
     </w:lvl>
   </w:abstractNum>
-  <w:abstractNum w:abstractNumId="20" w15:restartNumberingAfterBreak="0">
+  <w:abstractNum w:abstractNumId="22" w15:restartNumberingAfterBreak="0">
     <w:nsid w:val="14326E5E"/>
     <w:multiLevelType w:val="multilevel"/>
     <w:tmpl w:val="D8329902"/>
@@ -23657,7 +27518,7 @@
       </w:pPr>
     </w:lvl>
   </w:abstractNum>
-  <w:abstractNum w:abstractNumId="21" w15:restartNumberingAfterBreak="0">
+  <w:abstractNum w:abstractNumId="23" w15:restartNumberingAfterBreak="0">
     <w:nsid w:val="155C0C6B"/>
     <w:multiLevelType w:val="multilevel"/>
     <w:tmpl w:val="4C82A8E2"/>
@@ -23806,7 +27667,7 @@
       </w:rPr>
     </w:lvl>
   </w:abstractNum>
-  <w:abstractNum w:abstractNumId="22" w15:restartNumberingAfterBreak="0">
+  <w:abstractNum w:abstractNumId="24" w15:restartNumberingAfterBreak="0">
     <w:nsid w:val="157B3825"/>
     <w:multiLevelType w:val="multilevel"/>
     <w:tmpl w:val="5858C4EA"/>
@@ -23919,7 +27780,7 @@
       </w:pPr>
     </w:lvl>
   </w:abstractNum>
-  <w:abstractNum w:abstractNumId="23" w15:restartNumberingAfterBreak="0">
+  <w:abstractNum w:abstractNumId="25" w15:restartNumberingAfterBreak="0">
     <w:nsid w:val="15CD08AB"/>
     <w:multiLevelType w:val="multilevel"/>
     <w:tmpl w:val="6ABC1162"/>
@@ -24032,7 +27893,7 @@
       </w:pPr>
     </w:lvl>
   </w:abstractNum>
-  <w:abstractNum w:abstractNumId="24" w15:restartNumberingAfterBreak="0">
+  <w:abstractNum w:abstractNumId="26" w15:restartNumberingAfterBreak="0">
     <w:nsid w:val="166A2400"/>
     <w:multiLevelType w:val="multilevel"/>
     <w:tmpl w:val="9CF4E376"/>
@@ -24181,7 +28042,7 @@
       </w:rPr>
     </w:lvl>
   </w:abstractNum>
-  <w:abstractNum w:abstractNumId="25" w15:restartNumberingAfterBreak="0">
+  <w:abstractNum w:abstractNumId="27" w15:restartNumberingAfterBreak="0">
     <w:nsid w:val="18AF2F5F"/>
     <w:multiLevelType w:val="multilevel"/>
     <w:tmpl w:val="FBC0B24A"/>
@@ -24330,7 +28191,7 @@
       </w:rPr>
     </w:lvl>
   </w:abstractNum>
-  <w:abstractNum w:abstractNumId="26" w15:restartNumberingAfterBreak="0">
+  <w:abstractNum w:abstractNumId="28" w15:restartNumberingAfterBreak="0">
     <w:nsid w:val="1A9C1359"/>
     <w:multiLevelType w:val="multilevel"/>
     <w:tmpl w:val="D8EA05E6"/>
@@ -24443,7 +28304,156 @@
       </w:pPr>
     </w:lvl>
   </w:abstractNum>
-  <w:abstractNum w:abstractNumId="27" w15:restartNumberingAfterBreak="0">
+  <w:abstractNum w:abstractNumId="29" w15:restartNumberingAfterBreak="0">
+    <w:nsid w:val="1CD2520C"/>
+    <w:multiLevelType w:val="multilevel"/>
+    <w:tmpl w:val="BC06C388"/>
+    <w:lvl w:ilvl="0">
+      <w:start w:val="1"/>
+      <w:numFmt w:val="bullet"/>
+      <w:lvlText w:val=""/>
+      <w:lvlJc w:val="left"/>
+      <w:pPr>
+        <w:tabs>
+          <w:tab w:val="num" w:pos="720"/>
+        </w:tabs>
+        <w:ind w:left="720" w:hanging="360"/>
+      </w:pPr>
+      <w:rPr>
+        <w:rFonts w:ascii="Symbol" w:hAnsi="Symbol" w:hint="default"/>
+        <w:sz w:val="20"/>
+      </w:rPr>
+    </w:lvl>
+    <w:lvl w:ilvl="1" w:tentative="1">
+      <w:start w:val="1"/>
+      <w:numFmt w:val="bullet"/>
+      <w:lvlText w:val=""/>
+      <w:lvlJc w:val="left"/>
+      <w:pPr>
+        <w:tabs>
+          <w:tab w:val="num" w:pos="1440"/>
+        </w:tabs>
+        <w:ind w:left="1440" w:hanging="360"/>
+      </w:pPr>
+      <w:rPr>
+        <w:rFonts w:ascii="Symbol" w:hAnsi="Symbol" w:hint="default"/>
+        <w:sz w:val="20"/>
+      </w:rPr>
+    </w:lvl>
+    <w:lvl w:ilvl="2" w:tentative="1">
+      <w:start w:val="1"/>
+      <w:numFmt w:val="bullet"/>
+      <w:lvlText w:val=""/>
+      <w:lvlJc w:val="left"/>
+      <w:pPr>
+        <w:tabs>
+          <w:tab w:val="num" w:pos="2160"/>
+        </w:tabs>
+        <w:ind w:left="2160" w:hanging="360"/>
+      </w:pPr>
+      <w:rPr>
+        <w:rFonts w:ascii="Symbol" w:hAnsi="Symbol" w:hint="default"/>
+        <w:sz w:val="20"/>
+      </w:rPr>
+    </w:lvl>
+    <w:lvl w:ilvl="3" w:tentative="1">
+      <w:start w:val="1"/>
+      <w:numFmt w:val="bullet"/>
+      <w:lvlText w:val=""/>
+      <w:lvlJc w:val="left"/>
+      <w:pPr>
+        <w:tabs>
+          <w:tab w:val="num" w:pos="2880"/>
+        </w:tabs>
+        <w:ind w:left="2880" w:hanging="360"/>
+      </w:pPr>
+      <w:rPr>
+        <w:rFonts w:ascii="Symbol" w:hAnsi="Symbol" w:hint="default"/>
+        <w:sz w:val="20"/>
+      </w:rPr>
+    </w:lvl>
+    <w:lvl w:ilvl="4" w:tentative="1">
+      <w:start w:val="1"/>
+      <w:numFmt w:val="bullet"/>
+      <w:lvlText w:val=""/>
+      <w:lvlJc w:val="left"/>
+      <w:pPr>
+        <w:tabs>
+          <w:tab w:val="num" w:pos="3600"/>
+        </w:tabs>
+        <w:ind w:left="3600" w:hanging="360"/>
+      </w:pPr>
+      <w:rPr>
+        <w:rFonts w:ascii="Symbol" w:hAnsi="Symbol" w:hint="default"/>
+        <w:sz w:val="20"/>
+      </w:rPr>
+    </w:lvl>
+    <w:lvl w:ilvl="5" w:tentative="1">
+      <w:start w:val="1"/>
+      <w:numFmt w:val="bullet"/>
+      <w:lvlText w:val=""/>
+      <w:lvlJc w:val="left"/>
+      <w:pPr>
+        <w:tabs>
+          <w:tab w:val="num" w:pos="4320"/>
+        </w:tabs>
+        <w:ind w:left="4320" w:hanging="360"/>
+      </w:pPr>
+      <w:rPr>
+        <w:rFonts w:ascii="Symbol" w:hAnsi="Symbol" w:hint="default"/>
+        <w:sz w:val="20"/>
+      </w:rPr>
+    </w:lvl>
+    <w:lvl w:ilvl="6" w:tentative="1">
+      <w:start w:val="1"/>
+      <w:numFmt w:val="bullet"/>
+      <w:lvlText w:val=""/>
+      <w:lvlJc w:val="left"/>
+      <w:pPr>
+        <w:tabs>
+          <w:tab w:val="num" w:pos="5040"/>
+        </w:tabs>
+        <w:ind w:left="5040" w:hanging="360"/>
+      </w:pPr>
+      <w:rPr>
+        <w:rFonts w:ascii="Symbol" w:hAnsi="Symbol" w:hint="default"/>
+        <w:sz w:val="20"/>
+      </w:rPr>
+    </w:lvl>
+    <w:lvl w:ilvl="7" w:tentative="1">
+      <w:start w:val="1"/>
+      <w:numFmt w:val="bullet"/>
+      <w:lvlText w:val=""/>
+      <w:lvlJc w:val="left"/>
+      <w:pPr>
+        <w:tabs>
+          <w:tab w:val="num" w:pos="5760"/>
+        </w:tabs>
+        <w:ind w:left="5760" w:hanging="360"/>
+      </w:pPr>
+      <w:rPr>
+        <w:rFonts w:ascii="Symbol" w:hAnsi="Symbol" w:hint="default"/>
+        <w:sz w:val="20"/>
+      </w:rPr>
+    </w:lvl>
+    <w:lvl w:ilvl="8" w:tentative="1">
+      <w:start w:val="1"/>
+      <w:numFmt w:val="bullet"/>
+      <w:lvlText w:val=""/>
+      <w:lvlJc w:val="left"/>
+      <w:pPr>
+        <w:tabs>
+          <w:tab w:val="num" w:pos="6480"/>
+        </w:tabs>
+        <w:ind w:left="6480" w:hanging="360"/>
+      </w:pPr>
+      <w:rPr>
+        <w:rFonts w:ascii="Symbol" w:hAnsi="Symbol" w:hint="default"/>
+        <w:sz w:val="20"/>
+      </w:rPr>
+    </w:lvl>
+  </w:abstractNum>
+  <w:abstractNum w:abstractNumId="30" w15:restartNumberingAfterBreak="0">
     <w:nsid w:val="1FF52260"/>
     <w:multiLevelType w:val="multilevel"/>
     <w:tmpl w:val="CF8A7794"/>
@@ -24556,7 +28566,7 @@
       </w:pPr>
     </w:lvl>
   </w:abstractNum>
-  <w:abstractNum w:abstractNumId="28" w15:restartNumberingAfterBreak="0">
+  <w:abstractNum w:abstractNumId="31" w15:restartNumberingAfterBreak="0">
     <w:nsid w:val="21100EF7"/>
     <w:multiLevelType w:val="multilevel"/>
     <w:tmpl w:val="A894A84C"/>
@@ -24669,7 +28679,7 @@
       </w:pPr>
     </w:lvl>
   </w:abstractNum>
-  <w:abstractNum w:abstractNumId="29" w15:restartNumberingAfterBreak="0">
+  <w:abstractNum w:abstractNumId="32" w15:restartNumberingAfterBreak="0">
     <w:nsid w:val="21254F4A"/>
     <w:multiLevelType w:val="multilevel"/>
     <w:tmpl w:val="11B223E8"/>
@@ -24818,7 +28828,7 @@
       </w:rPr>
     </w:lvl>
   </w:abstractNum>
-  <w:abstractNum w:abstractNumId="30" w15:restartNumberingAfterBreak="0">
+  <w:abstractNum w:abstractNumId="33" w15:restartNumberingAfterBreak="0">
     <w:nsid w:val="248F2CF1"/>
     <w:multiLevelType w:val="multilevel"/>
     <w:tmpl w:val="9AAEA1F2"/>
@@ -24931,7 +28941,7 @@
       </w:pPr>
     </w:lvl>
   </w:abstractNum>
-  <w:abstractNum w:abstractNumId="31" w15:restartNumberingAfterBreak="0">
+  <w:abstractNum w:abstractNumId="34" w15:restartNumberingAfterBreak="0">
     <w:nsid w:val="273716B7"/>
     <w:multiLevelType w:val="multilevel"/>
     <w:tmpl w:val="4EF22840"/>
@@ -25044,7 +29054,7 @@
       </w:pPr>
     </w:lvl>
   </w:abstractNum>
-  <w:abstractNum w:abstractNumId="32" w15:restartNumberingAfterBreak="0">
+  <w:abstractNum w:abstractNumId="35" w15:restartNumberingAfterBreak="0">
     <w:nsid w:val="27912018"/>
     <w:multiLevelType w:val="multilevel"/>
     <w:tmpl w:val="4EDCE2D2"/>
@@ -25160,7 +29170,7 @@
       </w:pPr>
     </w:lvl>
   </w:abstractNum>
-  <w:abstractNum w:abstractNumId="33" w15:restartNumberingAfterBreak="0">
+  <w:abstractNum w:abstractNumId="36" w15:restartNumberingAfterBreak="0">
     <w:nsid w:val="2BF87C22"/>
     <w:multiLevelType w:val="multilevel"/>
     <w:tmpl w:val="01F21658"/>
@@ -25273,7 +29283,7 @@
       </w:pPr>
     </w:lvl>
   </w:abstractNum>
-  <w:abstractNum w:abstractNumId="34" w15:restartNumberingAfterBreak="0">
+  <w:abstractNum w:abstractNumId="37" w15:restartNumberingAfterBreak="0">
     <w:nsid w:val="2DE97FC6"/>
     <w:multiLevelType w:val="multilevel"/>
     <w:tmpl w:val="59DEEC4C"/>
@@ -25386,7 +29396,7 @@
       </w:pPr>
     </w:lvl>
   </w:abstractNum>
-  <w:abstractNum w:abstractNumId="35" w15:restartNumberingAfterBreak="0">
+  <w:abstractNum w:abstractNumId="38" w15:restartNumberingAfterBreak="0">
     <w:nsid w:val="2E6D4CAB"/>
     <w:multiLevelType w:val="multilevel"/>
     <w:tmpl w:val="EAB6CC44"/>
@@ -25499,7 +29509,7 @@
       </w:pPr>
     </w:lvl>
   </w:abstractNum>
-  <w:abstractNum w:abstractNumId="36" w15:restartNumberingAfterBreak="0">
+  <w:abstractNum w:abstractNumId="39" w15:restartNumberingAfterBreak="0">
     <w:nsid w:val="2E7A349F"/>
     <w:multiLevelType w:val="multilevel"/>
     <w:tmpl w:val="FD369E38"/>
@@ -25648,7 +29658,7 @@
       </w:rPr>
     </w:lvl>
   </w:abstractNum>
-  <w:abstractNum w:abstractNumId="37" w15:restartNumberingAfterBreak="0">
+  <w:abstractNum w:abstractNumId="40" w15:restartNumberingAfterBreak="0">
     <w:nsid w:val="2FE94619"/>
     <w:multiLevelType w:val="multilevel"/>
     <w:tmpl w:val="C3E81142"/>
@@ -25761,7 +29771,7 @@
       </w:pPr>
     </w:lvl>
   </w:abstractNum>
-  <w:abstractNum w:abstractNumId="38" w15:restartNumberingAfterBreak="0">
+  <w:abstractNum w:abstractNumId="41" w15:restartNumberingAfterBreak="0">
     <w:nsid w:val="304C1755"/>
     <w:multiLevelType w:val="multilevel"/>
     <w:tmpl w:val="A5C6105A"/>
@@ -25874,7 +29884,7 @@
       </w:pPr>
     </w:lvl>
   </w:abstractNum>
-  <w:abstractNum w:abstractNumId="39" w15:restartNumberingAfterBreak="0">
+  <w:abstractNum w:abstractNumId="42" w15:restartNumberingAfterBreak="0">
     <w:nsid w:val="31541B6F"/>
     <w:multiLevelType w:val="multilevel"/>
     <w:tmpl w:val="4BA2FE22"/>
@@ -26023,7 +30033,7 @@
       </w:rPr>
     </w:lvl>
   </w:abstractNum>
-  <w:abstractNum w:abstractNumId="40" w15:restartNumberingAfterBreak="0">
+  <w:abstractNum w:abstractNumId="43" w15:restartNumberingAfterBreak="0">
     <w:nsid w:val="32077C1C"/>
     <w:multiLevelType w:val="multilevel"/>
     <w:tmpl w:val="15663F22"/>
@@ -26136,7 +30146,7 @@
       </w:pPr>
     </w:lvl>
   </w:abstractNum>
-  <w:abstractNum w:abstractNumId="41" w15:restartNumberingAfterBreak="0">
+  <w:abstractNum w:abstractNumId="44" w15:restartNumberingAfterBreak="0">
     <w:nsid w:val="33F33E7D"/>
     <w:multiLevelType w:val="multilevel"/>
     <w:tmpl w:val="131218D4"/>
@@ -26285,7 +30295,7 @@
       </w:rPr>
     </w:lvl>
   </w:abstractNum>
-  <w:abstractNum w:abstractNumId="42" w15:restartNumberingAfterBreak="0">
+  <w:abstractNum w:abstractNumId="45" w15:restartNumberingAfterBreak="0">
     <w:nsid w:val="37A0456B"/>
     <w:multiLevelType w:val="multilevel"/>
     <w:tmpl w:val="C31A38A6"/>
@@ -26434,7 +30444,7 @@
       </w:rPr>
     </w:lvl>
   </w:abstractNum>
-  <w:abstractNum w:abstractNumId="43" w15:restartNumberingAfterBreak="0">
+  <w:abstractNum w:abstractNumId="46" w15:restartNumberingAfterBreak="0">
     <w:nsid w:val="38887B19"/>
     <w:multiLevelType w:val="multilevel"/>
     <w:tmpl w:val="7E0290CC"/>
@@ -26547,7 +30557,7 @@
       </w:pPr>
     </w:lvl>
   </w:abstractNum>
-  <w:abstractNum w:abstractNumId="44" w15:restartNumberingAfterBreak="0">
+  <w:abstractNum w:abstractNumId="47" w15:restartNumberingAfterBreak="0">
     <w:nsid w:val="38AC5B1A"/>
     <w:multiLevelType w:val="multilevel"/>
     <w:tmpl w:val="82789D5A"/>
@@ -26696,7 +30706,7 @@
       </w:rPr>
     </w:lvl>
   </w:abstractNum>
-  <w:abstractNum w:abstractNumId="45" w15:restartNumberingAfterBreak="0">
+  <w:abstractNum w:abstractNumId="48" w15:restartNumberingAfterBreak="0">
     <w:nsid w:val="38F439D7"/>
     <w:multiLevelType w:val="multilevel"/>
     <w:tmpl w:val="6E86A9FC"/>
@@ -26845,7 +30855,120 @@
       </w:rPr>
     </w:lvl>
   </w:abstractNum>
-  <w:abstractNum w:abstractNumId="46" w15:restartNumberingAfterBreak="0">
+  <w:abstractNum w:abstractNumId="49" w15:restartNumberingAfterBreak="0">
+    <w:nsid w:val="391E67F3"/>
+    <w:multiLevelType w:val="multilevel"/>
+    <w:tmpl w:val="6B0AD83A"/>
+    <w:lvl w:ilvl="0">
+      <w:start w:val="1"/>
+      <w:numFmt w:val="decimal"/>
+      <w:lvlText w:val="%1."/>
+      <w:lvlJc w:val="left"/>
+      <w:pPr>
+        <w:tabs>
+          <w:tab w:val="num" w:pos="720"/>
+        </w:tabs>
+        <w:ind w:left="720" w:hanging="360"/>
+      </w:pPr>
+    </w:lvl>
+    <w:lvl w:ilvl="1" w:tentative="1">
+      <w:start w:val="1"/>
+      <w:numFmt w:val="decimal"/>
+      <w:lvlText w:val="%2."/>
+      <w:lvlJc w:val="left"/>
+      <w:pPr>
+        <w:tabs>
+          <w:tab w:val="num" w:pos="1440"/>
+        </w:tabs>
+        <w:ind w:left="1440" w:hanging="360"/>
+      </w:pPr>
+    </w:lvl>
+    <w:lvl w:ilvl="2" w:tentative="1">
+      <w:start w:val="1"/>
+      <w:numFmt w:val="decimal"/>
+      <w:lvlText w:val="%3."/>
+      <w:lvlJc w:val="left"/>
+      <w:pPr>
+        <w:tabs>
+          <w:tab w:val="num" w:pos="2160"/>
+        </w:tabs>
+        <w:ind w:left="2160" w:hanging="360"/>
+      </w:pPr>
+    </w:lvl>
+    <w:lvl w:ilvl="3" w:tentative="1">
+      <w:start w:val="1"/>
+      <w:numFmt w:val="decimal"/>
+      <w:lvlText w:val="%4."/>
+      <w:lvlJc w:val="left"/>
+      <w:pPr>
+        <w:tabs>
+          <w:tab w:val="num" w:pos="2880"/>
+        </w:tabs>
+        <w:ind w:left="2880" w:hanging="360"/>
+      </w:pPr>
+    </w:lvl>
+    <w:lvl w:ilvl="4" w:tentative="1">
+      <w:start w:val="1"/>
+      <w:numFmt w:val="decimal"/>
+      <w:lvlText w:val="%5."/>
+      <w:lvlJc w:val="left"/>
+      <w:pPr>
+        <w:tabs>
+          <w:tab w:val="num" w:pos="3600"/>
+        </w:tabs>
+        <w:ind w:left="3600" w:hanging="360"/>
+      </w:pPr>
+    </w:lvl>
+    <w:lvl w:ilvl="5" w:tentative="1">
+      <w:start w:val="1"/>
+      <w:numFmt w:val="decimal"/>
+      <w:lvlText w:val="%6."/>
+      <w:lvlJc w:val="left"/>
+      <w:pPr>
+        <w:tabs>
+          <w:tab w:val="num" w:pos="4320"/>
+        </w:tabs>
+        <w:ind w:left="4320" w:hanging="360"/>
+      </w:pPr>
+    </w:lvl>
+    <w:lvl w:ilvl="6" w:tentative="1">
+      <w:start w:val="1"/>
+      <w:numFmt w:val="decimal"/>
+      <w:lvlText w:val="%7."/>
+      <w:lvlJc w:val="left"/>
+      <w:pPr>
+        <w:tabs>
+          <w:tab w:val="num" w:pos="5040"/>
+        </w:tabs>
+        <w:ind w:left="5040" w:hanging="360"/>
+      </w:pPr>
+    </w:lvl>
+    <w:lvl w:ilvl="7" w:tentative="1">
+      <w:start w:val="1"/>
+      <w:numFmt w:val="decimal"/>
+      <w:lvlText w:val="%8."/>
+      <w:lvlJc w:val="left"/>
+      <w:pPr>
+        <w:tabs>
+          <w:tab w:val="num" w:pos="5760"/>
+        </w:tabs>
+        <w:ind w:left="5760" w:hanging="360"/>
+      </w:pPr>
+    </w:lvl>
+    <w:lvl w:ilvl="8" w:tentative="1">
+      <w:start w:val="1"/>
+      <w:numFmt w:val="decimal"/>
+      <w:lvlText w:val="%9."/>
+      <w:lvlJc w:val="left"/>
+      <w:pPr>
+        <w:tabs>
+          <w:tab w:val="num" w:pos="6480"/>
+        </w:tabs>
+        <w:ind w:left="6480" w:hanging="360"/>
+      </w:pPr>
+    </w:lvl>
+  </w:abstractNum>
+  <w:abstractNum w:abstractNumId="50" w15:restartNumberingAfterBreak="0">
     <w:nsid w:val="39867774"/>
     <w:multiLevelType w:val="multilevel"/>
     <w:tmpl w:val="E3C81E4C"/>
@@ -26958,7 +31081,7 @@
       </w:pPr>
     </w:lvl>
   </w:abstractNum>
-  <w:abstractNum w:abstractNumId="47" w15:restartNumberingAfterBreak="0">
+  <w:abstractNum w:abstractNumId="51" w15:restartNumberingAfterBreak="0">
     <w:nsid w:val="3A1B4FDD"/>
     <w:multiLevelType w:val="multilevel"/>
     <w:tmpl w:val="3462195C"/>
@@ -27107,7 +31230,7 @@
       </w:rPr>
     </w:lvl>
   </w:abstractNum>
-  <w:abstractNum w:abstractNumId="48" w15:restartNumberingAfterBreak="0">
+  <w:abstractNum w:abstractNumId="52" w15:restartNumberingAfterBreak="0">
     <w:nsid w:val="3AB57337"/>
     <w:multiLevelType w:val="multilevel"/>
     <w:tmpl w:val="A67EA6D2"/>
@@ -27220,7 +31343,7 @@
       </w:pPr>
     </w:lvl>
   </w:abstractNum>
-  <w:abstractNum w:abstractNumId="49" w15:restartNumberingAfterBreak="0">
+  <w:abstractNum w:abstractNumId="53" w15:restartNumberingAfterBreak="0">
     <w:nsid w:val="3DA10A08"/>
     <w:multiLevelType w:val="multilevel"/>
     <w:tmpl w:val="22C0A30A"/>
@@ -27333,7 +31456,7 @@
       </w:pPr>
     </w:lvl>
   </w:abstractNum>
-  <w:abstractNum w:abstractNumId="50" w15:restartNumberingAfterBreak="0">
+  <w:abstractNum w:abstractNumId="54" w15:restartNumberingAfterBreak="0">
     <w:nsid w:val="3E7B33BC"/>
     <w:multiLevelType w:val="multilevel"/>
     <w:tmpl w:val="E036097C"/>
@@ -27482,7 +31605,7 @@
       </w:rPr>
     </w:lvl>
   </w:abstractNum>
-  <w:abstractNum w:abstractNumId="51" w15:restartNumberingAfterBreak="0">
+  <w:abstractNum w:abstractNumId="55" w15:restartNumberingAfterBreak="0">
     <w:nsid w:val="3ED11017"/>
     <w:multiLevelType w:val="hybridMultilevel"/>
     <w:tmpl w:val="D58E41E4"/>
@@ -27568,7 +31691,7 @@
       </w:pPr>
     </w:lvl>
   </w:abstractNum>
-  <w:abstractNum w:abstractNumId="52" w15:restartNumberingAfterBreak="0">
+  <w:abstractNum w:abstractNumId="56" w15:restartNumberingAfterBreak="0">
     <w:nsid w:val="41C27C1E"/>
     <w:multiLevelType w:val="multilevel"/>
     <w:tmpl w:val="D3CE15B2"/>
@@ -27681,7 +31804,7 @@
       </w:pPr>
     </w:lvl>
   </w:abstractNum>
-  <w:abstractNum w:abstractNumId="53" w15:restartNumberingAfterBreak="0">
+  <w:abstractNum w:abstractNumId="57" w15:restartNumberingAfterBreak="0">
     <w:nsid w:val="445B0AA1"/>
     <w:multiLevelType w:val="multilevel"/>
     <w:tmpl w:val="FC6C69CC"/>
@@ -27794,7 +31917,7 @@
       </w:pPr>
     </w:lvl>
   </w:abstractNum>
-  <w:abstractNum w:abstractNumId="54" w15:restartNumberingAfterBreak="0">
+  <w:abstractNum w:abstractNumId="58" w15:restartNumberingAfterBreak="0">
     <w:nsid w:val="45367AC8"/>
     <w:multiLevelType w:val="multilevel"/>
     <w:tmpl w:val="2C86626E"/>
@@ -27907,7 +32030,7 @@
       </w:pPr>
     </w:lvl>
   </w:abstractNum>
-  <w:abstractNum w:abstractNumId="55" w15:restartNumberingAfterBreak="0">
+  <w:abstractNum w:abstractNumId="59" w15:restartNumberingAfterBreak="0">
     <w:nsid w:val="45C9646E"/>
     <w:multiLevelType w:val="multilevel"/>
     <w:tmpl w:val="4AFAD770"/>
@@ -28020,7 +32143,7 @@
       </w:pPr>
     </w:lvl>
   </w:abstractNum>
-  <w:abstractNum w:abstractNumId="56" w15:restartNumberingAfterBreak="0">
+  <w:abstractNum w:abstractNumId="60" w15:restartNumberingAfterBreak="0">
     <w:nsid w:val="46B12E94"/>
     <w:multiLevelType w:val="multilevel"/>
     <w:tmpl w:val="4912ABB8"/>
@@ -28133,7 +32256,7 @@
       </w:pPr>
     </w:lvl>
   </w:abstractNum>
-  <w:abstractNum w:abstractNumId="57" w15:restartNumberingAfterBreak="0">
+  <w:abstractNum w:abstractNumId="61" w15:restartNumberingAfterBreak="0">
     <w:nsid w:val="48095475"/>
     <w:multiLevelType w:val="multilevel"/>
     <w:tmpl w:val="8A08CECA"/>
@@ -28282,7 +32405,7 @@
       </w:rPr>
     </w:lvl>
   </w:abstractNum>
-  <w:abstractNum w:abstractNumId="58" w15:restartNumberingAfterBreak="0">
+  <w:abstractNum w:abstractNumId="62" w15:restartNumberingAfterBreak="0">
     <w:nsid w:val="486C29BB"/>
     <w:multiLevelType w:val="multilevel"/>
     <w:tmpl w:val="2542BC48"/>
@@ -28431,7 +32554,7 @@
       </w:rPr>
     </w:lvl>
   </w:abstractNum>
-  <w:abstractNum w:abstractNumId="59" w15:restartNumberingAfterBreak="0">
+  <w:abstractNum w:abstractNumId="63" w15:restartNumberingAfterBreak="0">
     <w:nsid w:val="4BEA14A7"/>
     <w:multiLevelType w:val="multilevel"/>
     <w:tmpl w:val="DA86D31A"/>
@@ -28580,7 +32703,7 @@
       </w:rPr>
     </w:lvl>
   </w:abstractNum>
-  <w:abstractNum w:abstractNumId="60" w15:restartNumberingAfterBreak="0">
+  <w:abstractNum w:abstractNumId="64" w15:restartNumberingAfterBreak="0">
     <w:nsid w:val="4C0768DE"/>
     <w:multiLevelType w:val="multilevel"/>
     <w:tmpl w:val="B79EA712"/>
@@ -28693,7 +32816,7 @@
       </w:pPr>
     </w:lvl>
   </w:abstractNum>
-  <w:abstractNum w:abstractNumId="61" w15:restartNumberingAfterBreak="0">
+  <w:abstractNum w:abstractNumId="65" w15:restartNumberingAfterBreak="0">
     <w:nsid w:val="4CC27982"/>
     <w:multiLevelType w:val="multilevel"/>
     <w:tmpl w:val="89B20772"/>
@@ -28842,7 +32965,7 @@
       </w:rPr>
     </w:lvl>
   </w:abstractNum>
-  <w:abstractNum w:abstractNumId="62" w15:restartNumberingAfterBreak="0">
+  <w:abstractNum w:abstractNumId="66" w15:restartNumberingAfterBreak="0">
     <w:nsid w:val="4DC00332"/>
     <w:multiLevelType w:val="multilevel"/>
     <w:tmpl w:val="67A0EDF6"/>
@@ -28991,7 +33114,7 @@
       </w:rPr>
     </w:lvl>
   </w:abstractNum>
-  <w:abstractNum w:abstractNumId="63" w15:restartNumberingAfterBreak="0">
+  <w:abstractNum w:abstractNumId="67" w15:restartNumberingAfterBreak="0">
     <w:nsid w:val="4DE46BB8"/>
     <w:multiLevelType w:val="multilevel"/>
     <w:tmpl w:val="7C2069D2"/>
@@ -29104,7 +33227,7 @@
       </w:pPr>
     </w:lvl>
   </w:abstractNum>
-  <w:abstractNum w:abstractNumId="64" w15:restartNumberingAfterBreak="0">
+  <w:abstractNum w:abstractNumId="68" w15:restartNumberingAfterBreak="0">
     <w:nsid w:val="4ECF24E7"/>
     <w:multiLevelType w:val="multilevel"/>
     <w:tmpl w:val="F9F846C2"/>
@@ -29253,7 +33376,7 @@
       </w:rPr>
     </w:lvl>
   </w:abstractNum>
-  <w:abstractNum w:abstractNumId="65" w15:restartNumberingAfterBreak="0">
+  <w:abstractNum w:abstractNumId="69" w15:restartNumberingAfterBreak="0">
     <w:nsid w:val="4F4A0295"/>
     <w:multiLevelType w:val="multilevel"/>
     <w:tmpl w:val="82128AFA"/>
@@ -29402,7 +33525,7 @@
       </w:rPr>
     </w:lvl>
   </w:abstractNum>
-  <w:abstractNum w:abstractNumId="66" w15:restartNumberingAfterBreak="0">
+  <w:abstractNum w:abstractNumId="70" w15:restartNumberingAfterBreak="0">
     <w:nsid w:val="503C451B"/>
     <w:multiLevelType w:val="multilevel"/>
     <w:tmpl w:val="C840E074"/>
@@ -29551,7 +33674,7 @@
       </w:rPr>
     </w:lvl>
   </w:abstractNum>
-  <w:abstractNum w:abstractNumId="67" w15:restartNumberingAfterBreak="0">
+  <w:abstractNum w:abstractNumId="71" w15:restartNumberingAfterBreak="0">
     <w:nsid w:val="51335F26"/>
     <w:multiLevelType w:val="multilevel"/>
     <w:tmpl w:val="FAE8620C"/>
@@ -29700,7 +33823,7 @@
       </w:rPr>
     </w:lvl>
   </w:abstractNum>
-  <w:abstractNum w:abstractNumId="68" w15:restartNumberingAfterBreak="0">
+  <w:abstractNum w:abstractNumId="72" w15:restartNumberingAfterBreak="0">
     <w:nsid w:val="51514974"/>
     <w:multiLevelType w:val="multilevel"/>
     <w:tmpl w:val="5CC2F4C2"/>
@@ -29813,7 +33936,7 @@
       </w:pPr>
     </w:lvl>
   </w:abstractNum>
-  <w:abstractNum w:abstractNumId="69" w15:restartNumberingAfterBreak="0">
+  <w:abstractNum w:abstractNumId="73" w15:restartNumberingAfterBreak="0">
     <w:nsid w:val="516C5CAD"/>
     <w:multiLevelType w:val="multilevel"/>
     <w:tmpl w:val="4394DD14"/>
@@ -29962,7 +34085,7 @@
       </w:rPr>
     </w:lvl>
   </w:abstractNum>
-  <w:abstractNum w:abstractNumId="70" w15:restartNumberingAfterBreak="0">
+  <w:abstractNum w:abstractNumId="74" w15:restartNumberingAfterBreak="0">
     <w:nsid w:val="52B3660D"/>
     <w:multiLevelType w:val="multilevel"/>
     <w:tmpl w:val="B8FC250E"/>
@@ -30075,7 +34198,7 @@
       </w:pPr>
     </w:lvl>
   </w:abstractNum>
-  <w:abstractNum w:abstractNumId="71" w15:restartNumberingAfterBreak="0">
+  <w:abstractNum w:abstractNumId="75" w15:restartNumberingAfterBreak="0">
     <w:nsid w:val="54ED5FAC"/>
     <w:multiLevelType w:val="multilevel"/>
     <w:tmpl w:val="1646BF50"/>
@@ -30224,7 +34347,7 @@
       </w:rPr>
     </w:lvl>
   </w:abstractNum>
-  <w:abstractNum w:abstractNumId="72" w15:restartNumberingAfterBreak="0">
+  <w:abstractNum w:abstractNumId="76" w15:restartNumberingAfterBreak="0">
     <w:nsid w:val="5694451E"/>
     <w:multiLevelType w:val="multilevel"/>
     <w:tmpl w:val="95AA0CA0"/>
@@ -30373,7 +34496,7 @@
       </w:rPr>
     </w:lvl>
   </w:abstractNum>
-  <w:abstractNum w:abstractNumId="73" w15:restartNumberingAfterBreak="0">
+  <w:abstractNum w:abstractNumId="77" w15:restartNumberingAfterBreak="0">
     <w:nsid w:val="577621A8"/>
     <w:multiLevelType w:val="multilevel"/>
     <w:tmpl w:val="C0BEE2E0"/>
@@ -30522,7 +34645,7 @@
       </w:rPr>
     </w:lvl>
   </w:abstractNum>
-  <w:abstractNum w:abstractNumId="74" w15:restartNumberingAfterBreak="0">
+  <w:abstractNum w:abstractNumId="78" w15:restartNumberingAfterBreak="0">
     <w:nsid w:val="57866BD0"/>
     <w:multiLevelType w:val="multilevel"/>
     <w:tmpl w:val="AEEE9656"/>
@@ -30671,7 +34794,7 @@
       </w:rPr>
     </w:lvl>
   </w:abstractNum>
-  <w:abstractNum w:abstractNumId="75" w15:restartNumberingAfterBreak="0">
+  <w:abstractNum w:abstractNumId="79" w15:restartNumberingAfterBreak="0">
     <w:nsid w:val="5A97135B"/>
     <w:multiLevelType w:val="multilevel"/>
     <w:tmpl w:val="92AEBC14"/>
@@ -30820,7 +34943,7 @@
       </w:rPr>
     </w:lvl>
   </w:abstractNum>
-  <w:abstractNum w:abstractNumId="76" w15:restartNumberingAfterBreak="0">
+  <w:abstractNum w:abstractNumId="80" w15:restartNumberingAfterBreak="0">
     <w:nsid w:val="5B854042"/>
     <w:multiLevelType w:val="multilevel"/>
     <w:tmpl w:val="C902C628"/>
@@ -30933,7 +35056,7 @@
       </w:pPr>
     </w:lvl>
   </w:abstractNum>
-  <w:abstractNum w:abstractNumId="77" w15:restartNumberingAfterBreak="0">
+  <w:abstractNum w:abstractNumId="81" w15:restartNumberingAfterBreak="0">
     <w:nsid w:val="5DAF56E5"/>
     <w:multiLevelType w:val="multilevel"/>
     <w:tmpl w:val="B2642D98"/>
@@ -31046,7 +35169,7 @@
       </w:pPr>
     </w:lvl>
   </w:abstractNum>
-  <w:abstractNum w:abstractNumId="78" w15:restartNumberingAfterBreak="0">
+  <w:abstractNum w:abstractNumId="82" w15:restartNumberingAfterBreak="0">
     <w:nsid w:val="5E7C7FB1"/>
     <w:multiLevelType w:val="multilevel"/>
     <w:tmpl w:val="01DCA6F6"/>
@@ -31159,7 +35282,7 @@
       </w:pPr>
     </w:lvl>
   </w:abstractNum>
-  <w:abstractNum w:abstractNumId="79" w15:restartNumberingAfterBreak="0">
+  <w:abstractNum w:abstractNumId="83" w15:restartNumberingAfterBreak="0">
     <w:nsid w:val="5EF12033"/>
     <w:multiLevelType w:val="multilevel"/>
     <w:tmpl w:val="0DA4A5CE"/>
@@ -31272,7 +35395,7 @@
       </w:pPr>
     </w:lvl>
   </w:abstractNum>
-  <w:abstractNum w:abstractNumId="80" w15:restartNumberingAfterBreak="0">
+  <w:abstractNum w:abstractNumId="84" w15:restartNumberingAfterBreak="0">
     <w:nsid w:val="63767798"/>
     <w:multiLevelType w:val="multilevel"/>
     <w:tmpl w:val="8366439A"/>
@@ -31421,7 +35544,7 @@
       </w:rPr>
     </w:lvl>
   </w:abstractNum>
-  <w:abstractNum w:abstractNumId="81" w15:restartNumberingAfterBreak="0">
+  <w:abstractNum w:abstractNumId="85" w15:restartNumberingAfterBreak="0">
     <w:nsid w:val="651F2726"/>
     <w:multiLevelType w:val="multilevel"/>
     <w:tmpl w:val="267E262A"/>
@@ -31534,7 +35657,7 @@
       </w:pPr>
     </w:lvl>
   </w:abstractNum>
-  <w:abstractNum w:abstractNumId="82" w15:restartNumberingAfterBreak="0">
+  <w:abstractNum w:abstractNumId="86" w15:restartNumberingAfterBreak="0">
     <w:nsid w:val="6609263C"/>
     <w:multiLevelType w:val="multilevel"/>
     <w:tmpl w:val="2B2EF030"/>
@@ -31683,7 +35806,7 @@
       </w:rPr>
     </w:lvl>
   </w:abstractNum>
-  <w:abstractNum w:abstractNumId="83" w15:restartNumberingAfterBreak="0">
+  <w:abstractNum w:abstractNumId="87" w15:restartNumberingAfterBreak="0">
     <w:nsid w:val="69552E10"/>
     <w:multiLevelType w:val="multilevel"/>
     <w:tmpl w:val="94169716"/>
@@ -31796,7 +35919,7 @@
       </w:pPr>
     </w:lvl>
   </w:abstractNum>
-  <w:abstractNum w:abstractNumId="84" w15:restartNumberingAfterBreak="0">
+  <w:abstractNum w:abstractNumId="88" w15:restartNumberingAfterBreak="0">
     <w:nsid w:val="697625BA"/>
     <w:multiLevelType w:val="multilevel"/>
     <w:tmpl w:val="F66E6DBA"/>
@@ -31909,7 +36032,7 @@
       </w:pPr>
     </w:lvl>
   </w:abstractNum>
-  <w:abstractNum w:abstractNumId="85" w15:restartNumberingAfterBreak="0">
+  <w:abstractNum w:abstractNumId="89" w15:restartNumberingAfterBreak="0">
     <w:nsid w:val="6A5A5FDA"/>
     <w:multiLevelType w:val="multilevel"/>
     <w:tmpl w:val="D75CA0D2"/>
@@ -32058,7 +36181,7 @@
       </w:rPr>
     </w:lvl>
   </w:abstractNum>
-  <w:abstractNum w:abstractNumId="86" w15:restartNumberingAfterBreak="0">
+  <w:abstractNum w:abstractNumId="90" w15:restartNumberingAfterBreak="0">
     <w:nsid w:val="6AC71DDA"/>
     <w:multiLevelType w:val="multilevel"/>
     <w:tmpl w:val="DD964F6C"/>
@@ -32171,7 +36294,7 @@
       </w:pPr>
     </w:lvl>
   </w:abstractNum>
-  <w:abstractNum w:abstractNumId="87" w15:restartNumberingAfterBreak="0">
+  <w:abstractNum w:abstractNumId="91" w15:restartNumberingAfterBreak="0">
     <w:nsid w:val="6E477041"/>
     <w:multiLevelType w:val="multilevel"/>
     <w:tmpl w:val="74CE82C8"/>
@@ -32320,7 +36443,7 @@
       </w:rPr>
     </w:lvl>
   </w:abstractNum>
-  <w:abstractNum w:abstractNumId="88" w15:restartNumberingAfterBreak="0">
+  <w:abstractNum w:abstractNumId="92" w15:restartNumberingAfterBreak="0">
     <w:nsid w:val="6F3B0C89"/>
     <w:multiLevelType w:val="multilevel"/>
     <w:tmpl w:val="1D42AE6A"/>
@@ -32433,7 +36556,7 @@
       </w:pPr>
     </w:lvl>
   </w:abstractNum>
-  <w:abstractNum w:abstractNumId="89" w15:restartNumberingAfterBreak="0">
+  <w:abstractNum w:abstractNumId="93" w15:restartNumberingAfterBreak="0">
     <w:nsid w:val="70815DC4"/>
     <w:multiLevelType w:val="hybridMultilevel"/>
     <w:tmpl w:val="F842A69C"/>
@@ -32519,7 +36642,7 @@
       </w:pPr>
     </w:lvl>
   </w:abstractNum>
-  <w:abstractNum w:abstractNumId="90" w15:restartNumberingAfterBreak="0">
+  <w:abstractNum w:abstractNumId="94" w15:restartNumberingAfterBreak="0">
     <w:nsid w:val="7150539B"/>
     <w:multiLevelType w:val="multilevel"/>
     <w:tmpl w:val="30709A02"/>
@@ -32632,7 +36755,7 @@
       </w:pPr>
     </w:lvl>
   </w:abstractNum>
-  <w:abstractNum w:abstractNumId="91" w15:restartNumberingAfterBreak="0">
+  <w:abstractNum w:abstractNumId="95" w15:restartNumberingAfterBreak="0">
     <w:nsid w:val="72DC277E"/>
     <w:multiLevelType w:val="multilevel"/>
     <w:tmpl w:val="A788AFFC"/>
@@ -32781,7 +36904,7 @@
       </w:rPr>
     </w:lvl>
   </w:abstractNum>
-  <w:abstractNum w:abstractNumId="92" w15:restartNumberingAfterBreak="0">
+  <w:abstractNum w:abstractNumId="96" w15:restartNumberingAfterBreak="0">
     <w:nsid w:val="75DF2EDA"/>
     <w:multiLevelType w:val="multilevel"/>
     <w:tmpl w:val="42FC4FA2"/>
@@ -32894,7 +37017,7 @@
       </w:pPr>
     </w:lvl>
   </w:abstractNum>
-  <w:abstractNum w:abstractNumId="93" w15:restartNumberingAfterBreak="0">
+  <w:abstractNum w:abstractNumId="97" w15:restartNumberingAfterBreak="0">
     <w:nsid w:val="761B40C1"/>
     <w:multiLevelType w:val="multilevel"/>
     <w:tmpl w:val="C6A2B0C8"/>
@@ -33043,7 +37166,7 @@
       </w:rPr>
     </w:lvl>
   </w:abstractNum>
-  <w:abstractNum w:abstractNumId="94" w15:restartNumberingAfterBreak="0">
+  <w:abstractNum w:abstractNumId="98" w15:restartNumberingAfterBreak="0">
     <w:nsid w:val="76501A54"/>
     <w:multiLevelType w:val="multilevel"/>
     <w:tmpl w:val="574088C6"/>
@@ -33156,7 +37279,7 @@
       </w:pPr>
     </w:lvl>
   </w:abstractNum>
-  <w:abstractNum w:abstractNumId="95" w15:restartNumberingAfterBreak="0">
+  <w:abstractNum w:abstractNumId="99" w15:restartNumberingAfterBreak="0">
     <w:nsid w:val="788B374F"/>
     <w:multiLevelType w:val="hybridMultilevel"/>
     <w:tmpl w:val="20A0DEA8"/>
@@ -33242,7 +37365,7 @@
       </w:pPr>
     </w:lvl>
   </w:abstractNum>
-  <w:abstractNum w:abstractNumId="96" w15:restartNumberingAfterBreak="0">
+  <w:abstractNum w:abstractNumId="100" w15:restartNumberingAfterBreak="0">
     <w:nsid w:val="78FE01D3"/>
     <w:multiLevelType w:val="multilevel"/>
     <w:tmpl w:val="47AE3880"/>
@@ -33391,7 +37514,7 @@
       </w:rPr>
     </w:lvl>
   </w:abstractNum>
-  <w:abstractNum w:abstractNumId="97" w15:restartNumberingAfterBreak="0">
+  <w:abstractNum w:abstractNumId="101" w15:restartNumberingAfterBreak="0">
     <w:nsid w:val="7944012D"/>
     <w:multiLevelType w:val="multilevel"/>
     <w:tmpl w:val="9ED620C2"/>
@@ -33540,7 +37663,7 @@
       </w:rPr>
     </w:lvl>
   </w:abstractNum>
-  <w:abstractNum w:abstractNumId="98" w15:restartNumberingAfterBreak="0">
+  <w:abstractNum w:abstractNumId="102" w15:restartNumberingAfterBreak="0">
     <w:nsid w:val="7AF55862"/>
     <w:multiLevelType w:val="multilevel"/>
     <w:tmpl w:val="BBB22E4E"/>
@@ -33653,7 +37776,7 @@
       </w:pPr>
     </w:lvl>
   </w:abstractNum>
-  <w:abstractNum w:abstractNumId="99" w15:restartNumberingAfterBreak="0">
+  <w:abstractNum w:abstractNumId="103" w15:restartNumberingAfterBreak="0">
     <w:nsid w:val="7E792CD1"/>
     <w:multiLevelType w:val="multilevel"/>
     <w:tmpl w:val="0D54B1B6"/>
@@ -33766,7 +37889,7 @@
       </w:pPr>
     </w:lvl>
   </w:abstractNum>
-  <w:abstractNum w:abstractNumId="100" w15:restartNumberingAfterBreak="0">
+  <w:abstractNum w:abstractNumId="104" w15:restartNumberingAfterBreak="0">
     <w:nsid w:val="7F244C39"/>
     <w:multiLevelType w:val="multilevel"/>
     <w:tmpl w:val="CC0472AE"/>
@@ -33916,307 +38039,319 @@
     </w:lvl>
   </w:abstractNum>
   <w:num w:numId="1" w16cid:durableId="1733313493">
-    <w:abstractNumId w:val="57"/>
+    <w:abstractNumId w:val="61"/>
   </w:num>
   <w:num w:numId="2" w16cid:durableId="1273435504">
-    <w:abstractNumId w:val="21"/>
+    <w:abstractNumId w:val="23"/>
   </w:num>
   <w:num w:numId="3" w16cid:durableId="273557007">
-    <w:abstractNumId w:val="15"/>
+    <w:abstractNumId w:val="17"/>
   </w:num>
   <w:num w:numId="4" w16cid:durableId="1112361591">
-    <w:abstractNumId w:val="42"/>
+    <w:abstractNumId w:val="45"/>
   </w:num>
   <w:num w:numId="5" w16cid:durableId="1407190146">
-    <w:abstractNumId w:val="10"/>
+    <w:abstractNumId w:val="12"/>
   </w:num>
   <w:num w:numId="6" w16cid:durableId="455297274">
-    <w:abstractNumId w:val="50"/>
+    <w:abstractNumId w:val="54"/>
   </w:num>
   <w:num w:numId="7" w16cid:durableId="907810401">
-    <w:abstractNumId w:val="4"/>
+    <w:abstractNumId w:val="5"/>
   </w:num>
   <w:num w:numId="8" w16cid:durableId="951745760">
-    <w:abstractNumId w:val="40"/>
+    <w:abstractNumId w:val="43"/>
   </w:num>
   <w:num w:numId="9" w16cid:durableId="1843619623">
-    <w:abstractNumId w:val="90"/>
+    <w:abstractNumId w:val="94"/>
   </w:num>
   <w:num w:numId="10" w16cid:durableId="503083177">
-    <w:abstractNumId w:val="16"/>
+    <w:abstractNumId w:val="18"/>
   </w:num>
   <w:num w:numId="11" w16cid:durableId="2135980228">
-    <w:abstractNumId w:val="63"/>
+    <w:abstractNumId w:val="67"/>
   </w:num>
   <w:num w:numId="12" w16cid:durableId="1888108097">
-    <w:abstractNumId w:val="74"/>
+    <w:abstractNumId w:val="78"/>
   </w:num>
   <w:num w:numId="13" w16cid:durableId="2081754374">
-    <w:abstractNumId w:val="96"/>
+    <w:abstractNumId w:val="100"/>
   </w:num>
   <w:num w:numId="14" w16cid:durableId="1768040317">
-    <w:abstractNumId w:val="69"/>
+    <w:abstractNumId w:val="73"/>
   </w:num>
   <w:num w:numId="15" w16cid:durableId="664016044">
-    <w:abstractNumId w:val="36"/>
+    <w:abstractNumId w:val="39"/>
   </w:num>
   <w:num w:numId="16" w16cid:durableId="1799495111">
-    <w:abstractNumId w:val="35"/>
+    <w:abstractNumId w:val="38"/>
   </w:num>
   <w:num w:numId="17" w16cid:durableId="777725430">
-    <w:abstractNumId w:val="30"/>
+    <w:abstractNumId w:val="33"/>
   </w:num>
   <w:num w:numId="18" w16cid:durableId="1178692793">
     <w:abstractNumId w:val="0"/>
   </w:num>
   <w:num w:numId="19" w16cid:durableId="282928946">
-    <w:abstractNumId w:val="39"/>
+    <w:abstractNumId w:val="42"/>
   </w:num>
   <w:num w:numId="20" w16cid:durableId="1920551640">
+    <w:abstractNumId w:val="88"/>
+  </w:num>
+  <w:num w:numId="21" w16cid:durableId="17896810">
+    <w:abstractNumId w:val="24"/>
+  </w:num>
+  <w:num w:numId="22" w16cid:durableId="1372731617">
+    <w:abstractNumId w:val="41"/>
+  </w:num>
+  <w:num w:numId="23" w16cid:durableId="917715586">
+    <w:abstractNumId w:val="83"/>
+  </w:num>
+  <w:num w:numId="24" w16cid:durableId="525757829">
+    <w:abstractNumId w:val="60"/>
+  </w:num>
+  <w:num w:numId="25" w16cid:durableId="1017998494">
+    <w:abstractNumId w:val="72"/>
+  </w:num>
+  <w:num w:numId="26" w16cid:durableId="359279663">
+    <w:abstractNumId w:val="57"/>
+  </w:num>
+  <w:num w:numId="27" w16cid:durableId="1381704060">
+    <w:abstractNumId w:val="56"/>
+  </w:num>
+  <w:num w:numId="28" w16cid:durableId="1778792040">
+    <w:abstractNumId w:val="50"/>
+  </w:num>
+  <w:num w:numId="29" w16cid:durableId="1523469468">
+    <w:abstractNumId w:val="87"/>
+  </w:num>
+  <w:num w:numId="30" w16cid:durableId="25983736">
+    <w:abstractNumId w:val="64"/>
+  </w:num>
+  <w:num w:numId="31" w16cid:durableId="956373838">
+    <w:abstractNumId w:val="58"/>
+  </w:num>
+  <w:num w:numId="32" w16cid:durableId="875430005">
+    <w:abstractNumId w:val="53"/>
+  </w:num>
+  <w:num w:numId="33" w16cid:durableId="1195850989">
+    <w:abstractNumId w:val="46"/>
+  </w:num>
+  <w:num w:numId="34" w16cid:durableId="1092818961">
+    <w:abstractNumId w:val="9"/>
+  </w:num>
+  <w:num w:numId="35" w16cid:durableId="419331167">
+    <w:abstractNumId w:val="3"/>
+  </w:num>
+  <w:num w:numId="36" w16cid:durableId="1088968646">
+    <w:abstractNumId w:val="34"/>
+  </w:num>
+  <w:num w:numId="37" w16cid:durableId="1124084688">
+    <w:abstractNumId w:val="22"/>
+  </w:num>
+  <w:num w:numId="38" w16cid:durableId="47607941">
+    <w:abstractNumId w:val="16"/>
+  </w:num>
+  <w:num w:numId="39" w16cid:durableId="999649794">
+    <w:abstractNumId w:val="96"/>
+  </w:num>
+  <w:num w:numId="40" w16cid:durableId="343359746">
+    <w:abstractNumId w:val="25"/>
+  </w:num>
+  <w:num w:numId="41" w16cid:durableId="107705602">
+    <w:abstractNumId w:val="30"/>
+  </w:num>
+  <w:num w:numId="42" w16cid:durableId="1548637870">
+    <w:abstractNumId w:val="28"/>
+  </w:num>
+  <w:num w:numId="43" w16cid:durableId="775178890">
+    <w:abstractNumId w:val="20"/>
+  </w:num>
+  <w:num w:numId="44" w16cid:durableId="1182890466">
+    <w:abstractNumId w:val="80"/>
+  </w:num>
+  <w:num w:numId="45" w16cid:durableId="2000184107">
+    <w:abstractNumId w:val="31"/>
+  </w:num>
+  <w:num w:numId="46" w16cid:durableId="658582836">
+    <w:abstractNumId w:val="40"/>
+  </w:num>
+  <w:num w:numId="47" w16cid:durableId="1621565521">
+    <w:abstractNumId w:val="82"/>
+  </w:num>
+  <w:num w:numId="48" w16cid:durableId="1364330024">
+    <w:abstractNumId w:val="98"/>
+  </w:num>
+  <w:num w:numId="49" w16cid:durableId="1140268065">
+    <w:abstractNumId w:val="85"/>
+  </w:num>
+  <w:num w:numId="50" w16cid:durableId="1253930039">
+    <w:abstractNumId w:val="81"/>
+  </w:num>
+  <w:num w:numId="51" w16cid:durableId="1707753083">
+    <w:abstractNumId w:val="37"/>
+  </w:num>
+  <w:num w:numId="52" w16cid:durableId="936445819">
+    <w:abstractNumId w:val="52"/>
+  </w:num>
+  <w:num w:numId="53" w16cid:durableId="1925600633">
+    <w:abstractNumId w:val="71"/>
+  </w:num>
+  <w:num w:numId="54" w16cid:durableId="143278431">
+    <w:abstractNumId w:val="69"/>
+  </w:num>
+  <w:num w:numId="55" w16cid:durableId="52311206">
+    <w:abstractNumId w:val="19"/>
+  </w:num>
+  <w:num w:numId="56" w16cid:durableId="464933001">
+    <w:abstractNumId w:val="101"/>
+  </w:num>
+  <w:num w:numId="57" w16cid:durableId="1583636739">
+    <w:abstractNumId w:val="79"/>
+  </w:num>
+  <w:num w:numId="58" w16cid:durableId="289364908">
+    <w:abstractNumId w:val="13"/>
+  </w:num>
+  <w:num w:numId="59" w16cid:durableId="1402216114">
+    <w:abstractNumId w:val="15"/>
+  </w:num>
+  <w:num w:numId="60" w16cid:durableId="545685373">
+    <w:abstractNumId w:val="63"/>
+  </w:num>
+  <w:num w:numId="61" w16cid:durableId="2072384168">
+    <w:abstractNumId w:val="47"/>
+  </w:num>
+  <w:num w:numId="62" w16cid:durableId="1645937238">
     <w:abstractNumId w:val="84"/>
   </w:num>
-  <w:num w:numId="21" w16cid:durableId="17896810">
-    <w:abstractNumId w:val="22"/>
-  </w:num>
-  <w:num w:numId="22" w16cid:durableId="1372731617">
-    <w:abstractNumId w:val="38"/>
-  </w:num>
-  <w:num w:numId="23" w16cid:durableId="917715586">
-    <w:abstractNumId w:val="79"/>
-  </w:num>
-  <w:num w:numId="24" w16cid:durableId="525757829">
-    <w:abstractNumId w:val="56"/>
-  </w:num>
-  <w:num w:numId="25" w16cid:durableId="1017998494">
+  <w:num w:numId="63" w16cid:durableId="2093815217">
     <w:abstractNumId w:val="68"/>
   </w:num>
-  <w:num w:numId="26" w16cid:durableId="359279663">
-    <w:abstractNumId w:val="53"/>
+  <w:num w:numId="64" w16cid:durableId="562103633">
+    <w:abstractNumId w:val="70"/>
   </w:num>
-  <w:num w:numId="27" w16cid:durableId="1381704060">
-    <w:abstractNumId w:val="52"/>
-  </w:num>
-  <w:num w:numId="28" w16cid:durableId="1778792040">
-    <w:abstractNumId w:val="46"/>
-  </w:num>
-  <w:num w:numId="29" w16cid:durableId="1523469468">
-    <w:abstractNumId w:val="83"/>
-  </w:num>
-  <w:num w:numId="30" w16cid:durableId="25983736">
-    <w:abstractNumId w:val="60"/>
-  </w:num>
-  <w:num w:numId="31" w16cid:durableId="956373838">
-    <w:abstractNumId w:val="54"/>
-  </w:num>
-  <w:num w:numId="32" w16cid:durableId="875430005">
-    <w:abstractNumId w:val="49"/>
-  </w:num>
-  <w:num w:numId="33" w16cid:durableId="1195850989">
-    <w:abstractNumId w:val="43"/>
-  </w:num>
-  <w:num w:numId="34" w16cid:durableId="1092818961">
-    <w:abstractNumId w:val="7"/>
-  </w:num>
-  <w:num w:numId="35" w16cid:durableId="419331167">
-    <w:abstractNumId w:val="2"/>
-  </w:num>
-  <w:num w:numId="36" w16cid:durableId="1088968646">
-    <w:abstractNumId w:val="31"/>
-  </w:num>
-  <w:num w:numId="37" w16cid:durableId="1124084688">
-    <w:abstractNumId w:val="20"/>
-  </w:num>
-  <w:num w:numId="38" w16cid:durableId="47607941">
-    <w:abstractNumId w:val="14"/>
-  </w:num>
-  <w:num w:numId="39" w16cid:durableId="999649794">
-    <w:abstractNumId w:val="92"/>
-  </w:num>
-  <w:num w:numId="40" w16cid:durableId="343359746">
-    <w:abstractNumId w:val="23"/>
-  </w:num>
-  <w:num w:numId="41" w16cid:durableId="107705602">
+  <w:num w:numId="65" w16cid:durableId="967079259">
     <w:abstractNumId w:val="27"/>
   </w:num>
-  <w:num w:numId="42" w16cid:durableId="1548637870">
-    <w:abstractNumId w:val="26"/>
+  <w:num w:numId="66" w16cid:durableId="1267226322">
+    <w:abstractNumId w:val="91"/>
   </w:num>
-  <w:num w:numId="43" w16cid:durableId="775178890">
-    <w:abstractNumId w:val="18"/>
+  <w:num w:numId="67" w16cid:durableId="618147881">
+    <w:abstractNumId w:val="4"/>
   </w:num>
-  <w:num w:numId="44" w16cid:durableId="1182890466">
+  <w:num w:numId="68" w16cid:durableId="358941899">
+    <w:abstractNumId w:val="77"/>
+  </w:num>
+  <w:num w:numId="69" w16cid:durableId="1941914462">
+    <w:abstractNumId w:val="10"/>
+  </w:num>
+  <w:num w:numId="70" w16cid:durableId="1879707789">
+    <w:abstractNumId w:val="32"/>
+  </w:num>
+  <w:num w:numId="71" w16cid:durableId="289287723">
+    <w:abstractNumId w:val="21"/>
+  </w:num>
+  <w:num w:numId="72" w16cid:durableId="1703674799">
     <w:abstractNumId w:val="76"/>
   </w:num>
-  <w:num w:numId="45" w16cid:durableId="2000184107">
-    <w:abstractNumId w:val="28"/>
-  </w:num>
-  <w:num w:numId="46" w16cid:durableId="658582836">
-    <w:abstractNumId w:val="37"/>
-  </w:num>
-  <w:num w:numId="47" w16cid:durableId="1621565521">
-    <w:abstractNumId w:val="78"/>
-  </w:num>
-  <w:num w:numId="48" w16cid:durableId="1364330024">
-    <w:abstractNumId w:val="94"/>
-  </w:num>
-  <w:num w:numId="49" w16cid:durableId="1140268065">
-    <w:abstractNumId w:val="81"/>
-  </w:num>
-  <w:num w:numId="50" w16cid:durableId="1253930039">
-    <w:abstractNumId w:val="77"/>
-  </w:num>
-  <w:num w:numId="51" w16cid:durableId="1707753083">
-    <w:abstractNumId w:val="34"/>
-  </w:num>
-  <w:num w:numId="52" w16cid:durableId="936445819">
-    <w:abstractNumId w:val="48"/>
-  </w:num>
-  <w:num w:numId="53" w16cid:durableId="1925600633">
-    <w:abstractNumId w:val="67"/>
-  </w:num>
-  <w:num w:numId="54" w16cid:durableId="143278431">
-    <w:abstractNumId w:val="65"/>
-  </w:num>
-  <w:num w:numId="55" w16cid:durableId="52311206">
-    <w:abstractNumId w:val="17"/>
-  </w:num>
-  <w:num w:numId="56" w16cid:durableId="464933001">
-    <w:abstractNumId w:val="97"/>
-  </w:num>
-  <w:num w:numId="57" w16cid:durableId="1583636739">
-    <w:abstractNumId w:val="75"/>
-  </w:num>
-  <w:num w:numId="58" w16cid:durableId="289364908">
-    <w:abstractNumId w:val="11"/>
-  </w:num>
-  <w:num w:numId="59" w16cid:durableId="1402216114">
-    <w:abstractNumId w:val="13"/>
-  </w:num>
-  <w:num w:numId="60" w16cid:durableId="545685373">
-    <w:abstractNumId w:val="59"/>
-  </w:num>
-  <w:num w:numId="61" w16cid:durableId="2072384168">
-    <w:abstractNumId w:val="44"/>
-  </w:num>
-  <w:num w:numId="62" w16cid:durableId="1645937238">
-    <w:abstractNumId w:val="80"/>
-  </w:num>
-  <w:num w:numId="63" w16cid:durableId="2093815217">
-    <w:abstractNumId w:val="64"/>
-  </w:num>
-  <w:num w:numId="64" w16cid:durableId="562103633">
-    <w:abstractNumId w:val="66"/>
-  </w:num>
-  <w:num w:numId="65" w16cid:durableId="967079259">
-    <w:abstractNumId w:val="25"/>
-  </w:num>
-  <w:num w:numId="66" w16cid:durableId="1267226322">
-    <w:abstractNumId w:val="87"/>
-  </w:num>
-  <w:num w:numId="67" w16cid:durableId="618147881">
-    <w:abstractNumId w:val="3"/>
-  </w:num>
-  <w:num w:numId="68" w16cid:durableId="358941899">
-    <w:abstractNumId w:val="73"/>
-  </w:num>
-  <w:num w:numId="69" w16cid:durableId="1941914462">
-    <w:abstractNumId w:val="8"/>
-  </w:num>
-  <w:num w:numId="70" w16cid:durableId="1879707789">
-    <w:abstractNumId w:val="29"/>
-  </w:num>
-  <w:num w:numId="71" w16cid:durableId="289287723">
-    <w:abstractNumId w:val="19"/>
-  </w:num>
-  <w:num w:numId="72" w16cid:durableId="1703674799">
-    <w:abstractNumId w:val="72"/>
-  </w:num>
   <w:num w:numId="73" w16cid:durableId="1035429380">
-    <w:abstractNumId w:val="5"/>
+    <w:abstractNumId w:val="6"/>
   </w:num>
   <w:num w:numId="74" w16cid:durableId="252933779">
-    <w:abstractNumId w:val="82"/>
+    <w:abstractNumId w:val="86"/>
   </w:num>
   <w:num w:numId="75" w16cid:durableId="1558124431">
     <w:abstractNumId w:val="1"/>
   </w:num>
   <w:num w:numId="76" w16cid:durableId="218981602">
-    <w:abstractNumId w:val="9"/>
+    <w:abstractNumId w:val="11"/>
   </w:num>
   <w:num w:numId="77" w16cid:durableId="1205675590">
-    <w:abstractNumId w:val="12"/>
+    <w:abstractNumId w:val="14"/>
   </w:num>
   <w:num w:numId="78" w16cid:durableId="1938368122">
-    <w:abstractNumId w:val="91"/>
+    <w:abstractNumId w:val="95"/>
   </w:num>
   <w:num w:numId="79" w16cid:durableId="2115904272">
-    <w:abstractNumId w:val="61"/>
+    <w:abstractNumId w:val="65"/>
   </w:num>
   <w:num w:numId="80" w16cid:durableId="912395374">
+    <w:abstractNumId w:val="59"/>
+  </w:num>
+  <w:num w:numId="81" w16cid:durableId="1892569319">
+    <w:abstractNumId w:val="102"/>
+  </w:num>
+  <w:num w:numId="82" w16cid:durableId="542133402">
+    <w:abstractNumId w:val="103"/>
+  </w:num>
+  <w:num w:numId="83" w16cid:durableId="875895938">
+    <w:abstractNumId w:val="90"/>
+  </w:num>
+  <w:num w:numId="84" w16cid:durableId="1145123748">
+    <w:abstractNumId w:val="92"/>
+  </w:num>
+  <w:num w:numId="85" w16cid:durableId="1738430173">
+    <w:abstractNumId w:val="74"/>
+  </w:num>
+  <w:num w:numId="86" w16cid:durableId="55976117">
+    <w:abstractNumId w:val="104"/>
+  </w:num>
+  <w:num w:numId="87" w16cid:durableId="257762770">
+    <w:abstractNumId w:val="8"/>
+  </w:num>
+  <w:num w:numId="88" w16cid:durableId="1957105253">
+    <w:abstractNumId w:val="44"/>
+  </w:num>
+  <w:num w:numId="89" w16cid:durableId="351611878">
+    <w:abstractNumId w:val="89"/>
+  </w:num>
+  <w:num w:numId="90" w16cid:durableId="1256935867">
+    <w:abstractNumId w:val="62"/>
+  </w:num>
+  <w:num w:numId="91" w16cid:durableId="1578175442">
+    <w:abstractNumId w:val="48"/>
+  </w:num>
+  <w:num w:numId="92" w16cid:durableId="405105789">
+    <w:abstractNumId w:val="51"/>
+  </w:num>
+  <w:num w:numId="93" w16cid:durableId="1489516677">
+    <w:abstractNumId w:val="66"/>
+  </w:num>
+  <w:num w:numId="94" w16cid:durableId="1251431104">
+    <w:abstractNumId w:val="97"/>
+  </w:num>
+  <w:num w:numId="95" w16cid:durableId="1914125692">
+    <w:abstractNumId w:val="75"/>
+  </w:num>
+  <w:num w:numId="96" w16cid:durableId="1781683327">
+    <w:abstractNumId w:val="26"/>
+  </w:num>
+  <w:num w:numId="97" w16cid:durableId="1705054379">
+    <w:abstractNumId w:val="35"/>
+  </w:num>
+  <w:num w:numId="98" w16cid:durableId="1919945030">
+    <w:abstractNumId w:val="93"/>
+  </w:num>
+  <w:num w:numId="99" w16cid:durableId="1901675999">
     <w:abstractNumId w:val="55"/>
   </w:num>
-  <w:num w:numId="81" w16cid:durableId="1892569319">
-    <w:abstractNumId w:val="98"/>
-  </w:num>
-  <w:num w:numId="82" w16cid:durableId="542133402">
+  <w:num w:numId="100" w16cid:durableId="700907939">
     <w:abstractNumId w:val="99"/>
   </w:num>
-  <w:num w:numId="83" w16cid:durableId="875895938">
-    <w:abstractNumId w:val="86"/>
+  <w:num w:numId="101" w16cid:durableId="1326206901">
+    <w:abstractNumId w:val="36"/>
   </w:num>
-  <w:num w:numId="84" w16cid:durableId="1145123748">
-    <w:abstractNumId w:val="88"/>
+  <w:num w:numId="102" w16cid:durableId="1386903594">
+    <w:abstractNumId w:val="49"/>
   </w:num>
-  <w:num w:numId="85" w16cid:durableId="1738430173">
-    <w:abstractNumId w:val="70"/>
+  <w:num w:numId="103" w16cid:durableId="688139541">
+    <w:abstractNumId w:val="7"/>
   </w:num>
-  <w:num w:numId="86" w16cid:durableId="55976117">
-    <w:abstractNumId w:val="100"/>
+  <w:num w:numId="104" w16cid:durableId="1985963618">
+    <w:abstractNumId w:val="29"/>
   </w:num>
-  <w:num w:numId="87" w16cid:durableId="257762770">
-    <w:abstractNumId w:val="6"/>
-  </w:num>
-  <w:num w:numId="88" w16cid:durableId="1957105253">
-    <w:abstractNumId w:val="41"/>
-  </w:num>
-  <w:num w:numId="89" w16cid:durableId="351611878">
-    <w:abstractNumId w:val="85"/>
-  </w:num>
-  <w:num w:numId="90" w16cid:durableId="1256935867">
-    <w:abstractNumId w:val="58"/>
-  </w:num>
-  <w:num w:numId="91" w16cid:durableId="1578175442">
-    <w:abstractNumId w:val="45"/>
-  </w:num>
-  <w:num w:numId="92" w16cid:durableId="405105789">
-    <w:abstractNumId w:val="47"/>
-  </w:num>
-  <w:num w:numId="93" w16cid:durableId="1489516677">
-    <w:abstractNumId w:val="62"/>
-  </w:num>
-  <w:num w:numId="94" w16cid:durableId="1251431104">
-    <w:abstractNumId w:val="93"/>
-  </w:num>
-  <w:num w:numId="95" w16cid:durableId="1914125692">
-    <w:abstractNumId w:val="71"/>
-  </w:num>
-  <w:num w:numId="96" w16cid:durableId="1781683327">
-    <w:abstractNumId w:val="24"/>
-  </w:num>
-  <w:num w:numId="97" w16cid:durableId="1705054379">
-    <w:abstractNumId w:val="32"/>
-  </w:num>
-  <w:num w:numId="98" w16cid:durableId="1919945030">
-    <w:abstractNumId w:val="89"/>
-  </w:num>
-  <w:num w:numId="99" w16cid:durableId="1901675999">
-    <w:abstractNumId w:val="51"/>
-  </w:num>
-  <w:num w:numId="100" w16cid:durableId="700907939">
-    <w:abstractNumId w:val="95"/>
-  </w:num>
-  <w:num w:numId="101" w16cid:durableId="1326206901">
-    <w:abstractNumId w:val="33"/>
+  <w:num w:numId="105" w16cid:durableId="228269616">
+    <w:abstractNumId w:val="2"/>
   </w:num>
   <w:numIdMacAtCleanup w:val="101"/>
 </w:numbering>

--- a/ISP/Глосарий.docx
+++ b/ISP/Глосарий.docx
@@ -3077,7 +3077,6 @@
         <w:t>Команда </w:t>
       </w:r>
       <w:proofErr w:type="spellStart"/>
-      <w:proofErr w:type="gramStart"/>
       <w:r>
         <w:rPr>
           <w:rFonts w:ascii="Times New Roman" w:hAnsi="Times New Roman" w:cs="Times New Roman"/>
@@ -3093,16 +3092,7 @@
           <w:b/>
           <w:bCs/>
         </w:rPr>
-        <w:t>(</w:t>
-      </w:r>
-      <w:proofErr w:type="gramEnd"/>
-      <w:r>
-        <w:rPr>
-          <w:rFonts w:ascii="Times New Roman" w:hAnsi="Times New Roman" w:cs="Times New Roman"/>
-          <w:b/>
-          <w:bCs/>
-        </w:rPr>
-        <w:t>)</w:t>
+        <w:t>()</w:t>
       </w:r>
       <w:r>
         <w:rPr>
@@ -3111,7 +3101,6 @@
         <w:t> используется для вывода данных на экран. В круглых скобках указываются данные, которые нужно вывести (аргументы). Если это текст, его нужно заключить в одинарные или двойные кавычки. Команда </w:t>
       </w:r>
       <w:proofErr w:type="spellStart"/>
-      <w:proofErr w:type="gramStart"/>
       <w:r>
         <w:rPr>
           <w:rFonts w:ascii="Times New Roman" w:hAnsi="Times New Roman" w:cs="Times New Roman"/>
@@ -3123,14 +3112,7 @@
         <w:rPr>
           <w:rFonts w:ascii="Times New Roman" w:hAnsi="Times New Roman" w:cs="Times New Roman"/>
         </w:rPr>
-        <w:t>(</w:t>
-      </w:r>
-      <w:proofErr w:type="gramEnd"/>
-      <w:r>
-        <w:rPr>
-          <w:rFonts w:ascii="Times New Roman" w:hAnsi="Times New Roman" w:cs="Times New Roman"/>
-        </w:rPr>
-        <w:t>) позволяет указывать несколько аргументов, в таком случае их надо отделять запятыми. </w:t>
+        <w:t>() позволяет указывать несколько аргументов, в таком случае их надо отделять запятыми. </w:t>
       </w:r>
     </w:p>
     <w:p>
@@ -3180,7 +3162,6 @@
         <w:t>Команда </w:t>
       </w:r>
       <w:proofErr w:type="spellStart"/>
-      <w:proofErr w:type="gramStart"/>
       <w:r>
         <w:rPr>
           <w:rFonts w:ascii="Times New Roman" w:hAnsi="Times New Roman" w:cs="Times New Roman"/>
@@ -3196,16 +3177,7 @@
           <w:b/>
           <w:bCs/>
         </w:rPr>
-        <w:t>(</w:t>
-      </w:r>
-      <w:proofErr w:type="gramEnd"/>
-      <w:r>
-        <w:rPr>
-          <w:rFonts w:ascii="Times New Roman" w:hAnsi="Times New Roman" w:cs="Times New Roman"/>
-          <w:b/>
-          <w:bCs/>
-        </w:rPr>
-        <w:t>) </w:t>
+        <w:t>() </w:t>
       </w:r>
       <w:r>
         <w:rPr>
@@ -3214,7 +3186,6 @@
         <w:t>используется для считывания данных. Когда программа доходит до места, где есть </w:t>
       </w:r>
       <w:proofErr w:type="spellStart"/>
-      <w:proofErr w:type="gramStart"/>
       <w:r>
         <w:rPr>
           <w:rFonts w:ascii="Times New Roman" w:hAnsi="Times New Roman" w:cs="Times New Roman"/>
@@ -3226,14 +3197,7 @@
         <w:rPr>
           <w:rFonts w:ascii="Times New Roman" w:hAnsi="Times New Roman" w:cs="Times New Roman"/>
         </w:rPr>
-        <w:t>(</w:t>
-      </w:r>
-      <w:proofErr w:type="gramEnd"/>
-      <w:r>
-        <w:rPr>
-          <w:rFonts w:ascii="Times New Roman" w:hAnsi="Times New Roman" w:cs="Times New Roman"/>
-        </w:rPr>
-        <w:t>), она ожидает, что пользователь введёт данные с клавиатуры и нажмёт Enter. </w:t>
+        <w:t>(), она ожидает, что пользователь введёт данные с клавиатуры и нажмёт Enter. </w:t>
       </w:r>
     </w:p>
     <w:p>
@@ -3506,7 +3470,6 @@
         <w:t> Необязательные параметры команды </w:t>
       </w:r>
       <w:proofErr w:type="spellStart"/>
-      <w:proofErr w:type="gramStart"/>
       <w:r>
         <w:rPr>
           <w:rFonts w:ascii="Times New Roman" w:hAnsi="Times New Roman" w:cs="Times New Roman"/>
@@ -3522,16 +3485,7 @@
           <w:b/>
           <w:bCs/>
         </w:rPr>
-        <w:t>(</w:t>
-      </w:r>
-      <w:proofErr w:type="gramEnd"/>
-      <w:r>
-        <w:rPr>
-          <w:rFonts w:ascii="Times New Roman" w:hAnsi="Times New Roman" w:cs="Times New Roman"/>
-          <w:b/>
-          <w:bCs/>
-        </w:rPr>
-        <w:t>):</w:t>
+        <w:t>():</w:t>
       </w:r>
       <w:r>
         <w:rPr>
@@ -4691,7 +4645,6 @@
         <w:br/>
       </w:r>
       <w:proofErr w:type="spellStart"/>
-      <w:proofErr w:type="gramStart"/>
       <w:r>
         <w:rPr>
           <w:rFonts w:ascii="Times New Roman" w:hAnsi="Times New Roman" w:cs="Times New Roman"/>
@@ -4703,14 +4656,7 @@
         <w:rPr>
           <w:rFonts w:ascii="Times New Roman" w:hAnsi="Times New Roman" w:cs="Times New Roman"/>
         </w:rPr>
-        <w:t>(</w:t>
-      </w:r>
-      <w:proofErr w:type="gramEnd"/>
-      <w:r>
-        <w:rPr>
-          <w:rFonts w:ascii="Times New Roman" w:hAnsi="Times New Roman" w:cs="Times New Roman"/>
-        </w:rPr>
-        <w:t>'</w:t>
+        <w:t>('</w:t>
       </w:r>
       <w:proofErr w:type="spellStart"/>
       <w:r>
@@ -4738,21 +4684,7 @@
         <w:rPr>
           <w:rFonts w:ascii="Times New Roman" w:hAnsi="Times New Roman" w:cs="Times New Roman"/>
         </w:rPr>
-        <w:t> Python</w:t>
-      </w:r>
-      <w:proofErr w:type="gramStart"/>
-      <w:r>
-        <w:rPr>
-          <w:rFonts w:ascii="Times New Roman" w:hAnsi="Times New Roman" w:cs="Times New Roman"/>
-        </w:rPr>
-        <w:t>')  #</w:t>
-      </w:r>
-      <w:proofErr w:type="gramEnd"/>
-      <w:r>
-        <w:rPr>
-          <w:rFonts w:ascii="Times New Roman" w:hAnsi="Times New Roman" w:cs="Times New Roman"/>
-        </w:rPr>
-        <w:t> Печать текста с помощью команды </w:t>
+        <w:t> Python')  # Печать текста с помощью команды </w:t>
       </w:r>
       <w:proofErr w:type="spellStart"/>
       <w:r>
@@ -5263,7 +5195,6 @@
         <w:t>команду </w:t>
       </w:r>
       <w:proofErr w:type="spellStart"/>
-      <w:proofErr w:type="gramStart"/>
       <w:r>
         <w:rPr>
           <w:rFonts w:ascii="Times New Roman" w:hAnsi="Times New Roman" w:cs="Times New Roman"/>
@@ -5279,22 +5210,91 @@
           <w:b/>
           <w:bCs/>
         </w:rPr>
+        <w:t>()</w:t>
+      </w:r>
+      <w:r>
+        <w:rPr>
+          <w:rFonts w:ascii="Times New Roman" w:hAnsi="Times New Roman" w:cs="Times New Roman"/>
+        </w:rPr>
+        <w:t>. </w:t>
+      </w:r>
+    </w:p>
+    <w:p>
+      <w:pPr>
+        <w:spacing w:after="80"/>
+        <w:rPr>
+          <w:rFonts w:ascii="Times New Roman" w:hAnsi="Times New Roman" w:cs="Times New Roman"/>
+        </w:rPr>
+      </w:pPr>
+      <w:r>
+        <w:rPr>
+          <w:rFonts w:ascii="Times New Roman" w:hAnsi="Times New Roman" w:cs="Times New Roman"/>
+        </w:rPr>
+        <w:t>Для того чтобы считать </w:t>
+      </w:r>
+      <w:r>
+        <w:rPr>
+          <w:rFonts w:ascii="Times New Roman" w:hAnsi="Times New Roman" w:cs="Times New Roman"/>
+          <w:b/>
+          <w:bCs/>
+        </w:rPr>
+        <w:t>одно целое число</w:t>
+      </w:r>
+      <w:r>
+        <w:rPr>
+          <w:rFonts w:ascii="Times New Roman" w:hAnsi="Times New Roman" w:cs="Times New Roman"/>
+        </w:rPr>
+        <w:t>, мы пишем следующий код: </w:t>
+      </w:r>
+    </w:p>
+    <w:p>
+      <w:pPr>
+        <w:spacing w:after="80"/>
+        <w:rPr>
+          <w:rFonts w:ascii="Times New Roman" w:hAnsi="Times New Roman" w:cs="Times New Roman"/>
+        </w:rPr>
+      </w:pPr>
+      <w:proofErr w:type="spellStart"/>
+      <w:r>
+        <w:rPr>
+          <w:rFonts w:ascii="Times New Roman" w:hAnsi="Times New Roman" w:cs="Times New Roman"/>
+        </w:rPr>
+        <w:t>num</w:t>
+      </w:r>
+      <w:proofErr w:type="spellEnd"/>
+      <w:r>
+        <w:rPr>
+          <w:rFonts w:ascii="Times New Roman" w:hAnsi="Times New Roman" w:cs="Times New Roman"/>
+        </w:rPr>
+        <w:t> = </w:t>
+      </w:r>
+      <w:proofErr w:type="spellStart"/>
+      <w:r>
+        <w:rPr>
+          <w:rFonts w:ascii="Times New Roman" w:hAnsi="Times New Roman" w:cs="Times New Roman"/>
+        </w:rPr>
+        <w:t>int</w:t>
+      </w:r>
+      <w:proofErr w:type="spellEnd"/>
+      <w:r>
+        <w:rPr>
+          <w:rFonts w:ascii="Times New Roman" w:hAnsi="Times New Roman" w:cs="Times New Roman"/>
+        </w:rPr>
         <w:t>(</w:t>
       </w:r>
-      <w:proofErr w:type="gramEnd"/>
-      <w:r>
-        <w:rPr>
-          <w:rFonts w:ascii="Times New Roman" w:hAnsi="Times New Roman" w:cs="Times New Roman"/>
-          <w:b/>
-          <w:bCs/>
-        </w:rPr>
-        <w:t>)</w:t>
-      </w:r>
-      <w:r>
-        <w:rPr>
-          <w:rFonts w:ascii="Times New Roman" w:hAnsi="Times New Roman" w:cs="Times New Roman"/>
-        </w:rPr>
-        <w:t>. </w:t>
+      <w:proofErr w:type="spellStart"/>
+      <w:r>
+        <w:rPr>
+          <w:rFonts w:ascii="Times New Roman" w:hAnsi="Times New Roman" w:cs="Times New Roman"/>
+        </w:rPr>
+        <w:t>input</w:t>
+      </w:r>
+      <w:proofErr w:type="spellEnd"/>
+      <w:r>
+        <w:rPr>
+          <w:rFonts w:ascii="Times New Roman" w:hAnsi="Times New Roman" w:cs="Times New Roman"/>
+        </w:rPr>
+        <w:t>()) </w:t>
       </w:r>
     </w:p>
     <w:p>
@@ -5308,21 +5308,7 @@
         <w:rPr>
           <w:rFonts w:ascii="Times New Roman" w:hAnsi="Times New Roman" w:cs="Times New Roman"/>
         </w:rPr>
-        <w:t>Для того чтобы считать </w:t>
-      </w:r>
-      <w:r>
-        <w:rPr>
-          <w:rFonts w:ascii="Times New Roman" w:hAnsi="Times New Roman" w:cs="Times New Roman"/>
-          <w:b/>
-          <w:bCs/>
-        </w:rPr>
-        <w:t>одно целое число</w:t>
-      </w:r>
-      <w:r>
-        <w:rPr>
-          <w:rFonts w:ascii="Times New Roman" w:hAnsi="Times New Roman" w:cs="Times New Roman"/>
-        </w:rPr>
-        <w:t>, мы пишем следующий код: </w:t>
+        <w:t>              </w:t>
       </w:r>
     </w:p>
     <w:p>
@@ -5332,133 +5318,51 @@
           <w:rFonts w:ascii="Times New Roman" w:hAnsi="Times New Roman" w:cs="Times New Roman"/>
         </w:rPr>
       </w:pPr>
+      <w:r>
+        <w:rPr>
+          <w:rFonts w:ascii="Times New Roman" w:hAnsi="Times New Roman" w:cs="Times New Roman"/>
+        </w:rPr>
+        <w:t>Для того чтобы преобразовать </w:t>
+      </w:r>
+      <w:r>
+        <w:rPr>
+          <w:rFonts w:ascii="Times New Roman" w:hAnsi="Times New Roman" w:cs="Times New Roman"/>
+          <w:b/>
+          <w:bCs/>
+        </w:rPr>
+        <w:t>целое число в строку</w:t>
+      </w:r>
+      <w:r>
+        <w:rPr>
+          <w:rFonts w:ascii="Times New Roman" w:hAnsi="Times New Roman" w:cs="Times New Roman"/>
+        </w:rPr>
+        <w:t>, мы используем </w:t>
+      </w:r>
+      <w:r>
+        <w:rPr>
+          <w:rFonts w:ascii="Times New Roman" w:hAnsi="Times New Roman" w:cs="Times New Roman"/>
+          <w:b/>
+          <w:bCs/>
+        </w:rPr>
+        <w:t>команду </w:t>
+      </w:r>
       <w:proofErr w:type="spellStart"/>
       <w:r>
         <w:rPr>
           <w:rFonts w:ascii="Times New Roman" w:hAnsi="Times New Roman" w:cs="Times New Roman"/>
-        </w:rPr>
-        <w:t>num</w:t>
+          <w:b/>
+          <w:bCs/>
+        </w:rPr>
+        <w:t>str</w:t>
       </w:r>
       <w:proofErr w:type="spellEnd"/>
       <w:r>
         <w:rPr>
           <w:rFonts w:ascii="Times New Roman" w:hAnsi="Times New Roman" w:cs="Times New Roman"/>
-        </w:rPr>
-        <w:t> = </w:t>
-      </w:r>
-      <w:proofErr w:type="spellStart"/>
-      <w:r>
-        <w:rPr>
-          <w:rFonts w:ascii="Times New Roman" w:hAnsi="Times New Roman" w:cs="Times New Roman"/>
-        </w:rPr>
-        <w:t>int</w:t>
-      </w:r>
-      <w:proofErr w:type="spellEnd"/>
-      <w:r>
-        <w:rPr>
-          <w:rFonts w:ascii="Times New Roman" w:hAnsi="Times New Roman" w:cs="Times New Roman"/>
-        </w:rPr>
-        <w:t>(</w:t>
-      </w:r>
-      <w:proofErr w:type="spellStart"/>
-      <w:proofErr w:type="gramStart"/>
-      <w:r>
-        <w:rPr>
-          <w:rFonts w:ascii="Times New Roman" w:hAnsi="Times New Roman" w:cs="Times New Roman"/>
-        </w:rPr>
-        <w:t>input</w:t>
-      </w:r>
-      <w:proofErr w:type="spellEnd"/>
-      <w:r>
-        <w:rPr>
-          <w:rFonts w:ascii="Times New Roman" w:hAnsi="Times New Roman" w:cs="Times New Roman"/>
-        </w:rPr>
-        <w:t>(</w:t>
-      </w:r>
-      <w:proofErr w:type="gramEnd"/>
-      <w:r>
-        <w:rPr>
-          <w:rFonts w:ascii="Times New Roman" w:hAnsi="Times New Roman" w:cs="Times New Roman"/>
-        </w:rPr>
-        <w:t>)) </w:t>
-      </w:r>
-    </w:p>
-    <w:p>
-      <w:pPr>
-        <w:spacing w:after="80"/>
-        <w:rPr>
-          <w:rFonts w:ascii="Times New Roman" w:hAnsi="Times New Roman" w:cs="Times New Roman"/>
-        </w:rPr>
-      </w:pPr>
-      <w:r>
-        <w:rPr>
-          <w:rFonts w:ascii="Times New Roman" w:hAnsi="Times New Roman" w:cs="Times New Roman"/>
-        </w:rPr>
-        <w:t>              </w:t>
-      </w:r>
-    </w:p>
-    <w:p>
-      <w:pPr>
-        <w:spacing w:after="80"/>
-        <w:rPr>
-          <w:rFonts w:ascii="Times New Roman" w:hAnsi="Times New Roman" w:cs="Times New Roman"/>
-        </w:rPr>
-      </w:pPr>
-      <w:r>
-        <w:rPr>
-          <w:rFonts w:ascii="Times New Roman" w:hAnsi="Times New Roman" w:cs="Times New Roman"/>
-        </w:rPr>
-        <w:t>Для того чтобы преобразовать </w:t>
-      </w:r>
-      <w:r>
-        <w:rPr>
-          <w:rFonts w:ascii="Times New Roman" w:hAnsi="Times New Roman" w:cs="Times New Roman"/>
-          <w:b/>
-          <w:bCs/>
-        </w:rPr>
-        <w:t>целое число в строку</w:t>
-      </w:r>
-      <w:r>
-        <w:rPr>
-          <w:rFonts w:ascii="Times New Roman" w:hAnsi="Times New Roman" w:cs="Times New Roman"/>
-        </w:rPr>
-        <w:t>, мы используем </w:t>
-      </w:r>
-      <w:r>
-        <w:rPr>
-          <w:rFonts w:ascii="Times New Roman" w:hAnsi="Times New Roman" w:cs="Times New Roman"/>
-          <w:b/>
-          <w:bCs/>
-        </w:rPr>
-        <w:t>команду </w:t>
-      </w:r>
-      <w:proofErr w:type="spellStart"/>
-      <w:proofErr w:type="gramStart"/>
-      <w:r>
-        <w:rPr>
-          <w:rFonts w:ascii="Times New Roman" w:hAnsi="Times New Roman" w:cs="Times New Roman"/>
-          <w:b/>
-          <w:bCs/>
-        </w:rPr>
-        <w:t>str</w:t>
-      </w:r>
-      <w:proofErr w:type="spellEnd"/>
-      <w:r>
-        <w:rPr>
-          <w:rFonts w:ascii="Times New Roman" w:hAnsi="Times New Roman" w:cs="Times New Roman"/>
-          <w:b/>
-          <w:bCs/>
-        </w:rPr>
-        <w:t>(</w:t>
-      </w:r>
-      <w:proofErr w:type="gramEnd"/>
-      <w:r>
-        <w:rPr>
-          <w:rFonts w:ascii="Times New Roman" w:hAnsi="Times New Roman" w:cs="Times New Roman"/>
-          <w:b/>
-          <w:bCs/>
-        </w:rPr>
-        <w:t>)</w:t>
+          <w:b/>
+          <w:bCs/>
+        </w:rPr>
+        <w:t>()</w:t>
       </w:r>
       <w:r>
         <w:rPr>
@@ -7081,21 +6985,7 @@
               <w:rPr>
                 <w:rFonts w:ascii="Times New Roman" w:hAnsi="Times New Roman" w:cs="Times New Roman"/>
               </w:rPr>
-              <w:t> </w:t>
-            </w:r>
-            <w:proofErr w:type="gramStart"/>
-            <w:r>
-              <w:rPr>
-                <w:rFonts w:ascii="Times New Roman" w:hAnsi="Times New Roman" w:cs="Times New Roman"/>
-              </w:rPr>
-              <w:t>x &gt;</w:t>
-            </w:r>
-            <w:proofErr w:type="gramEnd"/>
-            <w:r>
-              <w:rPr>
-                <w:rFonts w:ascii="Times New Roman" w:hAnsi="Times New Roman" w:cs="Times New Roman"/>
-              </w:rPr>
-              <w:t> 7 </w:t>
+              <w:t> x &gt; 7 </w:t>
             </w:r>
           </w:p>
         </w:tc>
@@ -7164,21 +7054,7 @@
               <w:rPr>
                 <w:rFonts w:ascii="Times New Roman" w:hAnsi="Times New Roman" w:cs="Times New Roman"/>
               </w:rPr>
-              <w:t> x </w:t>
-            </w:r>
-            <w:proofErr w:type="gramStart"/>
-            <w:r>
-              <w:rPr>
-                <w:rFonts w:ascii="Times New Roman" w:hAnsi="Times New Roman" w:cs="Times New Roman"/>
-              </w:rPr>
-              <w:t>&lt; 7</w:t>
-            </w:r>
-            <w:proofErr w:type="gramEnd"/>
-            <w:r>
-              <w:rPr>
-                <w:rFonts w:ascii="Times New Roman" w:hAnsi="Times New Roman" w:cs="Times New Roman"/>
-              </w:rPr>
-              <w:t> </w:t>
+              <w:t> x &lt; 7 </w:t>
             </w:r>
           </w:p>
         </w:tc>
@@ -7247,21 +7123,7 @@
               <w:rPr>
                 <w:rFonts w:ascii="Times New Roman" w:hAnsi="Times New Roman" w:cs="Times New Roman"/>
               </w:rPr>
-              <w:t> </w:t>
-            </w:r>
-            <w:proofErr w:type="gramStart"/>
-            <w:r>
-              <w:rPr>
-                <w:rFonts w:ascii="Times New Roman" w:hAnsi="Times New Roman" w:cs="Times New Roman"/>
-              </w:rPr>
-              <w:t>x &gt;</w:t>
-            </w:r>
-            <w:proofErr w:type="gramEnd"/>
-            <w:r>
-              <w:rPr>
-                <w:rFonts w:ascii="Times New Roman" w:hAnsi="Times New Roman" w:cs="Times New Roman"/>
-              </w:rPr>
-              <w:t>= 7 </w:t>
+              <w:t> x &gt;= 7 </w:t>
             </w:r>
           </w:p>
         </w:tc>
@@ -7303,21 +7165,7 @@
               <w:rPr>
                 <w:rFonts w:ascii="Times New Roman" w:hAnsi="Times New Roman" w:cs="Times New Roman"/>
               </w:rPr>
-              <w:t> либо </w:t>
-            </w:r>
-            <w:proofErr w:type="gramStart"/>
-            <w:r>
-              <w:rPr>
-                <w:rFonts w:ascii="Times New Roman" w:hAnsi="Times New Roman" w:cs="Times New Roman"/>
-              </w:rPr>
-              <w:t>равен  7</w:t>
-            </w:r>
-            <w:proofErr w:type="gramEnd"/>
-            <w:r>
-              <w:rPr>
-                <w:rFonts w:ascii="Times New Roman" w:hAnsi="Times New Roman" w:cs="Times New Roman"/>
-              </w:rPr>
-              <w:t> </w:t>
+              <w:t> либо равен  7 </w:t>
             </w:r>
           </w:p>
         </w:tc>
@@ -7387,21 +7235,7 @@
               <w:rPr>
                 <w:rFonts w:ascii="Times New Roman" w:hAnsi="Times New Roman" w:cs="Times New Roman"/>
               </w:rPr>
-              <w:t>если x меньше либо </w:t>
-            </w:r>
-            <w:proofErr w:type="gramStart"/>
-            <w:r>
-              <w:rPr>
-                <w:rFonts w:ascii="Times New Roman" w:hAnsi="Times New Roman" w:cs="Times New Roman"/>
-              </w:rPr>
-              <w:t>равен  7</w:t>
-            </w:r>
-            <w:proofErr w:type="gramEnd"/>
-            <w:r>
-              <w:rPr>
-                <w:rFonts w:ascii="Times New Roman" w:hAnsi="Times New Roman" w:cs="Times New Roman"/>
-              </w:rPr>
-              <w:t> </w:t>
+              <w:t>если x меньше либо равен  7 </w:t>
             </w:r>
           </w:p>
         </w:tc>
@@ -7470,21 +7304,7 @@
               <w:rPr>
                 <w:rFonts w:ascii="Times New Roman" w:hAnsi="Times New Roman" w:cs="Times New Roman"/>
               </w:rPr>
-              <w:t>если x </w:t>
-            </w:r>
-            <w:proofErr w:type="gramStart"/>
-            <w:r>
-              <w:rPr>
-                <w:rFonts w:ascii="Times New Roman" w:hAnsi="Times New Roman" w:cs="Times New Roman"/>
-              </w:rPr>
-              <w:t>равен  7</w:t>
-            </w:r>
-            <w:proofErr w:type="gramEnd"/>
-            <w:r>
-              <w:rPr>
-                <w:rFonts w:ascii="Times New Roman" w:hAnsi="Times New Roman" w:cs="Times New Roman"/>
-              </w:rPr>
-              <w:t> </w:t>
+              <w:t>если x равен  7 </w:t>
             </w:r>
           </w:p>
         </w:tc>
@@ -7525,21 +7345,7 @@
               <w:rPr>
                 <w:rFonts w:ascii="Times New Roman" w:hAnsi="Times New Roman" w:cs="Times New Roman"/>
               </w:rPr>
-              <w:t> </w:t>
-            </w:r>
-            <w:proofErr w:type="gramStart"/>
-            <w:r>
-              <w:rPr>
-                <w:rFonts w:ascii="Times New Roman" w:hAnsi="Times New Roman" w:cs="Times New Roman"/>
-              </w:rPr>
-              <w:t>x !</w:t>
-            </w:r>
-            <w:proofErr w:type="gramEnd"/>
-            <w:r>
-              <w:rPr>
-                <w:rFonts w:ascii="Times New Roman" w:hAnsi="Times New Roman" w:cs="Times New Roman"/>
-              </w:rPr>
-              <w:t>= 7 </w:t>
+              <w:t> x != 7 </w:t>
             </w:r>
           </w:p>
         </w:tc>
@@ -7567,21 +7373,7 @@
               <w:rPr>
                 <w:rFonts w:ascii="Times New Roman" w:hAnsi="Times New Roman" w:cs="Times New Roman"/>
               </w:rPr>
-              <w:t>если x не </w:t>
-            </w:r>
-            <w:proofErr w:type="gramStart"/>
-            <w:r>
-              <w:rPr>
-                <w:rFonts w:ascii="Times New Roman" w:hAnsi="Times New Roman" w:cs="Times New Roman"/>
-              </w:rPr>
-              <w:t>равен  7</w:t>
-            </w:r>
-            <w:proofErr w:type="gramEnd"/>
-            <w:r>
-              <w:rPr>
-                <w:rFonts w:ascii="Times New Roman" w:hAnsi="Times New Roman" w:cs="Times New Roman"/>
-              </w:rPr>
-              <w:t> </w:t>
+              <w:t>если x не равен  7 </w:t>
             </w:r>
           </w:p>
         </w:tc>
@@ -7612,21 +7404,7 @@
         <w:rPr>
           <w:rFonts w:ascii="Times New Roman" w:hAnsi="Times New Roman" w:cs="Times New Roman"/>
         </w:rPr>
-        <w:t>Операция неравенства </w:t>
-      </w:r>
-      <w:proofErr w:type="gramStart"/>
-      <w:r>
-        <w:rPr>
-          <w:rFonts w:ascii="Times New Roman" w:hAnsi="Times New Roman" w:cs="Times New Roman"/>
-        </w:rPr>
-        <w:t>(!=</w:t>
-      </w:r>
-      <w:proofErr w:type="gramEnd"/>
-      <w:r>
-        <w:rPr>
-          <w:rFonts w:ascii="Times New Roman" w:hAnsi="Times New Roman" w:cs="Times New Roman"/>
-        </w:rPr>
-        <w:t>) является </w:t>
+        <w:t>Операция неравенства (!=) является </w:t>
       </w:r>
       <w:proofErr w:type="spellStart"/>
       <w:r>
@@ -7640,49 +7418,7 @@
         <w:rPr>
           <w:rFonts w:ascii="Times New Roman" w:hAnsi="Times New Roman" w:cs="Times New Roman"/>
         </w:rPr>
-        <w:t>. То есть из того, что </w:t>
-      </w:r>
-      <w:proofErr w:type="gramStart"/>
-      <w:r>
-        <w:rPr>
-          <w:rFonts w:ascii="Times New Roman" w:hAnsi="Times New Roman" w:cs="Times New Roman"/>
-        </w:rPr>
-        <w:t>a !</w:t>
-      </w:r>
-      <w:proofErr w:type="gramEnd"/>
-      <w:r>
-        <w:rPr>
-          <w:rFonts w:ascii="Times New Roman" w:hAnsi="Times New Roman" w:cs="Times New Roman"/>
-        </w:rPr>
-        <w:t>= b и </w:t>
-      </w:r>
-      <w:proofErr w:type="gramStart"/>
-      <w:r>
-        <w:rPr>
-          <w:rFonts w:ascii="Times New Roman" w:hAnsi="Times New Roman" w:cs="Times New Roman"/>
-        </w:rPr>
-        <w:t>b !</w:t>
-      </w:r>
-      <w:proofErr w:type="gramEnd"/>
-      <w:r>
-        <w:rPr>
-          <w:rFonts w:ascii="Times New Roman" w:hAnsi="Times New Roman" w:cs="Times New Roman"/>
-        </w:rPr>
-        <w:t>= c вовсе не следует, что </w:t>
-      </w:r>
-      <w:proofErr w:type="gramStart"/>
-      <w:r>
-        <w:rPr>
-          <w:rFonts w:ascii="Times New Roman" w:hAnsi="Times New Roman" w:cs="Times New Roman"/>
-        </w:rPr>
-        <w:t>a !</w:t>
-      </w:r>
-      <w:proofErr w:type="gramEnd"/>
-      <w:r>
-        <w:rPr>
-          <w:rFonts w:ascii="Times New Roman" w:hAnsi="Times New Roman" w:cs="Times New Roman"/>
-        </w:rPr>
-        <w:t>= c. </w:t>
+        <w:t>. То есть из того, что a != b и b != c вовсе не следует, что a != c. </w:t>
       </w:r>
     </w:p>
     <w:p>
@@ -9926,7 +9662,6 @@
         <w:t> используется команда </w:t>
       </w:r>
       <w:proofErr w:type="spellStart"/>
-      <w:proofErr w:type="gramStart"/>
       <w:r>
         <w:rPr>
           <w:rFonts w:ascii="Times New Roman" w:hAnsi="Times New Roman" w:cs="Times New Roman"/>
@@ -9938,14 +9673,7 @@
         <w:rPr>
           <w:rFonts w:ascii="Times New Roman" w:hAnsi="Times New Roman" w:cs="Times New Roman"/>
         </w:rPr>
-        <w:t>(</w:t>
-      </w:r>
-      <w:proofErr w:type="gramEnd"/>
-      <w:r>
-        <w:rPr>
-          <w:rFonts w:ascii="Times New Roman" w:hAnsi="Times New Roman" w:cs="Times New Roman"/>
-        </w:rPr>
-        <w:t>): </w:t>
+        <w:t>(): </w:t>
       </w:r>
     </w:p>
     <w:p>
@@ -9977,7 +9705,6 @@
         <w:t>(</w:t>
       </w:r>
       <w:proofErr w:type="spellStart"/>
-      <w:proofErr w:type="gramStart"/>
       <w:r>
         <w:rPr>
           <w:rFonts w:ascii="Times New Roman" w:hAnsi="Times New Roman" w:cs="Times New Roman"/>
@@ -9989,14 +9716,7 @@
         <w:rPr>
           <w:rFonts w:ascii="Times New Roman" w:hAnsi="Times New Roman" w:cs="Times New Roman"/>
         </w:rPr>
-        <w:t>())  #</w:t>
-      </w:r>
-      <w:proofErr w:type="gramEnd"/>
-      <w:r>
-        <w:rPr>
-          <w:rFonts w:ascii="Times New Roman" w:hAnsi="Times New Roman" w:cs="Times New Roman"/>
-        </w:rPr>
-        <w:t> преобразование считанной строки в целое число </w:t>
+        <w:t>())  # преобразование считанной строки в целое число </w:t>
       </w:r>
       <w:r>
         <w:rPr>
@@ -10006,7 +9726,6 @@
         <w:t>num2 = </w:t>
       </w:r>
       <w:proofErr w:type="spellStart"/>
-      <w:proofErr w:type="gramStart"/>
       <w:r>
         <w:rPr>
           <w:rFonts w:ascii="Times New Roman" w:hAnsi="Times New Roman" w:cs="Times New Roman"/>
@@ -10018,338 +9737,287 @@
         <w:rPr>
           <w:rFonts w:ascii="Times New Roman" w:hAnsi="Times New Roman" w:cs="Times New Roman"/>
         </w:rPr>
+        <w:t>('12345')  # преобразование строки в целое число </w:t>
+      </w:r>
+    </w:p>
+    <w:p>
+      <w:pPr>
+        <w:spacing w:after="80"/>
+        <w:rPr>
+          <w:rFonts w:ascii="Times New Roman" w:hAnsi="Times New Roman" w:cs="Times New Roman"/>
+        </w:rPr>
+      </w:pPr>
+      <w:r>
+        <w:rPr>
+          <w:rFonts w:ascii="Times New Roman" w:hAnsi="Times New Roman" w:cs="Times New Roman"/>
+        </w:rPr>
+        <w:t>      </w:t>
+      </w:r>
+    </w:p>
+    <w:p>
+      <w:pPr>
+        <w:spacing w:after="80"/>
+        <w:rPr>
+          <w:rFonts w:ascii="Times New Roman" w:hAnsi="Times New Roman" w:cs="Times New Roman"/>
+        </w:rPr>
+      </w:pPr>
+      <w:r>
+        <w:rPr>
+          <w:rFonts w:ascii="Times New Roman" w:hAnsi="Times New Roman" w:cs="Times New Roman"/>
+        </w:rPr>
+        <w:t>Если строка не является числом, то при преобразовании </w:t>
+      </w:r>
+      <w:r>
+        <w:rPr>
+          <w:rFonts w:ascii="Times New Roman" w:hAnsi="Times New Roman" w:cs="Times New Roman"/>
+          <w:b/>
+          <w:bCs/>
+        </w:rPr>
+        <w:t>возникнет ошибка</w:t>
+      </w:r>
+      <w:r>
+        <w:rPr>
+          <w:rFonts w:ascii="Times New Roman" w:hAnsi="Times New Roman" w:cs="Times New Roman"/>
+        </w:rPr>
+        <w:t>. </w:t>
+      </w:r>
+    </w:p>
+    <w:p>
+      <w:pPr>
+        <w:spacing w:after="80"/>
+        <w:rPr>
+          <w:rFonts w:ascii="Times New Roman" w:hAnsi="Times New Roman" w:cs="Times New Roman"/>
+        </w:rPr>
+      </w:pPr>
+      <w:r>
+        <w:rPr>
+          <w:rFonts w:ascii="Times New Roman" w:hAnsi="Times New Roman" w:cs="Times New Roman"/>
+        </w:rPr>
+        <w:t>Язык Python предоставляет четыре основных арифметических оператора для работы </w:t>
+      </w:r>
+      <w:r>
+        <w:rPr>
+          <w:rFonts w:ascii="Times New Roman" w:hAnsi="Times New Roman" w:cs="Times New Roman"/>
+          <w:b/>
+          <w:bCs/>
+        </w:rPr>
+        <w:t>с целыми числами</w:t>
+      </w:r>
+      <w:r>
+        <w:rPr>
+          <w:rFonts w:ascii="Times New Roman" w:hAnsi="Times New Roman" w:cs="Times New Roman"/>
+        </w:rPr>
+        <w:t> (+, </w:t>
+      </w:r>
+      <w:r>
+        <w:rPr>
+          <w:rFonts w:ascii="Times New Roman" w:hAnsi="Times New Roman" w:cs="Times New Roman"/>
+          <w:b/>
+          <w:bCs/>
+        </w:rPr>
+        <w:t>−</w:t>
+      </w:r>
+      <w:r>
+        <w:rPr>
+          <w:rFonts w:ascii="Times New Roman" w:hAnsi="Times New Roman" w:cs="Times New Roman"/>
+        </w:rPr>
+        <w:t>, *, /), а также три дополнительных (% для остатка, // для целочисленного деления и ** для возведения в степень). </w:t>
+      </w:r>
+    </w:p>
+    <w:p>
+      <w:pPr>
+        <w:spacing w:after="80"/>
+        <w:rPr>
+          <w:rFonts w:ascii="Times New Roman" w:hAnsi="Times New Roman" w:cs="Times New Roman"/>
+        </w:rPr>
+      </w:pPr>
+      <w:r>
+        <w:rPr>
+          <w:rFonts w:ascii="Times New Roman" w:hAnsi="Times New Roman" w:cs="Times New Roman"/>
+          <w:b/>
+          <w:bCs/>
+        </w:rPr>
+        <w:t>Для удобного чтения</w:t>
+      </w:r>
+      <w:r>
+        <w:rPr>
+          <w:rFonts w:ascii="Times New Roman" w:hAnsi="Times New Roman" w:cs="Times New Roman"/>
+        </w:rPr>
+        <w:t> чисел можно использовать символ подчеркивания: </w:t>
+      </w:r>
+    </w:p>
+    <w:p>
+      <w:pPr>
+        <w:spacing w:after="80"/>
+        <w:rPr>
+          <w:rFonts w:ascii="Times New Roman" w:hAnsi="Times New Roman" w:cs="Times New Roman"/>
+        </w:rPr>
+      </w:pPr>
+      <w:proofErr w:type="spellStart"/>
+      <w:r>
+        <w:rPr>
+          <w:rFonts w:ascii="Times New Roman" w:hAnsi="Times New Roman" w:cs="Times New Roman"/>
+        </w:rPr>
+        <w:t>num</w:t>
+      </w:r>
+      <w:proofErr w:type="spellEnd"/>
+      <w:r>
+        <w:rPr>
+          <w:rFonts w:ascii="Times New Roman" w:hAnsi="Times New Roman" w:cs="Times New Roman"/>
+        </w:rPr>
+        <w:t> = 25_000_000  # 25000000 </w:t>
+      </w:r>
+    </w:p>
+    <w:p>
+      <w:pPr>
+        <w:spacing w:after="80"/>
+        <w:rPr>
+          <w:rFonts w:ascii="Times New Roman" w:hAnsi="Times New Roman" w:cs="Times New Roman"/>
+        </w:rPr>
+      </w:pPr>
+      <w:r>
+        <w:rPr>
+          <w:rFonts w:ascii="Times New Roman" w:hAnsi="Times New Roman" w:cs="Times New Roman"/>
+        </w:rPr>
+        <w:t>         </w:t>
+      </w:r>
+    </w:p>
+    <w:p>
+      <w:pPr>
+        <w:spacing w:after="80"/>
+        <w:rPr>
+          <w:rFonts w:ascii="Times New Roman" w:hAnsi="Times New Roman" w:cs="Times New Roman"/>
+        </w:rPr>
+      </w:pPr>
+      <w:r>
+        <w:rPr>
+          <w:rFonts w:ascii="Times New Roman" w:hAnsi="Times New Roman" w:cs="Times New Roman"/>
+          <w:b/>
+          <w:bCs/>
+        </w:rPr>
+        <w:t>Числа с плавающей точкой </w:t>
+      </w:r>
+      <w:r>
+        <w:rPr>
+          <w:rFonts w:ascii="Times New Roman" w:hAnsi="Times New Roman" w:cs="Times New Roman"/>
+        </w:rPr>
+        <w:t>— дробные (вещественные) числа. </w:t>
+      </w:r>
+    </w:p>
+    <w:p>
+      <w:pPr>
+        <w:spacing w:after="80"/>
+        <w:rPr>
+          <w:rFonts w:ascii="Times New Roman" w:hAnsi="Times New Roman" w:cs="Times New Roman"/>
+        </w:rPr>
+      </w:pPr>
+      <w:r>
+        <w:rPr>
+          <w:rFonts w:ascii="Times New Roman" w:hAnsi="Times New Roman" w:cs="Times New Roman"/>
+          <w:b/>
+          <w:bCs/>
+        </w:rPr>
+        <w:t>Тип данных </w:t>
+      </w:r>
+      <w:proofErr w:type="spellStart"/>
+      <w:r>
+        <w:rPr>
+          <w:rFonts w:ascii="Times New Roman" w:hAnsi="Times New Roman" w:cs="Times New Roman"/>
+          <w:b/>
+          <w:bCs/>
+        </w:rPr>
+        <w:t>float</w:t>
+      </w:r>
+      <w:proofErr w:type="spellEnd"/>
+      <w:r>
+        <w:rPr>
+          <w:rFonts w:ascii="Times New Roman" w:hAnsi="Times New Roman" w:cs="Times New Roman"/>
+        </w:rPr>
+        <w:t> используется для представления чисел с плавающей точкой. </w:t>
+      </w:r>
+    </w:p>
+    <w:p>
+      <w:pPr>
+        <w:spacing w:after="80"/>
+        <w:rPr>
+          <w:rFonts w:ascii="Times New Roman" w:hAnsi="Times New Roman" w:cs="Times New Roman"/>
+        </w:rPr>
+      </w:pPr>
+      <w:r>
+        <w:rPr>
+          <w:rFonts w:ascii="Times New Roman" w:hAnsi="Times New Roman" w:cs="Times New Roman"/>
+        </w:rPr>
+        <w:t>Для преобразования </w:t>
+      </w:r>
+      <w:r>
+        <w:rPr>
+          <w:rFonts w:ascii="Times New Roman" w:hAnsi="Times New Roman" w:cs="Times New Roman"/>
+          <w:b/>
+          <w:bCs/>
+        </w:rPr>
+        <w:t>строки к числу с плавающей точкой</w:t>
+      </w:r>
+      <w:r>
+        <w:rPr>
+          <w:rFonts w:ascii="Times New Roman" w:hAnsi="Times New Roman" w:cs="Times New Roman"/>
+        </w:rPr>
+        <w:t> используется команда </w:t>
+      </w:r>
+      <w:proofErr w:type="spellStart"/>
+      <w:r>
+        <w:rPr>
+          <w:rFonts w:ascii="Times New Roman" w:hAnsi="Times New Roman" w:cs="Times New Roman"/>
+        </w:rPr>
+        <w:t>float</w:t>
+      </w:r>
+      <w:proofErr w:type="spellEnd"/>
+      <w:r>
+        <w:rPr>
+          <w:rFonts w:ascii="Times New Roman" w:hAnsi="Times New Roman" w:cs="Times New Roman"/>
+        </w:rPr>
+        <w:t>(): </w:t>
+      </w:r>
+    </w:p>
+    <w:p>
+      <w:pPr>
+        <w:spacing w:after="80"/>
+        <w:rPr>
+          <w:rFonts w:ascii="Times New Roman" w:hAnsi="Times New Roman" w:cs="Times New Roman"/>
+        </w:rPr>
+      </w:pPr>
+      <w:r>
+        <w:rPr>
+          <w:rFonts w:ascii="Times New Roman" w:hAnsi="Times New Roman" w:cs="Times New Roman"/>
+        </w:rPr>
+        <w:t>num1 = </w:t>
+      </w:r>
+      <w:proofErr w:type="spellStart"/>
+      <w:r>
+        <w:rPr>
+          <w:rFonts w:ascii="Times New Roman" w:hAnsi="Times New Roman" w:cs="Times New Roman"/>
+        </w:rPr>
+        <w:t>float</w:t>
+      </w:r>
+      <w:proofErr w:type="spellEnd"/>
+      <w:r>
+        <w:rPr>
+          <w:rFonts w:ascii="Times New Roman" w:hAnsi="Times New Roman" w:cs="Times New Roman"/>
+        </w:rPr>
         <w:t>(</w:t>
       </w:r>
-      <w:proofErr w:type="gramEnd"/>
-      <w:r>
-        <w:rPr>
-          <w:rFonts w:ascii="Times New Roman" w:hAnsi="Times New Roman" w:cs="Times New Roman"/>
-        </w:rPr>
-        <w:t>'12345</w:t>
-      </w:r>
-      <w:proofErr w:type="gramStart"/>
-      <w:r>
-        <w:rPr>
-          <w:rFonts w:ascii="Times New Roman" w:hAnsi="Times New Roman" w:cs="Times New Roman"/>
-        </w:rPr>
-        <w:t>')  #</w:t>
-      </w:r>
-      <w:proofErr w:type="gramEnd"/>
-      <w:r>
-        <w:rPr>
-          <w:rFonts w:ascii="Times New Roman" w:hAnsi="Times New Roman" w:cs="Times New Roman"/>
-        </w:rPr>
-        <w:t> преобразование строки в целое число </w:t>
-      </w:r>
-    </w:p>
-    <w:p>
-      <w:pPr>
-        <w:spacing w:after="80"/>
-        <w:rPr>
-          <w:rFonts w:ascii="Times New Roman" w:hAnsi="Times New Roman" w:cs="Times New Roman"/>
-        </w:rPr>
-      </w:pPr>
-      <w:r>
-        <w:rPr>
-          <w:rFonts w:ascii="Times New Roman" w:hAnsi="Times New Roman" w:cs="Times New Roman"/>
-        </w:rPr>
-        <w:t>      </w:t>
-      </w:r>
-    </w:p>
-    <w:p>
-      <w:pPr>
-        <w:spacing w:after="80"/>
-        <w:rPr>
-          <w:rFonts w:ascii="Times New Roman" w:hAnsi="Times New Roman" w:cs="Times New Roman"/>
-        </w:rPr>
-      </w:pPr>
-      <w:r>
-        <w:rPr>
-          <w:rFonts w:ascii="Times New Roman" w:hAnsi="Times New Roman" w:cs="Times New Roman"/>
-        </w:rPr>
-        <w:t>Если строка не является числом, то при преобразовании </w:t>
-      </w:r>
-      <w:r>
-        <w:rPr>
-          <w:rFonts w:ascii="Times New Roman" w:hAnsi="Times New Roman" w:cs="Times New Roman"/>
-          <w:b/>
-          <w:bCs/>
-        </w:rPr>
-        <w:t>возникнет ошибка</w:t>
-      </w:r>
-      <w:r>
-        <w:rPr>
-          <w:rFonts w:ascii="Times New Roman" w:hAnsi="Times New Roman" w:cs="Times New Roman"/>
-        </w:rPr>
-        <w:t>. </w:t>
-      </w:r>
-    </w:p>
-    <w:p>
-      <w:pPr>
-        <w:spacing w:after="80"/>
-        <w:rPr>
-          <w:rFonts w:ascii="Times New Roman" w:hAnsi="Times New Roman" w:cs="Times New Roman"/>
-        </w:rPr>
-      </w:pPr>
-      <w:r>
-        <w:rPr>
-          <w:rFonts w:ascii="Times New Roman" w:hAnsi="Times New Roman" w:cs="Times New Roman"/>
-        </w:rPr>
-        <w:t>Язык Python предоставляет четыре основных арифметических оператора для работы </w:t>
-      </w:r>
-      <w:r>
-        <w:rPr>
-          <w:rFonts w:ascii="Times New Roman" w:hAnsi="Times New Roman" w:cs="Times New Roman"/>
-          <w:b/>
-          <w:bCs/>
-        </w:rPr>
-        <w:t>с целыми числами</w:t>
-      </w:r>
-      <w:r>
-        <w:rPr>
-          <w:rFonts w:ascii="Times New Roman" w:hAnsi="Times New Roman" w:cs="Times New Roman"/>
-        </w:rPr>
-        <w:t> (+, </w:t>
-      </w:r>
-      <w:r>
-        <w:rPr>
-          <w:rFonts w:ascii="Times New Roman" w:hAnsi="Times New Roman" w:cs="Times New Roman"/>
-          <w:b/>
-          <w:bCs/>
-        </w:rPr>
-        <w:t>−</w:t>
-      </w:r>
-      <w:r>
-        <w:rPr>
-          <w:rFonts w:ascii="Times New Roman" w:hAnsi="Times New Roman" w:cs="Times New Roman"/>
-        </w:rPr>
-        <w:t>, *, /), а также три дополнительных (% для остатка, // для целочисленного деления и ** для возведения в степень). </w:t>
-      </w:r>
-    </w:p>
-    <w:p>
-      <w:pPr>
-        <w:spacing w:after="80"/>
-        <w:rPr>
-          <w:rFonts w:ascii="Times New Roman" w:hAnsi="Times New Roman" w:cs="Times New Roman"/>
-        </w:rPr>
-      </w:pPr>
-      <w:r>
-        <w:rPr>
-          <w:rFonts w:ascii="Times New Roman" w:hAnsi="Times New Roman" w:cs="Times New Roman"/>
-          <w:b/>
-          <w:bCs/>
-        </w:rPr>
-        <w:t>Для удобного чтения</w:t>
-      </w:r>
-      <w:r>
-        <w:rPr>
-          <w:rFonts w:ascii="Times New Roman" w:hAnsi="Times New Roman" w:cs="Times New Roman"/>
-        </w:rPr>
-        <w:t> чисел можно использовать символ подчеркивания: </w:t>
-      </w:r>
-    </w:p>
-    <w:p>
-      <w:pPr>
-        <w:spacing w:after="80"/>
-        <w:rPr>
-          <w:rFonts w:ascii="Times New Roman" w:hAnsi="Times New Roman" w:cs="Times New Roman"/>
-        </w:rPr>
-      </w:pPr>
       <w:proofErr w:type="spellStart"/>
       <w:r>
         <w:rPr>
           <w:rFonts w:ascii="Times New Roman" w:hAnsi="Times New Roman" w:cs="Times New Roman"/>
         </w:rPr>
-        <w:t>num</w:t>
+        <w:t>input</w:t>
       </w:r>
       <w:proofErr w:type="spellEnd"/>
       <w:r>
         <w:rPr>
           <w:rFonts w:ascii="Times New Roman" w:hAnsi="Times New Roman" w:cs="Times New Roman"/>
         </w:rPr>
-        <w:t> = 25_000_</w:t>
-      </w:r>
-      <w:proofErr w:type="gramStart"/>
-      <w:r>
-        <w:rPr>
-          <w:rFonts w:ascii="Times New Roman" w:hAnsi="Times New Roman" w:cs="Times New Roman"/>
-        </w:rPr>
-        <w:t>000  #</w:t>
-      </w:r>
-      <w:proofErr w:type="gramEnd"/>
-      <w:r>
-        <w:rPr>
-          <w:rFonts w:ascii="Times New Roman" w:hAnsi="Times New Roman" w:cs="Times New Roman"/>
-        </w:rPr>
-        <w:t> 25000000 </w:t>
-      </w:r>
-    </w:p>
-    <w:p>
-      <w:pPr>
-        <w:spacing w:after="80"/>
-        <w:rPr>
-          <w:rFonts w:ascii="Times New Roman" w:hAnsi="Times New Roman" w:cs="Times New Roman"/>
-        </w:rPr>
-      </w:pPr>
-      <w:r>
-        <w:rPr>
-          <w:rFonts w:ascii="Times New Roman" w:hAnsi="Times New Roman" w:cs="Times New Roman"/>
-        </w:rPr>
-        <w:t>         </w:t>
-      </w:r>
-    </w:p>
-    <w:p>
-      <w:pPr>
-        <w:spacing w:after="80"/>
-        <w:rPr>
-          <w:rFonts w:ascii="Times New Roman" w:hAnsi="Times New Roman" w:cs="Times New Roman"/>
-        </w:rPr>
-      </w:pPr>
-      <w:r>
-        <w:rPr>
-          <w:rFonts w:ascii="Times New Roman" w:hAnsi="Times New Roman" w:cs="Times New Roman"/>
-          <w:b/>
-          <w:bCs/>
-        </w:rPr>
-        <w:t>Числа с плавающей точкой </w:t>
-      </w:r>
-      <w:r>
-        <w:rPr>
-          <w:rFonts w:ascii="Times New Roman" w:hAnsi="Times New Roman" w:cs="Times New Roman"/>
-        </w:rPr>
-        <w:t>— дробные (вещественные) числа. </w:t>
-      </w:r>
-    </w:p>
-    <w:p>
-      <w:pPr>
-        <w:spacing w:after="80"/>
-        <w:rPr>
-          <w:rFonts w:ascii="Times New Roman" w:hAnsi="Times New Roman" w:cs="Times New Roman"/>
-        </w:rPr>
-      </w:pPr>
-      <w:r>
-        <w:rPr>
-          <w:rFonts w:ascii="Times New Roman" w:hAnsi="Times New Roman" w:cs="Times New Roman"/>
-          <w:b/>
-          <w:bCs/>
-        </w:rPr>
-        <w:t>Тип данных </w:t>
-      </w:r>
-      <w:proofErr w:type="spellStart"/>
-      <w:r>
-        <w:rPr>
-          <w:rFonts w:ascii="Times New Roman" w:hAnsi="Times New Roman" w:cs="Times New Roman"/>
-          <w:b/>
-          <w:bCs/>
-        </w:rPr>
-        <w:t>float</w:t>
-      </w:r>
-      <w:proofErr w:type="spellEnd"/>
-      <w:r>
-        <w:rPr>
-          <w:rFonts w:ascii="Times New Roman" w:hAnsi="Times New Roman" w:cs="Times New Roman"/>
-        </w:rPr>
-        <w:t> используется для представления чисел с плавающей точкой. </w:t>
-      </w:r>
-    </w:p>
-    <w:p>
-      <w:pPr>
-        <w:spacing w:after="80"/>
-        <w:rPr>
-          <w:rFonts w:ascii="Times New Roman" w:hAnsi="Times New Roman" w:cs="Times New Roman"/>
-        </w:rPr>
-      </w:pPr>
-      <w:r>
-        <w:rPr>
-          <w:rFonts w:ascii="Times New Roman" w:hAnsi="Times New Roman" w:cs="Times New Roman"/>
-        </w:rPr>
-        <w:t>Для преобразования </w:t>
-      </w:r>
-      <w:r>
-        <w:rPr>
-          <w:rFonts w:ascii="Times New Roman" w:hAnsi="Times New Roman" w:cs="Times New Roman"/>
-          <w:b/>
-          <w:bCs/>
-        </w:rPr>
-        <w:t>строки к числу с плавающей точкой</w:t>
-      </w:r>
-      <w:r>
-        <w:rPr>
-          <w:rFonts w:ascii="Times New Roman" w:hAnsi="Times New Roman" w:cs="Times New Roman"/>
-        </w:rPr>
-        <w:t> используется команда </w:t>
-      </w:r>
-      <w:proofErr w:type="spellStart"/>
-      <w:proofErr w:type="gramStart"/>
-      <w:r>
-        <w:rPr>
-          <w:rFonts w:ascii="Times New Roman" w:hAnsi="Times New Roman" w:cs="Times New Roman"/>
-        </w:rPr>
-        <w:t>float</w:t>
-      </w:r>
-      <w:proofErr w:type="spellEnd"/>
-      <w:r>
-        <w:rPr>
-          <w:rFonts w:ascii="Times New Roman" w:hAnsi="Times New Roman" w:cs="Times New Roman"/>
-        </w:rPr>
-        <w:t>(</w:t>
-      </w:r>
-      <w:proofErr w:type="gramEnd"/>
-      <w:r>
-        <w:rPr>
-          <w:rFonts w:ascii="Times New Roman" w:hAnsi="Times New Roman" w:cs="Times New Roman"/>
-        </w:rPr>
-        <w:t>): </w:t>
-      </w:r>
-    </w:p>
-    <w:p>
-      <w:pPr>
-        <w:spacing w:after="80"/>
-        <w:rPr>
-          <w:rFonts w:ascii="Times New Roman" w:hAnsi="Times New Roman" w:cs="Times New Roman"/>
-        </w:rPr>
-      </w:pPr>
-      <w:r>
-        <w:rPr>
-          <w:rFonts w:ascii="Times New Roman" w:hAnsi="Times New Roman" w:cs="Times New Roman"/>
-        </w:rPr>
-        <w:t>num1 = </w:t>
-      </w:r>
-      <w:proofErr w:type="spellStart"/>
-      <w:r>
-        <w:rPr>
-          <w:rFonts w:ascii="Times New Roman" w:hAnsi="Times New Roman" w:cs="Times New Roman"/>
-        </w:rPr>
-        <w:t>float</w:t>
-      </w:r>
-      <w:proofErr w:type="spellEnd"/>
-      <w:r>
-        <w:rPr>
-          <w:rFonts w:ascii="Times New Roman" w:hAnsi="Times New Roman" w:cs="Times New Roman"/>
-        </w:rPr>
-        <w:t>(</w:t>
-      </w:r>
-      <w:proofErr w:type="spellStart"/>
-      <w:proofErr w:type="gramStart"/>
-      <w:r>
-        <w:rPr>
-          <w:rFonts w:ascii="Times New Roman" w:hAnsi="Times New Roman" w:cs="Times New Roman"/>
-        </w:rPr>
-        <w:t>input</w:t>
-      </w:r>
-      <w:proofErr w:type="spellEnd"/>
-      <w:r>
-        <w:rPr>
-          <w:rFonts w:ascii="Times New Roman" w:hAnsi="Times New Roman" w:cs="Times New Roman"/>
-        </w:rPr>
-        <w:t>())   </w:t>
-      </w:r>
-      <w:proofErr w:type="gramEnd"/>
-      <w:r>
-        <w:rPr>
-          <w:rFonts w:ascii="Times New Roman" w:hAnsi="Times New Roman" w:cs="Times New Roman"/>
-        </w:rPr>
-        <w:t># преобразование считанной строки в число с плавающей точкой </w:t>
+        <w:t>())   # преобразование считанной строки в число с плавающей точкой </w:t>
       </w:r>
       <w:r>
         <w:rPr>
@@ -10359,7 +10027,6 @@
         <w:t>num2 = </w:t>
       </w:r>
       <w:proofErr w:type="spellStart"/>
-      <w:proofErr w:type="gramStart"/>
       <w:r>
         <w:rPr>
           <w:rFonts w:ascii="Times New Roman" w:hAnsi="Times New Roman" w:cs="Times New Roman"/>
@@ -10371,28 +10038,7 @@
         <w:rPr>
           <w:rFonts w:ascii="Times New Roman" w:hAnsi="Times New Roman" w:cs="Times New Roman"/>
         </w:rPr>
-        <w:t>(</w:t>
-      </w:r>
-      <w:proofErr w:type="gramEnd"/>
-      <w:r>
-        <w:rPr>
-          <w:rFonts w:ascii="Times New Roman" w:hAnsi="Times New Roman" w:cs="Times New Roman"/>
-        </w:rPr>
-        <w:t>'1.2345</w:t>
-      </w:r>
-      <w:proofErr w:type="gramStart"/>
-      <w:r>
-        <w:rPr>
-          <w:rFonts w:ascii="Times New Roman" w:hAnsi="Times New Roman" w:cs="Times New Roman"/>
-        </w:rPr>
-        <w:t>')  #</w:t>
-      </w:r>
-      <w:proofErr w:type="gramEnd"/>
-      <w:r>
-        <w:rPr>
-          <w:rFonts w:ascii="Times New Roman" w:hAnsi="Times New Roman" w:cs="Times New Roman"/>
-        </w:rPr>
-        <w:t> преобразование строки к числу с плавающей точкой </w:t>
+        <w:t>('1.2345')  # преобразование строки к числу с плавающей точкой </w:t>
       </w:r>
     </w:p>
     <w:p>
@@ -10537,7 +10183,6 @@
         <w:t> нельзя неявно преобразовать в целое число. Для такого преобразования необходимо использовать явное преобразование с помощью команды </w:t>
       </w:r>
       <w:proofErr w:type="spellStart"/>
-      <w:proofErr w:type="gramStart"/>
       <w:r>
         <w:rPr>
           <w:rFonts w:ascii="Times New Roman" w:hAnsi="Times New Roman" w:cs="Times New Roman"/>
@@ -10549,14 +10194,7 @@
         <w:rPr>
           <w:rFonts w:ascii="Times New Roman" w:hAnsi="Times New Roman" w:cs="Times New Roman"/>
         </w:rPr>
-        <w:t>(</w:t>
-      </w:r>
-      <w:proofErr w:type="gramEnd"/>
-      <w:r>
-        <w:rPr>
-          <w:rFonts w:ascii="Times New Roman" w:hAnsi="Times New Roman" w:cs="Times New Roman"/>
-        </w:rPr>
-        <w:t>). Преобразование чисел с плавающей точкой в целое производится с округлением в сторону нуля. </w:t>
+        <w:t>(). Преобразование чисел с плавающей точкой в целое производится с округлением в сторону нуля. </w:t>
       </w:r>
     </w:p>
     <w:p>
@@ -10575,7 +10213,6 @@
         <w:t>Функции </w:t>
       </w:r>
       <w:proofErr w:type="spellStart"/>
-      <w:proofErr w:type="gramStart"/>
       <w:r>
         <w:rPr>
           <w:rFonts w:ascii="Times New Roman" w:hAnsi="Times New Roman" w:cs="Times New Roman"/>
@@ -10591,16 +10228,7 @@
           <w:b/>
           <w:bCs/>
         </w:rPr>
-        <w:t>(</w:t>
-      </w:r>
-      <w:proofErr w:type="gramEnd"/>
-      <w:r>
-        <w:rPr>
-          <w:rFonts w:ascii="Times New Roman" w:hAnsi="Times New Roman" w:cs="Times New Roman"/>
-          <w:b/>
-          <w:bCs/>
-        </w:rPr>
-        <w:t>)</w:t>
+        <w:t>()</w:t>
       </w:r>
       <w:r>
         <w:rPr>
@@ -10609,7 +10237,6 @@
         <w:t> и </w:t>
       </w:r>
       <w:proofErr w:type="spellStart"/>
-      <w:proofErr w:type="gramStart"/>
       <w:r>
         <w:rPr>
           <w:rFonts w:ascii="Times New Roman" w:hAnsi="Times New Roman" w:cs="Times New Roman"/>
@@ -10625,16 +10252,7 @@
           <w:b/>
           <w:bCs/>
         </w:rPr>
-        <w:t>(</w:t>
-      </w:r>
-      <w:proofErr w:type="gramEnd"/>
-      <w:r>
-        <w:rPr>
-          <w:rFonts w:ascii="Times New Roman" w:hAnsi="Times New Roman" w:cs="Times New Roman"/>
-          <w:b/>
-          <w:bCs/>
-        </w:rPr>
-        <w:t>)</w:t>
+        <w:t>()</w:t>
       </w:r>
       <w:r>
         <w:rPr>
@@ -10681,7 +10299,6 @@
         <w:t>Функция </w:t>
       </w:r>
       <w:proofErr w:type="spellStart"/>
-      <w:proofErr w:type="gramStart"/>
       <w:r>
         <w:rPr>
           <w:rFonts w:ascii="Times New Roman" w:hAnsi="Times New Roman" w:cs="Times New Roman"/>
@@ -10697,16 +10314,7 @@
           <w:b/>
           <w:bCs/>
         </w:rPr>
-        <w:t>(</w:t>
-      </w:r>
-      <w:proofErr w:type="gramEnd"/>
-      <w:r>
-        <w:rPr>
-          <w:rFonts w:ascii="Times New Roman" w:hAnsi="Times New Roman" w:cs="Times New Roman"/>
-          <w:b/>
-          <w:bCs/>
-        </w:rPr>
-        <w:t>)</w:t>
+        <w:t>()</w:t>
       </w:r>
       <w:r>
         <w:rPr>
@@ -10828,7 +10436,6 @@
         <w:t> — это количество символов, из которых она состоит. Чтобы посчитать длину строки используем встроенную функцию </w:t>
       </w:r>
       <w:proofErr w:type="spellStart"/>
-      <w:proofErr w:type="gramStart"/>
       <w:r>
         <w:rPr>
           <w:rFonts w:ascii="Times New Roman" w:hAnsi="Times New Roman" w:cs="Times New Roman"/>
@@ -10840,14 +10447,7 @@
         <w:rPr>
           <w:rFonts w:ascii="Times New Roman" w:hAnsi="Times New Roman" w:cs="Times New Roman"/>
         </w:rPr>
-        <w:t>(</w:t>
-      </w:r>
-      <w:proofErr w:type="gramEnd"/>
-      <w:r>
-        <w:rPr>
-          <w:rFonts w:ascii="Times New Roman" w:hAnsi="Times New Roman" w:cs="Times New Roman"/>
-        </w:rPr>
-        <w:t>) (от слова </w:t>
+        <w:t>() (от слова </w:t>
       </w:r>
       <w:proofErr w:type="spellStart"/>
       <w:r>
@@ -10906,7 +10506,6 @@
         <w:t> используются функции </w:t>
       </w:r>
       <w:proofErr w:type="spellStart"/>
-      <w:proofErr w:type="gramStart"/>
       <w:r>
         <w:rPr>
           <w:rFonts w:ascii="Times New Roman" w:hAnsi="Times New Roman" w:cs="Times New Roman"/>
@@ -10918,17 +10517,9 @@
         <w:rPr>
           <w:rFonts w:ascii="Times New Roman" w:hAnsi="Times New Roman" w:cs="Times New Roman"/>
         </w:rPr>
-        <w:t>(</w:t>
-      </w:r>
-      <w:proofErr w:type="gramEnd"/>
-      <w:r>
-        <w:rPr>
-          <w:rFonts w:ascii="Times New Roman" w:hAnsi="Times New Roman" w:cs="Times New Roman"/>
-        </w:rPr>
-        <w:t>) и </w:t>
+        <w:t>() и </w:t>
       </w:r>
       <w:proofErr w:type="spellStart"/>
-      <w:proofErr w:type="gramStart"/>
       <w:r>
         <w:rPr>
           <w:rFonts w:ascii="Times New Roman" w:hAnsi="Times New Roman" w:cs="Times New Roman"/>
@@ -10940,14 +10531,7 @@
         <w:rPr>
           <w:rFonts w:ascii="Times New Roman" w:hAnsi="Times New Roman" w:cs="Times New Roman"/>
         </w:rPr>
-        <w:t>(</w:t>
-      </w:r>
-      <w:proofErr w:type="gramEnd"/>
-      <w:r>
-        <w:rPr>
-          <w:rFonts w:ascii="Times New Roman" w:hAnsi="Times New Roman" w:cs="Times New Roman"/>
-        </w:rPr>
-        <w:t>). </w:t>
+        <w:t>(). </w:t>
       </w:r>
     </w:p>
     <w:p>
@@ -10978,7 +10562,6 @@
         <w:t> используется функция </w:t>
       </w:r>
       <w:proofErr w:type="spellStart"/>
-      <w:proofErr w:type="gramStart"/>
       <w:r>
         <w:rPr>
           <w:rFonts w:ascii="Times New Roman" w:hAnsi="Times New Roman" w:cs="Times New Roman"/>
@@ -10990,14 +10573,7 @@
         <w:rPr>
           <w:rFonts w:ascii="Times New Roman" w:hAnsi="Times New Roman" w:cs="Times New Roman"/>
         </w:rPr>
-        <w:t>(</w:t>
-      </w:r>
-      <w:proofErr w:type="gramEnd"/>
-      <w:r>
-        <w:rPr>
-          <w:rFonts w:ascii="Times New Roman" w:hAnsi="Times New Roman" w:cs="Times New Roman"/>
-        </w:rPr>
-        <w:t>). </w:t>
+        <w:t>(). </w:t>
       </w:r>
     </w:p>
     <w:p>
@@ -11714,7 +11290,6 @@
               </w:rPr>
             </w:pPr>
             <w:proofErr w:type="spellStart"/>
-            <w:proofErr w:type="gramStart"/>
             <w:r>
               <w:rPr>
                 <w:rFonts w:ascii="Times New Roman" w:hAnsi="Times New Roman" w:cs="Times New Roman"/>
@@ -11726,14 +11301,7 @@
               <w:rPr>
                 <w:rFonts w:ascii="Times New Roman" w:hAnsi="Times New Roman" w:cs="Times New Roman"/>
               </w:rPr>
-              <w:t>(</w:t>
-            </w:r>
-            <w:proofErr w:type="gramEnd"/>
-            <w:r>
-              <w:rPr>
-                <w:rFonts w:ascii="Times New Roman" w:hAnsi="Times New Roman" w:cs="Times New Roman"/>
-              </w:rPr>
-              <w:t>x, n) </w:t>
+              <w:t>(x, n) </w:t>
             </w:r>
           </w:p>
         </w:tc>
@@ -11921,7 +11489,6 @@
               </w:rPr>
             </w:pPr>
             <w:proofErr w:type="spellStart"/>
-            <w:proofErr w:type="gramStart"/>
             <w:r>
               <w:rPr>
                 <w:rFonts w:ascii="Times New Roman" w:hAnsi="Times New Roman" w:cs="Times New Roman"/>
@@ -11933,14 +11500,7 @@
               <w:rPr>
                 <w:rFonts w:ascii="Times New Roman" w:hAnsi="Times New Roman" w:cs="Times New Roman"/>
               </w:rPr>
-              <w:t>(</w:t>
-            </w:r>
-            <w:proofErr w:type="gramEnd"/>
-            <w:r>
-              <w:rPr>
-                <w:rFonts w:ascii="Times New Roman" w:hAnsi="Times New Roman" w:cs="Times New Roman"/>
-              </w:rPr>
-              <w:t>x, b) </w:t>
+              <w:t>(x, b) </w:t>
             </w:r>
           </w:p>
         </w:tc>
@@ -12647,7 +12207,6 @@
               </w:rPr>
               <w:t>−2</w:t>
             </w:r>
-            <w:proofErr w:type="gramStart"/>
             <w:r>
               <w:rPr>
                 <w:rFonts w:ascii="Times New Roman" w:hAnsi="Times New Roman" w:cs="Times New Roman"/>
@@ -12660,14 +12219,7 @@
               <w:rPr>
                 <w:rFonts w:ascii="Times New Roman" w:hAnsi="Times New Roman" w:cs="Times New Roman"/>
               </w:rPr>
-              <w:t>  до</w:t>
-            </w:r>
-            <w:proofErr w:type="gramEnd"/>
-            <w:r>
-              <w:rPr>
-                <w:rFonts w:ascii="Times New Roman" w:hAnsi="Times New Roman" w:cs="Times New Roman"/>
-              </w:rPr>
-              <w:t> </w:t>
+              <w:t>  до </w:t>
             </w:r>
             <w:r>
               <w:rPr>
@@ -12683,7 +12235,6 @@
               </w:rPr>
               <w:t>2</w:t>
             </w:r>
-            <w:proofErr w:type="gramStart"/>
             <w:r>
               <w:rPr>
                 <w:rFonts w:ascii="Times New Roman" w:hAnsi="Times New Roman" w:cs="Times New Roman"/>
@@ -12696,14 +12247,7 @@
               <w:rPr>
                 <w:rFonts w:ascii="Times New Roman" w:hAnsi="Times New Roman" w:cs="Times New Roman"/>
               </w:rPr>
-              <w:t> ,</w:t>
-            </w:r>
-            <w:proofErr w:type="gramEnd"/>
-            <w:r>
-              <w:rPr>
-                <w:rFonts w:ascii="Times New Roman" w:hAnsi="Times New Roman" w:cs="Times New Roman"/>
-              </w:rPr>
-              <w:t> </w:t>
+              <w:t> , </w:t>
             </w:r>
             <w:proofErr w:type="spellStart"/>
             <w:r>
@@ -12802,7 +12346,6 @@
               </w:rPr>
               <w:t>−2</w:t>
             </w:r>
-            <w:proofErr w:type="gramStart"/>
             <w:r>
               <w:rPr>
                 <w:rFonts w:ascii="Times New Roman" w:hAnsi="Times New Roman" w:cs="Times New Roman"/>
@@ -12815,14 +12358,7 @@
               <w:rPr>
                 <w:rFonts w:ascii="Times New Roman" w:hAnsi="Times New Roman" w:cs="Times New Roman"/>
               </w:rPr>
-              <w:t>  до</w:t>
-            </w:r>
-            <w:proofErr w:type="gramEnd"/>
-            <w:r>
-              <w:rPr>
-                <w:rFonts w:ascii="Times New Roman" w:hAnsi="Times New Roman" w:cs="Times New Roman"/>
-              </w:rPr>
-              <w:t> </w:t>
+              <w:t>  до </w:t>
             </w:r>
             <w:r>
               <w:rPr>
@@ -12838,7 +12374,6 @@
               </w:rPr>
               <w:t>2</w:t>
             </w:r>
-            <w:proofErr w:type="gramStart"/>
             <w:r>
               <w:rPr>
                 <w:rFonts w:ascii="Times New Roman" w:hAnsi="Times New Roman" w:cs="Times New Roman"/>
@@ -12851,14 +12386,7 @@
               <w:rPr>
                 <w:rFonts w:ascii="Times New Roman" w:hAnsi="Times New Roman" w:cs="Times New Roman"/>
               </w:rPr>
-              <w:t> ,</w:t>
-            </w:r>
-            <w:proofErr w:type="gramEnd"/>
-            <w:r>
-              <w:rPr>
-                <w:rFonts w:ascii="Times New Roman" w:hAnsi="Times New Roman" w:cs="Times New Roman"/>
-              </w:rPr>
-              <w:t> </w:t>
+              <w:t> , </w:t>
             </w:r>
             <w:proofErr w:type="spellStart"/>
             <w:r>
@@ -13066,7 +12594,6 @@
         <w:t>, </w:t>
       </w:r>
       <w:proofErr w:type="spellStart"/>
-      <w:proofErr w:type="gramStart"/>
       <w:r>
         <w:rPr>
           <w:rFonts w:ascii="Times New Roman" w:hAnsi="Times New Roman" w:cs="Times New Roman"/>
@@ -13078,14 +12605,7 @@
         <w:rPr>
           <w:rFonts w:ascii="Times New Roman" w:hAnsi="Times New Roman" w:cs="Times New Roman"/>
         </w:rPr>
-        <w:t>  #</w:t>
-      </w:r>
-      <w:proofErr w:type="gramEnd"/>
-      <w:r>
-        <w:rPr>
-          <w:rFonts w:ascii="Times New Roman" w:hAnsi="Times New Roman" w:cs="Times New Roman"/>
-        </w:rPr>
-        <w:t xml:space="preserve"> позволяет не писать название модуля и символ точки </w:t>
+        <w:t>  # позволяет не писать название модуля и символ точки </w:t>
       </w:r>
       <w:r>
         <w:rPr>
@@ -13863,7 +13383,6 @@
         <w:t>Функция </w:t>
       </w:r>
       <w:proofErr w:type="spellStart"/>
-      <w:proofErr w:type="gramStart"/>
       <w:r>
         <w:rPr>
           <w:rFonts w:ascii="Times New Roman" w:hAnsi="Times New Roman" w:cs="Times New Roman"/>
@@ -13879,16 +13398,7 @@
           <w:b/>
           <w:bCs/>
         </w:rPr>
-        <w:t>(</w:t>
-      </w:r>
-      <w:proofErr w:type="gramEnd"/>
-      <w:r>
-        <w:rPr>
-          <w:rFonts w:ascii="Times New Roman" w:hAnsi="Times New Roman" w:cs="Times New Roman"/>
-          <w:b/>
-          <w:bCs/>
-        </w:rPr>
-        <w:t>)</w:t>
+        <w:t>()</w:t>
       </w:r>
       <w:r>
         <w:rPr>
@@ -13914,7 +13424,6 @@
         <w:t>Функция </w:t>
       </w:r>
       <w:proofErr w:type="spellStart"/>
-      <w:proofErr w:type="gramStart"/>
       <w:r>
         <w:rPr>
           <w:rFonts w:ascii="Times New Roman" w:hAnsi="Times New Roman" w:cs="Times New Roman"/>
@@ -13930,50 +13439,13 @@
           <w:b/>
           <w:bCs/>
         </w:rPr>
-        <w:t>(</w:t>
-      </w:r>
-      <w:proofErr w:type="gramEnd"/>
-      <w:r>
-        <w:rPr>
-          <w:rFonts w:ascii="Times New Roman" w:hAnsi="Times New Roman" w:cs="Times New Roman"/>
-          <w:b/>
-          <w:bCs/>
-        </w:rPr>
-        <w:t>)</w:t>
-      </w:r>
-      <w:r>
-        <w:rPr>
-          <w:rFonts w:ascii="Times New Roman" w:hAnsi="Times New Roman" w:cs="Times New Roman"/>
-        </w:rPr>
-        <w:t> может принимать от одного до трёх параметров: range(stop), </w:t>
-      </w:r>
-      <w:proofErr w:type="gramStart"/>
-      <w:r>
-        <w:rPr>
-          <w:rFonts w:ascii="Times New Roman" w:hAnsi="Times New Roman" w:cs="Times New Roman"/>
-        </w:rPr>
-        <w:t>range(</w:t>
-      </w:r>
-      <w:proofErr w:type="gramEnd"/>
-      <w:r>
-        <w:rPr>
-          <w:rFonts w:ascii="Times New Roman" w:hAnsi="Times New Roman" w:cs="Times New Roman"/>
-        </w:rPr>
-        <w:t>start, stop), </w:t>
-      </w:r>
-      <w:proofErr w:type="gramStart"/>
-      <w:r>
-        <w:rPr>
-          <w:rFonts w:ascii="Times New Roman" w:hAnsi="Times New Roman" w:cs="Times New Roman"/>
-        </w:rPr>
-        <w:t>range(</w:t>
-      </w:r>
-      <w:proofErr w:type="gramEnd"/>
-      <w:r>
-        <w:rPr>
-          <w:rFonts w:ascii="Times New Roman" w:hAnsi="Times New Roman" w:cs="Times New Roman"/>
-        </w:rPr>
-        <w:t>start, stop, step) </w:t>
+        <w:t>()</w:t>
+      </w:r>
+      <w:r>
+        <w:rPr>
+          <w:rFonts w:ascii="Times New Roman" w:hAnsi="Times New Roman" w:cs="Times New Roman"/>
+        </w:rPr>
+        <w:t> может принимать от одного до трёх параметров: range(stop), range(start, stop), range(start, stop, step) </w:t>
       </w:r>
     </w:p>
     <w:p>
@@ -15813,7 +15285,6 @@
         <w:t>(</w:t>
       </w:r>
       <w:proofErr w:type="spellStart"/>
-      <w:proofErr w:type="gramStart"/>
       <w:r>
         <w:rPr>
           <w:rFonts w:ascii="Times New Roman" w:hAnsi="Times New Roman" w:cs="Times New Roman"/>
@@ -15825,14 +15296,7 @@
         <w:rPr>
           <w:rFonts w:ascii="Times New Roman" w:hAnsi="Times New Roman" w:cs="Times New Roman"/>
         </w:rPr>
-        <w:t>())   </w:t>
-      </w:r>
-      <w:proofErr w:type="gramEnd"/>
-      <w:r>
-        <w:rPr>
-          <w:rFonts w:ascii="Times New Roman" w:hAnsi="Times New Roman" w:cs="Times New Roman"/>
-        </w:rPr>
-        <w:t>                             # считываем число </w:t>
+        <w:t>())                                # считываем число </w:t>
       </w:r>
       <w:r>
         <w:rPr>
@@ -15855,7 +15319,6 @@
         <w:t> </w:t>
       </w:r>
       <w:proofErr w:type="spellStart"/>
-      <w:proofErr w:type="gramStart"/>
       <w:r>
         <w:rPr>
           <w:rFonts w:ascii="Times New Roman" w:hAnsi="Times New Roman" w:cs="Times New Roman"/>
@@ -15867,28 +15330,7 @@
         <w:rPr>
           <w:rFonts w:ascii="Times New Roman" w:hAnsi="Times New Roman" w:cs="Times New Roman"/>
         </w:rPr>
-        <w:t> !</w:t>
-      </w:r>
-      <w:proofErr w:type="gramEnd"/>
-      <w:r>
-        <w:rPr>
-          <w:rFonts w:ascii="Times New Roman" w:hAnsi="Times New Roman" w:cs="Times New Roman"/>
-        </w:rPr>
-        <w:t>= </w:t>
-      </w:r>
-      <w:proofErr w:type="gramStart"/>
-      <w:r>
-        <w:rPr>
-          <w:rFonts w:ascii="Times New Roman" w:hAnsi="Times New Roman" w:cs="Times New Roman"/>
-        </w:rPr>
-        <w:t>0:   </w:t>
-      </w:r>
-      <w:proofErr w:type="gramEnd"/>
-      <w:r>
-        <w:rPr>
-          <w:rFonts w:ascii="Times New Roman" w:hAnsi="Times New Roman" w:cs="Times New Roman"/>
-        </w:rPr>
-        <w:t>                                 # проверяем, что цифры числа не закончились </w:t>
+        <w:t> != 0:                                    # проверяем, что цифры числа не закончились </w:t>
       </w:r>
       <w:r>
         <w:rPr>
@@ -16046,7 +15488,6 @@
         </w:rPr>
         <w:t>(</w:t>
       </w:r>
-      <w:proofErr w:type="gramStart"/>
       <w:r>
         <w:rPr>
           <w:rFonts w:ascii="Times New Roman" w:hAnsi="Times New Roman" w:cs="Times New Roman"/>
@@ -16065,15 +15506,113 @@
           <w:rFonts w:ascii="Times New Roman" w:hAnsi="Times New Roman" w:cs="Times New Roman"/>
           <w:lang w:val="en-US"/>
         </w:rPr>
-        <w:t>   </w:t>
-      </w:r>
-      <w:proofErr w:type="gramEnd"/>
+        <w:t>                                </w:t>
+      </w:r>
+      <w:r>
+        <w:rPr>
+          <w:rFonts w:ascii="Times New Roman" w:hAnsi="Times New Roman" w:cs="Times New Roman"/>
+        </w:rPr>
+        <w:t>#</w:t>
+      </w:r>
       <w:r>
         <w:rPr>
           <w:rFonts w:ascii="Times New Roman" w:hAnsi="Times New Roman" w:cs="Times New Roman"/>
           <w:lang w:val="en-US"/>
         </w:rPr>
-        <w:t>                             </w:t>
+        <w:t> </w:t>
+      </w:r>
+      <w:r>
+        <w:rPr>
+          <w:rFonts w:ascii="Times New Roman" w:hAnsi="Times New Roman" w:cs="Times New Roman"/>
+        </w:rPr>
+        <w:t>считываем</w:t>
+      </w:r>
+      <w:r>
+        <w:rPr>
+          <w:rFonts w:ascii="Times New Roman" w:hAnsi="Times New Roman" w:cs="Times New Roman"/>
+          <w:lang w:val="en-US"/>
+        </w:rPr>
+        <w:t> </w:t>
+      </w:r>
+      <w:r>
+        <w:rPr>
+          <w:rFonts w:ascii="Times New Roman" w:hAnsi="Times New Roman" w:cs="Times New Roman"/>
+        </w:rPr>
+        <w:t>число </w:t>
+      </w:r>
+      <w:r>
+        <w:rPr>
+          <w:rFonts w:ascii="Times New Roman" w:hAnsi="Times New Roman" w:cs="Times New Roman"/>
+        </w:rPr>
+        <w:br/>
+      </w:r>
+      <w:r>
+        <w:rPr>
+          <w:rFonts w:ascii="Times New Roman" w:hAnsi="Times New Roman" w:cs="Times New Roman"/>
+          <w:lang w:val="en-US"/>
+        </w:rPr>
+        <w:t>n</w:t>
+      </w:r>
+      <w:r>
+        <w:rPr>
+          <w:rFonts w:ascii="Times New Roman" w:hAnsi="Times New Roman" w:cs="Times New Roman"/>
+        </w:rPr>
+        <w:t xml:space="preserve"> =</w:t>
+      </w:r>
+      <w:r>
+        <w:rPr>
+          <w:rFonts w:ascii="Times New Roman" w:hAnsi="Times New Roman" w:cs="Times New Roman"/>
+          <w:lang w:val="en-US"/>
+        </w:rPr>
+        <w:t> </w:t>
+      </w:r>
+      <w:proofErr w:type="spellStart"/>
+      <w:r>
+        <w:rPr>
+          <w:rFonts w:ascii="Times New Roman" w:hAnsi="Times New Roman" w:cs="Times New Roman"/>
+          <w:lang w:val="en-US"/>
+        </w:rPr>
+        <w:t>len</w:t>
+      </w:r>
+      <w:proofErr w:type="spellEnd"/>
+      <w:r>
+        <w:rPr>
+          <w:rFonts w:ascii="Times New Roman" w:hAnsi="Times New Roman" w:cs="Times New Roman"/>
+        </w:rPr>
+        <w:t>(</w:t>
+      </w:r>
+      <w:r>
+        <w:rPr>
+          <w:rFonts w:ascii="Times New Roman" w:hAnsi="Times New Roman" w:cs="Times New Roman"/>
+          <w:lang w:val="en-US"/>
+        </w:rPr>
+        <w:t>str</w:t>
+      </w:r>
+      <w:r>
+        <w:rPr>
+          <w:rFonts w:ascii="Times New Roman" w:hAnsi="Times New Roman" w:cs="Times New Roman"/>
+        </w:rPr>
+        <w:t>(</w:t>
+      </w:r>
+      <w:r>
+        <w:rPr>
+          <w:rFonts w:ascii="Times New Roman" w:hAnsi="Times New Roman" w:cs="Times New Roman"/>
+          <w:lang w:val="en-US"/>
+        </w:rPr>
+        <w:t>num</w:t>
+      </w:r>
+      <w:r>
+        <w:rPr>
+          <w:rFonts w:ascii="Times New Roman" w:hAnsi="Times New Roman" w:cs="Times New Roman"/>
+        </w:rPr>
+        <w:t>))</w:t>
+      </w:r>
+      <w:r>
+        <w:rPr>
+          <w:rFonts w:ascii="Times New Roman" w:hAnsi="Times New Roman" w:cs="Times New Roman"/>
+          <w:lang w:val="en-US"/>
+        </w:rPr>
+        <w:t>                                  </w:t>
       </w:r>
       <w:r>
         <w:rPr>
@@ -16092,7 +15631,7 @@
         <w:rPr>
           <w:rFonts w:ascii="Times New Roman" w:hAnsi="Times New Roman" w:cs="Times New Roman"/>
         </w:rPr>
-        <w:t>считываем</w:t>
+        <w:t>количество</w:t>
       </w:r>
       <w:r>
         <w:rPr>
@@ -16105,7 +15644,20 @@
         <w:rPr>
           <w:rFonts w:ascii="Times New Roman" w:hAnsi="Times New Roman" w:cs="Times New Roman"/>
         </w:rPr>
-        <w:t>число </w:t>
+        <w:t>разрядов</w:t>
+      </w:r>
+      <w:r>
+        <w:rPr>
+          <w:rFonts w:ascii="Times New Roman" w:hAnsi="Times New Roman" w:cs="Times New Roman"/>
+          <w:lang w:val="en-US"/>
+        </w:rPr>
+        <w:t> </w:t>
+      </w:r>
+      <w:r>
+        <w:rPr>
+          <w:rFonts w:ascii="Times New Roman" w:hAnsi="Times New Roman" w:cs="Times New Roman"/>
+        </w:rPr>
+        <w:t>числа </w:t>
       </w:r>
       <w:r>
         <w:rPr>
@@ -16118,156 +15670,13 @@
           <w:rFonts w:ascii="Times New Roman" w:hAnsi="Times New Roman" w:cs="Times New Roman"/>
           <w:lang w:val="en-US"/>
         </w:rPr>
-        <w:t>n</w:t>
-      </w:r>
-      <w:r>
-        <w:rPr>
-          <w:rFonts w:ascii="Times New Roman" w:hAnsi="Times New Roman" w:cs="Times New Roman"/>
-        </w:rPr>
-        <w:t xml:space="preserve"> =</w:t>
-      </w:r>
-      <w:r>
-        <w:rPr>
-          <w:rFonts w:ascii="Times New Roman" w:hAnsi="Times New Roman" w:cs="Times New Roman"/>
-          <w:lang w:val="en-US"/>
-        </w:rPr>
-        <w:t> </w:t>
-      </w:r>
-      <w:proofErr w:type="spellStart"/>
-      <w:r>
-        <w:rPr>
-          <w:rFonts w:ascii="Times New Roman" w:hAnsi="Times New Roman" w:cs="Times New Roman"/>
-          <w:lang w:val="en-US"/>
-        </w:rPr>
-        <w:t>len</w:t>
-      </w:r>
-      <w:proofErr w:type="spellEnd"/>
-      <w:r>
-        <w:rPr>
-          <w:rFonts w:ascii="Times New Roman" w:hAnsi="Times New Roman" w:cs="Times New Roman"/>
-        </w:rPr>
-        <w:t>(</w:t>
-      </w:r>
-      <w:r>
-        <w:rPr>
-          <w:rFonts w:ascii="Times New Roman" w:hAnsi="Times New Roman" w:cs="Times New Roman"/>
-          <w:lang w:val="en-US"/>
-        </w:rPr>
-        <w:t>str</w:t>
-      </w:r>
-      <w:r>
-        <w:rPr>
-          <w:rFonts w:ascii="Times New Roman" w:hAnsi="Times New Roman" w:cs="Times New Roman"/>
-        </w:rPr>
-        <w:t>(</w:t>
-      </w:r>
-      <w:r>
-        <w:rPr>
-          <w:rFonts w:ascii="Times New Roman" w:hAnsi="Times New Roman" w:cs="Times New Roman"/>
-          <w:lang w:val="en-US"/>
-        </w:rPr>
-        <w:t>num</w:t>
-      </w:r>
-      <w:proofErr w:type="gramStart"/>
-      <w:r>
-        <w:rPr>
-          <w:rFonts w:ascii="Times New Roman" w:hAnsi="Times New Roman" w:cs="Times New Roman"/>
-        </w:rPr>
-        <w:t>))</w:t>
-      </w:r>
-      <w:r>
-        <w:rPr>
-          <w:rFonts w:ascii="Times New Roman" w:hAnsi="Times New Roman" w:cs="Times New Roman"/>
-          <w:lang w:val="en-US"/>
-        </w:rPr>
-        <w:t>   </w:t>
-      </w:r>
-      <w:proofErr w:type="gramEnd"/>
-      <w:r>
-        <w:rPr>
-          <w:rFonts w:ascii="Times New Roman" w:hAnsi="Times New Roman" w:cs="Times New Roman"/>
-          <w:lang w:val="en-US"/>
-        </w:rPr>
-        <w:t>                               </w:t>
-      </w:r>
-      <w:r>
-        <w:rPr>
-          <w:rFonts w:ascii="Times New Roman" w:hAnsi="Times New Roman" w:cs="Times New Roman"/>
-        </w:rPr>
-        <w:t>#</w:t>
-      </w:r>
-      <w:r>
-        <w:rPr>
-          <w:rFonts w:ascii="Times New Roman" w:hAnsi="Times New Roman" w:cs="Times New Roman"/>
-          <w:lang w:val="en-US"/>
-        </w:rPr>
-        <w:t> </w:t>
-      </w:r>
-      <w:r>
-        <w:rPr>
-          <w:rFonts w:ascii="Times New Roman" w:hAnsi="Times New Roman" w:cs="Times New Roman"/>
-        </w:rPr>
-        <w:t>количество</w:t>
-      </w:r>
-      <w:r>
-        <w:rPr>
-          <w:rFonts w:ascii="Times New Roman" w:hAnsi="Times New Roman" w:cs="Times New Roman"/>
-          <w:lang w:val="en-US"/>
-        </w:rPr>
-        <w:t> </w:t>
-      </w:r>
-      <w:r>
-        <w:rPr>
-          <w:rFonts w:ascii="Times New Roman" w:hAnsi="Times New Roman" w:cs="Times New Roman"/>
-        </w:rPr>
-        <w:t>разрядов</w:t>
-      </w:r>
-      <w:r>
-        <w:rPr>
-          <w:rFonts w:ascii="Times New Roman" w:hAnsi="Times New Roman" w:cs="Times New Roman"/>
-          <w:lang w:val="en-US"/>
-        </w:rPr>
-        <w:t> </w:t>
-      </w:r>
-      <w:r>
-        <w:rPr>
-          <w:rFonts w:ascii="Times New Roman" w:hAnsi="Times New Roman" w:cs="Times New Roman"/>
-        </w:rPr>
-        <w:t>числа </w:t>
-      </w:r>
-      <w:r>
-        <w:rPr>
-          <w:rFonts w:ascii="Times New Roman" w:hAnsi="Times New Roman" w:cs="Times New Roman"/>
-        </w:rPr>
-        <w:br/>
-      </w:r>
-      <w:r>
-        <w:rPr>
-          <w:rFonts w:ascii="Times New Roman" w:hAnsi="Times New Roman" w:cs="Times New Roman"/>
-          <w:lang w:val="en-US"/>
-        </w:rPr>
-        <w:t>for i in </w:t>
-      </w:r>
-      <w:proofErr w:type="gramStart"/>
-      <w:r>
-        <w:rPr>
-          <w:rFonts w:ascii="Times New Roman" w:hAnsi="Times New Roman" w:cs="Times New Roman"/>
-          <w:lang w:val="en-US"/>
-        </w:rPr>
-        <w:t>range</w:t>
-      </w:r>
-      <w:r>
-        <w:rPr>
-          <w:rFonts w:ascii="Times New Roman" w:hAnsi="Times New Roman" w:cs="Times New Roman"/>
-        </w:rPr>
-        <w:t>(</w:t>
-      </w:r>
-      <w:proofErr w:type="gramEnd"/>
-      <w:r>
-        <w:rPr>
-          <w:rFonts w:ascii="Times New Roman" w:hAnsi="Times New Roman" w:cs="Times New Roman"/>
-        </w:rPr>
-        <w:t xml:space="preserve">1, </w:t>
+        <w:t>for i in range</w:t>
+      </w:r>
+      <w:r>
+        <w:rPr>
+          <w:rFonts w:ascii="Times New Roman" w:hAnsi="Times New Roman" w:cs="Times New Roman"/>
+        </w:rPr>
+        <w:t xml:space="preserve">(1, </w:t>
       </w:r>
       <w:r>
         <w:rPr>
@@ -16995,7 +16404,6 @@
         <w:t> </w:t>
       </w:r>
       <w:proofErr w:type="spellStart"/>
-      <w:proofErr w:type="gramStart"/>
       <w:r>
         <w:rPr>
           <w:rFonts w:ascii="Times New Roman" w:hAnsi="Times New Roman" w:cs="Times New Roman"/>
@@ -17007,14 +16415,7 @@
         <w:rPr>
           <w:rFonts w:ascii="Times New Roman" w:hAnsi="Times New Roman" w:cs="Times New Roman"/>
         </w:rPr>
-        <w:t>(</w:t>
-      </w:r>
-      <w:proofErr w:type="gramEnd"/>
-      <w:r>
-        <w:rPr>
-          <w:rFonts w:ascii="Times New Roman" w:hAnsi="Times New Roman" w:cs="Times New Roman"/>
-        </w:rPr>
-        <w:t>10): </w:t>
+        <w:t>(10): </w:t>
       </w:r>
       <w:r>
         <w:rPr>
@@ -17460,7 +16861,6 @@
         </w:rPr>
         <w:t> выполняет прерывание </w:t>
       </w:r>
-      <w:proofErr w:type="gramStart"/>
       <w:r>
         <w:rPr>
           <w:rFonts w:ascii="Times New Roman" w:hAnsi="Times New Roman" w:cs="Times New Roman"/>
@@ -17473,14 +16873,7 @@
         <w:rPr>
           <w:rFonts w:ascii="Times New Roman" w:hAnsi="Times New Roman" w:cs="Times New Roman"/>
         </w:rPr>
-        <w:t>цикла</w:t>
-      </w:r>
-      <w:proofErr w:type="gramEnd"/>
-      <w:r>
-        <w:rPr>
-          <w:rFonts w:ascii="Times New Roman" w:hAnsi="Times New Roman" w:cs="Times New Roman"/>
-        </w:rPr>
-        <w:t> в котором он расположен. </w:t>
+        <w:t>цикла в котором он расположен. </w:t>
       </w:r>
     </w:p>
     <w:p>
@@ -17608,7 +17001,6 @@
         <w:t> текстовых данных в строковую переменную используется функция </w:t>
       </w:r>
       <w:proofErr w:type="spellStart"/>
-      <w:proofErr w:type="gramStart"/>
       <w:r>
         <w:rPr>
           <w:rFonts w:ascii="Times New Roman" w:hAnsi="Times New Roman" w:cs="Times New Roman"/>
@@ -17620,14 +17012,7 @@
         <w:rPr>
           <w:rFonts w:ascii="Times New Roman" w:hAnsi="Times New Roman" w:cs="Times New Roman"/>
         </w:rPr>
-        <w:t>(</w:t>
-      </w:r>
-      <w:proofErr w:type="gramEnd"/>
-      <w:r>
-        <w:rPr>
-          <w:rFonts w:ascii="Times New Roman" w:hAnsi="Times New Roman" w:cs="Times New Roman"/>
-        </w:rPr>
-        <w:t>).</w:t>
+        <w:t>().</w:t>
       </w:r>
     </w:p>
     <w:p>
@@ -17652,7 +17037,6 @@
         <w:t> (количества символов) используется встроенная функция </w:t>
       </w:r>
       <w:proofErr w:type="spellStart"/>
-      <w:proofErr w:type="gramStart"/>
       <w:r>
         <w:rPr>
           <w:rFonts w:ascii="Times New Roman" w:hAnsi="Times New Roman" w:cs="Times New Roman"/>
@@ -17664,14 +17048,7 @@
         <w:rPr>
           <w:rFonts w:ascii="Times New Roman" w:hAnsi="Times New Roman" w:cs="Times New Roman"/>
         </w:rPr>
-        <w:t>(</w:t>
-      </w:r>
-      <w:proofErr w:type="gramEnd"/>
-      <w:r>
-        <w:rPr>
-          <w:rFonts w:ascii="Times New Roman" w:hAnsi="Times New Roman" w:cs="Times New Roman"/>
-        </w:rPr>
-        <w:t>).</w:t>
+        <w:t>().</w:t>
       </w:r>
     </w:p>
     <w:p>
@@ -18272,21 +17649,7 @@
         <w:rPr>
           <w:rFonts w:ascii="Times New Roman" w:hAnsi="Times New Roman" w:cs="Times New Roman"/>
         </w:rPr>
-        <w:t xml:space="preserve">используются для работы с частями строки. С помощью среза можно получить несколько символов исходной строки, создав диапазон </w:t>
-      </w:r>
-      <w:proofErr w:type="gramStart"/>
-      <w:r>
-        <w:rPr>
-          <w:rFonts w:ascii="Times New Roman" w:hAnsi="Times New Roman" w:cs="Times New Roman"/>
-        </w:rPr>
-        <w:t>индексов</w:t>
-      </w:r>
-      <w:proofErr w:type="gramEnd"/>
-      <w:r>
-        <w:rPr>
-          <w:rFonts w:ascii="Times New Roman" w:hAnsi="Times New Roman" w:cs="Times New Roman"/>
-        </w:rPr>
-        <w:t> разделенных двоеточием:</w:t>
+        <w:t>используются для работы с частями строки. С помощью среза можно получить несколько символов исходной строки, создав диапазон индексов разделенных двоеточием:</w:t>
       </w:r>
     </w:p>
     <w:p>
@@ -18307,7 +17670,6 @@
         <w:t>при построении среза s[</w:t>
       </w:r>
       <w:proofErr w:type="spellStart"/>
-      <w:proofErr w:type="gramStart"/>
       <w:r>
         <w:rPr>
           <w:rFonts w:ascii="Times New Roman" w:hAnsi="Times New Roman" w:cs="Times New Roman"/>
@@ -18315,7 +17677,6 @@
         <w:t>x:y</w:t>
       </w:r>
       <w:proofErr w:type="spellEnd"/>
-      <w:proofErr w:type="gramEnd"/>
       <w:r>
         <w:rPr>
           <w:rFonts w:ascii="Times New Roman" w:hAnsi="Times New Roman" w:cs="Times New Roman"/>
@@ -18386,21 +17747,7 @@
         <w:rPr>
           <w:rFonts w:ascii="Times New Roman" w:hAnsi="Times New Roman" w:cs="Times New Roman"/>
         </w:rPr>
-        <w:t>если опустить первый параметр s</w:t>
-      </w:r>
-      <w:proofErr w:type="gramStart"/>
-      <w:r>
-        <w:rPr>
-          <w:rFonts w:ascii="Times New Roman" w:hAnsi="Times New Roman" w:cs="Times New Roman"/>
-        </w:rPr>
-        <w:t>[:y</w:t>
-      </w:r>
-      <w:proofErr w:type="gramEnd"/>
-      <w:r>
-        <w:rPr>
-          <w:rFonts w:ascii="Times New Roman" w:hAnsi="Times New Roman" w:cs="Times New Roman"/>
-        </w:rPr>
-        <w:t>], то можно взять срез от начала строки</w:t>
+        <w:t>если опустить первый параметр s[:y], то можно взять срез от начала строки</w:t>
       </w:r>
     </w:p>
     <w:p>
@@ -18418,21 +17765,7 @@
         <w:rPr>
           <w:rFonts w:ascii="Times New Roman" w:hAnsi="Times New Roman" w:cs="Times New Roman"/>
         </w:rPr>
-        <w:t>срез </w:t>
-      </w:r>
-      <w:proofErr w:type="gramStart"/>
-      <w:r>
-        <w:rPr>
-          <w:rFonts w:ascii="Times New Roman" w:hAnsi="Times New Roman" w:cs="Times New Roman"/>
-        </w:rPr>
-        <w:t>s[</w:t>
-      </w:r>
-      <w:proofErr w:type="gramEnd"/>
-      <w:r>
-        <w:rPr>
-          <w:rFonts w:ascii="Times New Roman" w:hAnsi="Times New Roman" w:cs="Times New Roman"/>
-        </w:rPr>
-        <w:t>:] совпадает с самой строкой s</w:t>
+        <w:t>срез s[:] совпадает с самой строкой s</w:t>
       </w:r>
     </w:p>
     <w:p>
@@ -18587,21 +17920,7 @@
         <w:rPr>
           <w:rFonts w:ascii="Times New Roman" w:hAnsi="Times New Roman" w:cs="Times New Roman"/>
         </w:rPr>
-        <w:t>имя_</w:t>
-      </w:r>
-      <w:proofErr w:type="gramStart"/>
-      <w:r>
-        <w:rPr>
-          <w:rFonts w:ascii="Times New Roman" w:hAnsi="Times New Roman" w:cs="Times New Roman"/>
-        </w:rPr>
-        <w:t>объекта.имя</w:t>
-      </w:r>
-      <w:proofErr w:type="gramEnd"/>
-      <w:r>
-        <w:rPr>
-          <w:rFonts w:ascii="Times New Roman" w:hAnsi="Times New Roman" w:cs="Times New Roman"/>
-        </w:rPr>
-        <w:t>_метода</w:t>
+        <w:t>имя_объекта.имя_метода</w:t>
       </w:r>
       <w:proofErr w:type="spellEnd"/>
       <w:r>
@@ -18709,7 +18028,6 @@
         <w:t>Метод </w:t>
       </w:r>
       <w:proofErr w:type="spellStart"/>
-      <w:proofErr w:type="gramStart"/>
       <w:r>
         <w:rPr>
           <w:rFonts w:ascii="Times New Roman" w:hAnsi="Times New Roman" w:cs="Times New Roman"/>
@@ -18725,16 +18043,7 @@
           <w:b/>
           <w:bCs/>
         </w:rPr>
-        <w:t>(</w:t>
-      </w:r>
-      <w:proofErr w:type="gramEnd"/>
-      <w:r>
-        <w:rPr>
-          <w:rFonts w:ascii="Times New Roman" w:hAnsi="Times New Roman" w:cs="Times New Roman"/>
-          <w:b/>
-          <w:bCs/>
-        </w:rPr>
-        <w:t>)</w:t>
+        <w:t>()</w:t>
       </w:r>
       <w:r>
         <w:rPr>
@@ -18759,7 +18068,6 @@
         <w:t>Метод </w:t>
       </w:r>
       <w:proofErr w:type="spellStart"/>
-      <w:proofErr w:type="gramStart"/>
       <w:r>
         <w:rPr>
           <w:rFonts w:ascii="Times New Roman" w:hAnsi="Times New Roman" w:cs="Times New Roman"/>
@@ -18775,16 +18083,7 @@
           <w:b/>
           <w:bCs/>
         </w:rPr>
-        <w:t>(</w:t>
-      </w:r>
-      <w:proofErr w:type="gramEnd"/>
-      <w:r>
-        <w:rPr>
-          <w:rFonts w:ascii="Times New Roman" w:hAnsi="Times New Roman" w:cs="Times New Roman"/>
-          <w:b/>
-          <w:bCs/>
-        </w:rPr>
-        <w:t>)</w:t>
+        <w:t>()</w:t>
       </w:r>
       <w:r>
         <w:rPr>
@@ -18809,7 +18108,6 @@
         <w:t>Метод </w:t>
       </w:r>
       <w:proofErr w:type="spellStart"/>
-      <w:proofErr w:type="gramStart"/>
       <w:r>
         <w:rPr>
           <w:rFonts w:ascii="Times New Roman" w:hAnsi="Times New Roman" w:cs="Times New Roman"/>
@@ -18825,16 +18123,7 @@
           <w:b/>
           <w:bCs/>
         </w:rPr>
-        <w:t>(</w:t>
-      </w:r>
-      <w:proofErr w:type="gramEnd"/>
-      <w:r>
-        <w:rPr>
-          <w:rFonts w:ascii="Times New Roman" w:hAnsi="Times New Roman" w:cs="Times New Roman"/>
-          <w:b/>
-          <w:bCs/>
-        </w:rPr>
-        <w:t>)</w:t>
+        <w:t>()</w:t>
       </w:r>
       <w:r>
         <w:rPr>
@@ -18859,7 +18148,6 @@
         <w:t>Метод </w:t>
       </w:r>
       <w:proofErr w:type="spellStart"/>
-      <w:proofErr w:type="gramStart"/>
       <w:r>
         <w:rPr>
           <w:rFonts w:ascii="Times New Roman" w:hAnsi="Times New Roman" w:cs="Times New Roman"/>
@@ -18875,16 +18163,7 @@
           <w:b/>
           <w:bCs/>
         </w:rPr>
-        <w:t>(</w:t>
-      </w:r>
-      <w:proofErr w:type="gramEnd"/>
-      <w:r>
-        <w:rPr>
-          <w:rFonts w:ascii="Times New Roman" w:hAnsi="Times New Roman" w:cs="Times New Roman"/>
-          <w:b/>
-          <w:bCs/>
-        </w:rPr>
-        <w:t>)</w:t>
+        <w:t>()</w:t>
       </w:r>
       <w:r>
         <w:rPr>
@@ -18909,7 +18188,6 @@
         <w:t>Метод </w:t>
       </w:r>
       <w:proofErr w:type="spellStart"/>
-      <w:proofErr w:type="gramStart"/>
       <w:r>
         <w:rPr>
           <w:rFonts w:ascii="Times New Roman" w:hAnsi="Times New Roman" w:cs="Times New Roman"/>
@@ -18925,16 +18203,7 @@
           <w:b/>
           <w:bCs/>
         </w:rPr>
-        <w:t>(</w:t>
-      </w:r>
-      <w:proofErr w:type="gramEnd"/>
-      <w:r>
-        <w:rPr>
-          <w:rFonts w:ascii="Times New Roman" w:hAnsi="Times New Roman" w:cs="Times New Roman"/>
-          <w:b/>
-          <w:bCs/>
-        </w:rPr>
-        <w:t>)</w:t>
+        <w:t>()</w:t>
       </w:r>
       <w:r>
         <w:rPr>
@@ -20289,7 +19558,6 @@
         <w:t>Метод </w:t>
       </w:r>
       <w:proofErr w:type="spellStart"/>
-      <w:proofErr w:type="gramStart"/>
       <w:r>
         <w:rPr>
           <w:rFonts w:ascii="Times New Roman" w:hAnsi="Times New Roman" w:cs="Times New Roman"/>
@@ -20305,16 +19573,7 @@
           <w:b/>
           <w:bCs/>
         </w:rPr>
-        <w:t>(</w:t>
-      </w:r>
-      <w:proofErr w:type="gramEnd"/>
-      <w:r>
-        <w:rPr>
-          <w:rFonts w:ascii="Times New Roman" w:hAnsi="Times New Roman" w:cs="Times New Roman"/>
-          <w:b/>
-          <w:bCs/>
-        </w:rPr>
-        <w:t>)</w:t>
+        <w:t>()</w:t>
       </w:r>
       <w:r>
         <w:rPr>
@@ -20353,7 +19612,6 @@
         <w:t>Метод </w:t>
       </w:r>
       <w:proofErr w:type="spellStart"/>
-      <w:proofErr w:type="gramStart"/>
       <w:r>
         <w:rPr>
           <w:rFonts w:ascii="Times New Roman" w:hAnsi="Times New Roman" w:cs="Times New Roman"/>
@@ -20369,16 +19627,7 @@
           <w:b/>
           <w:bCs/>
         </w:rPr>
-        <w:t>(</w:t>
-      </w:r>
-      <w:proofErr w:type="gramEnd"/>
-      <w:r>
-        <w:rPr>
-          <w:rFonts w:ascii="Times New Roman" w:hAnsi="Times New Roman" w:cs="Times New Roman"/>
-          <w:b/>
-          <w:bCs/>
-        </w:rPr>
-        <w:t>)</w:t>
+        <w:t>()</w:t>
       </w:r>
       <w:r>
         <w:rPr>
@@ -20417,7 +19666,6 @@
         <w:t>Метод </w:t>
       </w:r>
       <w:proofErr w:type="spellStart"/>
-      <w:proofErr w:type="gramStart"/>
       <w:r>
         <w:rPr>
           <w:rFonts w:ascii="Times New Roman" w:hAnsi="Times New Roman" w:cs="Times New Roman"/>
@@ -20433,16 +19681,7 @@
           <w:b/>
           <w:bCs/>
         </w:rPr>
-        <w:t>(</w:t>
-      </w:r>
-      <w:proofErr w:type="gramEnd"/>
-      <w:r>
-        <w:rPr>
-          <w:rFonts w:ascii="Times New Roman" w:hAnsi="Times New Roman" w:cs="Times New Roman"/>
-          <w:b/>
-          <w:bCs/>
-        </w:rPr>
-        <w:t>)</w:t>
+        <w:t>()</w:t>
       </w:r>
       <w:r>
         <w:rPr>
@@ -20599,7 +19838,6 @@
         <w:t>Методы </w:t>
       </w:r>
       <w:proofErr w:type="spellStart"/>
-      <w:proofErr w:type="gramStart"/>
       <w:r>
         <w:rPr>
           <w:rFonts w:ascii="Times New Roman" w:hAnsi="Times New Roman" w:cs="Times New Roman"/>
@@ -20615,19 +19853,9 @@
           <w:b/>
           <w:bCs/>
         </w:rPr>
-        <w:t>(</w:t>
-      </w:r>
-      <w:proofErr w:type="gramEnd"/>
-      <w:r>
-        <w:rPr>
-          <w:rFonts w:ascii="Times New Roman" w:hAnsi="Times New Roman" w:cs="Times New Roman"/>
-          <w:b/>
-          <w:bCs/>
-        </w:rPr>
-        <w:t>), </w:t>
+        <w:t>(), </w:t>
       </w:r>
       <w:proofErr w:type="spellStart"/>
-      <w:proofErr w:type="gramStart"/>
       <w:r>
         <w:rPr>
           <w:rFonts w:ascii="Times New Roman" w:hAnsi="Times New Roman" w:cs="Times New Roman"/>
@@ -20643,19 +19871,9 @@
           <w:b/>
           <w:bCs/>
         </w:rPr>
-        <w:t>(</w:t>
-      </w:r>
-      <w:proofErr w:type="gramEnd"/>
-      <w:r>
-        <w:rPr>
-          <w:rFonts w:ascii="Times New Roman" w:hAnsi="Times New Roman" w:cs="Times New Roman"/>
-          <w:b/>
-          <w:bCs/>
-        </w:rPr>
-        <w:t>), </w:t>
+        <w:t>(), </w:t>
       </w:r>
       <w:proofErr w:type="spellStart"/>
-      <w:proofErr w:type="gramStart"/>
       <w:r>
         <w:rPr>
           <w:rFonts w:ascii="Times New Roman" w:hAnsi="Times New Roman" w:cs="Times New Roman"/>
@@ -20671,16 +19889,7 @@
           <w:b/>
           <w:bCs/>
         </w:rPr>
-        <w:t>(</w:t>
-      </w:r>
-      <w:proofErr w:type="gramEnd"/>
-      <w:r>
-        <w:rPr>
-          <w:rFonts w:ascii="Times New Roman" w:hAnsi="Times New Roman" w:cs="Times New Roman"/>
-          <w:b/>
-          <w:bCs/>
-        </w:rPr>
-        <w:t>)</w:t>
+        <w:t>()</w:t>
       </w:r>
       <w:r>
         <w:rPr>
@@ -20752,7 +19961,6 @@
         <w:t>Метод </w:t>
       </w:r>
       <w:proofErr w:type="spellStart"/>
-      <w:proofErr w:type="gramStart"/>
       <w:r>
         <w:rPr>
           <w:rFonts w:ascii="Times New Roman" w:hAnsi="Times New Roman" w:cs="Times New Roman"/>
@@ -20768,16 +19976,7 @@
           <w:b/>
           <w:bCs/>
         </w:rPr>
-        <w:t>(</w:t>
-      </w:r>
-      <w:proofErr w:type="gramEnd"/>
-      <w:r>
-        <w:rPr>
-          <w:rFonts w:ascii="Times New Roman" w:hAnsi="Times New Roman" w:cs="Times New Roman"/>
-          <w:b/>
-          <w:bCs/>
-        </w:rPr>
-        <w:t>)</w:t>
+        <w:t>()</w:t>
       </w:r>
       <w:r>
         <w:rPr>
@@ -20830,7 +20029,6 @@
         <w:t>Метод </w:t>
       </w:r>
       <w:proofErr w:type="spellStart"/>
-      <w:proofErr w:type="gramStart"/>
       <w:r>
         <w:rPr>
           <w:rFonts w:ascii="Times New Roman" w:hAnsi="Times New Roman" w:cs="Times New Roman"/>
@@ -20846,16 +20044,7 @@
           <w:b/>
           <w:bCs/>
         </w:rPr>
-        <w:t>(</w:t>
-      </w:r>
-      <w:proofErr w:type="gramEnd"/>
-      <w:r>
-        <w:rPr>
-          <w:rFonts w:ascii="Times New Roman" w:hAnsi="Times New Roman" w:cs="Times New Roman"/>
-          <w:b/>
-          <w:bCs/>
-        </w:rPr>
-        <w:t>)</w:t>
+        <w:t>()</w:t>
       </w:r>
       <w:r>
         <w:rPr>
@@ -20908,7 +20097,6 @@
         <w:t>Метод </w:t>
       </w:r>
       <w:proofErr w:type="spellStart"/>
-      <w:proofErr w:type="gramStart"/>
       <w:r>
         <w:rPr>
           <w:rFonts w:ascii="Times New Roman" w:hAnsi="Times New Roman" w:cs="Times New Roman"/>
@@ -20924,16 +20112,7 @@
           <w:b/>
           <w:bCs/>
         </w:rPr>
-        <w:t>(</w:t>
-      </w:r>
-      <w:proofErr w:type="gramEnd"/>
-      <w:r>
-        <w:rPr>
-          <w:rFonts w:ascii="Times New Roman" w:hAnsi="Times New Roman" w:cs="Times New Roman"/>
-          <w:b/>
-          <w:bCs/>
-        </w:rPr>
-        <w:t>)</w:t>
+        <w:t>()</w:t>
       </w:r>
       <w:r>
         <w:rPr>
@@ -21000,7 +20179,6 @@
         <w:t>Метод </w:t>
       </w:r>
       <w:proofErr w:type="spellStart"/>
-      <w:proofErr w:type="gramStart"/>
       <w:r>
         <w:rPr>
           <w:rFonts w:ascii="Times New Roman" w:hAnsi="Times New Roman" w:cs="Times New Roman"/>
@@ -21016,16 +20194,7 @@
           <w:b/>
           <w:bCs/>
         </w:rPr>
-        <w:t>(</w:t>
-      </w:r>
-      <w:proofErr w:type="gramEnd"/>
-      <w:r>
-        <w:rPr>
-          <w:rFonts w:ascii="Times New Roman" w:hAnsi="Times New Roman" w:cs="Times New Roman"/>
-          <w:b/>
-          <w:bCs/>
-        </w:rPr>
-        <w:t>)</w:t>
+        <w:t>()</w:t>
       </w:r>
       <w:r>
         <w:rPr>
@@ -21078,7 +20247,6 @@
         <w:t>Метод </w:t>
       </w:r>
       <w:proofErr w:type="spellStart"/>
-      <w:proofErr w:type="gramStart"/>
       <w:r>
         <w:rPr>
           <w:rFonts w:ascii="Times New Roman" w:hAnsi="Times New Roman" w:cs="Times New Roman"/>
@@ -21094,16 +20262,7 @@
           <w:b/>
           <w:bCs/>
         </w:rPr>
-        <w:t>(</w:t>
-      </w:r>
-      <w:proofErr w:type="gramEnd"/>
-      <w:r>
-        <w:rPr>
-          <w:rFonts w:ascii="Times New Roman" w:hAnsi="Times New Roman" w:cs="Times New Roman"/>
-          <w:b/>
-          <w:bCs/>
-        </w:rPr>
-        <w:t>)</w:t>
+        <w:t>()</w:t>
       </w:r>
       <w:r>
         <w:rPr>
@@ -21156,7 +20315,6 @@
         <w:t>Метод </w:t>
       </w:r>
       <w:proofErr w:type="spellStart"/>
-      <w:proofErr w:type="gramStart"/>
       <w:r>
         <w:rPr>
           <w:rFonts w:ascii="Times New Roman" w:hAnsi="Times New Roman" w:cs="Times New Roman"/>
@@ -21172,16 +20330,7 @@
           <w:b/>
           <w:bCs/>
         </w:rPr>
-        <w:t>(</w:t>
-      </w:r>
-      <w:proofErr w:type="gramEnd"/>
-      <w:r>
-        <w:rPr>
-          <w:rFonts w:ascii="Times New Roman" w:hAnsi="Times New Roman" w:cs="Times New Roman"/>
-          <w:b/>
-          <w:bCs/>
-        </w:rPr>
-        <w:t>)</w:t>
+        <w:t>()</w:t>
       </w:r>
       <w:r>
         <w:rPr>
@@ -21259,7 +20408,6 @@
         <w:t>Метод </w:t>
       </w:r>
       <w:proofErr w:type="spellStart"/>
-      <w:proofErr w:type="gramStart"/>
       <w:r>
         <w:rPr>
           <w:rFonts w:ascii="Times New Roman" w:hAnsi="Times New Roman" w:cs="Times New Roman"/>
@@ -21275,16 +20423,7 @@
           <w:b/>
           <w:bCs/>
         </w:rPr>
-        <w:t>(</w:t>
-      </w:r>
-      <w:proofErr w:type="gramEnd"/>
-      <w:r>
-        <w:rPr>
-          <w:rFonts w:ascii="Times New Roman" w:hAnsi="Times New Roman" w:cs="Times New Roman"/>
-          <w:b/>
-          <w:bCs/>
-        </w:rPr>
-        <w:t>)</w:t>
+        <w:t>()</w:t>
       </w:r>
       <w:r>
         <w:rPr>
@@ -21314,7 +20453,6 @@
         <w:t>заполнителе: {0}, {1}, {2} и т.д. Такой номер определяет позицию параметра, переданного методу </w:t>
       </w:r>
       <w:proofErr w:type="spellStart"/>
-      <w:proofErr w:type="gramStart"/>
       <w:r>
         <w:rPr>
           <w:rFonts w:ascii="Times New Roman" w:hAnsi="Times New Roman" w:cs="Times New Roman"/>
@@ -21326,14 +20464,7 @@
         <w:rPr>
           <w:rFonts w:ascii="Times New Roman" w:hAnsi="Times New Roman" w:cs="Times New Roman"/>
         </w:rPr>
-        <w:t>(</w:t>
-      </w:r>
-      <w:proofErr w:type="gramEnd"/>
-      <w:r>
-        <w:rPr>
-          <w:rFonts w:ascii="Times New Roman" w:hAnsi="Times New Roman" w:cs="Times New Roman"/>
-        </w:rPr>
-        <w:t>) (нумерация начинается с нуля).</w:t>
+        <w:t>() (нумерация начинается с нуля).</w:t>
       </w:r>
     </w:p>
     <w:p>
@@ -21529,7 +20660,6 @@
         <w:t>Функция </w:t>
       </w:r>
       <w:proofErr w:type="spellStart"/>
-      <w:proofErr w:type="gramStart"/>
       <w:r>
         <w:rPr>
           <w:rFonts w:ascii="Times New Roman" w:hAnsi="Times New Roman" w:cs="Times New Roman"/>
@@ -21545,16 +20675,7 @@
           <w:b/>
           <w:bCs/>
         </w:rPr>
-        <w:t>(</w:t>
-      </w:r>
-      <w:proofErr w:type="gramEnd"/>
-      <w:r>
-        <w:rPr>
-          <w:rFonts w:ascii="Times New Roman" w:hAnsi="Times New Roman" w:cs="Times New Roman"/>
-          <w:b/>
-          <w:bCs/>
-        </w:rPr>
-        <w:t>)</w:t>
+        <w:t>()</w:t>
       </w:r>
       <w:r>
         <w:rPr>
@@ -21593,7 +20714,6 @@
         <w:t>Функция </w:t>
       </w:r>
       <w:proofErr w:type="spellStart"/>
-      <w:proofErr w:type="gramStart"/>
       <w:r>
         <w:rPr>
           <w:rFonts w:ascii="Times New Roman" w:hAnsi="Times New Roman" w:cs="Times New Roman"/>
@@ -21609,16 +20729,7 @@
           <w:b/>
           <w:bCs/>
         </w:rPr>
-        <w:t>(</w:t>
-      </w:r>
-      <w:proofErr w:type="gramEnd"/>
-      <w:r>
-        <w:rPr>
-          <w:rFonts w:ascii="Times New Roman" w:hAnsi="Times New Roman" w:cs="Times New Roman"/>
-          <w:b/>
-          <w:bCs/>
-        </w:rPr>
-        <w:t>)</w:t>
+        <w:t>()</w:t>
       </w:r>
       <w:r>
         <w:rPr>
@@ -22026,21 +21137,7 @@
               <w:rPr>
                 <w:rFonts w:ascii="Times New Roman" w:hAnsi="Times New Roman" w:cs="Times New Roman"/>
               </w:rPr>
-              <w:t xml:space="preserve"> = ['Python', 'Java</w:t>
-            </w:r>
-            <w:proofErr w:type="gramStart"/>
-            <w:r>
-              <w:rPr>
-                <w:rFonts w:ascii="Times New Roman" w:hAnsi="Times New Roman" w:cs="Times New Roman"/>
-              </w:rPr>
-              <w:t xml:space="preserve">']   </w:t>
-            </w:r>
-            <w:proofErr w:type="gramEnd"/>
-            <w:r>
-              <w:rPr>
-                <w:rFonts w:ascii="Times New Roman" w:hAnsi="Times New Roman" w:cs="Times New Roman"/>
-              </w:rPr>
-              <w:t>    # список строк</w:t>
+              <w:t xml:space="preserve"> = ['Python', 'Java']       # список строк</w:t>
             </w:r>
           </w:p>
           <w:p>
@@ -22090,21 +21187,7 @@
               <w:rPr>
                 <w:rFonts w:ascii="Times New Roman" w:hAnsi="Times New Roman" w:cs="Times New Roman"/>
               </w:rPr>
-              <w:t xml:space="preserve">empty_list1 = </w:t>
-            </w:r>
-            <w:proofErr w:type="gramStart"/>
-            <w:r>
-              <w:rPr>
-                <w:rFonts w:ascii="Times New Roman" w:hAnsi="Times New Roman" w:cs="Times New Roman"/>
-              </w:rPr>
-              <w:t xml:space="preserve">[]   </w:t>
-            </w:r>
-            <w:proofErr w:type="gramEnd"/>
-            <w:r>
-              <w:rPr>
-                <w:rFonts w:ascii="Times New Roman" w:hAnsi="Times New Roman" w:cs="Times New Roman"/>
-              </w:rPr>
-              <w:t xml:space="preserve">              # пустой список</w:t>
+              <w:t>empty_list1 = []                 # пустой список</w:t>
             </w:r>
           </w:p>
           <w:p>
@@ -22120,23 +21203,7 @@
                 <w:rFonts w:ascii="Times New Roman" w:hAnsi="Times New Roman" w:cs="Times New Roman"/>
                 <w:lang w:val="en-US"/>
               </w:rPr>
-              <w:t xml:space="preserve">empty_list2 = </w:t>
-            </w:r>
-            <w:proofErr w:type="gramStart"/>
-            <w:r>
-              <w:rPr>
-                <w:rFonts w:ascii="Times New Roman" w:hAnsi="Times New Roman" w:cs="Times New Roman"/>
-                <w:lang w:val="en-US"/>
-              </w:rPr>
-              <w:t>list(</w:t>
-            </w:r>
-            <w:proofErr w:type="gramEnd"/>
-            <w:r>
-              <w:rPr>
-                <w:rFonts w:ascii="Times New Roman" w:hAnsi="Times New Roman" w:cs="Times New Roman"/>
-                <w:lang w:val="en-US"/>
-              </w:rPr>
-              <w:t xml:space="preserve">)             # </w:t>
+              <w:t xml:space="preserve">empty_list2 = list()             # </w:t>
             </w:r>
             <w:r>
               <w:rPr>
@@ -22214,7 +21281,6 @@
         <w:t> всего списка можно применить функцию </w:t>
       </w:r>
       <w:proofErr w:type="spellStart"/>
-      <w:proofErr w:type="gramStart"/>
       <w:r>
         <w:rPr>
           <w:rFonts w:ascii="Times New Roman" w:hAnsi="Times New Roman" w:cs="Times New Roman"/>
@@ -22226,14 +21292,7 @@
         <w:rPr>
           <w:rFonts w:ascii="Times New Roman" w:hAnsi="Times New Roman" w:cs="Times New Roman"/>
         </w:rPr>
-        <w:t>(</w:t>
-      </w:r>
-      <w:proofErr w:type="gramEnd"/>
-      <w:r>
-        <w:rPr>
-          <w:rFonts w:ascii="Times New Roman" w:hAnsi="Times New Roman" w:cs="Times New Roman"/>
-        </w:rPr>
-        <w:t>).</w:t>
+        <w:t>().</w:t>
       </w:r>
     </w:p>
     <w:p>
@@ -22252,7 +21311,6 @@
         <w:t>Встроенная функция </w:t>
       </w:r>
       <w:proofErr w:type="spellStart"/>
-      <w:proofErr w:type="gramStart"/>
       <w:r>
         <w:rPr>
           <w:rFonts w:ascii="Times New Roman" w:hAnsi="Times New Roman" w:cs="Times New Roman"/>
@@ -22268,16 +21326,7 @@
           <w:b/>
           <w:bCs/>
         </w:rPr>
-        <w:t>(</w:t>
-      </w:r>
-      <w:proofErr w:type="gramEnd"/>
-      <w:r>
-        <w:rPr>
-          <w:rFonts w:ascii="Times New Roman" w:hAnsi="Times New Roman" w:cs="Times New Roman"/>
-          <w:b/>
-          <w:bCs/>
-        </w:rPr>
-        <w:t>)</w:t>
+        <w:t>()</w:t>
       </w:r>
       <w:r>
         <w:rPr>
@@ -22336,7 +21385,6 @@
               <w:t>(</w:t>
             </w:r>
             <w:proofErr w:type="spellStart"/>
-            <w:proofErr w:type="gramStart"/>
             <w:r>
               <w:rPr>
                 <w:rFonts w:ascii="Times New Roman" w:hAnsi="Times New Roman" w:cs="Times New Roman"/>
@@ -22348,28 +21396,7 @@
               <w:rPr>
                 <w:rFonts w:ascii="Times New Roman" w:hAnsi="Times New Roman" w:cs="Times New Roman"/>
               </w:rPr>
-              <w:t>(</w:t>
-            </w:r>
-            <w:proofErr w:type="gramEnd"/>
-            <w:r>
-              <w:rPr>
-                <w:rFonts w:ascii="Times New Roman" w:hAnsi="Times New Roman" w:cs="Times New Roman"/>
-              </w:rPr>
-              <w:t>5</w:t>
-            </w:r>
-            <w:proofErr w:type="gramStart"/>
-            <w:r>
-              <w:rPr>
-                <w:rFonts w:ascii="Times New Roman" w:hAnsi="Times New Roman" w:cs="Times New Roman"/>
-              </w:rPr>
-              <w:t>))  #</w:t>
-            </w:r>
-            <w:proofErr w:type="gramEnd"/>
-            <w:r>
-              <w:rPr>
-                <w:rFonts w:ascii="Times New Roman" w:hAnsi="Times New Roman" w:cs="Times New Roman"/>
-              </w:rPr>
-              <w:t xml:space="preserve"> список содержит числа 0, 1, 2, 3, 4</w:t>
+              <w:t>(5))  # список содержит числа 0, 1, 2, 3, 4</w:t>
             </w:r>
           </w:p>
           <w:p>
@@ -22415,19 +21442,11 @@
               <w:t>abcde</w:t>
             </w:r>
             <w:proofErr w:type="spellEnd"/>
-            <w:proofErr w:type="gramStart"/>
-            <w:r>
-              <w:rPr>
-                <w:rFonts w:ascii="Times New Roman" w:hAnsi="Times New Roman" w:cs="Times New Roman"/>
-              </w:rPr>
-              <w:t xml:space="preserve">')   </w:t>
-            </w:r>
-            <w:proofErr w:type="gramEnd"/>
-            <w:r>
-              <w:rPr>
-                <w:rFonts w:ascii="Times New Roman" w:hAnsi="Times New Roman" w:cs="Times New Roman"/>
-              </w:rPr>
-              <w:t xml:space="preserve">  # список содержит символы 'a', 'b', 'c', 'd', 'e'</w:t>
+            <w:r>
+              <w:rPr>
+                <w:rFonts w:ascii="Times New Roman" w:hAnsi="Times New Roman" w:cs="Times New Roman"/>
+              </w:rPr>
+              <w:t>')     # список содержит символы 'a', 'b', 'c', 'd', 'e'</w:t>
             </w:r>
           </w:p>
         </w:tc>
@@ -22483,7 +21502,6 @@
         <w:t> называется количество его элементов. Для того чтобы посчитать длину списка, мы используем встроенную функцию </w:t>
       </w:r>
       <w:proofErr w:type="spellStart"/>
-      <w:proofErr w:type="gramStart"/>
       <w:r>
         <w:rPr>
           <w:rFonts w:ascii="Times New Roman" w:hAnsi="Times New Roman" w:cs="Times New Roman"/>
@@ -22495,14 +21513,7 @@
         <w:rPr>
           <w:rFonts w:ascii="Times New Roman" w:hAnsi="Times New Roman" w:cs="Times New Roman"/>
         </w:rPr>
-        <w:t>(</w:t>
-      </w:r>
-      <w:proofErr w:type="gramEnd"/>
-      <w:r>
-        <w:rPr>
-          <w:rFonts w:ascii="Times New Roman" w:hAnsi="Times New Roman" w:cs="Times New Roman"/>
-        </w:rPr>
-        <w:t xml:space="preserve">) (от слова </w:t>
+        <w:t xml:space="preserve">() (от слова </w:t>
       </w:r>
       <w:proofErr w:type="spellStart"/>
       <w:r>
@@ -22655,7 +21666,6 @@
         <w:t>[</w:t>
       </w:r>
       <w:proofErr w:type="spellStart"/>
-      <w:proofErr w:type="gramStart"/>
       <w:r>
         <w:rPr>
           <w:rFonts w:ascii="Times New Roman" w:hAnsi="Times New Roman" w:cs="Times New Roman"/>
@@ -22663,7 +21673,6 @@
         <w:t>x:y</w:t>
       </w:r>
       <w:proofErr w:type="spellEnd"/>
-      <w:proofErr w:type="gramEnd"/>
       <w:r>
         <w:rPr>
           <w:rFonts w:ascii="Times New Roman" w:hAnsi="Times New Roman" w:cs="Times New Roman"/>
@@ -22758,19 +21767,11 @@
         <w:t>lst</w:t>
       </w:r>
       <w:proofErr w:type="spellEnd"/>
-      <w:proofErr w:type="gramStart"/>
-      <w:r>
-        <w:rPr>
-          <w:rFonts w:ascii="Times New Roman" w:hAnsi="Times New Roman" w:cs="Times New Roman"/>
-        </w:rPr>
-        <w:t>[:y</w:t>
-      </w:r>
-      <w:proofErr w:type="gramEnd"/>
-      <w:r>
-        <w:rPr>
-          <w:rFonts w:ascii="Times New Roman" w:hAnsi="Times New Roman" w:cs="Times New Roman"/>
-        </w:rPr>
-        <w:t>], то можно взять срез от начала списка</w:t>
+      <w:r>
+        <w:rPr>
+          <w:rFonts w:ascii="Times New Roman" w:hAnsi="Times New Roman" w:cs="Times New Roman"/>
+        </w:rPr>
+        <w:t>[:y], то можно взять срез от начала списка</w:t>
       </w:r>
     </w:p>
     <w:p>
@@ -22791,7 +21792,6 @@
         <w:t>срез </w:t>
       </w:r>
       <w:proofErr w:type="spellStart"/>
-      <w:proofErr w:type="gramStart"/>
       <w:r>
         <w:rPr>
           <w:rFonts w:ascii="Times New Roman" w:hAnsi="Times New Roman" w:cs="Times New Roman"/>
@@ -22803,14 +21803,7 @@
         <w:rPr>
           <w:rFonts w:ascii="Times New Roman" w:hAnsi="Times New Roman" w:cs="Times New Roman"/>
         </w:rPr>
-        <w:t>[</w:t>
-      </w:r>
-      <w:proofErr w:type="gramEnd"/>
-      <w:r>
-        <w:rPr>
-          <w:rFonts w:ascii="Times New Roman" w:hAnsi="Times New Roman" w:cs="Times New Roman"/>
-        </w:rPr>
-        <w:t>:] возвращает копию исходного списка</w:t>
+        <w:t>[:] возвращает копию исходного списка</w:t>
       </w:r>
     </w:p>
     <w:p>
@@ -22900,7 +21893,6 @@
               </w:rPr>
             </w:pPr>
             <w:proofErr w:type="spellStart"/>
-            <w:proofErr w:type="gramStart"/>
             <w:r>
               <w:rPr>
                 <w:rFonts w:ascii="Times New Roman" w:hAnsi="Times New Roman" w:cs="Times New Roman"/>
@@ -22912,28 +21904,7 @@
               <w:rPr>
                 <w:rFonts w:ascii="Times New Roman" w:hAnsi="Times New Roman" w:cs="Times New Roman"/>
               </w:rPr>
-              <w:t>(</w:t>
-            </w:r>
-            <w:proofErr w:type="gramEnd"/>
-            <w:r>
-              <w:rPr>
-                <w:rFonts w:ascii="Times New Roman" w:hAnsi="Times New Roman" w:cs="Times New Roman"/>
-              </w:rPr>
-              <w:t>[1, 2] + [3, 4</w:t>
-            </w:r>
-            <w:proofErr w:type="gramStart"/>
-            <w:r>
-              <w:rPr>
-                <w:rFonts w:ascii="Times New Roman" w:hAnsi="Times New Roman" w:cs="Times New Roman"/>
-              </w:rPr>
-              <w:t xml:space="preserve">])   </w:t>
-            </w:r>
-            <w:proofErr w:type="gramEnd"/>
-            <w:r>
-              <w:rPr>
-                <w:rFonts w:ascii="Times New Roman" w:hAnsi="Times New Roman" w:cs="Times New Roman"/>
-              </w:rPr>
-              <w:t xml:space="preserve">  # [1, 2, 3, 4]</w:t>
+              <w:t>([1, 2] + [3, 4])     # [1, 2, 3, 4]</w:t>
             </w:r>
           </w:p>
         </w:tc>
@@ -22992,7 +21963,6 @@
               </w:rPr>
             </w:pPr>
             <w:proofErr w:type="spellStart"/>
-            <w:proofErr w:type="gramStart"/>
             <w:r>
               <w:rPr>
                 <w:rFonts w:ascii="Times New Roman" w:hAnsi="Times New Roman" w:cs="Times New Roman"/>
@@ -23004,14 +21974,7 @@
               <w:rPr>
                 <w:rFonts w:ascii="Times New Roman" w:hAnsi="Times New Roman" w:cs="Times New Roman"/>
               </w:rPr>
-              <w:t>(</w:t>
-            </w:r>
-            <w:proofErr w:type="gramEnd"/>
-            <w:r>
-              <w:rPr>
-                <w:rFonts w:ascii="Times New Roman" w:hAnsi="Times New Roman" w:cs="Times New Roman"/>
-              </w:rPr>
-              <w:t>[0] * 5)    # [0, 0, 0, 0, 0]</w:t>
+              <w:t>([0] * 5)    # [0, 0, 0, 0, 0]</w:t>
             </w:r>
           </w:p>
         </w:tc>
@@ -23047,7 +22010,6 @@
         <w:t>Встроенная функция </w:t>
       </w:r>
       <w:proofErr w:type="spellStart"/>
-      <w:proofErr w:type="gramStart"/>
       <w:r>
         <w:rPr>
           <w:rFonts w:ascii="Times New Roman" w:hAnsi="Times New Roman" w:cs="Times New Roman"/>
@@ -23063,16 +22025,7 @@
           <w:b/>
           <w:bCs/>
         </w:rPr>
-        <w:t>(</w:t>
-      </w:r>
-      <w:proofErr w:type="gramEnd"/>
-      <w:r>
-        <w:rPr>
-          <w:rFonts w:ascii="Times New Roman" w:hAnsi="Times New Roman" w:cs="Times New Roman"/>
-          <w:b/>
-          <w:bCs/>
-        </w:rPr>
-        <w:t>)</w:t>
+        <w:t>()</w:t>
       </w:r>
       <w:r>
         <w:rPr>
@@ -23097,7 +22050,6 @@
         <w:t>Встроенные функции </w:t>
       </w:r>
       <w:proofErr w:type="spellStart"/>
-      <w:proofErr w:type="gramStart"/>
       <w:r>
         <w:rPr>
           <w:rFonts w:ascii="Times New Roman" w:hAnsi="Times New Roman" w:cs="Times New Roman"/>
@@ -23113,16 +22065,7 @@
           <w:b/>
           <w:bCs/>
         </w:rPr>
-        <w:t>(</w:t>
-      </w:r>
-      <w:proofErr w:type="gramEnd"/>
-      <w:r>
-        <w:rPr>
-          <w:rFonts w:ascii="Times New Roman" w:hAnsi="Times New Roman" w:cs="Times New Roman"/>
-          <w:b/>
-          <w:bCs/>
-        </w:rPr>
-        <w:t>)</w:t>
+        <w:t>()</w:t>
       </w:r>
       <w:r>
         <w:rPr>
@@ -23131,7 +22074,6 @@
         <w:t> и </w:t>
       </w:r>
       <w:proofErr w:type="spellStart"/>
-      <w:proofErr w:type="gramStart"/>
       <w:r>
         <w:rPr>
           <w:rFonts w:ascii="Times New Roman" w:hAnsi="Times New Roman" w:cs="Times New Roman"/>
@@ -23147,16 +22089,7 @@
           <w:b/>
           <w:bCs/>
         </w:rPr>
-        <w:t>(</w:t>
-      </w:r>
-      <w:proofErr w:type="gramEnd"/>
-      <w:r>
-        <w:rPr>
-          <w:rFonts w:ascii="Times New Roman" w:hAnsi="Times New Roman" w:cs="Times New Roman"/>
-          <w:b/>
-          <w:bCs/>
-        </w:rPr>
-        <w:t>)</w:t>
+        <w:t>()</w:t>
       </w:r>
       <w:r>
         <w:rPr>
@@ -23252,7 +22185,6 @@
               </w:rPr>
             </w:pPr>
             <w:proofErr w:type="spellStart"/>
-            <w:proofErr w:type="gramStart"/>
             <w:r>
               <w:rPr>
                 <w:rFonts w:ascii="Times New Roman" w:hAnsi="Times New Roman" w:cs="Times New Roman"/>
@@ -23264,14 +22196,7 @@
               <w:rPr>
                 <w:rFonts w:ascii="Times New Roman" w:hAnsi="Times New Roman" w:cs="Times New Roman"/>
               </w:rPr>
-              <w:t>[</w:t>
-            </w:r>
-            <w:proofErr w:type="gramEnd"/>
-            <w:r>
-              <w:rPr>
-                <w:rFonts w:ascii="Times New Roman" w:hAnsi="Times New Roman" w:cs="Times New Roman"/>
-              </w:rPr>
-              <w:t>1] = 101     # изменяем 2 элемент (по индексу 1) списка</w:t>
+              <w:t>[1] = 101     # изменяем 2 элемент (по индексу 1) списка</w:t>
             </w:r>
           </w:p>
           <w:p>
@@ -23350,7 +22275,6 @@
         <w:t>Метод </w:t>
       </w:r>
       <w:proofErr w:type="spellStart"/>
-      <w:proofErr w:type="gramStart"/>
       <w:r>
         <w:rPr>
           <w:rFonts w:ascii="Times New Roman" w:hAnsi="Times New Roman" w:cs="Times New Roman"/>
@@ -23366,16 +22290,7 @@
           <w:b/>
           <w:bCs/>
         </w:rPr>
-        <w:t>(</w:t>
-      </w:r>
-      <w:proofErr w:type="gramEnd"/>
-      <w:r>
-        <w:rPr>
-          <w:rFonts w:ascii="Times New Roman" w:hAnsi="Times New Roman" w:cs="Times New Roman"/>
-          <w:b/>
-          <w:bCs/>
-        </w:rPr>
-        <w:t>)</w:t>
+        <w:t>()</w:t>
       </w:r>
       <w:r>
         <w:rPr>
@@ -23414,7 +22329,6 @@
         <w:t>Метод </w:t>
       </w:r>
       <w:proofErr w:type="spellStart"/>
-      <w:proofErr w:type="gramStart"/>
       <w:r>
         <w:rPr>
           <w:rFonts w:ascii="Times New Roman" w:hAnsi="Times New Roman" w:cs="Times New Roman"/>
@@ -23430,16 +22344,7 @@
           <w:b/>
           <w:bCs/>
         </w:rPr>
-        <w:t>(</w:t>
-      </w:r>
-      <w:proofErr w:type="gramEnd"/>
-      <w:r>
-        <w:rPr>
-          <w:rFonts w:ascii="Times New Roman" w:hAnsi="Times New Roman" w:cs="Times New Roman"/>
-          <w:b/>
-          <w:bCs/>
-        </w:rPr>
-        <w:t>)</w:t>
+        <w:t>()</w:t>
       </w:r>
       <w:r>
         <w:rPr>
@@ -24074,21 +22979,12 @@
               </w:rPr>
               <w:t xml:space="preserve">       </w:t>
             </w:r>
-            <w:proofErr w:type="gramStart"/>
             <w:r>
               <w:rPr>
                 <w:rFonts w:ascii="Times New Roman" w:hAnsi="Times New Roman" w:cs="Times New Roman"/>
                 <w:lang w:val="en-US"/>
               </w:rPr>
-              <w:t>print(</w:t>
-            </w:r>
-            <w:proofErr w:type="gramEnd"/>
-            <w:r>
-              <w:rPr>
-                <w:rFonts w:ascii="Times New Roman" w:hAnsi="Times New Roman" w:cs="Times New Roman"/>
-                <w:lang w:val="en-US"/>
-              </w:rPr>
-              <w:t xml:space="preserve">*numbers, </w:t>
+              <w:t xml:space="preserve">print(*numbers, </w:t>
             </w:r>
             <w:proofErr w:type="spellStart"/>
             <w:r>
@@ -24121,7 +23017,6 @@
       <w:r>
         <w:t xml:space="preserve">Методы строк: </w:t>
       </w:r>
-      <w:proofErr w:type="gramStart"/>
       <w:r>
         <w:rPr>
           <w:lang w:val="en-US"/>
@@ -24129,13 +23024,8 @@
         <w:t>split</w:t>
       </w:r>
       <w:r>
-        <w:t>(</w:t>
-      </w:r>
-      <w:proofErr w:type="gramEnd"/>
-      <w:r>
-        <w:t xml:space="preserve">), </w:t>
-      </w:r>
-      <w:proofErr w:type="gramStart"/>
+        <w:t xml:space="preserve">(), </w:t>
+      </w:r>
       <w:r>
         <w:rPr>
           <w:lang w:val="en-US"/>
@@ -24143,13 +23033,904 @@
         <w:t>join</w:t>
       </w:r>
       <w:r>
-        <w:t>(</w:t>
-      </w:r>
-      <w:proofErr w:type="gramEnd"/>
-      <w:r>
+        <w:t>():</w:t>
+      </w:r>
+    </w:p>
+    <w:p>
+      <w:pPr>
+        <w:spacing w:after="80"/>
+        <w:rPr>
+          <w:rFonts w:ascii="Times New Roman" w:hAnsi="Times New Roman" w:cs="Times New Roman"/>
+        </w:rPr>
+      </w:pPr>
+      <w:r>
+        <w:rPr>
+          <w:rFonts w:ascii="Times New Roman" w:hAnsi="Times New Roman" w:cs="Times New Roman"/>
+          <w:b/>
+          <w:bCs/>
+        </w:rPr>
+        <w:t>Метод </w:t>
+      </w:r>
+      <w:proofErr w:type="spellStart"/>
+      <w:r>
+        <w:rPr>
+          <w:rFonts w:ascii="Times New Roman" w:hAnsi="Times New Roman" w:cs="Times New Roman"/>
+          <w:b/>
+          <w:bCs/>
+        </w:rPr>
+        <w:t>split</w:t>
+      </w:r>
+      <w:proofErr w:type="spellEnd"/>
+      <w:r>
+        <w:rPr>
+          <w:rFonts w:ascii="Times New Roman" w:hAnsi="Times New Roman" w:cs="Times New Roman"/>
+          <w:b/>
+          <w:bCs/>
+        </w:rPr>
+        <w:t>()</w:t>
+      </w:r>
+      <w:r>
+        <w:rPr>
+          <w:rFonts w:ascii="Times New Roman" w:hAnsi="Times New Roman" w:cs="Times New Roman"/>
+        </w:rPr>
+        <w:t> разбивает строку на слова, используя в качестве разделителя последовательность пробельных символов, и возвращает список из этих слов. У метода есть необязательный параметр, который определяет, какой набор символов будет использоваться в качестве разделителя между элементами списка.</w:t>
+      </w:r>
+    </w:p>
+    <w:p>
+      <w:pPr>
+        <w:spacing w:after="80"/>
+        <w:rPr>
+          <w:rFonts w:ascii="Times New Roman" w:hAnsi="Times New Roman" w:cs="Times New Roman"/>
+        </w:rPr>
+      </w:pPr>
+      <w:r>
+        <w:rPr>
+          <w:rFonts w:ascii="Times New Roman" w:hAnsi="Times New Roman" w:cs="Times New Roman"/>
+          <w:b/>
+          <w:bCs/>
+        </w:rPr>
+        <w:t>Метод </w:t>
+      </w:r>
+      <w:proofErr w:type="spellStart"/>
+      <w:r>
+        <w:rPr>
+          <w:rFonts w:ascii="Times New Roman" w:hAnsi="Times New Roman" w:cs="Times New Roman"/>
+          <w:b/>
+          <w:bCs/>
+        </w:rPr>
+        <w:t>join</w:t>
+      </w:r>
+      <w:proofErr w:type="spellEnd"/>
+      <w:r>
+        <w:rPr>
+          <w:rFonts w:ascii="Times New Roman" w:hAnsi="Times New Roman" w:cs="Times New Roman"/>
+          <w:b/>
+          <w:bCs/>
+        </w:rPr>
+        <w:t>()</w:t>
+      </w:r>
+      <w:r>
+        <w:rPr>
+          <w:rFonts w:ascii="Times New Roman" w:hAnsi="Times New Roman" w:cs="Times New Roman"/>
+        </w:rPr>
+        <w:t> собирает строку из элементов списка, используя в качестве разделителя строку, к которой применяется метод. Метод не работает для списков, у которых элементы не строкового типа данных. В качестве аргумента может принимать не только список, но и строку.</w:t>
+      </w:r>
+    </w:p>
+    <w:p>
+      <w:pPr>
+        <w:pStyle w:val="41"/>
+        <w:rPr>
+          <w:rFonts w:eastAsiaTheme="minorHAnsi"/>
+        </w:rPr>
+      </w:pPr>
+      <w:r>
+        <w:t xml:space="preserve">6.6 </w:t>
+      </w:r>
+      <w:r>
+        <w:rPr>
+          <w:rFonts w:eastAsiaTheme="minorHAnsi"/>
+        </w:rPr>
+        <w:t>методы списков</w:t>
+      </w:r>
+      <w:r>
+        <w:t xml:space="preserve"> </w:t>
+      </w:r>
+      <w:r>
+        <w:t>№2:</w:t>
+      </w:r>
+    </w:p>
+    <w:p>
+      <w:pPr>
+        <w:spacing w:after="80"/>
+        <w:rPr>
+          <w:rFonts w:ascii="Times New Roman" w:hAnsi="Times New Roman" w:cs="Times New Roman"/>
+        </w:rPr>
+      </w:pPr>
+      <w:r>
+        <w:rPr>
+          <w:rFonts w:ascii="Times New Roman" w:hAnsi="Times New Roman" w:cs="Times New Roman"/>
+          <w:b/>
+          <w:bCs/>
+        </w:rPr>
+        <w:t>Метод </w:t>
+      </w:r>
+      <w:proofErr w:type="spellStart"/>
+      <w:r>
+        <w:rPr>
+          <w:rFonts w:ascii="Times New Roman" w:hAnsi="Times New Roman" w:cs="Times New Roman"/>
+          <w:b/>
+          <w:bCs/>
+        </w:rPr>
+        <w:t>insert</w:t>
+      </w:r>
+      <w:proofErr w:type="spellEnd"/>
+      <w:r>
+        <w:rPr>
+          <w:rFonts w:ascii="Times New Roman" w:hAnsi="Times New Roman" w:cs="Times New Roman"/>
+          <w:b/>
+          <w:bCs/>
+        </w:rPr>
+        <w:t>()</w:t>
+      </w:r>
+      <w:r>
+        <w:rPr>
+          <w:rFonts w:ascii="Times New Roman" w:hAnsi="Times New Roman" w:cs="Times New Roman"/>
+        </w:rPr>
+        <w:t> позволяет вставлять значение в список в заданной позиции. В него передается два аргумента:</w:t>
+      </w:r>
+    </w:p>
+    <w:p>
+      <w:pPr>
+        <w:numPr>
+          <w:ilvl w:val="0"/>
+          <w:numId w:val="106"/>
+        </w:numPr>
+        <w:spacing w:after="80"/>
+        <w:rPr>
+          <w:rFonts w:ascii="Times New Roman" w:hAnsi="Times New Roman" w:cs="Times New Roman"/>
+        </w:rPr>
+      </w:pPr>
+      <w:proofErr w:type="spellStart"/>
+      <w:r>
+        <w:rPr>
+          <w:rFonts w:ascii="Times New Roman" w:hAnsi="Times New Roman" w:cs="Times New Roman"/>
+        </w:rPr>
+        <w:t>index</w:t>
+      </w:r>
+      <w:proofErr w:type="spellEnd"/>
+      <w:r>
+        <w:rPr>
+          <w:rFonts w:ascii="Times New Roman" w:hAnsi="Times New Roman" w:cs="Times New Roman"/>
+        </w:rPr>
+        <w:t>: индекс, задающий место вставки значения;</w:t>
+      </w:r>
+    </w:p>
+    <w:p>
+      <w:pPr>
+        <w:numPr>
+          <w:ilvl w:val="0"/>
+          <w:numId w:val="106"/>
+        </w:numPr>
+        <w:spacing w:after="80"/>
+        <w:rPr>
+          <w:rFonts w:ascii="Times New Roman" w:hAnsi="Times New Roman" w:cs="Times New Roman"/>
+        </w:rPr>
+      </w:pPr>
+      <w:proofErr w:type="spellStart"/>
+      <w:r>
+        <w:rPr>
+          <w:rFonts w:ascii="Times New Roman" w:hAnsi="Times New Roman" w:cs="Times New Roman"/>
+        </w:rPr>
+        <w:t>value</w:t>
+      </w:r>
+      <w:proofErr w:type="spellEnd"/>
+      <w:r>
+        <w:rPr>
+          <w:rFonts w:ascii="Times New Roman" w:hAnsi="Times New Roman" w:cs="Times New Roman"/>
+        </w:rPr>
+        <w:t>: значение, которое требуется вставить.</w:t>
+      </w:r>
+    </w:p>
+    <w:p>
+      <w:pPr>
+        <w:spacing w:after="80"/>
+        <w:rPr>
+          <w:rFonts w:ascii="Times New Roman" w:hAnsi="Times New Roman" w:cs="Times New Roman"/>
+        </w:rPr>
+      </w:pPr>
+      <w:r>
+        <w:rPr>
+          <w:rFonts w:ascii="Times New Roman" w:hAnsi="Times New Roman" w:cs="Times New Roman"/>
+        </w:rPr>
+        <w:t>Когда значение вставляется в список, список расширяется в размере, чтобы разместить новое значение. Значение, которое ранее находилось в заданной индексной позиции, и все элементы после него сдвигаются на одну позицию к концу списка.</w:t>
+      </w:r>
+    </w:p>
+    <w:p>
+      <w:pPr>
+        <w:spacing w:after="80"/>
+        <w:rPr>
+          <w:rFonts w:ascii="Times New Roman" w:hAnsi="Times New Roman" w:cs="Times New Roman"/>
+        </w:rPr>
+      </w:pPr>
+      <w:r>
+        <w:rPr>
+          <w:rFonts w:ascii="Times New Roman" w:hAnsi="Times New Roman" w:cs="Times New Roman"/>
+          <w:b/>
+          <w:bCs/>
+        </w:rPr>
+        <w:t>Метод </w:t>
+      </w:r>
+      <w:proofErr w:type="spellStart"/>
+      <w:r>
+        <w:rPr>
+          <w:rFonts w:ascii="Times New Roman" w:hAnsi="Times New Roman" w:cs="Times New Roman"/>
+          <w:b/>
+          <w:bCs/>
+        </w:rPr>
+        <w:t>index</w:t>
+      </w:r>
+      <w:proofErr w:type="spellEnd"/>
+      <w:r>
+        <w:rPr>
+          <w:rFonts w:ascii="Times New Roman" w:hAnsi="Times New Roman" w:cs="Times New Roman"/>
+          <w:b/>
+          <w:bCs/>
+        </w:rPr>
+        <w:t>()</w:t>
+      </w:r>
+      <w:r>
+        <w:rPr>
+          <w:rFonts w:ascii="Times New Roman" w:hAnsi="Times New Roman" w:cs="Times New Roman"/>
+        </w:rPr>
+        <w:t> возвращает индекс первого элемента, значение которого равняется переданному в метод значению. Таким образом, в метод передается один параметр:</w:t>
+      </w:r>
+    </w:p>
+    <w:p>
+      <w:pPr>
+        <w:numPr>
+          <w:ilvl w:val="0"/>
+          <w:numId w:val="107"/>
+        </w:numPr>
+        <w:spacing w:after="80"/>
+        <w:rPr>
+          <w:rFonts w:ascii="Times New Roman" w:hAnsi="Times New Roman" w:cs="Times New Roman"/>
+        </w:rPr>
+      </w:pPr>
+      <w:proofErr w:type="spellStart"/>
+      <w:r>
+        <w:rPr>
+          <w:rFonts w:ascii="Times New Roman" w:hAnsi="Times New Roman" w:cs="Times New Roman"/>
+        </w:rPr>
+        <w:t>value</w:t>
+      </w:r>
+      <w:proofErr w:type="spellEnd"/>
+      <w:r>
+        <w:rPr>
+          <w:rFonts w:ascii="Times New Roman" w:hAnsi="Times New Roman" w:cs="Times New Roman"/>
+        </w:rPr>
+        <w:t>: значение, индекс которого требуется найти.</w:t>
+      </w:r>
+    </w:p>
+    <w:p>
+      <w:pPr>
+        <w:spacing w:after="80"/>
+        <w:rPr>
+          <w:rFonts w:ascii="Times New Roman" w:hAnsi="Times New Roman" w:cs="Times New Roman"/>
+        </w:rPr>
+      </w:pPr>
+      <w:r>
+        <w:rPr>
+          <w:rFonts w:ascii="Times New Roman" w:hAnsi="Times New Roman" w:cs="Times New Roman"/>
+        </w:rPr>
+        <w:t>Если элемент в списке не найден, то во время выполнения происходит ошибка.</w:t>
+      </w:r>
+    </w:p>
+    <w:p>
+      <w:pPr>
+        <w:spacing w:after="80"/>
+        <w:rPr>
+          <w:rFonts w:ascii="Times New Roman" w:hAnsi="Times New Roman" w:cs="Times New Roman"/>
+        </w:rPr>
+      </w:pPr>
+      <w:r>
+        <w:rPr>
+          <w:rFonts w:ascii="Times New Roman" w:hAnsi="Times New Roman" w:cs="Times New Roman"/>
+          <w:b/>
+          <w:bCs/>
+        </w:rPr>
+        <w:t>Метод </w:t>
+      </w:r>
+      <w:proofErr w:type="spellStart"/>
+      <w:r>
+        <w:rPr>
+          <w:rFonts w:ascii="Times New Roman" w:hAnsi="Times New Roman" w:cs="Times New Roman"/>
+          <w:b/>
+          <w:bCs/>
+        </w:rPr>
+        <w:t>remove</w:t>
+      </w:r>
+      <w:proofErr w:type="spellEnd"/>
+      <w:r>
+        <w:rPr>
+          <w:rFonts w:ascii="Times New Roman" w:hAnsi="Times New Roman" w:cs="Times New Roman"/>
+          <w:b/>
+          <w:bCs/>
+        </w:rPr>
+        <w:t>()</w:t>
+      </w:r>
+      <w:r>
+        <w:rPr>
+          <w:rFonts w:ascii="Times New Roman" w:hAnsi="Times New Roman" w:cs="Times New Roman"/>
+        </w:rPr>
+        <w:t> удаляет первый элемент, значение которого равняется переданному в метод значению. В метод передается один параметр:</w:t>
+      </w:r>
+    </w:p>
+    <w:p>
+      <w:pPr>
+        <w:numPr>
+          <w:ilvl w:val="0"/>
+          <w:numId w:val="108"/>
+        </w:numPr>
+        <w:spacing w:after="80"/>
+        <w:rPr>
+          <w:rFonts w:ascii="Times New Roman" w:hAnsi="Times New Roman" w:cs="Times New Roman"/>
+        </w:rPr>
+      </w:pPr>
+      <w:proofErr w:type="spellStart"/>
+      <w:r>
+        <w:rPr>
+          <w:rFonts w:ascii="Times New Roman" w:hAnsi="Times New Roman" w:cs="Times New Roman"/>
+        </w:rPr>
+        <w:t>value</w:t>
+      </w:r>
+      <w:proofErr w:type="spellEnd"/>
+      <w:r>
+        <w:rPr>
+          <w:rFonts w:ascii="Times New Roman" w:hAnsi="Times New Roman" w:cs="Times New Roman"/>
+        </w:rPr>
+        <w:t>: значение, которое требуется удалить.</w:t>
+      </w:r>
+    </w:p>
+    <w:p>
+      <w:pPr>
+        <w:spacing w:after="80"/>
+        <w:rPr>
+          <w:rFonts w:ascii="Times New Roman" w:hAnsi="Times New Roman" w:cs="Times New Roman"/>
+        </w:rPr>
+      </w:pPr>
+      <w:r>
+        <w:rPr>
+          <w:rFonts w:ascii="Times New Roman" w:hAnsi="Times New Roman" w:cs="Times New Roman"/>
+        </w:rPr>
+        <w:t>Метод уменьшает размер списка на один элемент. Все элементы после удаленного элемента смещаются на одну позицию к началу списка. Если элемент в списке не найден, то во время выполнения происходит ошибка.</w:t>
+      </w:r>
+    </w:p>
+    <w:p>
+      <w:pPr>
+        <w:spacing w:after="80"/>
+        <w:rPr>
+          <w:rFonts w:ascii="Times New Roman" w:hAnsi="Times New Roman" w:cs="Times New Roman"/>
+        </w:rPr>
+      </w:pPr>
+      <w:r>
+        <w:rPr>
+          <w:rFonts w:ascii="Times New Roman" w:hAnsi="Times New Roman" w:cs="Times New Roman"/>
+          <w:b/>
+          <w:bCs/>
+        </w:rPr>
+        <w:t>Метод </w:t>
+      </w:r>
+      <w:proofErr w:type="spellStart"/>
+      <w:r>
+        <w:rPr>
+          <w:rFonts w:ascii="Times New Roman" w:hAnsi="Times New Roman" w:cs="Times New Roman"/>
+          <w:b/>
+          <w:bCs/>
+        </w:rPr>
+        <w:t>pop</w:t>
+      </w:r>
+      <w:proofErr w:type="spellEnd"/>
+      <w:r>
+        <w:rPr>
+          <w:rFonts w:ascii="Times New Roman" w:hAnsi="Times New Roman" w:cs="Times New Roman"/>
+          <w:b/>
+          <w:bCs/>
+        </w:rPr>
+        <w:t>()</w:t>
+      </w:r>
+      <w:r>
+        <w:rPr>
+          <w:rFonts w:ascii="Times New Roman" w:hAnsi="Times New Roman" w:cs="Times New Roman"/>
+        </w:rPr>
+        <w:t> удаляет элемент по указанному индексу и возвращает его. В метод </w:t>
+      </w:r>
+      <w:proofErr w:type="spellStart"/>
+      <w:r>
+        <w:rPr>
+          <w:rFonts w:ascii="Times New Roman" w:hAnsi="Times New Roman" w:cs="Times New Roman"/>
+        </w:rPr>
+        <w:t>pop</w:t>
+      </w:r>
+      <w:proofErr w:type="spellEnd"/>
+      <w:r>
+        <w:rPr>
+          <w:rFonts w:ascii="Times New Roman" w:hAnsi="Times New Roman" w:cs="Times New Roman"/>
+        </w:rPr>
+        <w:t>() передается один </w:t>
+      </w:r>
+      <w:r>
+        <w:rPr>
+          <w:rFonts w:ascii="Times New Roman" w:hAnsi="Times New Roman" w:cs="Times New Roman"/>
+          <w:b/>
+          <w:bCs/>
+        </w:rPr>
+        <w:t>необязательный</w:t>
+      </w:r>
+      <w:r>
+        <w:rPr>
+          <w:rFonts w:ascii="Times New Roman" w:hAnsi="Times New Roman" w:cs="Times New Roman"/>
+        </w:rPr>
+        <w:t> аргумент:</w:t>
+      </w:r>
+    </w:p>
+    <w:p>
+      <w:pPr>
+        <w:numPr>
+          <w:ilvl w:val="0"/>
+          <w:numId w:val="109"/>
+        </w:numPr>
+        <w:spacing w:after="80"/>
+        <w:rPr>
+          <w:rFonts w:ascii="Times New Roman" w:hAnsi="Times New Roman" w:cs="Times New Roman"/>
+        </w:rPr>
+      </w:pPr>
+      <w:proofErr w:type="spellStart"/>
+      <w:r>
+        <w:rPr>
+          <w:rFonts w:ascii="Times New Roman" w:hAnsi="Times New Roman" w:cs="Times New Roman"/>
+        </w:rPr>
+        <w:t>index</w:t>
+      </w:r>
+      <w:proofErr w:type="spellEnd"/>
+      <w:r>
+        <w:rPr>
+          <w:rFonts w:ascii="Times New Roman" w:hAnsi="Times New Roman" w:cs="Times New Roman"/>
+        </w:rPr>
+        <w:t>: индекс элемента, который требуется удалить.</w:t>
+      </w:r>
+    </w:p>
+    <w:p>
+      <w:pPr>
+        <w:spacing w:after="80"/>
+        <w:rPr>
+          <w:rFonts w:ascii="Times New Roman" w:hAnsi="Times New Roman" w:cs="Times New Roman"/>
+        </w:rPr>
+      </w:pPr>
+      <w:r>
+        <w:rPr>
+          <w:rFonts w:ascii="Times New Roman" w:hAnsi="Times New Roman" w:cs="Times New Roman"/>
+        </w:rPr>
+        <w:t>Если индекс не указан, то метод удаляет и возвращает последний элемент списка. Если список пуст или указан индекс за пределами диапазона, то во время выполнения происходит ошибка.</w:t>
+      </w:r>
+    </w:p>
+    <w:p>
+      <w:pPr>
+        <w:spacing w:after="80"/>
+        <w:rPr>
+          <w:rFonts w:ascii="Times New Roman" w:hAnsi="Times New Roman" w:cs="Times New Roman"/>
+        </w:rPr>
+      </w:pPr>
+      <w:r>
+        <w:rPr>
+          <w:rFonts w:ascii="Times New Roman" w:hAnsi="Times New Roman" w:cs="Times New Roman"/>
+          <w:b/>
+          <w:bCs/>
+        </w:rPr>
+        <w:t>Метод </w:t>
+      </w:r>
+      <w:proofErr w:type="spellStart"/>
+      <w:r>
+        <w:rPr>
+          <w:rFonts w:ascii="Times New Roman" w:hAnsi="Times New Roman" w:cs="Times New Roman"/>
+          <w:b/>
+          <w:bCs/>
+        </w:rPr>
+        <w:t>count</w:t>
+      </w:r>
+      <w:proofErr w:type="spellEnd"/>
+      <w:r>
+        <w:rPr>
+          <w:rFonts w:ascii="Times New Roman" w:hAnsi="Times New Roman" w:cs="Times New Roman"/>
+          <w:b/>
+          <w:bCs/>
+        </w:rPr>
+        <w:t>()</w:t>
+      </w:r>
+      <w:r>
+        <w:rPr>
+          <w:rFonts w:ascii="Times New Roman" w:hAnsi="Times New Roman" w:cs="Times New Roman"/>
+        </w:rPr>
+        <w:t> возвращает количество элементов в списке, значения которых равны переданному в метод значению. </w:t>
+      </w:r>
+    </w:p>
+    <w:p>
+      <w:pPr>
+        <w:spacing w:after="80"/>
+        <w:rPr>
+          <w:rFonts w:ascii="Times New Roman" w:hAnsi="Times New Roman" w:cs="Times New Roman"/>
+        </w:rPr>
+      </w:pPr>
+      <w:r>
+        <w:rPr>
+          <w:rFonts w:ascii="Times New Roman" w:hAnsi="Times New Roman" w:cs="Times New Roman"/>
+        </w:rPr>
+        <w:t>Таким образом, в метод передается один параметр:</w:t>
+      </w:r>
+    </w:p>
+    <w:p>
+      <w:pPr>
+        <w:numPr>
+          <w:ilvl w:val="0"/>
+          <w:numId w:val="110"/>
+        </w:numPr>
+        <w:spacing w:after="80"/>
+        <w:rPr>
+          <w:rFonts w:ascii="Times New Roman" w:hAnsi="Times New Roman" w:cs="Times New Roman"/>
+        </w:rPr>
+      </w:pPr>
+      <w:proofErr w:type="spellStart"/>
+      <w:r>
+        <w:rPr>
+          <w:rFonts w:ascii="Times New Roman" w:hAnsi="Times New Roman" w:cs="Times New Roman"/>
+        </w:rPr>
+        <w:t>value</w:t>
+      </w:r>
+      <w:proofErr w:type="spellEnd"/>
+      <w:r>
+        <w:rPr>
+          <w:rFonts w:ascii="Times New Roman" w:hAnsi="Times New Roman" w:cs="Times New Roman"/>
+        </w:rPr>
+        <w:t>: значение, количество элементов, равных которому, нужно посчитать.</w:t>
+      </w:r>
+    </w:p>
+    <w:p>
+      <w:pPr>
+        <w:spacing w:after="80"/>
+        <w:rPr>
+          <w:rFonts w:ascii="Times New Roman" w:hAnsi="Times New Roman" w:cs="Times New Roman"/>
+        </w:rPr>
+      </w:pPr>
+      <w:r>
+        <w:rPr>
+          <w:rFonts w:ascii="Times New Roman" w:hAnsi="Times New Roman" w:cs="Times New Roman"/>
+        </w:rPr>
+        <w:t>Если значение в списке не найдено, то метод возвращает 0.</w:t>
+      </w:r>
+    </w:p>
+    <w:p>
+      <w:pPr>
+        <w:spacing w:after="80"/>
+        <w:rPr>
+          <w:rFonts w:ascii="Times New Roman" w:hAnsi="Times New Roman" w:cs="Times New Roman"/>
+        </w:rPr>
+      </w:pPr>
+      <w:r>
+        <w:rPr>
+          <w:rFonts w:ascii="Times New Roman" w:hAnsi="Times New Roman" w:cs="Times New Roman"/>
+          <w:b/>
+          <w:bCs/>
+        </w:rPr>
+        <w:lastRenderedPageBreak/>
+        <w:t>Метод </w:t>
+      </w:r>
+      <w:proofErr w:type="spellStart"/>
+      <w:r>
+        <w:rPr>
+          <w:rFonts w:ascii="Times New Roman" w:hAnsi="Times New Roman" w:cs="Times New Roman"/>
+          <w:b/>
+          <w:bCs/>
+        </w:rPr>
+        <w:t>reverse</w:t>
+      </w:r>
+      <w:proofErr w:type="spellEnd"/>
+      <w:r>
+        <w:rPr>
+          <w:rFonts w:ascii="Times New Roman" w:hAnsi="Times New Roman" w:cs="Times New Roman"/>
+          <w:b/>
+          <w:bCs/>
+        </w:rPr>
+        <w:t>() </w:t>
+      </w:r>
+      <w:r>
+        <w:rPr>
+          <w:rFonts w:ascii="Times New Roman" w:hAnsi="Times New Roman" w:cs="Times New Roman"/>
+        </w:rPr>
+        <w:t>инвертирует порядок следования значений в списке, то есть меняет его на противоположный.</w:t>
+      </w:r>
+    </w:p>
+    <w:p>
+      <w:pPr>
+        <w:spacing w:after="80"/>
+        <w:rPr>
+          <w:rFonts w:ascii="Times New Roman" w:hAnsi="Times New Roman" w:cs="Times New Roman"/>
+        </w:rPr>
+      </w:pPr>
+      <w:r>
+        <w:rPr>
+          <w:rFonts w:ascii="Times New Roman" w:hAnsi="Times New Roman" w:cs="Times New Roman"/>
+          <w:b/>
+          <w:bCs/>
+        </w:rPr>
+        <w:t>Метод </w:t>
+      </w:r>
+      <w:proofErr w:type="spellStart"/>
+      <w:r>
+        <w:rPr>
+          <w:rFonts w:ascii="Times New Roman" w:hAnsi="Times New Roman" w:cs="Times New Roman"/>
+          <w:b/>
+          <w:bCs/>
+        </w:rPr>
+        <w:t>clear</w:t>
+      </w:r>
+      <w:proofErr w:type="spellEnd"/>
+      <w:r>
+        <w:rPr>
+          <w:rFonts w:ascii="Times New Roman" w:hAnsi="Times New Roman" w:cs="Times New Roman"/>
+          <w:b/>
+          <w:bCs/>
+        </w:rPr>
+        <w:t>()</w:t>
+      </w:r>
+      <w:r>
+        <w:rPr>
+          <w:rFonts w:ascii="Times New Roman" w:hAnsi="Times New Roman" w:cs="Times New Roman"/>
+        </w:rPr>
+        <w:t> удаляет все элементы из списка.</w:t>
+      </w:r>
+    </w:p>
+    <w:p>
+      <w:pPr>
+        <w:spacing w:after="80"/>
+        <w:rPr>
+          <w:rFonts w:ascii="Times New Roman" w:hAnsi="Times New Roman" w:cs="Times New Roman"/>
+        </w:rPr>
+      </w:pPr>
+      <w:r>
+        <w:rPr>
+          <w:rFonts w:ascii="Times New Roman" w:hAnsi="Times New Roman" w:cs="Times New Roman"/>
+          <w:b/>
+          <w:bCs/>
+        </w:rPr>
+        <w:t>Метод </w:t>
+      </w:r>
+      <w:proofErr w:type="spellStart"/>
+      <w:r>
+        <w:rPr>
+          <w:rFonts w:ascii="Times New Roman" w:hAnsi="Times New Roman" w:cs="Times New Roman"/>
+          <w:b/>
+          <w:bCs/>
+        </w:rPr>
+        <w:t>copy</w:t>
+      </w:r>
+      <w:proofErr w:type="spellEnd"/>
+      <w:r>
+        <w:rPr>
+          <w:rFonts w:ascii="Times New Roman" w:hAnsi="Times New Roman" w:cs="Times New Roman"/>
+          <w:b/>
+          <w:bCs/>
+        </w:rPr>
+        <w:t>()</w:t>
+      </w:r>
+      <w:r>
+        <w:rPr>
+          <w:rFonts w:ascii="Times New Roman" w:hAnsi="Times New Roman" w:cs="Times New Roman"/>
+        </w:rPr>
+        <w:t> создаёт поверхностную копию списка.</w:t>
+      </w:r>
+    </w:p>
+    <w:p>
+      <w:pPr>
+        <w:spacing w:after="80"/>
+        <w:rPr>
+          <w:rFonts w:ascii="Times New Roman" w:hAnsi="Times New Roman" w:cs="Times New Roman"/>
+        </w:rPr>
+      </w:pPr>
+      <w:r>
+        <w:rPr>
+          <w:rFonts w:ascii="Times New Roman" w:hAnsi="Times New Roman" w:cs="Times New Roman"/>
+          <w:b/>
+          <w:bCs/>
+        </w:rPr>
+        <w:t>Метод </w:t>
+      </w:r>
+      <w:proofErr w:type="spellStart"/>
+      <w:r>
+        <w:rPr>
+          <w:rFonts w:ascii="Times New Roman" w:hAnsi="Times New Roman" w:cs="Times New Roman"/>
+          <w:b/>
+          <w:bCs/>
+        </w:rPr>
+        <w:t>sort</w:t>
+      </w:r>
+      <w:proofErr w:type="spellEnd"/>
+      <w:r>
+        <w:rPr>
+          <w:rFonts w:ascii="Times New Roman" w:hAnsi="Times New Roman" w:cs="Times New Roman"/>
+          <w:b/>
+          <w:bCs/>
+        </w:rPr>
+        <w:t>()</w:t>
+      </w:r>
+      <w:r>
+        <w:rPr>
+          <w:rFonts w:ascii="Times New Roman" w:hAnsi="Times New Roman" w:cs="Times New Roman"/>
+        </w:rPr>
+        <w:t> сортирует элементы списка по возрастанию или убыванию. По умолчанию метод </w:t>
+      </w:r>
+      <w:proofErr w:type="spellStart"/>
+      <w:r>
+        <w:rPr>
+          <w:rFonts w:ascii="Times New Roman" w:hAnsi="Times New Roman" w:cs="Times New Roman"/>
+        </w:rPr>
+        <w:t>sort</w:t>
+      </w:r>
+      <w:proofErr w:type="spellEnd"/>
+      <w:r>
+        <w:rPr>
+          <w:rFonts w:ascii="Times New Roman" w:hAnsi="Times New Roman" w:cs="Times New Roman"/>
+        </w:rPr>
+        <w:t>() сортирует список по возрастанию. Если требуется отсортировать список по убыванию, необходимо явно указать параметр </w:t>
+      </w:r>
+      <w:proofErr w:type="spellStart"/>
+      <w:r>
+        <w:rPr>
+          <w:rFonts w:ascii="Times New Roman" w:hAnsi="Times New Roman" w:cs="Times New Roman"/>
+        </w:rPr>
+        <w:t>reverse</w:t>
+      </w:r>
+      <w:proofErr w:type="spellEnd"/>
+      <w:r>
+        <w:rPr>
+          <w:rFonts w:ascii="Times New Roman" w:hAnsi="Times New Roman" w:cs="Times New Roman"/>
+        </w:rPr>
+        <w:t xml:space="preserve"> = True.</w:t>
+      </w:r>
+    </w:p>
+    <w:p>
+      <w:pPr>
+        <w:pStyle w:val="41"/>
+        <w:rPr>
+          <w:rFonts w:eastAsiaTheme="minorHAnsi"/>
+        </w:rPr>
+      </w:pPr>
+      <w:r>
+        <w:t xml:space="preserve">6.7 </w:t>
+      </w:r>
+      <w:r>
+        <w:rPr>
+          <w:rFonts w:eastAsiaTheme="minorHAnsi"/>
+        </w:rPr>
+        <w:t>списочные выражения</w:t>
+      </w:r>
+      <w:r>
+        <w:t>:</w:t>
+      </w:r>
+    </w:p>
+    <w:p>
+      <w:pPr>
+        <w:spacing w:after="80"/>
+        <w:rPr>
+          <w:rFonts w:ascii="Times New Roman" w:hAnsi="Times New Roman" w:cs="Times New Roman"/>
+        </w:rPr>
+      </w:pPr>
+      <w:r>
+        <w:rPr>
+          <w:rFonts w:ascii="Times New Roman" w:hAnsi="Times New Roman" w:cs="Times New Roman"/>
+        </w:rPr>
+        <w:t>Общий вид </w:t>
+      </w:r>
+      <w:r>
+        <w:rPr>
+          <w:rFonts w:ascii="Times New Roman" w:hAnsi="Times New Roman" w:cs="Times New Roman"/>
+          <w:b/>
+          <w:bCs/>
+        </w:rPr>
+        <w:t>списочного выражения</w:t>
+      </w:r>
+      <w:r>
+        <w:rPr>
+          <w:rFonts w:ascii="Times New Roman" w:hAnsi="Times New Roman" w:cs="Times New Roman"/>
+        </w:rPr>
+        <w:t> (</w:t>
+      </w:r>
+      <w:proofErr w:type="spellStart"/>
+      <w:r>
+        <w:rPr>
+          <w:rFonts w:ascii="Times New Roman" w:hAnsi="Times New Roman" w:cs="Times New Roman"/>
+        </w:rPr>
+        <w:t>list</w:t>
+      </w:r>
+      <w:proofErr w:type="spellEnd"/>
+      <w:r>
+        <w:rPr>
+          <w:rFonts w:ascii="Times New Roman" w:hAnsi="Times New Roman" w:cs="Times New Roman"/>
+        </w:rPr>
+        <w:t xml:space="preserve"> </w:t>
+      </w:r>
+      <w:proofErr w:type="spellStart"/>
+      <w:r>
+        <w:rPr>
+          <w:rFonts w:ascii="Times New Roman" w:hAnsi="Times New Roman" w:cs="Times New Roman"/>
+        </w:rPr>
+        <w:t>comprehension</w:t>
+      </w:r>
+      <w:proofErr w:type="spellEnd"/>
+      <w:r>
+        <w:rPr>
+          <w:rFonts w:ascii="Times New Roman" w:hAnsi="Times New Roman" w:cs="Times New Roman"/>
+        </w:rPr>
         <w:t>):</w:t>
       </w:r>
     </w:p>
+    <w:tbl>
+      <w:tblPr>
+        <w:tblStyle w:val="ac"/>
+        <w:tblW w:w="0" w:type="auto"/>
+        <w:tblLook w:val="04A0" w:firstRow="1" w:lastRow="0" w:firstColumn="1" w:lastColumn="0" w:noHBand="0" w:noVBand="1"/>
+      </w:tblPr>
+      <w:tblGrid>
+        <w:gridCol w:w="9628"/>
+      </w:tblGrid>
+      <w:tr>
+        <w:tc>
+          <w:tcPr>
+            <w:tcW w:w="9628" w:type="dxa"/>
+          </w:tcPr>
+          <w:p>
+            <w:pPr>
+              <w:spacing w:after="80" w:line="278" w:lineRule="auto"/>
+              <w:rPr>
+                <w:rFonts w:ascii="Times New Roman" w:hAnsi="Times New Roman" w:cs="Times New Roman"/>
+              </w:rPr>
+            </w:pPr>
+            <w:r>
+              <w:rPr>
+                <w:rFonts w:ascii="Times New Roman" w:hAnsi="Times New Roman" w:cs="Times New Roman"/>
+              </w:rPr>
+              <w:t xml:space="preserve">[выражение </w:t>
+            </w:r>
+            <w:proofErr w:type="spellStart"/>
+            <w:r>
+              <w:rPr>
+                <w:rFonts w:ascii="Times New Roman" w:hAnsi="Times New Roman" w:cs="Times New Roman"/>
+              </w:rPr>
+              <w:t>for</w:t>
+            </w:r>
+            <w:proofErr w:type="spellEnd"/>
+            <w:r>
+              <w:rPr>
+                <w:rFonts w:ascii="Times New Roman" w:hAnsi="Times New Roman" w:cs="Times New Roman"/>
+              </w:rPr>
+              <w:t xml:space="preserve"> переменная </w:t>
+            </w:r>
+            <w:proofErr w:type="spellStart"/>
+            <w:r>
+              <w:rPr>
+                <w:rFonts w:ascii="Times New Roman" w:hAnsi="Times New Roman" w:cs="Times New Roman"/>
+              </w:rPr>
+              <w:t>in</w:t>
+            </w:r>
+            <w:proofErr w:type="spellEnd"/>
+            <w:r>
+              <w:rPr>
+                <w:rFonts w:ascii="Times New Roman" w:hAnsi="Times New Roman" w:cs="Times New Roman"/>
+              </w:rPr>
+              <w:t xml:space="preserve"> последовательность]</w:t>
+            </w:r>
+          </w:p>
+        </w:tc>
+      </w:tr>
+    </w:tbl>
     <w:p>
       <w:pPr>
         <w:spacing w:after="80"/>
@@ -24160,48 +23941,403 @@
       <w:r>
         <w:rPr>
           <w:rFonts w:ascii="Times New Roman" w:hAnsi="Times New Roman" w:cs="Times New Roman"/>
-          <w:b/>
-          <w:bCs/>
-        </w:rPr>
-        <w:t>Метод </w:t>
+        </w:rPr>
+        <w:t>где переменная – имя некоторой переменной, последовательность – последовательность значений, которые она принимает (список, строка или объект, полученный при помощи функции </w:t>
       </w:r>
       <w:proofErr w:type="spellStart"/>
-      <w:proofErr w:type="gramStart"/>
-      <w:r>
-        <w:rPr>
-          <w:rFonts w:ascii="Times New Roman" w:hAnsi="Times New Roman" w:cs="Times New Roman"/>
-          <w:b/>
-          <w:bCs/>
-        </w:rPr>
-        <w:t>split</w:t>
+      <w:r>
+        <w:rPr>
+          <w:rFonts w:ascii="Times New Roman" w:hAnsi="Times New Roman" w:cs="Times New Roman"/>
+        </w:rPr>
+        <w:t>range</w:t>
       </w:r>
       <w:proofErr w:type="spellEnd"/>
       <w:r>
         <w:rPr>
           <w:rFonts w:ascii="Times New Roman" w:hAnsi="Times New Roman" w:cs="Times New Roman"/>
-          <w:b/>
-          <w:bCs/>
-        </w:rPr>
-        <w:t>(</w:t>
-      </w:r>
-      <w:proofErr w:type="gramEnd"/>
-      <w:r>
-        <w:rPr>
-          <w:rFonts w:ascii="Times New Roman" w:hAnsi="Times New Roman" w:cs="Times New Roman"/>
-          <w:b/>
-          <w:bCs/>
+        </w:rPr>
+        <w:t>), выражение – некоторое выражение, как правило, зависящее от использованной в списочном выражении переменной, которым будут заполнены элементы списка.</w:t>
+      </w:r>
+    </w:p>
+    <w:p>
+      <w:pPr>
+        <w:spacing w:after="80"/>
+        <w:rPr>
+          <w:rFonts w:ascii="Times New Roman" w:hAnsi="Times New Roman" w:cs="Times New Roman"/>
+        </w:rPr>
+      </w:pPr>
+      <w:r>
+        <w:rPr>
+          <w:rFonts w:ascii="Times New Roman" w:hAnsi="Times New Roman" w:cs="Times New Roman"/>
+        </w:rPr>
+        <w:t>В списочных выражениях можно использовать </w:t>
+      </w:r>
+      <w:r>
+        <w:rPr>
+          <w:rFonts w:ascii="Times New Roman" w:hAnsi="Times New Roman" w:cs="Times New Roman"/>
+          <w:b/>
+          <w:bCs/>
+        </w:rPr>
+        <w:t>условный оператор</w:t>
+      </w:r>
+      <w:r>
+        <w:rPr>
+          <w:rFonts w:ascii="Times New Roman" w:hAnsi="Times New Roman" w:cs="Times New Roman"/>
+        </w:rPr>
+        <w:t>:</w:t>
+      </w:r>
+    </w:p>
+    <w:tbl>
+      <w:tblPr>
+        <w:tblStyle w:val="ac"/>
+        <w:tblW w:w="0" w:type="auto"/>
+        <w:tblLook w:val="04A0" w:firstRow="1" w:lastRow="0" w:firstColumn="1" w:lastColumn="0" w:noHBand="0" w:noVBand="1"/>
+      </w:tblPr>
+      <w:tblGrid>
+        <w:gridCol w:w="9628"/>
+      </w:tblGrid>
+      <w:tr>
+        <w:tc>
+          <w:tcPr>
+            <w:tcW w:w="9628" w:type="dxa"/>
+          </w:tcPr>
+          <w:p>
+            <w:pPr>
+              <w:spacing w:after="80" w:line="278" w:lineRule="auto"/>
+              <w:rPr>
+                <w:rFonts w:ascii="Times New Roman" w:hAnsi="Times New Roman" w:cs="Times New Roman"/>
+              </w:rPr>
+            </w:pPr>
+            <w:r>
+              <w:rPr>
+                <w:rFonts w:ascii="Times New Roman" w:hAnsi="Times New Roman" w:cs="Times New Roman"/>
+              </w:rPr>
+              <w:t xml:space="preserve">[выражение </w:t>
+            </w:r>
+            <w:proofErr w:type="spellStart"/>
+            <w:r>
+              <w:rPr>
+                <w:rFonts w:ascii="Times New Roman" w:hAnsi="Times New Roman" w:cs="Times New Roman"/>
+              </w:rPr>
+              <w:t>for</w:t>
+            </w:r>
+            <w:proofErr w:type="spellEnd"/>
+            <w:r>
+              <w:rPr>
+                <w:rFonts w:ascii="Times New Roman" w:hAnsi="Times New Roman" w:cs="Times New Roman"/>
+              </w:rPr>
+              <w:t xml:space="preserve"> переменная </w:t>
+            </w:r>
+            <w:proofErr w:type="spellStart"/>
+            <w:r>
+              <w:rPr>
+                <w:rFonts w:ascii="Times New Roman" w:hAnsi="Times New Roman" w:cs="Times New Roman"/>
+              </w:rPr>
+              <w:t>in</w:t>
+            </w:r>
+            <w:proofErr w:type="spellEnd"/>
+            <w:r>
+              <w:rPr>
+                <w:rFonts w:ascii="Times New Roman" w:hAnsi="Times New Roman" w:cs="Times New Roman"/>
+              </w:rPr>
+              <w:t xml:space="preserve"> последовательность </w:t>
+            </w:r>
+            <w:proofErr w:type="spellStart"/>
+            <w:r>
+              <w:rPr>
+                <w:rFonts w:ascii="Times New Roman" w:hAnsi="Times New Roman" w:cs="Times New Roman"/>
+              </w:rPr>
+              <w:t>if</w:t>
+            </w:r>
+            <w:proofErr w:type="spellEnd"/>
+            <w:r>
+              <w:rPr>
+                <w:rFonts w:ascii="Times New Roman" w:hAnsi="Times New Roman" w:cs="Times New Roman"/>
+              </w:rPr>
+              <w:t xml:space="preserve"> условие]</w:t>
+            </w:r>
+          </w:p>
+        </w:tc>
+      </w:tr>
+    </w:tbl>
+    <w:p>
+      <w:pPr>
+        <w:spacing w:after="80"/>
+        <w:rPr>
+          <w:rFonts w:ascii="Times New Roman" w:hAnsi="Times New Roman" w:cs="Times New Roman"/>
+        </w:rPr>
+      </w:pPr>
+      <w:r>
+        <w:rPr>
+          <w:rFonts w:ascii="Times New Roman" w:hAnsi="Times New Roman" w:cs="Times New Roman"/>
+        </w:rPr>
+        <w:t>В списочном выражении можно использовать </w:t>
+      </w:r>
+      <w:r>
+        <w:rPr>
+          <w:rFonts w:ascii="Times New Roman" w:hAnsi="Times New Roman" w:cs="Times New Roman"/>
+          <w:b/>
+          <w:bCs/>
+        </w:rPr>
+        <w:t>вложенные циклы</w:t>
+      </w:r>
+      <w:r>
+        <w:rPr>
+          <w:rFonts w:ascii="Times New Roman" w:hAnsi="Times New Roman" w:cs="Times New Roman"/>
+        </w:rPr>
+        <w:t>:</w:t>
+      </w:r>
+    </w:p>
+    <w:tbl>
+      <w:tblPr>
+        <w:tblStyle w:val="ac"/>
+        <w:tblW w:w="0" w:type="auto"/>
+        <w:tblLook w:val="04A0" w:firstRow="1" w:lastRow="0" w:firstColumn="1" w:lastColumn="0" w:noHBand="0" w:noVBand="1"/>
+      </w:tblPr>
+      <w:tblGrid>
+        <w:gridCol w:w="9628"/>
+      </w:tblGrid>
+      <w:tr>
+        <w:tc>
+          <w:tcPr>
+            <w:tcW w:w="9628" w:type="dxa"/>
+          </w:tcPr>
+          <w:p>
+            <w:pPr>
+              <w:spacing w:after="80" w:line="278" w:lineRule="auto"/>
+              <w:rPr>
+                <w:rFonts w:ascii="Times New Roman" w:hAnsi="Times New Roman" w:cs="Times New Roman"/>
+                <w:lang w:val="en-US"/>
+              </w:rPr>
+            </w:pPr>
+            <w:r>
+              <w:rPr>
+                <w:rFonts w:ascii="Times New Roman" w:hAnsi="Times New Roman" w:cs="Times New Roman"/>
+                <w:lang w:val="en-US"/>
+              </w:rPr>
+              <w:t>numbers = [i * j for i in range(1, 5) for j in range(2)]</w:t>
+            </w:r>
+          </w:p>
+          <w:p>
+            <w:pPr>
+              <w:spacing w:after="80" w:line="278" w:lineRule="auto"/>
+              <w:rPr>
+                <w:rFonts w:ascii="Times New Roman" w:hAnsi="Times New Roman" w:cs="Times New Roman"/>
+                <w:lang w:val="en-US"/>
+              </w:rPr>
+            </w:pPr>
+            <w:proofErr w:type="spellStart"/>
+            <w:r>
+              <w:rPr>
+                <w:rFonts w:ascii="Times New Roman" w:hAnsi="Times New Roman" w:cs="Times New Roman"/>
+              </w:rPr>
+              <w:t>print</w:t>
+            </w:r>
+            <w:proofErr w:type="spellEnd"/>
+            <w:r>
+              <w:rPr>
+                <w:rFonts w:ascii="Times New Roman" w:hAnsi="Times New Roman" w:cs="Times New Roman"/>
+              </w:rPr>
+              <w:t>(</w:t>
+            </w:r>
+            <w:proofErr w:type="spellStart"/>
+            <w:r>
+              <w:rPr>
+                <w:rFonts w:ascii="Times New Roman" w:hAnsi="Times New Roman" w:cs="Times New Roman"/>
+              </w:rPr>
+              <w:t>numbers</w:t>
+            </w:r>
+            <w:proofErr w:type="spellEnd"/>
+            <w:r>
+              <w:rPr>
+                <w:rFonts w:ascii="Times New Roman" w:hAnsi="Times New Roman" w:cs="Times New Roman"/>
+              </w:rPr>
+              <w:t>)  # [0, 1, 0, 2, 0, 3, 0, 4]</w:t>
+            </w:r>
+          </w:p>
+        </w:tc>
+      </w:tr>
+    </w:tbl>
+    <w:p>
+      <w:pPr>
+        <w:rPr>
+          <w:rFonts w:ascii="Times New Roman" w:hAnsi="Times New Roman" w:cs="Times New Roman"/>
+          <w:lang w:val="en-US"/>
+        </w:rPr>
+      </w:pPr>
+    </w:p>
+    <w:p>
+      <w:pPr>
+        <w:pStyle w:val="41"/>
+        <w:rPr>
+          <w:rFonts w:eastAsiaTheme="minorHAnsi"/>
+        </w:rPr>
+      </w:pPr>
+      <w:r>
+        <w:t xml:space="preserve">6.8 </w:t>
+      </w:r>
+      <w:r>
+        <w:rPr>
+          <w:rFonts w:eastAsiaTheme="minorHAnsi"/>
+        </w:rPr>
+        <w:t>сортировка списков</w:t>
+      </w:r>
+      <w:r>
+        <w:t>:</w:t>
+      </w:r>
+    </w:p>
+    <w:p>
+      <w:pPr>
+        <w:spacing w:after="80"/>
+        <w:rPr>
+          <w:rFonts w:ascii="Times New Roman" w:hAnsi="Times New Roman" w:cs="Times New Roman"/>
+        </w:rPr>
+      </w:pPr>
+      <w:r>
+        <w:rPr>
+          <w:rFonts w:ascii="Times New Roman" w:hAnsi="Times New Roman" w:cs="Times New Roman"/>
+          <w:b/>
+          <w:bCs/>
+        </w:rPr>
+        <w:t>Алгоритм сортировки</w:t>
+      </w:r>
+      <w:r>
+        <w:rPr>
+          <w:rFonts w:ascii="Times New Roman" w:hAnsi="Times New Roman" w:cs="Times New Roman"/>
+        </w:rPr>
+        <w:t> — это алгоритм упорядочивания элементов в списке. Алгоритмы сортировки оцениваются по скорости выполнения и эффективности использования памяти:</w:t>
+      </w:r>
+    </w:p>
+    <w:p>
+      <w:pPr>
+        <w:numPr>
+          <w:ilvl w:val="0"/>
+          <w:numId w:val="111"/>
+        </w:numPr>
+        <w:spacing w:after="80"/>
+        <w:rPr>
+          <w:rFonts w:ascii="Times New Roman" w:hAnsi="Times New Roman" w:cs="Times New Roman"/>
+        </w:rPr>
+      </w:pPr>
+      <w:r>
+        <w:rPr>
+          <w:rFonts w:ascii="Times New Roman" w:hAnsi="Times New Roman" w:cs="Times New Roman"/>
+        </w:rPr>
+        <w:t>время — основной параметр, характеризующий быстродействие алгоритма;</w:t>
+      </w:r>
+    </w:p>
+    <w:p>
+      <w:pPr>
+        <w:numPr>
+          <w:ilvl w:val="0"/>
+          <w:numId w:val="111"/>
+        </w:numPr>
+        <w:spacing w:after="80"/>
+        <w:rPr>
+          <w:rFonts w:ascii="Times New Roman" w:hAnsi="Times New Roman" w:cs="Times New Roman"/>
+        </w:rPr>
+      </w:pPr>
+      <w:r>
+        <w:rPr>
+          <w:rFonts w:ascii="Times New Roman" w:hAnsi="Times New Roman" w:cs="Times New Roman"/>
+        </w:rPr>
+        <w:t>память — ряд алгоритмов требует выделения дополнительной памяти под временное хранение данных.</w:t>
+      </w:r>
+    </w:p>
+    <w:p>
+      <w:pPr>
+        <w:spacing w:after="80"/>
+        <w:rPr>
+          <w:rFonts w:ascii="Times New Roman" w:hAnsi="Times New Roman" w:cs="Times New Roman"/>
+        </w:rPr>
+      </w:pPr>
+      <w:r>
+        <w:rPr>
+          <w:rFonts w:ascii="Times New Roman" w:hAnsi="Times New Roman" w:cs="Times New Roman"/>
+          <w:b/>
+          <w:bCs/>
+        </w:rPr>
+        <w:t>Основные алгоритмы сортировки:</w:t>
+      </w:r>
+    </w:p>
+    <w:p>
+      <w:pPr>
+        <w:numPr>
+          <w:ilvl w:val="0"/>
+          <w:numId w:val="112"/>
+        </w:numPr>
+        <w:spacing w:after="80"/>
+        <w:rPr>
+          <w:rFonts w:ascii="Times New Roman" w:hAnsi="Times New Roman" w:cs="Times New Roman"/>
+        </w:rPr>
+      </w:pPr>
+      <w:r>
+        <w:rPr>
+          <w:rFonts w:ascii="Times New Roman" w:hAnsi="Times New Roman" w:cs="Times New Roman"/>
+          <w:b/>
+          <w:bCs/>
+        </w:rPr>
+        <w:t>Медленные</w:t>
+      </w:r>
+      <w:r>
+        <w:rPr>
+          <w:rFonts w:ascii="Times New Roman" w:hAnsi="Times New Roman" w:cs="Times New Roman"/>
+        </w:rPr>
+        <w:t>:</w:t>
+      </w:r>
+    </w:p>
+    <w:p>
+      <w:pPr>
+        <w:numPr>
+          <w:ilvl w:val="0"/>
+          <w:numId w:val="113"/>
+        </w:numPr>
+        <w:spacing w:after="80"/>
+        <w:rPr>
+          <w:rFonts w:ascii="Times New Roman" w:hAnsi="Times New Roman" w:cs="Times New Roman"/>
+        </w:rPr>
+      </w:pPr>
+      <w:r>
+        <w:rPr>
+          <w:rFonts w:ascii="Times New Roman" w:hAnsi="Times New Roman" w:cs="Times New Roman"/>
+        </w:rPr>
+        <w:t>Пузырьковая сортировка (</w:t>
+      </w:r>
+      <w:proofErr w:type="spellStart"/>
+      <w:r>
+        <w:rPr>
+          <w:rFonts w:ascii="Times New Roman" w:hAnsi="Times New Roman" w:cs="Times New Roman"/>
+        </w:rPr>
+        <w:t>Bubble</w:t>
+      </w:r>
+      <w:proofErr w:type="spellEnd"/>
+      <w:r>
+        <w:rPr>
+          <w:rFonts w:ascii="Times New Roman" w:hAnsi="Times New Roman" w:cs="Times New Roman"/>
+        </w:rPr>
+        <w:t xml:space="preserve"> </w:t>
+      </w:r>
+      <w:proofErr w:type="spellStart"/>
+      <w:r>
+        <w:rPr>
+          <w:rFonts w:ascii="Times New Roman" w:hAnsi="Times New Roman" w:cs="Times New Roman"/>
+        </w:rPr>
+        <w:t>sort</w:t>
+      </w:r>
+      <w:proofErr w:type="spellEnd"/>
+      <w:r>
+        <w:rPr>
+          <w:rFonts w:ascii="Times New Roman" w:hAnsi="Times New Roman" w:cs="Times New Roman"/>
         </w:rPr>
         <w:t>)</w:t>
       </w:r>
-      <w:r>
-        <w:rPr>
-          <w:rFonts w:ascii="Times New Roman" w:hAnsi="Times New Roman" w:cs="Times New Roman"/>
-        </w:rPr>
-        <w:t> разбивает строку на слова, используя в качестве разделителя последовательность пробельных символов, и возвращает список из этих слов. У метода есть необязательный параметр, который определяет, какой набор символов будет использоваться в качестве разделителя между элементами списка.</w:t>
-      </w:r>
-    </w:p>
-    <w:p>
-      <w:pPr>
+    </w:p>
+    <w:p>
+      <w:pPr>
+        <w:numPr>
+          <w:ilvl w:val="0"/>
+          <w:numId w:val="113"/>
+        </w:numPr>
         <w:spacing w:after="80"/>
         <w:rPr>
           <w:rFonts w:ascii="Times New Roman" w:hAnsi="Times New Roman" w:cs="Times New Roman"/>
@@ -24210,90 +24346,1315 @@
       <w:r>
         <w:rPr>
           <w:rFonts w:ascii="Times New Roman" w:hAnsi="Times New Roman" w:cs="Times New Roman"/>
-          <w:b/>
-          <w:bCs/>
-        </w:rPr>
-        <w:t>Метод </w:t>
+        </w:rPr>
+        <w:t>Сортировка выбором (</w:t>
       </w:r>
       <w:proofErr w:type="spellStart"/>
-      <w:proofErr w:type="gramStart"/>
-      <w:r>
-        <w:rPr>
-          <w:rFonts w:ascii="Times New Roman" w:hAnsi="Times New Roman" w:cs="Times New Roman"/>
-          <w:b/>
-          <w:bCs/>
-        </w:rPr>
-        <w:t>join</w:t>
+      <w:r>
+        <w:rPr>
+          <w:rFonts w:ascii="Times New Roman" w:hAnsi="Times New Roman" w:cs="Times New Roman"/>
+        </w:rPr>
+        <w:t>Selection</w:t>
       </w:r>
       <w:proofErr w:type="spellEnd"/>
       <w:r>
         <w:rPr>
           <w:rFonts w:ascii="Times New Roman" w:hAnsi="Times New Roman" w:cs="Times New Roman"/>
-          <w:b/>
-          <w:bCs/>
-        </w:rPr>
-        <w:t>(</w:t>
-      </w:r>
-      <w:proofErr w:type="gramEnd"/>
-      <w:r>
-        <w:rPr>
-          <w:rFonts w:ascii="Times New Roman" w:hAnsi="Times New Roman" w:cs="Times New Roman"/>
-          <w:b/>
-          <w:bCs/>
+        </w:rPr>
+        <w:t xml:space="preserve"> </w:t>
+      </w:r>
+      <w:proofErr w:type="spellStart"/>
+      <w:r>
+        <w:rPr>
+          <w:rFonts w:ascii="Times New Roman" w:hAnsi="Times New Roman" w:cs="Times New Roman"/>
+        </w:rPr>
+        <w:t>sort</w:t>
+      </w:r>
+      <w:proofErr w:type="spellEnd"/>
+      <w:r>
+        <w:rPr>
+          <w:rFonts w:ascii="Times New Roman" w:hAnsi="Times New Roman" w:cs="Times New Roman"/>
         </w:rPr>
         <w:t>)</w:t>
       </w:r>
-      <w:r>
-        <w:rPr>
-          <w:rFonts w:ascii="Times New Roman" w:hAnsi="Times New Roman" w:cs="Times New Roman"/>
-        </w:rPr>
-        <w:t> собирает строку из элементов списка, используя в качестве разделителя строку, к которой применяется метод. Метод не работает для списков, у которых элементы не строкового типа данных. В качестве аргумента может принимать не только список, но и строку.</w:t>
+    </w:p>
+    <w:p>
+      <w:pPr>
+        <w:numPr>
+          <w:ilvl w:val="0"/>
+          <w:numId w:val="113"/>
+        </w:numPr>
+        <w:spacing w:after="80"/>
+        <w:rPr>
+          <w:rFonts w:ascii="Times New Roman" w:hAnsi="Times New Roman" w:cs="Times New Roman"/>
+        </w:rPr>
+      </w:pPr>
+      <w:r>
+        <w:rPr>
+          <w:rFonts w:ascii="Times New Roman" w:hAnsi="Times New Roman" w:cs="Times New Roman"/>
+        </w:rPr>
+        <w:t>Сортировка простыми вставками (</w:t>
+      </w:r>
+      <w:proofErr w:type="spellStart"/>
+      <w:r>
+        <w:rPr>
+          <w:rFonts w:ascii="Times New Roman" w:hAnsi="Times New Roman" w:cs="Times New Roman"/>
+        </w:rPr>
+        <w:t>Insertion</w:t>
+      </w:r>
+      <w:proofErr w:type="spellEnd"/>
+      <w:r>
+        <w:rPr>
+          <w:rFonts w:ascii="Times New Roman" w:hAnsi="Times New Roman" w:cs="Times New Roman"/>
+        </w:rPr>
+        <w:t xml:space="preserve"> </w:t>
+      </w:r>
+      <w:proofErr w:type="spellStart"/>
+      <w:r>
+        <w:rPr>
+          <w:rFonts w:ascii="Times New Roman" w:hAnsi="Times New Roman" w:cs="Times New Roman"/>
+        </w:rPr>
+        <w:t>sort</w:t>
+      </w:r>
+      <w:proofErr w:type="spellEnd"/>
+      <w:r>
+        <w:rPr>
+          <w:rFonts w:ascii="Times New Roman" w:hAnsi="Times New Roman" w:cs="Times New Roman"/>
+        </w:rPr>
+        <w:t>)</w:t>
+      </w:r>
+    </w:p>
+    <w:p>
+      <w:pPr>
+        <w:numPr>
+          <w:ilvl w:val="0"/>
+          <w:numId w:val="114"/>
+        </w:numPr>
+        <w:spacing w:after="80"/>
+        <w:rPr>
+          <w:rFonts w:ascii="Times New Roman" w:hAnsi="Times New Roman" w:cs="Times New Roman"/>
+        </w:rPr>
+      </w:pPr>
+      <w:r>
+        <w:rPr>
+          <w:rFonts w:ascii="Times New Roman" w:hAnsi="Times New Roman" w:cs="Times New Roman"/>
+          <w:b/>
+          <w:bCs/>
+        </w:rPr>
+        <w:t>Быстрые</w:t>
+      </w:r>
+      <w:r>
+        <w:rPr>
+          <w:rFonts w:ascii="Times New Roman" w:hAnsi="Times New Roman" w:cs="Times New Roman"/>
+        </w:rPr>
+        <w:t>:</w:t>
+      </w:r>
+    </w:p>
+    <w:p>
+      <w:pPr>
+        <w:numPr>
+          <w:ilvl w:val="0"/>
+          <w:numId w:val="115"/>
+        </w:numPr>
+        <w:spacing w:after="80"/>
+        <w:rPr>
+          <w:rFonts w:ascii="Times New Roman" w:hAnsi="Times New Roman" w:cs="Times New Roman"/>
+        </w:rPr>
+      </w:pPr>
+      <w:r>
+        <w:rPr>
+          <w:rFonts w:ascii="Times New Roman" w:hAnsi="Times New Roman" w:cs="Times New Roman"/>
+        </w:rPr>
+        <w:t xml:space="preserve">Сортировка Шелла (Shell </w:t>
+      </w:r>
+      <w:proofErr w:type="spellStart"/>
+      <w:r>
+        <w:rPr>
+          <w:rFonts w:ascii="Times New Roman" w:hAnsi="Times New Roman" w:cs="Times New Roman"/>
+        </w:rPr>
+        <w:t>sort</w:t>
+      </w:r>
+      <w:proofErr w:type="spellEnd"/>
+      <w:r>
+        <w:rPr>
+          <w:rFonts w:ascii="Times New Roman" w:hAnsi="Times New Roman" w:cs="Times New Roman"/>
+        </w:rPr>
+        <w:t>)</w:t>
+      </w:r>
+    </w:p>
+    <w:p>
+      <w:pPr>
+        <w:numPr>
+          <w:ilvl w:val="0"/>
+          <w:numId w:val="115"/>
+        </w:numPr>
+        <w:spacing w:after="80"/>
+        <w:rPr>
+          <w:rFonts w:ascii="Times New Roman" w:hAnsi="Times New Roman" w:cs="Times New Roman"/>
+        </w:rPr>
+      </w:pPr>
+      <w:r>
+        <w:rPr>
+          <w:rFonts w:ascii="Times New Roman" w:hAnsi="Times New Roman" w:cs="Times New Roman"/>
+        </w:rPr>
+        <w:t xml:space="preserve">Быстрая сортировка (Quick </w:t>
+      </w:r>
+      <w:proofErr w:type="spellStart"/>
+      <w:r>
+        <w:rPr>
+          <w:rFonts w:ascii="Times New Roman" w:hAnsi="Times New Roman" w:cs="Times New Roman"/>
+        </w:rPr>
+        <w:t>sort</w:t>
+      </w:r>
+      <w:proofErr w:type="spellEnd"/>
+      <w:r>
+        <w:rPr>
+          <w:rFonts w:ascii="Times New Roman" w:hAnsi="Times New Roman" w:cs="Times New Roman"/>
+        </w:rPr>
+        <w:t>)</w:t>
+      </w:r>
+    </w:p>
+    <w:p>
+      <w:pPr>
+        <w:numPr>
+          <w:ilvl w:val="0"/>
+          <w:numId w:val="115"/>
+        </w:numPr>
+        <w:spacing w:after="80"/>
+        <w:rPr>
+          <w:rFonts w:ascii="Times New Roman" w:hAnsi="Times New Roman" w:cs="Times New Roman"/>
+        </w:rPr>
+      </w:pPr>
+      <w:r>
+        <w:rPr>
+          <w:rFonts w:ascii="Times New Roman" w:hAnsi="Times New Roman" w:cs="Times New Roman"/>
+        </w:rPr>
+        <w:t>Сортировка слиянием (</w:t>
+      </w:r>
+      <w:proofErr w:type="spellStart"/>
+      <w:r>
+        <w:rPr>
+          <w:rFonts w:ascii="Times New Roman" w:hAnsi="Times New Roman" w:cs="Times New Roman"/>
+        </w:rPr>
+        <w:t>Merge</w:t>
+      </w:r>
+      <w:proofErr w:type="spellEnd"/>
+      <w:r>
+        <w:rPr>
+          <w:rFonts w:ascii="Times New Roman" w:hAnsi="Times New Roman" w:cs="Times New Roman"/>
+        </w:rPr>
+        <w:t xml:space="preserve"> </w:t>
+      </w:r>
+      <w:proofErr w:type="spellStart"/>
+      <w:r>
+        <w:rPr>
+          <w:rFonts w:ascii="Times New Roman" w:hAnsi="Times New Roman" w:cs="Times New Roman"/>
+        </w:rPr>
+        <w:t>sort</w:t>
+      </w:r>
+      <w:proofErr w:type="spellEnd"/>
+      <w:r>
+        <w:rPr>
+          <w:rFonts w:ascii="Times New Roman" w:hAnsi="Times New Roman" w:cs="Times New Roman"/>
+        </w:rPr>
+        <w:t>)</w:t>
+      </w:r>
+    </w:p>
+    <w:p>
+      <w:pPr>
+        <w:numPr>
+          <w:ilvl w:val="0"/>
+          <w:numId w:val="115"/>
+        </w:numPr>
+        <w:spacing w:after="80"/>
+        <w:rPr>
+          <w:rFonts w:ascii="Times New Roman" w:hAnsi="Times New Roman" w:cs="Times New Roman"/>
+        </w:rPr>
+      </w:pPr>
+      <w:r>
+        <w:rPr>
+          <w:rFonts w:ascii="Times New Roman" w:hAnsi="Times New Roman" w:cs="Times New Roman"/>
+        </w:rPr>
+        <w:t>Пирамидальная сортировка (</w:t>
+      </w:r>
+      <w:proofErr w:type="spellStart"/>
+      <w:r>
+        <w:rPr>
+          <w:rFonts w:ascii="Times New Roman" w:hAnsi="Times New Roman" w:cs="Times New Roman"/>
+        </w:rPr>
+        <w:t>Heap</w:t>
+      </w:r>
+      <w:proofErr w:type="spellEnd"/>
+      <w:r>
+        <w:rPr>
+          <w:rFonts w:ascii="Times New Roman" w:hAnsi="Times New Roman" w:cs="Times New Roman"/>
+        </w:rPr>
+        <w:t xml:space="preserve"> </w:t>
+      </w:r>
+      <w:proofErr w:type="spellStart"/>
+      <w:r>
+        <w:rPr>
+          <w:rFonts w:ascii="Times New Roman" w:hAnsi="Times New Roman" w:cs="Times New Roman"/>
+        </w:rPr>
+        <w:t>sort</w:t>
+      </w:r>
+      <w:proofErr w:type="spellEnd"/>
+      <w:r>
+        <w:rPr>
+          <w:rFonts w:ascii="Times New Roman" w:hAnsi="Times New Roman" w:cs="Times New Roman"/>
+        </w:rPr>
+        <w:t>)</w:t>
+      </w:r>
+    </w:p>
+    <w:p>
+      <w:pPr>
+        <w:numPr>
+          <w:ilvl w:val="0"/>
+          <w:numId w:val="115"/>
+        </w:numPr>
+        <w:spacing w:after="80"/>
+        <w:rPr>
+          <w:rFonts w:ascii="Times New Roman" w:hAnsi="Times New Roman" w:cs="Times New Roman"/>
+        </w:rPr>
+      </w:pPr>
+      <w:r>
+        <w:rPr>
+          <w:rFonts w:ascii="Times New Roman" w:hAnsi="Times New Roman" w:cs="Times New Roman"/>
+        </w:rPr>
+        <w:lastRenderedPageBreak/>
+        <w:t xml:space="preserve">Сортировка </w:t>
+      </w:r>
+      <w:proofErr w:type="spellStart"/>
+      <w:r>
+        <w:rPr>
+          <w:rFonts w:ascii="Times New Roman" w:hAnsi="Times New Roman" w:cs="Times New Roman"/>
+        </w:rPr>
+        <w:t>TimSort</w:t>
+      </w:r>
+      <w:proofErr w:type="spellEnd"/>
+      <w:r>
+        <w:rPr>
+          <w:rFonts w:ascii="Times New Roman" w:hAnsi="Times New Roman" w:cs="Times New Roman"/>
+        </w:rPr>
+        <w:t xml:space="preserve"> (используется в Java и Python)</w:t>
+      </w:r>
+    </w:p>
+    <w:p>
+      <w:pPr>
+        <w:numPr>
+          <w:ilvl w:val="0"/>
+          <w:numId w:val="116"/>
+        </w:numPr>
+        <w:spacing w:after="80"/>
+        <w:rPr>
+          <w:rFonts w:ascii="Times New Roman" w:hAnsi="Times New Roman" w:cs="Times New Roman"/>
+        </w:rPr>
+      </w:pPr>
+      <w:r>
+        <w:rPr>
+          <w:rFonts w:ascii="Times New Roman" w:hAnsi="Times New Roman" w:cs="Times New Roman"/>
+          <w:b/>
+          <w:bCs/>
+        </w:rPr>
+        <w:t>Не основанные на сравнениях</w:t>
+      </w:r>
+      <w:r>
+        <w:rPr>
+          <w:rFonts w:ascii="Times New Roman" w:hAnsi="Times New Roman" w:cs="Times New Roman"/>
+        </w:rPr>
+        <w:t>:</w:t>
+      </w:r>
+    </w:p>
+    <w:p>
+      <w:pPr>
+        <w:numPr>
+          <w:ilvl w:val="0"/>
+          <w:numId w:val="117"/>
+        </w:numPr>
+        <w:spacing w:after="80"/>
+        <w:rPr>
+          <w:rFonts w:ascii="Times New Roman" w:hAnsi="Times New Roman" w:cs="Times New Roman"/>
+        </w:rPr>
+      </w:pPr>
+      <w:r>
+        <w:rPr>
+          <w:rFonts w:ascii="Times New Roman" w:hAnsi="Times New Roman" w:cs="Times New Roman"/>
+        </w:rPr>
+        <w:t>Сортировка подсчетом (</w:t>
+      </w:r>
+      <w:proofErr w:type="spellStart"/>
+      <w:r>
+        <w:rPr>
+          <w:rFonts w:ascii="Times New Roman" w:hAnsi="Times New Roman" w:cs="Times New Roman"/>
+        </w:rPr>
+        <w:t>Counting</w:t>
+      </w:r>
+      <w:proofErr w:type="spellEnd"/>
+      <w:r>
+        <w:rPr>
+          <w:rFonts w:ascii="Times New Roman" w:hAnsi="Times New Roman" w:cs="Times New Roman"/>
+        </w:rPr>
+        <w:t xml:space="preserve"> </w:t>
+      </w:r>
+      <w:proofErr w:type="spellStart"/>
+      <w:r>
+        <w:rPr>
+          <w:rFonts w:ascii="Times New Roman" w:hAnsi="Times New Roman" w:cs="Times New Roman"/>
+        </w:rPr>
+        <w:t>sort</w:t>
+      </w:r>
+      <w:proofErr w:type="spellEnd"/>
+      <w:r>
+        <w:rPr>
+          <w:rFonts w:ascii="Times New Roman" w:hAnsi="Times New Roman" w:cs="Times New Roman"/>
+        </w:rPr>
+        <w:t>)</w:t>
+      </w:r>
+    </w:p>
+    <w:p>
+      <w:pPr>
+        <w:numPr>
+          <w:ilvl w:val="0"/>
+          <w:numId w:val="117"/>
+        </w:numPr>
+        <w:spacing w:after="80"/>
+        <w:rPr>
+          <w:rFonts w:ascii="Times New Roman" w:hAnsi="Times New Roman" w:cs="Times New Roman"/>
+        </w:rPr>
+      </w:pPr>
+      <w:r>
+        <w:rPr>
+          <w:rFonts w:ascii="Times New Roman" w:hAnsi="Times New Roman" w:cs="Times New Roman"/>
+        </w:rPr>
+        <w:t>Блочная сортировка (</w:t>
+      </w:r>
+      <w:proofErr w:type="spellStart"/>
+      <w:r>
+        <w:rPr>
+          <w:rFonts w:ascii="Times New Roman" w:hAnsi="Times New Roman" w:cs="Times New Roman"/>
+        </w:rPr>
+        <w:t>Bucket</w:t>
+      </w:r>
+      <w:proofErr w:type="spellEnd"/>
+      <w:r>
+        <w:rPr>
+          <w:rFonts w:ascii="Times New Roman" w:hAnsi="Times New Roman" w:cs="Times New Roman"/>
+        </w:rPr>
+        <w:t xml:space="preserve"> </w:t>
+      </w:r>
+      <w:proofErr w:type="spellStart"/>
+      <w:r>
+        <w:rPr>
+          <w:rFonts w:ascii="Times New Roman" w:hAnsi="Times New Roman" w:cs="Times New Roman"/>
+        </w:rPr>
+        <w:t>sort</w:t>
+      </w:r>
+      <w:proofErr w:type="spellEnd"/>
+      <w:r>
+        <w:rPr>
+          <w:rFonts w:ascii="Times New Roman" w:hAnsi="Times New Roman" w:cs="Times New Roman"/>
+        </w:rPr>
+        <w:t>)</w:t>
+      </w:r>
+    </w:p>
+    <w:p>
+      <w:pPr>
+        <w:numPr>
+          <w:ilvl w:val="0"/>
+          <w:numId w:val="117"/>
+        </w:numPr>
+        <w:spacing w:after="80"/>
+        <w:rPr>
+          <w:rFonts w:ascii="Times New Roman" w:hAnsi="Times New Roman" w:cs="Times New Roman"/>
+        </w:rPr>
+      </w:pPr>
+      <w:r>
+        <w:rPr>
+          <w:rFonts w:ascii="Times New Roman" w:hAnsi="Times New Roman" w:cs="Times New Roman"/>
+        </w:rPr>
+        <w:t>Поразрядная сортировка (</w:t>
+      </w:r>
+      <w:proofErr w:type="spellStart"/>
+      <w:r>
+        <w:rPr>
+          <w:rFonts w:ascii="Times New Roman" w:hAnsi="Times New Roman" w:cs="Times New Roman"/>
+        </w:rPr>
+        <w:t>Radix</w:t>
+      </w:r>
+      <w:proofErr w:type="spellEnd"/>
+      <w:r>
+        <w:rPr>
+          <w:rFonts w:ascii="Times New Roman" w:hAnsi="Times New Roman" w:cs="Times New Roman"/>
+        </w:rPr>
+        <w:t xml:space="preserve"> </w:t>
+      </w:r>
+      <w:proofErr w:type="spellStart"/>
+      <w:r>
+        <w:rPr>
+          <w:rFonts w:ascii="Times New Roman" w:hAnsi="Times New Roman" w:cs="Times New Roman"/>
+        </w:rPr>
+        <w:t>sort</w:t>
+      </w:r>
+      <w:proofErr w:type="spellEnd"/>
+      <w:r>
+        <w:rPr>
+          <w:rFonts w:ascii="Times New Roman" w:hAnsi="Times New Roman" w:cs="Times New Roman"/>
+        </w:rPr>
+        <w:t>)</w:t>
       </w:r>
     </w:p>
     <w:p>
       <w:pPr>
         <w:pStyle w:val="41"/>
+      </w:pPr>
+      <w:r>
+        <w:t xml:space="preserve">7.1 </w:t>
+      </w:r>
+      <w:r>
+        <w:t>функции без параметров:</w:t>
+      </w:r>
+    </w:p>
+    <w:p>
+      <w:pPr>
+        <w:spacing w:after="80"/>
+        <w:rPr>
+          <w:rFonts w:ascii="Times New Roman" w:hAnsi="Times New Roman" w:cs="Times New Roman"/>
+        </w:rPr>
+      </w:pPr>
+      <w:r>
+        <w:rPr>
+          <w:rFonts w:ascii="Times New Roman" w:hAnsi="Times New Roman" w:cs="Times New Roman"/>
+          <w:b/>
+          <w:bCs/>
+        </w:rPr>
+        <w:t>Функция </w:t>
+      </w:r>
+      <w:r>
+        <w:rPr>
+          <w:rFonts w:ascii="Times New Roman" w:hAnsi="Times New Roman" w:cs="Times New Roman"/>
+        </w:rPr>
+        <w:t>– отдельная, функционально независимая часть программы, выполняющая определенную задачу.</w:t>
+      </w:r>
+    </w:p>
+    <w:p>
+      <w:pPr>
+        <w:spacing w:after="80"/>
+        <w:rPr>
+          <w:rFonts w:ascii="Times New Roman" w:hAnsi="Times New Roman" w:cs="Times New Roman"/>
+        </w:rPr>
+      </w:pPr>
+      <w:r>
+        <w:rPr>
+          <w:rFonts w:ascii="Times New Roman" w:hAnsi="Times New Roman" w:cs="Times New Roman"/>
+          <w:b/>
+          <w:bCs/>
+        </w:rPr>
+        <w:t>Функции объявляются</w:t>
+      </w:r>
+      <w:r>
+        <w:rPr>
+          <w:rFonts w:ascii="Times New Roman" w:hAnsi="Times New Roman" w:cs="Times New Roman"/>
+        </w:rPr>
+        <w:t> с помощью ключевого слова </w:t>
+      </w:r>
+      <w:proofErr w:type="spellStart"/>
+      <w:r>
+        <w:rPr>
+          <w:rFonts w:ascii="Times New Roman" w:hAnsi="Times New Roman" w:cs="Times New Roman"/>
+        </w:rPr>
+        <w:t>def</w:t>
+      </w:r>
+      <w:proofErr w:type="spellEnd"/>
+      <w:r>
+        <w:rPr>
+          <w:rFonts w:ascii="Times New Roman" w:hAnsi="Times New Roman" w:cs="Times New Roman"/>
+        </w:rPr>
+        <w:t xml:space="preserve"> (от англ. </w:t>
+      </w:r>
+      <w:proofErr w:type="spellStart"/>
+      <w:r>
+        <w:rPr>
+          <w:rFonts w:ascii="Times New Roman" w:hAnsi="Times New Roman" w:cs="Times New Roman"/>
+        </w:rPr>
+        <w:t>define</w:t>
+      </w:r>
+      <w:proofErr w:type="spellEnd"/>
+      <w:r>
+        <w:rPr>
+          <w:rFonts w:ascii="Times New Roman" w:hAnsi="Times New Roman" w:cs="Times New Roman"/>
+        </w:rPr>
+        <w:t xml:space="preserve"> – определять). За ключевым словом </w:t>
+      </w:r>
+      <w:proofErr w:type="spellStart"/>
+      <w:r>
+        <w:rPr>
+          <w:rFonts w:ascii="Times New Roman" w:hAnsi="Times New Roman" w:cs="Times New Roman"/>
+        </w:rPr>
+        <w:t>def</w:t>
+      </w:r>
+      <w:proofErr w:type="spellEnd"/>
+      <w:r>
+        <w:rPr>
+          <w:rFonts w:ascii="Times New Roman" w:hAnsi="Times New Roman" w:cs="Times New Roman"/>
+        </w:rPr>
+        <w:t> следуют название функции, круглые скобки () и двоеточие :. Со следующей строки идет блок кода – </w:t>
+      </w:r>
+      <w:r>
+        <w:rPr>
+          <w:rFonts w:ascii="Times New Roman" w:hAnsi="Times New Roman" w:cs="Times New Roman"/>
+          <w:b/>
+          <w:bCs/>
+        </w:rPr>
+        <w:t>тело функции</w:t>
+      </w:r>
+      <w:r>
+        <w:rPr>
+          <w:rFonts w:ascii="Times New Roman" w:hAnsi="Times New Roman" w:cs="Times New Roman"/>
+        </w:rPr>
+        <w:t>.</w:t>
+      </w:r>
+    </w:p>
+    <w:tbl>
+      <w:tblPr>
+        <w:tblStyle w:val="ac"/>
+        <w:tblW w:w="0" w:type="auto"/>
+        <w:tblLook w:val="04A0" w:firstRow="1" w:lastRow="0" w:firstColumn="1" w:lastColumn="0" w:noHBand="0" w:noVBand="1"/>
+      </w:tblPr>
+      <w:tblGrid>
+        <w:gridCol w:w="9628"/>
+      </w:tblGrid>
+      <w:tr>
+        <w:tc>
+          <w:tcPr>
+            <w:tcW w:w="9628" w:type="dxa"/>
+          </w:tcPr>
+          <w:p>
+            <w:pPr>
+              <w:spacing w:after="80" w:line="278" w:lineRule="auto"/>
+              <w:rPr>
+                <w:rFonts w:ascii="Times New Roman" w:hAnsi="Times New Roman" w:cs="Times New Roman"/>
+              </w:rPr>
+            </w:pPr>
+            <w:proofErr w:type="spellStart"/>
+            <w:r>
+              <w:rPr>
+                <w:rFonts w:ascii="Times New Roman" w:hAnsi="Times New Roman" w:cs="Times New Roman"/>
+              </w:rPr>
+              <w:t>def</w:t>
+            </w:r>
+            <w:proofErr w:type="spellEnd"/>
+            <w:r>
+              <w:rPr>
+                <w:rFonts w:ascii="Times New Roman" w:hAnsi="Times New Roman" w:cs="Times New Roman"/>
+              </w:rPr>
+              <w:t xml:space="preserve"> </w:t>
+            </w:r>
+            <w:proofErr w:type="spellStart"/>
+            <w:r>
+              <w:rPr>
+                <w:rFonts w:ascii="Times New Roman" w:hAnsi="Times New Roman" w:cs="Times New Roman"/>
+              </w:rPr>
+              <w:t>название_функции</w:t>
+            </w:r>
+            <w:proofErr w:type="spellEnd"/>
+            <w:r>
+              <w:rPr>
+                <w:rFonts w:ascii="Times New Roman" w:hAnsi="Times New Roman" w:cs="Times New Roman"/>
+              </w:rPr>
+              <w:t>():</w:t>
+            </w:r>
+          </w:p>
+          <w:p>
+            <w:pPr>
+              <w:spacing w:after="80" w:line="278" w:lineRule="auto"/>
+              <w:rPr>
+                <w:rFonts w:ascii="Times New Roman" w:hAnsi="Times New Roman" w:cs="Times New Roman"/>
+              </w:rPr>
+            </w:pPr>
+            <w:r>
+              <w:rPr>
+                <w:rFonts w:ascii="Times New Roman" w:hAnsi="Times New Roman" w:cs="Times New Roman"/>
+              </w:rPr>
+              <w:t xml:space="preserve">    блок кода</w:t>
+            </w:r>
+          </w:p>
+        </w:tc>
+      </w:tr>
+    </w:tbl>
+    <w:p>
+      <w:pPr>
+        <w:spacing w:after="80"/>
+        <w:rPr>
+          <w:rFonts w:ascii="Times New Roman" w:hAnsi="Times New Roman" w:cs="Times New Roman"/>
+        </w:rPr>
+      </w:pPr>
+      <w:r>
+        <w:rPr>
+          <w:rFonts w:ascii="Times New Roman" w:hAnsi="Times New Roman" w:cs="Times New Roman"/>
+          <w:b/>
+          <w:bCs/>
+        </w:rPr>
+        <w:t>Заголовок функции </w:t>
+      </w:r>
+      <w:r>
+        <w:rPr>
+          <w:rFonts w:ascii="Times New Roman" w:hAnsi="Times New Roman" w:cs="Times New Roman"/>
+        </w:rPr>
+        <w:t>– первая строка объявления функции.</w:t>
+      </w:r>
+    </w:p>
+    <w:p>
+      <w:pPr>
+        <w:spacing w:after="80"/>
+        <w:rPr>
+          <w:rFonts w:ascii="Times New Roman" w:hAnsi="Times New Roman" w:cs="Times New Roman"/>
+        </w:rPr>
+      </w:pPr>
+      <w:r>
+        <w:rPr>
+          <w:rFonts w:ascii="Times New Roman" w:hAnsi="Times New Roman" w:cs="Times New Roman"/>
+          <w:b/>
+          <w:bCs/>
+        </w:rPr>
+        <w:t>Тело функции </w:t>
+      </w:r>
+      <w:r>
+        <w:rPr>
+          <w:rFonts w:ascii="Times New Roman" w:hAnsi="Times New Roman" w:cs="Times New Roman"/>
+        </w:rPr>
+        <w:t>– набор инструкций, составляющих одно целое и выполняющихся каждый раз, когда вызывается функция.</w:t>
+      </w:r>
+    </w:p>
+    <w:p>
+      <w:pPr>
+        <w:spacing w:after="80"/>
+        <w:rPr>
+          <w:rFonts w:ascii="Times New Roman" w:hAnsi="Times New Roman" w:cs="Times New Roman"/>
+        </w:rPr>
+      </w:pPr>
+      <w:r>
+        <w:rPr>
+          <w:rFonts w:ascii="Times New Roman" w:hAnsi="Times New Roman" w:cs="Times New Roman"/>
+          <w:b/>
+          <w:bCs/>
+        </w:rPr>
+        <w:t>Для вызова функции</w:t>
+      </w:r>
+      <w:r>
+        <w:rPr>
+          <w:rFonts w:ascii="Times New Roman" w:hAnsi="Times New Roman" w:cs="Times New Roman"/>
+        </w:rPr>
+        <w:t> пишут ее название и круглые скобки.</w:t>
+      </w:r>
+    </w:p>
+    <w:p>
+      <w:pPr>
+        <w:pStyle w:val="41"/>
+      </w:pPr>
+      <w:r>
+        <w:t>7.2 функции с параметрами:</w:t>
+      </w:r>
+    </w:p>
+    <w:p>
+      <w:pPr>
+        <w:spacing w:after="80"/>
+        <w:rPr>
+          <w:rFonts w:ascii="Times New Roman" w:hAnsi="Times New Roman" w:cs="Times New Roman"/>
+        </w:rPr>
+      </w:pPr>
+      <w:r>
+        <w:rPr>
+          <w:rFonts w:ascii="Times New Roman" w:hAnsi="Times New Roman" w:cs="Times New Roman"/>
+          <w:b/>
+          <w:bCs/>
+        </w:rPr>
+        <w:t>Функции с параметрами</w:t>
+      </w:r>
+      <w:r>
+        <w:rPr>
+          <w:rFonts w:ascii="Times New Roman" w:hAnsi="Times New Roman" w:cs="Times New Roman"/>
+        </w:rPr>
+        <w:t> объявляются так же как функции без параметров, только с указанием в скобках:</w:t>
+      </w:r>
+    </w:p>
+    <w:tbl>
+      <w:tblPr>
+        <w:tblStyle w:val="ac"/>
+        <w:tblW w:w="0" w:type="auto"/>
+        <w:tblLook w:val="04A0" w:firstRow="1" w:lastRow="0" w:firstColumn="1" w:lastColumn="0" w:noHBand="0" w:noVBand="1"/>
+      </w:tblPr>
+      <w:tblGrid>
+        <w:gridCol w:w="9628"/>
+      </w:tblGrid>
+      <w:tr>
+        <w:tc>
+          <w:tcPr>
+            <w:tcW w:w="9628" w:type="dxa"/>
+          </w:tcPr>
+          <w:p>
+            <w:pPr>
+              <w:spacing w:after="80" w:line="278" w:lineRule="auto"/>
+              <w:rPr>
+                <w:rFonts w:ascii="Times New Roman" w:hAnsi="Times New Roman" w:cs="Times New Roman"/>
+              </w:rPr>
+            </w:pPr>
+            <w:proofErr w:type="spellStart"/>
+            <w:r>
+              <w:rPr>
+                <w:rFonts w:ascii="Times New Roman" w:hAnsi="Times New Roman" w:cs="Times New Roman"/>
+              </w:rPr>
+              <w:t>def</w:t>
+            </w:r>
+            <w:proofErr w:type="spellEnd"/>
+            <w:r>
+              <w:rPr>
+                <w:rFonts w:ascii="Times New Roman" w:hAnsi="Times New Roman" w:cs="Times New Roman"/>
+              </w:rPr>
+              <w:t xml:space="preserve"> </w:t>
+            </w:r>
+            <w:proofErr w:type="spellStart"/>
+            <w:r>
+              <w:rPr>
+                <w:rFonts w:ascii="Times New Roman" w:hAnsi="Times New Roman" w:cs="Times New Roman"/>
+              </w:rPr>
+              <w:t>название_функции</w:t>
+            </w:r>
+            <w:proofErr w:type="spellEnd"/>
+            <w:r>
+              <w:rPr>
+                <w:rFonts w:ascii="Times New Roman" w:hAnsi="Times New Roman" w:cs="Times New Roman"/>
+              </w:rPr>
+              <w:t>(параметры):</w:t>
+            </w:r>
+          </w:p>
+          <w:p>
+            <w:pPr>
+              <w:spacing w:after="80" w:line="278" w:lineRule="auto"/>
+              <w:rPr>
+                <w:rFonts w:ascii="Times New Roman" w:hAnsi="Times New Roman" w:cs="Times New Roman"/>
+              </w:rPr>
+            </w:pPr>
+            <w:r>
+              <w:rPr>
+                <w:rFonts w:ascii="Times New Roman" w:hAnsi="Times New Roman" w:cs="Times New Roman"/>
+              </w:rPr>
+              <w:t xml:space="preserve">    блок кода</w:t>
+            </w:r>
+          </w:p>
+        </w:tc>
+      </w:tr>
+    </w:tbl>
+    <w:p>
+      <w:pPr>
+        <w:spacing w:after="80"/>
+        <w:rPr>
+          <w:rFonts w:ascii="Times New Roman" w:hAnsi="Times New Roman" w:cs="Times New Roman"/>
+        </w:rPr>
+      </w:pPr>
+      <w:r>
+        <w:rPr>
+          <w:rFonts w:ascii="Times New Roman" w:hAnsi="Times New Roman" w:cs="Times New Roman"/>
+          <w:b/>
+          <w:bCs/>
+        </w:rPr>
+        <w:t>Аргумент</w:t>
+      </w:r>
+      <w:r>
+        <w:rPr>
+          <w:rFonts w:ascii="Times New Roman" w:hAnsi="Times New Roman" w:cs="Times New Roman"/>
+        </w:rPr>
+        <w:t> – это любая порция данных, которая передается в функцию, когда функция вызывается.</w:t>
+      </w:r>
+    </w:p>
+    <w:p>
+      <w:pPr>
+        <w:spacing w:after="80"/>
+        <w:rPr>
+          <w:rFonts w:ascii="Times New Roman" w:hAnsi="Times New Roman" w:cs="Times New Roman"/>
+        </w:rPr>
+      </w:pPr>
+      <w:r>
+        <w:rPr>
+          <w:rFonts w:ascii="Times New Roman" w:hAnsi="Times New Roman" w:cs="Times New Roman"/>
+          <w:b/>
+          <w:bCs/>
+        </w:rPr>
+        <w:t>Параметр</w:t>
+      </w:r>
+      <w:r>
+        <w:rPr>
+          <w:rFonts w:ascii="Times New Roman" w:hAnsi="Times New Roman" w:cs="Times New Roman"/>
+        </w:rPr>
+        <w:t> – это переменная, которая получает аргумент, переданный в функцию.</w:t>
+      </w:r>
+    </w:p>
+    <w:p>
+      <w:pPr>
+        <w:pStyle w:val="41"/>
+      </w:pPr>
+      <w:r>
+        <w:t xml:space="preserve">7.3 </w:t>
+      </w:r>
+      <w:r>
         <w:rPr>
           <w:rFonts w:eastAsiaTheme="minorHAnsi"/>
-          <w:lang w:val="en-US"/>
-        </w:rPr>
-      </w:pPr>
-      <w:r>
-        <w:rPr>
-          <w:lang w:val="en-US"/>
-        </w:rPr>
-        <w:t xml:space="preserve">6.6 </w:t>
-      </w:r>
-      <w:r>
+        </w:rPr>
+        <w:t>локальные и глобальные переменные</w:t>
+      </w:r>
+      <w:r>
+        <w:t>:</w:t>
+      </w:r>
+    </w:p>
+    <w:p>
+      <w:pPr>
+        <w:spacing w:after="80"/>
+        <w:rPr>
+          <w:rFonts w:ascii="Times New Roman" w:hAnsi="Times New Roman" w:cs="Times New Roman"/>
+        </w:rPr>
+      </w:pPr>
+      <w:r>
+        <w:rPr>
+          <w:rFonts w:ascii="Times New Roman" w:hAnsi="Times New Roman" w:cs="Times New Roman"/>
+          <w:b/>
+          <w:bCs/>
+        </w:rPr>
+        <w:t>Локальными</w:t>
+      </w:r>
+      <w:r>
+        <w:rPr>
+          <w:rFonts w:ascii="Times New Roman" w:hAnsi="Times New Roman" w:cs="Times New Roman"/>
+        </w:rPr>
+        <w:t> называются переменные, объявленные внутри функции и доступные только ей самой. Программный код за пределами функции к ним доступа не имеет.</w:t>
+      </w:r>
+    </w:p>
+    <w:p>
+      <w:pPr>
+        <w:spacing w:after="80"/>
+        <w:rPr>
+          <w:rFonts w:ascii="Times New Roman" w:hAnsi="Times New Roman" w:cs="Times New Roman"/>
+        </w:rPr>
+      </w:pPr>
+      <w:r>
+        <w:rPr>
+          <w:rFonts w:ascii="Times New Roman" w:hAnsi="Times New Roman" w:cs="Times New Roman"/>
+          <w:b/>
+          <w:bCs/>
+        </w:rPr>
+        <w:t>Область видимости переменной</w:t>
+      </w:r>
+      <w:r>
+        <w:rPr>
+          <w:rFonts w:ascii="Times New Roman" w:hAnsi="Times New Roman" w:cs="Times New Roman"/>
+        </w:rPr>
+        <w:t> – часть программы, в которой можно к ней обращаться (та функция, где она создана). Переменная видима программному коду только в области её видимости. Никакая инструкция за пределами функции не может обращаться к такой переменной.</w:t>
+      </w:r>
+    </w:p>
+    <w:p>
+      <w:pPr>
+        <w:spacing w:after="80"/>
+        <w:rPr>
+          <w:rFonts w:ascii="Times New Roman" w:hAnsi="Times New Roman" w:cs="Times New Roman"/>
+        </w:rPr>
+      </w:pPr>
+      <w:r>
+        <w:rPr>
+          <w:rFonts w:ascii="Times New Roman" w:hAnsi="Times New Roman" w:cs="Times New Roman"/>
+          <w:b/>
+          <w:bCs/>
+        </w:rPr>
+        <w:t>Область видимости параметрической переменной</w:t>
+      </w:r>
+      <w:r>
+        <w:rPr>
+          <w:rFonts w:ascii="Times New Roman" w:hAnsi="Times New Roman" w:cs="Times New Roman"/>
+        </w:rPr>
+        <w:t> — функция, в которой этот параметр используется. К параметрической переменной имеет доступ весь программный код этой функции.</w:t>
+      </w:r>
+    </w:p>
+    <w:p>
+      <w:pPr>
+        <w:spacing w:after="80"/>
+        <w:rPr>
+          <w:rFonts w:ascii="Times New Roman" w:hAnsi="Times New Roman" w:cs="Times New Roman"/>
+        </w:rPr>
+      </w:pPr>
+      <w:r>
+        <w:rPr>
+          <w:rFonts w:ascii="Times New Roman" w:hAnsi="Times New Roman" w:cs="Times New Roman"/>
+          <w:b/>
+          <w:bCs/>
+        </w:rPr>
+        <w:t>Глобальными</w:t>
+      </w:r>
+      <w:r>
+        <w:rPr>
+          <w:rFonts w:ascii="Times New Roman" w:hAnsi="Times New Roman" w:cs="Times New Roman"/>
+        </w:rPr>
+        <w:t> называются переменные, объявленные в основной программе и доступные как программе, так и всем ее функциям.</w:t>
+      </w:r>
+    </w:p>
+    <w:p>
+      <w:pPr>
+        <w:spacing w:after="80"/>
+        <w:rPr>
+          <w:rFonts w:ascii="Times New Roman" w:hAnsi="Times New Roman" w:cs="Times New Roman"/>
+        </w:rPr>
+      </w:pPr>
+      <w:r>
+        <w:rPr>
+          <w:rFonts w:ascii="Times New Roman" w:hAnsi="Times New Roman" w:cs="Times New Roman"/>
+          <w:b/>
+          <w:bCs/>
+        </w:rPr>
+        <w:lastRenderedPageBreak/>
+        <w:t>Глобальная константа</w:t>
+      </w:r>
+      <w:r>
+        <w:rPr>
+          <w:rFonts w:ascii="Times New Roman" w:hAnsi="Times New Roman" w:cs="Times New Roman"/>
+        </w:rPr>
+        <w:t> – глобальное имя, ссылающееся на неизменное значение.</w:t>
+      </w:r>
+    </w:p>
+    <w:p>
+      <w:pPr>
+        <w:spacing w:after="80"/>
+        <w:rPr>
+          <w:rFonts w:ascii="Times New Roman" w:hAnsi="Times New Roman" w:cs="Times New Roman"/>
+        </w:rPr>
+      </w:pPr>
+      <w:r>
+        <w:rPr>
+          <w:rFonts w:ascii="Times New Roman" w:hAnsi="Times New Roman" w:cs="Times New Roman"/>
+        </w:rPr>
+        <w:t>Если внутри функции нужно присвоить значение </w:t>
+      </w:r>
+      <w:r>
+        <w:rPr>
+          <w:rFonts w:ascii="Times New Roman" w:hAnsi="Times New Roman" w:cs="Times New Roman"/>
+          <w:b/>
+          <w:bCs/>
+        </w:rPr>
+        <w:t>глобальной переменной</w:t>
+      </w:r>
+      <w:r>
+        <w:rPr>
+          <w:rFonts w:ascii="Times New Roman" w:hAnsi="Times New Roman" w:cs="Times New Roman"/>
+        </w:rPr>
+        <w:t>, её нужно объявить с помощью</w:t>
+      </w:r>
+      <w:r>
+        <w:rPr>
+          <w:rFonts w:ascii="Times New Roman" w:hAnsi="Times New Roman" w:cs="Times New Roman"/>
+          <w:b/>
+          <w:bCs/>
+        </w:rPr>
+        <w:t> </w:t>
+      </w:r>
+      <w:r>
+        <w:rPr>
+          <w:rFonts w:ascii="Times New Roman" w:hAnsi="Times New Roman" w:cs="Times New Roman"/>
+        </w:rPr>
+        <w:t>ключевого слова</w:t>
+      </w:r>
+      <w:r>
+        <w:rPr>
+          <w:rFonts w:ascii="Times New Roman" w:hAnsi="Times New Roman" w:cs="Times New Roman"/>
+          <w:b/>
+          <w:bCs/>
+        </w:rPr>
+        <w:t> </w:t>
+      </w:r>
+      <w:proofErr w:type="spellStart"/>
+      <w:r>
+        <w:rPr>
+          <w:rFonts w:ascii="Times New Roman" w:hAnsi="Times New Roman" w:cs="Times New Roman"/>
+          <w:b/>
+          <w:bCs/>
+        </w:rPr>
+        <w:t>global</w:t>
+      </w:r>
+      <w:proofErr w:type="spellEnd"/>
+      <w:r>
+        <w:rPr>
+          <w:rFonts w:ascii="Times New Roman" w:hAnsi="Times New Roman" w:cs="Times New Roman"/>
+        </w:rPr>
+        <w:t>.</w:t>
+      </w:r>
+    </w:p>
+    <w:p>
+      <w:pPr>
+        <w:pStyle w:val="41"/>
         <w:rPr>
           <w:rFonts w:eastAsiaTheme="minorHAnsi"/>
         </w:rPr>
-        <w:t>методы списков</w:t>
-      </w:r>
-      <w:r>
-        <w:rPr>
-          <w:lang w:val="en-US"/>
-        </w:rPr>
-        <w:t xml:space="preserve"> </w:t>
-      </w:r>
-      <w:r>
-        <w:t>№2:</w:t>
-      </w:r>
-    </w:p>
-    <w:p>
-      <w:pPr>
-        <w:rPr>
-          <w:rFonts w:ascii="Times New Roman" w:hAnsi="Times New Roman" w:cs="Times New Roman"/>
-        </w:rPr>
-      </w:pPr>
-    </w:p>
-    <w:p>
-      <w:pPr>
-        <w:rPr>
-          <w:rFonts w:ascii="Times New Roman" w:hAnsi="Times New Roman" w:cs="Times New Roman"/>
-        </w:rPr>
-      </w:pPr>
-    </w:p>
+      </w:pPr>
+      <w:r>
+        <w:t xml:space="preserve">7.4 </w:t>
+      </w:r>
+      <w:r>
+        <w:rPr>
+          <w:rFonts w:eastAsiaTheme="minorHAnsi"/>
+        </w:rPr>
+        <w:t>функции с возвратом значения</w:t>
+      </w:r>
+      <w:r>
+        <w:t>:</w:t>
+      </w:r>
+    </w:p>
+    <w:p>
+      <w:pPr>
+        <w:spacing w:after="80"/>
+        <w:rPr>
+          <w:rFonts w:ascii="Times New Roman" w:hAnsi="Times New Roman" w:cs="Times New Roman"/>
+        </w:rPr>
+      </w:pPr>
+      <w:r>
+        <w:rPr>
+          <w:rFonts w:ascii="Times New Roman" w:hAnsi="Times New Roman" w:cs="Times New Roman"/>
+          <w:b/>
+          <w:bCs/>
+        </w:rPr>
+        <w:t>Функция с возвратом значения</w:t>
+      </w:r>
+      <w:r>
+        <w:rPr>
+          <w:rFonts w:ascii="Times New Roman" w:hAnsi="Times New Roman" w:cs="Times New Roman"/>
+        </w:rPr>
+        <w:t> похожа на функцию без возврата значения тем, что:</w:t>
+      </w:r>
+    </w:p>
+    <w:p>
+      <w:pPr>
+        <w:numPr>
+          <w:ilvl w:val="0"/>
+          <w:numId w:val="118"/>
+        </w:numPr>
+        <w:spacing w:after="80"/>
+        <w:rPr>
+          <w:rFonts w:ascii="Times New Roman" w:hAnsi="Times New Roman" w:cs="Times New Roman"/>
+        </w:rPr>
+      </w:pPr>
+      <w:r>
+        <w:rPr>
+          <w:rFonts w:ascii="Times New Roman" w:hAnsi="Times New Roman" w:cs="Times New Roman"/>
+        </w:rPr>
+        <w:t>это набор инструкций, выполняющий определенную задачу;</w:t>
+      </w:r>
+    </w:p>
+    <w:p>
+      <w:pPr>
+        <w:numPr>
+          <w:ilvl w:val="0"/>
+          <w:numId w:val="118"/>
+        </w:numPr>
+        <w:spacing w:after="80"/>
+        <w:rPr>
+          <w:rFonts w:ascii="Times New Roman" w:hAnsi="Times New Roman" w:cs="Times New Roman"/>
+        </w:rPr>
+      </w:pPr>
+      <w:r>
+        <w:rPr>
+          <w:rFonts w:ascii="Times New Roman" w:hAnsi="Times New Roman" w:cs="Times New Roman"/>
+        </w:rPr>
+        <w:t>когда нужно выполнить функцию, ее вызывают.</w:t>
+      </w:r>
+    </w:p>
+    <w:p>
+      <w:pPr>
+        <w:spacing w:after="80"/>
+        <w:rPr>
+          <w:rFonts w:ascii="Times New Roman" w:hAnsi="Times New Roman" w:cs="Times New Roman"/>
+        </w:rPr>
+      </w:pPr>
+      <w:r>
+        <w:rPr>
+          <w:rFonts w:ascii="Times New Roman" w:hAnsi="Times New Roman" w:cs="Times New Roman"/>
+          <w:b/>
+          <w:bCs/>
+        </w:rPr>
+        <w:t>Общий формат</w:t>
+      </w:r>
+      <w:r>
+        <w:rPr>
+          <w:rFonts w:ascii="Times New Roman" w:hAnsi="Times New Roman" w:cs="Times New Roman"/>
+        </w:rPr>
+        <w:t> определения функции с возвратом значения в Python:</w:t>
+      </w:r>
+    </w:p>
+    <w:tbl>
+      <w:tblPr>
+        <w:tblStyle w:val="ac"/>
+        <w:tblW w:w="0" w:type="auto"/>
+        <w:tblLook w:val="04A0" w:firstRow="1" w:lastRow="0" w:firstColumn="1" w:lastColumn="0" w:noHBand="0" w:noVBand="1"/>
+      </w:tblPr>
+      <w:tblGrid>
+        <w:gridCol w:w="9628"/>
+      </w:tblGrid>
+      <w:tr>
+        <w:tc>
+          <w:tcPr>
+            <w:tcW w:w="9628" w:type="dxa"/>
+          </w:tcPr>
+          <w:p>
+            <w:pPr>
+              <w:spacing w:after="80" w:line="278" w:lineRule="auto"/>
+              <w:rPr>
+                <w:rFonts w:ascii="Times New Roman" w:hAnsi="Times New Roman" w:cs="Times New Roman"/>
+              </w:rPr>
+            </w:pPr>
+            <w:proofErr w:type="spellStart"/>
+            <w:r>
+              <w:rPr>
+                <w:rFonts w:ascii="Times New Roman" w:hAnsi="Times New Roman" w:cs="Times New Roman"/>
+              </w:rPr>
+              <w:t>def</w:t>
+            </w:r>
+            <w:proofErr w:type="spellEnd"/>
+            <w:r>
+              <w:rPr>
+                <w:rFonts w:ascii="Times New Roman" w:hAnsi="Times New Roman" w:cs="Times New Roman"/>
+              </w:rPr>
+              <w:t xml:space="preserve"> </w:t>
+            </w:r>
+            <w:proofErr w:type="spellStart"/>
+            <w:r>
+              <w:rPr>
+                <w:rFonts w:ascii="Times New Roman" w:hAnsi="Times New Roman" w:cs="Times New Roman"/>
+              </w:rPr>
+              <w:t>название_функции</w:t>
+            </w:r>
+            <w:proofErr w:type="spellEnd"/>
+            <w:r>
+              <w:rPr>
+                <w:rFonts w:ascii="Times New Roman" w:hAnsi="Times New Roman" w:cs="Times New Roman"/>
+              </w:rPr>
+              <w:t>():</w:t>
+            </w:r>
+          </w:p>
+          <w:p>
+            <w:pPr>
+              <w:spacing w:after="80" w:line="278" w:lineRule="auto"/>
+              <w:rPr>
+                <w:rFonts w:ascii="Times New Roman" w:hAnsi="Times New Roman" w:cs="Times New Roman"/>
+              </w:rPr>
+            </w:pPr>
+            <w:r>
+              <w:rPr>
+                <w:rFonts w:ascii="Times New Roman" w:hAnsi="Times New Roman" w:cs="Times New Roman"/>
+              </w:rPr>
+              <w:t xml:space="preserve">    блок кода</w:t>
+            </w:r>
+          </w:p>
+          <w:p>
+            <w:pPr>
+              <w:spacing w:after="80" w:line="278" w:lineRule="auto"/>
+              <w:rPr>
+                <w:rFonts w:ascii="Times New Roman" w:hAnsi="Times New Roman" w:cs="Times New Roman"/>
+                <w:lang w:val="en-US"/>
+              </w:rPr>
+            </w:pPr>
+            <w:r>
+              <w:rPr>
+                <w:rFonts w:ascii="Times New Roman" w:hAnsi="Times New Roman" w:cs="Times New Roman"/>
+              </w:rPr>
+              <w:t xml:space="preserve">    </w:t>
+            </w:r>
+            <w:proofErr w:type="spellStart"/>
+            <w:r>
+              <w:rPr>
+                <w:rFonts w:ascii="Times New Roman" w:hAnsi="Times New Roman" w:cs="Times New Roman"/>
+              </w:rPr>
+              <w:t>return</w:t>
+            </w:r>
+            <w:proofErr w:type="spellEnd"/>
+            <w:r>
+              <w:rPr>
+                <w:rFonts w:ascii="Times New Roman" w:hAnsi="Times New Roman" w:cs="Times New Roman"/>
+              </w:rPr>
+              <w:t xml:space="preserve"> выражение</w:t>
+            </w:r>
+          </w:p>
+        </w:tc>
+      </w:tr>
+    </w:tbl>
+    <w:p>
+      <w:pPr>
+        <w:spacing w:after="80"/>
+        <w:rPr>
+          <w:rFonts w:ascii="Times New Roman" w:hAnsi="Times New Roman" w:cs="Times New Roman"/>
+        </w:rPr>
+      </w:pPr>
+      <w:r>
+        <w:rPr>
+          <w:rFonts w:ascii="Times New Roman" w:hAnsi="Times New Roman" w:cs="Times New Roman"/>
+        </w:rPr>
+        <w:t>Функция с возвратом значения имеет </w:t>
+      </w:r>
+      <w:r>
+        <w:rPr>
+          <w:rFonts w:ascii="Times New Roman" w:hAnsi="Times New Roman" w:cs="Times New Roman"/>
+          <w:b/>
+          <w:bCs/>
+        </w:rPr>
+        <w:t>инструкцию </w:t>
+      </w:r>
+      <w:proofErr w:type="spellStart"/>
+      <w:r>
+        <w:rPr>
+          <w:rFonts w:ascii="Times New Roman" w:hAnsi="Times New Roman" w:cs="Times New Roman"/>
+          <w:b/>
+          <w:bCs/>
+        </w:rPr>
+        <w:t>return</w:t>
+      </w:r>
+      <w:proofErr w:type="spellEnd"/>
+      <w:r>
+        <w:rPr>
+          <w:rFonts w:ascii="Times New Roman" w:hAnsi="Times New Roman" w:cs="Times New Roman"/>
+        </w:rPr>
+        <w:t>, возвращающую значение в ту часть программы, которая ее вызвала.</w:t>
+      </w:r>
+    </w:p>
+    <w:p>
+      <w:pPr>
+        <w:spacing w:after="80"/>
+        <w:rPr>
+          <w:rFonts w:ascii="Times New Roman" w:hAnsi="Times New Roman" w:cs="Times New Roman"/>
+        </w:rPr>
+      </w:pPr>
+      <w:r>
+        <w:rPr>
+          <w:rFonts w:ascii="Times New Roman" w:hAnsi="Times New Roman" w:cs="Times New Roman"/>
+        </w:rPr>
+        <w:t>Если в функции явно не указано значение, которое нужно вернуть, то по умолчанию будет возвращено </w:t>
+      </w:r>
+      <w:r>
+        <w:rPr>
+          <w:rFonts w:ascii="Times New Roman" w:hAnsi="Times New Roman" w:cs="Times New Roman"/>
+          <w:b/>
+          <w:bCs/>
+        </w:rPr>
+        <w:t>значение </w:t>
+      </w:r>
+      <w:proofErr w:type="spellStart"/>
+      <w:r>
+        <w:rPr>
+          <w:rFonts w:ascii="Times New Roman" w:hAnsi="Times New Roman" w:cs="Times New Roman"/>
+          <w:b/>
+          <w:bCs/>
+        </w:rPr>
+        <w:t>None</w:t>
+      </w:r>
+      <w:proofErr w:type="spellEnd"/>
+      <w:r>
+        <w:rPr>
+          <w:rFonts w:ascii="Times New Roman" w:hAnsi="Times New Roman" w:cs="Times New Roman"/>
+        </w:rPr>
+        <w:t>.</w:t>
+      </w:r>
+    </w:p>
+    <w:p/>
     <w:sectPr>
       <w:pgSz w:w="11906" w:h="16838"/>
       <w:pgMar w:top="1134" w:right="567" w:bottom="1134" w:left="1701" w:header="0" w:footer="0" w:gutter="0"/>
@@ -26173,6 +27534,155 @@
     </w:lvl>
   </w:abstractNum>
   <w:abstractNum w:abstractNumId="13" w15:restartNumberingAfterBreak="0">
+    <w:nsid w:val="0B6A0BCF"/>
+    <w:multiLevelType w:val="multilevel"/>
+    <w:tmpl w:val="92462C32"/>
+    <w:lvl w:ilvl="0">
+      <w:start w:val="1"/>
+      <w:numFmt w:val="bullet"/>
+      <w:lvlText w:val=""/>
+      <w:lvlJc w:val="left"/>
+      <w:pPr>
+        <w:tabs>
+          <w:tab w:val="num" w:pos="720"/>
+        </w:tabs>
+        <w:ind w:left="720" w:hanging="360"/>
+      </w:pPr>
+      <w:rPr>
+        <w:rFonts w:ascii="Symbol" w:hAnsi="Symbol" w:hint="default"/>
+        <w:sz w:val="20"/>
+      </w:rPr>
+    </w:lvl>
+    <w:lvl w:ilvl="1" w:tentative="1">
+      <w:start w:val="1"/>
+      <w:numFmt w:val="bullet"/>
+      <w:lvlText w:val=""/>
+      <w:lvlJc w:val="left"/>
+      <w:pPr>
+        <w:tabs>
+          <w:tab w:val="num" w:pos="1440"/>
+        </w:tabs>
+        <w:ind w:left="1440" w:hanging="360"/>
+      </w:pPr>
+      <w:rPr>
+        <w:rFonts w:ascii="Symbol" w:hAnsi="Symbol" w:hint="default"/>
+        <w:sz w:val="20"/>
+      </w:rPr>
+    </w:lvl>
+    <w:lvl w:ilvl="2" w:tentative="1">
+      <w:start w:val="1"/>
+      <w:numFmt w:val="bullet"/>
+      <w:lvlText w:val=""/>
+      <w:lvlJc w:val="left"/>
+      <w:pPr>
+        <w:tabs>
+          <w:tab w:val="num" w:pos="2160"/>
+        </w:tabs>
+        <w:ind w:left="2160" w:hanging="360"/>
+      </w:pPr>
+      <w:rPr>
+        <w:rFonts w:ascii="Symbol" w:hAnsi="Symbol" w:hint="default"/>
+        <w:sz w:val="20"/>
+      </w:rPr>
+    </w:lvl>
+    <w:lvl w:ilvl="3" w:tentative="1">
+      <w:start w:val="1"/>
+      <w:numFmt w:val="bullet"/>
+      <w:lvlText w:val=""/>
+      <w:lvlJc w:val="left"/>
+      <w:pPr>
+        <w:tabs>
+          <w:tab w:val="num" w:pos="2880"/>
+        </w:tabs>
+        <w:ind w:left="2880" w:hanging="360"/>
+      </w:pPr>
+      <w:rPr>
+        <w:rFonts w:ascii="Symbol" w:hAnsi="Symbol" w:hint="default"/>
+        <w:sz w:val="20"/>
+      </w:rPr>
+    </w:lvl>
+    <w:lvl w:ilvl="4" w:tentative="1">
+      <w:start w:val="1"/>
+      <w:numFmt w:val="bullet"/>
+      <w:lvlText w:val=""/>
+      <w:lvlJc w:val="left"/>
+      <w:pPr>
+        <w:tabs>
+          <w:tab w:val="num" w:pos="3600"/>
+        </w:tabs>
+        <w:ind w:left="3600" w:hanging="360"/>
+      </w:pPr>
+      <w:rPr>
+        <w:rFonts w:ascii="Symbol" w:hAnsi="Symbol" w:hint="default"/>
+        <w:sz w:val="20"/>
+      </w:rPr>
+    </w:lvl>
+    <w:lvl w:ilvl="5" w:tentative="1">
+      <w:start w:val="1"/>
+      <w:numFmt w:val="bullet"/>
+      <w:lvlText w:val=""/>
+      <w:lvlJc w:val="left"/>
+      <w:pPr>
+        <w:tabs>
+          <w:tab w:val="num" w:pos="4320"/>
+        </w:tabs>
+        <w:ind w:left="4320" w:hanging="360"/>
+      </w:pPr>
+      <w:rPr>
+        <w:rFonts w:ascii="Symbol" w:hAnsi="Symbol" w:hint="default"/>
+        <w:sz w:val="20"/>
+      </w:rPr>
+    </w:lvl>
+    <w:lvl w:ilvl="6" w:tentative="1">
+      <w:start w:val="1"/>
+      <w:numFmt w:val="bullet"/>
+      <w:lvlText w:val=""/>
+      <w:lvlJc w:val="left"/>
+      <w:pPr>
+        <w:tabs>
+          <w:tab w:val="num" w:pos="5040"/>
+        </w:tabs>
+        <w:ind w:left="5040" w:hanging="360"/>
+      </w:pPr>
+      <w:rPr>
+        <w:rFonts w:ascii="Symbol" w:hAnsi="Symbol" w:hint="default"/>
+        <w:sz w:val="20"/>
+      </w:rPr>
+    </w:lvl>
+    <w:lvl w:ilvl="7" w:tentative="1">
+      <w:start w:val="1"/>
+      <w:numFmt w:val="bullet"/>
+      <w:lvlText w:val=""/>
+      <w:lvlJc w:val="left"/>
+      <w:pPr>
+        <w:tabs>
+          <w:tab w:val="num" w:pos="5760"/>
+        </w:tabs>
+        <w:ind w:left="5760" w:hanging="360"/>
+      </w:pPr>
+      <w:rPr>
+        <w:rFonts w:ascii="Symbol" w:hAnsi="Symbol" w:hint="default"/>
+        <w:sz w:val="20"/>
+      </w:rPr>
+    </w:lvl>
+    <w:lvl w:ilvl="8" w:tentative="1">
+      <w:start w:val="1"/>
+      <w:numFmt w:val="bullet"/>
+      <w:lvlText w:val=""/>
+      <w:lvlJc w:val="left"/>
+      <w:pPr>
+        <w:tabs>
+          <w:tab w:val="num" w:pos="6480"/>
+        </w:tabs>
+        <w:ind w:left="6480" w:hanging="360"/>
+      </w:pPr>
+      <w:rPr>
+        <w:rFonts w:ascii="Symbol" w:hAnsi="Symbol" w:hint="default"/>
+        <w:sz w:val="20"/>
+      </w:rPr>
+    </w:lvl>
+  </w:abstractNum>
+  <w:abstractNum w:abstractNumId="14" w15:restartNumberingAfterBreak="0">
     <w:nsid w:val="0BFA1742"/>
     <w:multiLevelType w:val="multilevel"/>
     <w:tmpl w:val="F7925F6C"/>
@@ -26321,7 +27831,7 @@
       </w:rPr>
     </w:lvl>
   </w:abstractNum>
-  <w:abstractNum w:abstractNumId="14" w15:restartNumberingAfterBreak="0">
+  <w:abstractNum w:abstractNumId="15" w15:restartNumberingAfterBreak="0">
     <w:nsid w:val="0CC63275"/>
     <w:multiLevelType w:val="multilevel"/>
     <w:tmpl w:val="050A96F4"/>
@@ -26470,7 +27980,120 @@
       </w:rPr>
     </w:lvl>
   </w:abstractNum>
-  <w:abstractNum w:abstractNumId="15" w15:restartNumberingAfterBreak="0">
+  <w:abstractNum w:abstractNumId="16" w15:restartNumberingAfterBreak="0">
+    <w:nsid w:val="0CCC24D8"/>
+    <w:multiLevelType w:val="multilevel"/>
+    <w:tmpl w:val="41A27924"/>
+    <w:lvl w:ilvl="0">
+      <w:start w:val="1"/>
+      <w:numFmt w:val="decimal"/>
+      <w:lvlText w:val="%1."/>
+      <w:lvlJc w:val="left"/>
+      <w:pPr>
+        <w:tabs>
+          <w:tab w:val="num" w:pos="720"/>
+        </w:tabs>
+        <w:ind w:left="720" w:hanging="360"/>
+      </w:pPr>
+    </w:lvl>
+    <w:lvl w:ilvl="1" w:tentative="1">
+      <w:start w:val="1"/>
+      <w:numFmt w:val="decimal"/>
+      <w:lvlText w:val="%2."/>
+      <w:lvlJc w:val="left"/>
+      <w:pPr>
+        <w:tabs>
+          <w:tab w:val="num" w:pos="1440"/>
+        </w:tabs>
+        <w:ind w:left="1440" w:hanging="360"/>
+      </w:pPr>
+    </w:lvl>
+    <w:lvl w:ilvl="2" w:tentative="1">
+      <w:start w:val="1"/>
+      <w:numFmt w:val="decimal"/>
+      <w:lvlText w:val="%3."/>
+      <w:lvlJc w:val="left"/>
+      <w:pPr>
+        <w:tabs>
+          <w:tab w:val="num" w:pos="2160"/>
+        </w:tabs>
+        <w:ind w:left="2160" w:hanging="360"/>
+      </w:pPr>
+    </w:lvl>
+    <w:lvl w:ilvl="3" w:tentative="1">
+      <w:start w:val="1"/>
+      <w:numFmt w:val="decimal"/>
+      <w:lvlText w:val="%4."/>
+      <w:lvlJc w:val="left"/>
+      <w:pPr>
+        <w:tabs>
+          <w:tab w:val="num" w:pos="2880"/>
+        </w:tabs>
+        <w:ind w:left="2880" w:hanging="360"/>
+      </w:pPr>
+    </w:lvl>
+    <w:lvl w:ilvl="4" w:tentative="1">
+      <w:start w:val="1"/>
+      <w:numFmt w:val="decimal"/>
+      <w:lvlText w:val="%5."/>
+      <w:lvlJc w:val="left"/>
+      <w:pPr>
+        <w:tabs>
+          <w:tab w:val="num" w:pos="3600"/>
+        </w:tabs>
+        <w:ind w:left="3600" w:hanging="360"/>
+      </w:pPr>
+    </w:lvl>
+    <w:lvl w:ilvl="5" w:tentative="1">
+      <w:start w:val="1"/>
+      <w:numFmt w:val="decimal"/>
+      <w:lvlText w:val="%6."/>
+      <w:lvlJc w:val="left"/>
+      <w:pPr>
+        <w:tabs>
+          <w:tab w:val="num" w:pos="4320"/>
+        </w:tabs>
+        <w:ind w:left="4320" w:hanging="360"/>
+      </w:pPr>
+    </w:lvl>
+    <w:lvl w:ilvl="6" w:tentative="1">
+      <w:start w:val="1"/>
+      <w:numFmt w:val="decimal"/>
+      <w:lvlText w:val="%7."/>
+      <w:lvlJc w:val="left"/>
+      <w:pPr>
+        <w:tabs>
+          <w:tab w:val="num" w:pos="5040"/>
+        </w:tabs>
+        <w:ind w:left="5040" w:hanging="360"/>
+      </w:pPr>
+    </w:lvl>
+    <w:lvl w:ilvl="7" w:tentative="1">
+      <w:start w:val="1"/>
+      <w:numFmt w:val="decimal"/>
+      <w:lvlText w:val="%8."/>
+      <w:lvlJc w:val="left"/>
+      <w:pPr>
+        <w:tabs>
+          <w:tab w:val="num" w:pos="5760"/>
+        </w:tabs>
+        <w:ind w:left="5760" w:hanging="360"/>
+      </w:pPr>
+    </w:lvl>
+    <w:lvl w:ilvl="8" w:tentative="1">
+      <w:start w:val="1"/>
+      <w:numFmt w:val="decimal"/>
+      <w:lvlText w:val="%9."/>
+      <w:lvlJc w:val="left"/>
+      <w:pPr>
+        <w:tabs>
+          <w:tab w:val="num" w:pos="6480"/>
+        </w:tabs>
+        <w:ind w:left="6480" w:hanging="360"/>
+      </w:pPr>
+    </w:lvl>
+  </w:abstractNum>
+  <w:abstractNum w:abstractNumId="17" w15:restartNumberingAfterBreak="0">
     <w:nsid w:val="0CF53DBB"/>
     <w:multiLevelType w:val="multilevel"/>
     <w:tmpl w:val="F8E4DC86"/>
@@ -26619,7 +28242,7 @@
       </w:rPr>
     </w:lvl>
   </w:abstractNum>
-  <w:abstractNum w:abstractNumId="16" w15:restartNumberingAfterBreak="0">
+  <w:abstractNum w:abstractNumId="18" w15:restartNumberingAfterBreak="0">
     <w:nsid w:val="0D0D4D52"/>
     <w:multiLevelType w:val="multilevel"/>
     <w:tmpl w:val="289426EE"/>
@@ -26732,7 +28355,7 @@
       </w:pPr>
     </w:lvl>
   </w:abstractNum>
-  <w:abstractNum w:abstractNumId="17" w15:restartNumberingAfterBreak="0">
+  <w:abstractNum w:abstractNumId="19" w15:restartNumberingAfterBreak="0">
     <w:nsid w:val="10D327D4"/>
     <w:multiLevelType w:val="multilevel"/>
     <w:tmpl w:val="51D009B0"/>
@@ -26881,7 +28504,7 @@
       </w:rPr>
     </w:lvl>
   </w:abstractNum>
-  <w:abstractNum w:abstractNumId="18" w15:restartNumberingAfterBreak="0">
+  <w:abstractNum w:abstractNumId="20" w15:restartNumberingAfterBreak="0">
     <w:nsid w:val="11047661"/>
     <w:multiLevelType w:val="multilevel"/>
     <w:tmpl w:val="91004B6E"/>
@@ -26994,7 +28617,7 @@
       </w:pPr>
     </w:lvl>
   </w:abstractNum>
-  <w:abstractNum w:abstractNumId="19" w15:restartNumberingAfterBreak="0">
+  <w:abstractNum w:abstractNumId="21" w15:restartNumberingAfterBreak="0">
     <w:nsid w:val="128772E4"/>
     <w:multiLevelType w:val="multilevel"/>
     <w:tmpl w:val="AEEE572E"/>
@@ -27143,7 +28766,7 @@
       </w:rPr>
     </w:lvl>
   </w:abstractNum>
-  <w:abstractNum w:abstractNumId="20" w15:restartNumberingAfterBreak="0">
+  <w:abstractNum w:abstractNumId="22" w15:restartNumberingAfterBreak="0">
     <w:nsid w:val="13735F0C"/>
     <w:multiLevelType w:val="multilevel"/>
     <w:tmpl w:val="4C5CD9A0"/>
@@ -27256,7 +28879,7 @@
       </w:pPr>
     </w:lvl>
   </w:abstractNum>
-  <w:abstractNum w:abstractNumId="21" w15:restartNumberingAfterBreak="0">
+  <w:abstractNum w:abstractNumId="23" w15:restartNumberingAfterBreak="0">
     <w:nsid w:val="13C52458"/>
     <w:multiLevelType w:val="multilevel"/>
     <w:tmpl w:val="EEC6D84A"/>
@@ -27405,7 +29028,7 @@
       </w:rPr>
     </w:lvl>
   </w:abstractNum>
-  <w:abstractNum w:abstractNumId="22" w15:restartNumberingAfterBreak="0">
+  <w:abstractNum w:abstractNumId="24" w15:restartNumberingAfterBreak="0">
     <w:nsid w:val="14326E5E"/>
     <w:multiLevelType w:val="multilevel"/>
     <w:tmpl w:val="D8329902"/>
@@ -27518,7 +29141,7 @@
       </w:pPr>
     </w:lvl>
   </w:abstractNum>
-  <w:abstractNum w:abstractNumId="23" w15:restartNumberingAfterBreak="0">
+  <w:abstractNum w:abstractNumId="25" w15:restartNumberingAfterBreak="0">
     <w:nsid w:val="155C0C6B"/>
     <w:multiLevelType w:val="multilevel"/>
     <w:tmpl w:val="4C82A8E2"/>
@@ -27667,7 +29290,7 @@
       </w:rPr>
     </w:lvl>
   </w:abstractNum>
-  <w:abstractNum w:abstractNumId="24" w15:restartNumberingAfterBreak="0">
+  <w:abstractNum w:abstractNumId="26" w15:restartNumberingAfterBreak="0">
     <w:nsid w:val="157B3825"/>
     <w:multiLevelType w:val="multilevel"/>
     <w:tmpl w:val="5858C4EA"/>
@@ -27780,7 +29403,7 @@
       </w:pPr>
     </w:lvl>
   </w:abstractNum>
-  <w:abstractNum w:abstractNumId="25" w15:restartNumberingAfterBreak="0">
+  <w:abstractNum w:abstractNumId="27" w15:restartNumberingAfterBreak="0">
     <w:nsid w:val="15CD08AB"/>
     <w:multiLevelType w:val="multilevel"/>
     <w:tmpl w:val="6ABC1162"/>
@@ -27893,7 +29516,7 @@
       </w:pPr>
     </w:lvl>
   </w:abstractNum>
-  <w:abstractNum w:abstractNumId="26" w15:restartNumberingAfterBreak="0">
+  <w:abstractNum w:abstractNumId="28" w15:restartNumberingAfterBreak="0">
     <w:nsid w:val="166A2400"/>
     <w:multiLevelType w:val="multilevel"/>
     <w:tmpl w:val="9CF4E376"/>
@@ -28042,7 +29665,7 @@
       </w:rPr>
     </w:lvl>
   </w:abstractNum>
-  <w:abstractNum w:abstractNumId="27" w15:restartNumberingAfterBreak="0">
+  <w:abstractNum w:abstractNumId="29" w15:restartNumberingAfterBreak="0">
     <w:nsid w:val="18AF2F5F"/>
     <w:multiLevelType w:val="multilevel"/>
     <w:tmpl w:val="FBC0B24A"/>
@@ -28191,7 +29814,7 @@
       </w:rPr>
     </w:lvl>
   </w:abstractNum>
-  <w:abstractNum w:abstractNumId="28" w15:restartNumberingAfterBreak="0">
+  <w:abstractNum w:abstractNumId="30" w15:restartNumberingAfterBreak="0">
     <w:nsid w:val="1A9C1359"/>
     <w:multiLevelType w:val="multilevel"/>
     <w:tmpl w:val="D8EA05E6"/>
@@ -28304,7 +29927,156 @@
       </w:pPr>
     </w:lvl>
   </w:abstractNum>
-  <w:abstractNum w:abstractNumId="29" w15:restartNumberingAfterBreak="0">
+  <w:abstractNum w:abstractNumId="31" w15:restartNumberingAfterBreak="0">
+    <w:nsid w:val="1B695220"/>
+    <w:multiLevelType w:val="multilevel"/>
+    <w:tmpl w:val="A2B8F740"/>
+    <w:lvl w:ilvl="0">
+      <w:start w:val="1"/>
+      <w:numFmt w:val="bullet"/>
+      <w:lvlText w:val=""/>
+      <w:lvlJc w:val="left"/>
+      <w:pPr>
+        <w:tabs>
+          <w:tab w:val="num" w:pos="720"/>
+        </w:tabs>
+        <w:ind w:left="720" w:hanging="360"/>
+      </w:pPr>
+      <w:rPr>
+        <w:rFonts w:ascii="Symbol" w:hAnsi="Symbol" w:hint="default"/>
+        <w:sz w:val="20"/>
+      </w:rPr>
+    </w:lvl>
+    <w:lvl w:ilvl="1" w:tentative="1">
+      <w:start w:val="1"/>
+      <w:numFmt w:val="bullet"/>
+      <w:lvlText w:val=""/>
+      <w:lvlJc w:val="left"/>
+      <w:pPr>
+        <w:tabs>
+          <w:tab w:val="num" w:pos="1440"/>
+        </w:tabs>
+        <w:ind w:left="1440" w:hanging="360"/>
+      </w:pPr>
+      <w:rPr>
+        <w:rFonts w:ascii="Symbol" w:hAnsi="Symbol" w:hint="default"/>
+        <w:sz w:val="20"/>
+      </w:rPr>
+    </w:lvl>
+    <w:lvl w:ilvl="2" w:tentative="1">
+      <w:start w:val="1"/>
+      <w:numFmt w:val="bullet"/>
+      <w:lvlText w:val=""/>
+      <w:lvlJc w:val="left"/>
+      <w:pPr>
+        <w:tabs>
+          <w:tab w:val="num" w:pos="2160"/>
+        </w:tabs>
+        <w:ind w:left="2160" w:hanging="360"/>
+      </w:pPr>
+      <w:rPr>
+        <w:rFonts w:ascii="Symbol" w:hAnsi="Symbol" w:hint="default"/>
+        <w:sz w:val="20"/>
+      </w:rPr>
+    </w:lvl>
+    <w:lvl w:ilvl="3" w:tentative="1">
+      <w:start w:val="1"/>
+      <w:numFmt w:val="bullet"/>
+      <w:lvlText w:val=""/>
+      <w:lvlJc w:val="left"/>
+      <w:pPr>
+        <w:tabs>
+          <w:tab w:val="num" w:pos="2880"/>
+        </w:tabs>
+        <w:ind w:left="2880" w:hanging="360"/>
+      </w:pPr>
+      <w:rPr>
+        <w:rFonts w:ascii="Symbol" w:hAnsi="Symbol" w:hint="default"/>
+        <w:sz w:val="20"/>
+      </w:rPr>
+    </w:lvl>
+    <w:lvl w:ilvl="4" w:tentative="1">
+      <w:start w:val="1"/>
+      <w:numFmt w:val="bullet"/>
+      <w:lvlText w:val=""/>
+      <w:lvlJc w:val="left"/>
+      <w:pPr>
+        <w:tabs>
+          <w:tab w:val="num" w:pos="3600"/>
+        </w:tabs>
+        <w:ind w:left="3600" w:hanging="360"/>
+      </w:pPr>
+      <w:rPr>
+        <w:rFonts w:ascii="Symbol" w:hAnsi="Symbol" w:hint="default"/>
+        <w:sz w:val="20"/>
+      </w:rPr>
+    </w:lvl>
+    <w:lvl w:ilvl="5" w:tentative="1">
+      <w:start w:val="1"/>
+      <w:numFmt w:val="bullet"/>
+      <w:lvlText w:val=""/>
+      <w:lvlJc w:val="left"/>
+      <w:pPr>
+        <w:tabs>
+          <w:tab w:val="num" w:pos="4320"/>
+        </w:tabs>
+        <w:ind w:left="4320" w:hanging="360"/>
+      </w:pPr>
+      <w:rPr>
+        <w:rFonts w:ascii="Symbol" w:hAnsi="Symbol" w:hint="default"/>
+        <w:sz w:val="20"/>
+      </w:rPr>
+    </w:lvl>
+    <w:lvl w:ilvl="6" w:tentative="1">
+      <w:start w:val="1"/>
+      <w:numFmt w:val="bullet"/>
+      <w:lvlText w:val=""/>
+      <w:lvlJc w:val="left"/>
+      <w:pPr>
+        <w:tabs>
+          <w:tab w:val="num" w:pos="5040"/>
+        </w:tabs>
+        <w:ind w:left="5040" w:hanging="360"/>
+      </w:pPr>
+      <w:rPr>
+        <w:rFonts w:ascii="Symbol" w:hAnsi="Symbol" w:hint="default"/>
+        <w:sz w:val="20"/>
+      </w:rPr>
+    </w:lvl>
+    <w:lvl w:ilvl="7" w:tentative="1">
+      <w:start w:val="1"/>
+      <w:numFmt w:val="bullet"/>
+      <w:lvlText w:val=""/>
+      <w:lvlJc w:val="left"/>
+      <w:pPr>
+        <w:tabs>
+          <w:tab w:val="num" w:pos="5760"/>
+        </w:tabs>
+        <w:ind w:left="5760" w:hanging="360"/>
+      </w:pPr>
+      <w:rPr>
+        <w:rFonts w:ascii="Symbol" w:hAnsi="Symbol" w:hint="default"/>
+        <w:sz w:val="20"/>
+      </w:rPr>
+    </w:lvl>
+    <w:lvl w:ilvl="8" w:tentative="1">
+      <w:start w:val="1"/>
+      <w:numFmt w:val="bullet"/>
+      <w:lvlText w:val=""/>
+      <w:lvlJc w:val="left"/>
+      <w:pPr>
+        <w:tabs>
+          <w:tab w:val="num" w:pos="6480"/>
+        </w:tabs>
+        <w:ind w:left="6480" w:hanging="360"/>
+      </w:pPr>
+      <w:rPr>
+        <w:rFonts w:ascii="Symbol" w:hAnsi="Symbol" w:hint="default"/>
+        <w:sz w:val="20"/>
+      </w:rPr>
+    </w:lvl>
+  </w:abstractNum>
+  <w:abstractNum w:abstractNumId="32" w15:restartNumberingAfterBreak="0">
     <w:nsid w:val="1CD2520C"/>
     <w:multiLevelType w:val="multilevel"/>
     <w:tmpl w:val="BC06C388"/>
@@ -28453,7 +30225,7 @@
       </w:rPr>
     </w:lvl>
   </w:abstractNum>
-  <w:abstractNum w:abstractNumId="30" w15:restartNumberingAfterBreak="0">
+  <w:abstractNum w:abstractNumId="33" w15:restartNumberingAfterBreak="0">
     <w:nsid w:val="1FF52260"/>
     <w:multiLevelType w:val="multilevel"/>
     <w:tmpl w:val="CF8A7794"/>
@@ -28566,7 +30338,7 @@
       </w:pPr>
     </w:lvl>
   </w:abstractNum>
-  <w:abstractNum w:abstractNumId="31" w15:restartNumberingAfterBreak="0">
+  <w:abstractNum w:abstractNumId="34" w15:restartNumberingAfterBreak="0">
     <w:nsid w:val="21100EF7"/>
     <w:multiLevelType w:val="multilevel"/>
     <w:tmpl w:val="A894A84C"/>
@@ -28679,7 +30451,7 @@
       </w:pPr>
     </w:lvl>
   </w:abstractNum>
-  <w:abstractNum w:abstractNumId="32" w15:restartNumberingAfterBreak="0">
+  <w:abstractNum w:abstractNumId="35" w15:restartNumberingAfterBreak="0">
     <w:nsid w:val="21254F4A"/>
     <w:multiLevelType w:val="multilevel"/>
     <w:tmpl w:val="11B223E8"/>
@@ -28828,7 +30600,7 @@
       </w:rPr>
     </w:lvl>
   </w:abstractNum>
-  <w:abstractNum w:abstractNumId="33" w15:restartNumberingAfterBreak="0">
+  <w:abstractNum w:abstractNumId="36" w15:restartNumberingAfterBreak="0">
     <w:nsid w:val="248F2CF1"/>
     <w:multiLevelType w:val="multilevel"/>
     <w:tmpl w:val="9AAEA1F2"/>
@@ -28941,7 +30713,120 @@
       </w:pPr>
     </w:lvl>
   </w:abstractNum>
-  <w:abstractNum w:abstractNumId="34" w15:restartNumberingAfterBreak="0">
+  <w:abstractNum w:abstractNumId="37" w15:restartNumberingAfterBreak="0">
+    <w:nsid w:val="25B07B16"/>
+    <w:multiLevelType w:val="multilevel"/>
+    <w:tmpl w:val="829C3600"/>
+    <w:lvl w:ilvl="0">
+      <w:start w:val="1"/>
+      <w:numFmt w:val="decimal"/>
+      <w:lvlText w:val="%1."/>
+      <w:lvlJc w:val="left"/>
+      <w:pPr>
+        <w:tabs>
+          <w:tab w:val="num" w:pos="720"/>
+        </w:tabs>
+        <w:ind w:left="720" w:hanging="360"/>
+      </w:pPr>
+    </w:lvl>
+    <w:lvl w:ilvl="1" w:tentative="1">
+      <w:start w:val="1"/>
+      <w:numFmt w:val="decimal"/>
+      <w:lvlText w:val="%2."/>
+      <w:lvlJc w:val="left"/>
+      <w:pPr>
+        <w:tabs>
+          <w:tab w:val="num" w:pos="1440"/>
+        </w:tabs>
+        <w:ind w:left="1440" w:hanging="360"/>
+      </w:pPr>
+    </w:lvl>
+    <w:lvl w:ilvl="2" w:tentative="1">
+      <w:start w:val="1"/>
+      <w:numFmt w:val="decimal"/>
+      <w:lvlText w:val="%3."/>
+      <w:lvlJc w:val="left"/>
+      <w:pPr>
+        <w:tabs>
+          <w:tab w:val="num" w:pos="2160"/>
+        </w:tabs>
+        <w:ind w:left="2160" w:hanging="360"/>
+      </w:pPr>
+    </w:lvl>
+    <w:lvl w:ilvl="3" w:tentative="1">
+      <w:start w:val="1"/>
+      <w:numFmt w:val="decimal"/>
+      <w:lvlText w:val="%4."/>
+      <w:lvlJc w:val="left"/>
+      <w:pPr>
+        <w:tabs>
+          <w:tab w:val="num" w:pos="2880"/>
+        </w:tabs>
+        <w:ind w:left="2880" w:hanging="360"/>
+      </w:pPr>
+    </w:lvl>
+    <w:lvl w:ilvl="4" w:tentative="1">
+      <w:start w:val="1"/>
+      <w:numFmt w:val="decimal"/>
+      <w:lvlText w:val="%5."/>
+      <w:lvlJc w:val="left"/>
+      <w:pPr>
+        <w:tabs>
+          <w:tab w:val="num" w:pos="3600"/>
+        </w:tabs>
+        <w:ind w:left="3600" w:hanging="360"/>
+      </w:pPr>
+    </w:lvl>
+    <w:lvl w:ilvl="5" w:tentative="1">
+      <w:start w:val="1"/>
+      <w:numFmt w:val="decimal"/>
+      <w:lvlText w:val="%6."/>
+      <w:lvlJc w:val="left"/>
+      <w:pPr>
+        <w:tabs>
+          <w:tab w:val="num" w:pos="4320"/>
+        </w:tabs>
+        <w:ind w:left="4320" w:hanging="360"/>
+      </w:pPr>
+    </w:lvl>
+    <w:lvl w:ilvl="6" w:tentative="1">
+      <w:start w:val="1"/>
+      <w:numFmt w:val="decimal"/>
+      <w:lvlText w:val="%7."/>
+      <w:lvlJc w:val="left"/>
+      <w:pPr>
+        <w:tabs>
+          <w:tab w:val="num" w:pos="5040"/>
+        </w:tabs>
+        <w:ind w:left="5040" w:hanging="360"/>
+      </w:pPr>
+    </w:lvl>
+    <w:lvl w:ilvl="7" w:tentative="1">
+      <w:start w:val="1"/>
+      <w:numFmt w:val="decimal"/>
+      <w:lvlText w:val="%8."/>
+      <w:lvlJc w:val="left"/>
+      <w:pPr>
+        <w:tabs>
+          <w:tab w:val="num" w:pos="5760"/>
+        </w:tabs>
+        <w:ind w:left="5760" w:hanging="360"/>
+      </w:pPr>
+    </w:lvl>
+    <w:lvl w:ilvl="8" w:tentative="1">
+      <w:start w:val="1"/>
+      <w:numFmt w:val="decimal"/>
+      <w:lvlText w:val="%9."/>
+      <w:lvlJc w:val="left"/>
+      <w:pPr>
+        <w:tabs>
+          <w:tab w:val="num" w:pos="6480"/>
+        </w:tabs>
+        <w:ind w:left="6480" w:hanging="360"/>
+      </w:pPr>
+    </w:lvl>
+  </w:abstractNum>
+  <w:abstractNum w:abstractNumId="38" w15:restartNumberingAfterBreak="0">
     <w:nsid w:val="273716B7"/>
     <w:multiLevelType w:val="multilevel"/>
     <w:tmpl w:val="4EF22840"/>
@@ -29054,7 +30939,7 @@
       </w:pPr>
     </w:lvl>
   </w:abstractNum>
-  <w:abstractNum w:abstractNumId="35" w15:restartNumberingAfterBreak="0">
+  <w:abstractNum w:abstractNumId="39" w15:restartNumberingAfterBreak="0">
     <w:nsid w:val="27912018"/>
     <w:multiLevelType w:val="multilevel"/>
     <w:tmpl w:val="4EDCE2D2"/>
@@ -29170,7 +31055,120 @@
       </w:pPr>
     </w:lvl>
   </w:abstractNum>
-  <w:abstractNum w:abstractNumId="36" w15:restartNumberingAfterBreak="0">
+  <w:abstractNum w:abstractNumId="40" w15:restartNumberingAfterBreak="0">
+    <w:nsid w:val="2BC734D2"/>
+    <w:multiLevelType w:val="multilevel"/>
+    <w:tmpl w:val="57F85006"/>
+    <w:lvl w:ilvl="0">
+      <w:start w:val="1"/>
+      <w:numFmt w:val="decimal"/>
+      <w:lvlText w:val="%1."/>
+      <w:lvlJc w:val="left"/>
+      <w:pPr>
+        <w:tabs>
+          <w:tab w:val="num" w:pos="720"/>
+        </w:tabs>
+        <w:ind w:left="720" w:hanging="360"/>
+      </w:pPr>
+    </w:lvl>
+    <w:lvl w:ilvl="1" w:tentative="1">
+      <w:start w:val="1"/>
+      <w:numFmt w:val="decimal"/>
+      <w:lvlText w:val="%2."/>
+      <w:lvlJc w:val="left"/>
+      <w:pPr>
+        <w:tabs>
+          <w:tab w:val="num" w:pos="1440"/>
+        </w:tabs>
+        <w:ind w:left="1440" w:hanging="360"/>
+      </w:pPr>
+    </w:lvl>
+    <w:lvl w:ilvl="2" w:tentative="1">
+      <w:start w:val="1"/>
+      <w:numFmt w:val="decimal"/>
+      <w:lvlText w:val="%3."/>
+      <w:lvlJc w:val="left"/>
+      <w:pPr>
+        <w:tabs>
+          <w:tab w:val="num" w:pos="2160"/>
+        </w:tabs>
+        <w:ind w:left="2160" w:hanging="360"/>
+      </w:pPr>
+    </w:lvl>
+    <w:lvl w:ilvl="3" w:tentative="1">
+      <w:start w:val="1"/>
+      <w:numFmt w:val="decimal"/>
+      <w:lvlText w:val="%4."/>
+      <w:lvlJc w:val="left"/>
+      <w:pPr>
+        <w:tabs>
+          <w:tab w:val="num" w:pos="2880"/>
+        </w:tabs>
+        <w:ind w:left="2880" w:hanging="360"/>
+      </w:pPr>
+    </w:lvl>
+    <w:lvl w:ilvl="4" w:tentative="1">
+      <w:start w:val="1"/>
+      <w:numFmt w:val="decimal"/>
+      <w:lvlText w:val="%5."/>
+      <w:lvlJc w:val="left"/>
+      <w:pPr>
+        <w:tabs>
+          <w:tab w:val="num" w:pos="3600"/>
+        </w:tabs>
+        <w:ind w:left="3600" w:hanging="360"/>
+      </w:pPr>
+    </w:lvl>
+    <w:lvl w:ilvl="5" w:tentative="1">
+      <w:start w:val="1"/>
+      <w:numFmt w:val="decimal"/>
+      <w:lvlText w:val="%6."/>
+      <w:lvlJc w:val="left"/>
+      <w:pPr>
+        <w:tabs>
+          <w:tab w:val="num" w:pos="4320"/>
+        </w:tabs>
+        <w:ind w:left="4320" w:hanging="360"/>
+      </w:pPr>
+    </w:lvl>
+    <w:lvl w:ilvl="6" w:tentative="1">
+      <w:start w:val="1"/>
+      <w:numFmt w:val="decimal"/>
+      <w:lvlText w:val="%7."/>
+      <w:lvlJc w:val="left"/>
+      <w:pPr>
+        <w:tabs>
+          <w:tab w:val="num" w:pos="5040"/>
+        </w:tabs>
+        <w:ind w:left="5040" w:hanging="360"/>
+      </w:pPr>
+    </w:lvl>
+    <w:lvl w:ilvl="7" w:tentative="1">
+      <w:start w:val="1"/>
+      <w:numFmt w:val="decimal"/>
+      <w:lvlText w:val="%8."/>
+      <w:lvlJc w:val="left"/>
+      <w:pPr>
+        <w:tabs>
+          <w:tab w:val="num" w:pos="5760"/>
+        </w:tabs>
+        <w:ind w:left="5760" w:hanging="360"/>
+      </w:pPr>
+    </w:lvl>
+    <w:lvl w:ilvl="8" w:tentative="1">
+      <w:start w:val="1"/>
+      <w:numFmt w:val="decimal"/>
+      <w:lvlText w:val="%9."/>
+      <w:lvlJc w:val="left"/>
+      <w:pPr>
+        <w:tabs>
+          <w:tab w:val="num" w:pos="6480"/>
+        </w:tabs>
+        <w:ind w:left="6480" w:hanging="360"/>
+      </w:pPr>
+    </w:lvl>
+  </w:abstractNum>
+  <w:abstractNum w:abstractNumId="41" w15:restartNumberingAfterBreak="0">
     <w:nsid w:val="2BF87C22"/>
     <w:multiLevelType w:val="multilevel"/>
     <w:tmpl w:val="01F21658"/>
@@ -29283,7 +31281,7 @@
       </w:pPr>
     </w:lvl>
   </w:abstractNum>
-  <w:abstractNum w:abstractNumId="37" w15:restartNumberingAfterBreak="0">
+  <w:abstractNum w:abstractNumId="42" w15:restartNumberingAfterBreak="0">
     <w:nsid w:val="2DE97FC6"/>
     <w:multiLevelType w:val="multilevel"/>
     <w:tmpl w:val="59DEEC4C"/>
@@ -29396,7 +31394,7 @@
       </w:pPr>
     </w:lvl>
   </w:abstractNum>
-  <w:abstractNum w:abstractNumId="38" w15:restartNumberingAfterBreak="0">
+  <w:abstractNum w:abstractNumId="43" w15:restartNumberingAfterBreak="0">
     <w:nsid w:val="2E6D4CAB"/>
     <w:multiLevelType w:val="multilevel"/>
     <w:tmpl w:val="EAB6CC44"/>
@@ -29509,7 +31507,7 @@
       </w:pPr>
     </w:lvl>
   </w:abstractNum>
-  <w:abstractNum w:abstractNumId="39" w15:restartNumberingAfterBreak="0">
+  <w:abstractNum w:abstractNumId="44" w15:restartNumberingAfterBreak="0">
     <w:nsid w:val="2E7A349F"/>
     <w:multiLevelType w:val="multilevel"/>
     <w:tmpl w:val="FD369E38"/>
@@ -29658,7 +31656,7 @@
       </w:rPr>
     </w:lvl>
   </w:abstractNum>
-  <w:abstractNum w:abstractNumId="40" w15:restartNumberingAfterBreak="0">
+  <w:abstractNum w:abstractNumId="45" w15:restartNumberingAfterBreak="0">
     <w:nsid w:val="2FE94619"/>
     <w:multiLevelType w:val="multilevel"/>
     <w:tmpl w:val="C3E81142"/>
@@ -29771,7 +31769,7 @@
       </w:pPr>
     </w:lvl>
   </w:abstractNum>
-  <w:abstractNum w:abstractNumId="41" w15:restartNumberingAfterBreak="0">
+  <w:abstractNum w:abstractNumId="46" w15:restartNumberingAfterBreak="0">
     <w:nsid w:val="304C1755"/>
     <w:multiLevelType w:val="multilevel"/>
     <w:tmpl w:val="A5C6105A"/>
@@ -29884,7 +31882,7 @@
       </w:pPr>
     </w:lvl>
   </w:abstractNum>
-  <w:abstractNum w:abstractNumId="42" w15:restartNumberingAfterBreak="0">
+  <w:abstractNum w:abstractNumId="47" w15:restartNumberingAfterBreak="0">
     <w:nsid w:val="31541B6F"/>
     <w:multiLevelType w:val="multilevel"/>
     <w:tmpl w:val="4BA2FE22"/>
@@ -30033,7 +32031,7 @@
       </w:rPr>
     </w:lvl>
   </w:abstractNum>
-  <w:abstractNum w:abstractNumId="43" w15:restartNumberingAfterBreak="0">
+  <w:abstractNum w:abstractNumId="48" w15:restartNumberingAfterBreak="0">
     <w:nsid w:val="32077C1C"/>
     <w:multiLevelType w:val="multilevel"/>
     <w:tmpl w:val="15663F22"/>
@@ -30146,7 +32144,7 @@
       </w:pPr>
     </w:lvl>
   </w:abstractNum>
-  <w:abstractNum w:abstractNumId="44" w15:restartNumberingAfterBreak="0">
+  <w:abstractNum w:abstractNumId="49" w15:restartNumberingAfterBreak="0">
     <w:nsid w:val="33F33E7D"/>
     <w:multiLevelType w:val="multilevel"/>
     <w:tmpl w:val="131218D4"/>
@@ -30295,7 +32293,7 @@
       </w:rPr>
     </w:lvl>
   </w:abstractNum>
-  <w:abstractNum w:abstractNumId="45" w15:restartNumberingAfterBreak="0">
+  <w:abstractNum w:abstractNumId="50" w15:restartNumberingAfterBreak="0">
     <w:nsid w:val="37A0456B"/>
     <w:multiLevelType w:val="multilevel"/>
     <w:tmpl w:val="C31A38A6"/>
@@ -30444,7 +32442,7 @@
       </w:rPr>
     </w:lvl>
   </w:abstractNum>
-  <w:abstractNum w:abstractNumId="46" w15:restartNumberingAfterBreak="0">
+  <w:abstractNum w:abstractNumId="51" w15:restartNumberingAfterBreak="0">
     <w:nsid w:val="38887B19"/>
     <w:multiLevelType w:val="multilevel"/>
     <w:tmpl w:val="7E0290CC"/>
@@ -30557,7 +32555,7 @@
       </w:pPr>
     </w:lvl>
   </w:abstractNum>
-  <w:abstractNum w:abstractNumId="47" w15:restartNumberingAfterBreak="0">
+  <w:abstractNum w:abstractNumId="52" w15:restartNumberingAfterBreak="0">
     <w:nsid w:val="38AC5B1A"/>
     <w:multiLevelType w:val="multilevel"/>
     <w:tmpl w:val="82789D5A"/>
@@ -30706,7 +32704,7 @@
       </w:rPr>
     </w:lvl>
   </w:abstractNum>
-  <w:abstractNum w:abstractNumId="48" w15:restartNumberingAfterBreak="0">
+  <w:abstractNum w:abstractNumId="53" w15:restartNumberingAfterBreak="0">
     <w:nsid w:val="38F439D7"/>
     <w:multiLevelType w:val="multilevel"/>
     <w:tmpl w:val="6E86A9FC"/>
@@ -30855,7 +32853,7 @@
       </w:rPr>
     </w:lvl>
   </w:abstractNum>
-  <w:abstractNum w:abstractNumId="49" w15:restartNumberingAfterBreak="0">
+  <w:abstractNum w:abstractNumId="54" w15:restartNumberingAfterBreak="0">
     <w:nsid w:val="391E67F3"/>
     <w:multiLevelType w:val="multilevel"/>
     <w:tmpl w:val="6B0AD83A"/>
@@ -30968,7 +32966,7 @@
       </w:pPr>
     </w:lvl>
   </w:abstractNum>
-  <w:abstractNum w:abstractNumId="50" w15:restartNumberingAfterBreak="0">
+  <w:abstractNum w:abstractNumId="55" w15:restartNumberingAfterBreak="0">
     <w:nsid w:val="39867774"/>
     <w:multiLevelType w:val="multilevel"/>
     <w:tmpl w:val="E3C81E4C"/>
@@ -31081,7 +33079,7 @@
       </w:pPr>
     </w:lvl>
   </w:abstractNum>
-  <w:abstractNum w:abstractNumId="51" w15:restartNumberingAfterBreak="0">
+  <w:abstractNum w:abstractNumId="56" w15:restartNumberingAfterBreak="0">
     <w:nsid w:val="3A1B4FDD"/>
     <w:multiLevelType w:val="multilevel"/>
     <w:tmpl w:val="3462195C"/>
@@ -31230,7 +33228,7 @@
       </w:rPr>
     </w:lvl>
   </w:abstractNum>
-  <w:abstractNum w:abstractNumId="52" w15:restartNumberingAfterBreak="0">
+  <w:abstractNum w:abstractNumId="57" w15:restartNumberingAfterBreak="0">
     <w:nsid w:val="3AB57337"/>
     <w:multiLevelType w:val="multilevel"/>
     <w:tmpl w:val="A67EA6D2"/>
@@ -31343,7 +33341,7 @@
       </w:pPr>
     </w:lvl>
   </w:abstractNum>
-  <w:abstractNum w:abstractNumId="53" w15:restartNumberingAfterBreak="0">
+  <w:abstractNum w:abstractNumId="58" w15:restartNumberingAfterBreak="0">
     <w:nsid w:val="3DA10A08"/>
     <w:multiLevelType w:val="multilevel"/>
     <w:tmpl w:val="22C0A30A"/>
@@ -31456,7 +33454,7 @@
       </w:pPr>
     </w:lvl>
   </w:abstractNum>
-  <w:abstractNum w:abstractNumId="54" w15:restartNumberingAfterBreak="0">
+  <w:abstractNum w:abstractNumId="59" w15:restartNumberingAfterBreak="0">
     <w:nsid w:val="3E7B33BC"/>
     <w:multiLevelType w:val="multilevel"/>
     <w:tmpl w:val="E036097C"/>
@@ -31605,7 +33603,7 @@
       </w:rPr>
     </w:lvl>
   </w:abstractNum>
-  <w:abstractNum w:abstractNumId="55" w15:restartNumberingAfterBreak="0">
+  <w:abstractNum w:abstractNumId="60" w15:restartNumberingAfterBreak="0">
     <w:nsid w:val="3ED11017"/>
     <w:multiLevelType w:val="hybridMultilevel"/>
     <w:tmpl w:val="D58E41E4"/>
@@ -31691,7 +33689,156 @@
       </w:pPr>
     </w:lvl>
   </w:abstractNum>
-  <w:abstractNum w:abstractNumId="56" w15:restartNumberingAfterBreak="0">
+  <w:abstractNum w:abstractNumId="61" w15:restartNumberingAfterBreak="0">
+    <w:nsid w:val="3F4F7E7A"/>
+    <w:multiLevelType w:val="multilevel"/>
+    <w:tmpl w:val="A02EA746"/>
+    <w:lvl w:ilvl="0">
+      <w:start w:val="1"/>
+      <w:numFmt w:val="bullet"/>
+      <w:lvlText w:val=""/>
+      <w:lvlJc w:val="left"/>
+      <w:pPr>
+        <w:tabs>
+          <w:tab w:val="num" w:pos="720"/>
+        </w:tabs>
+        <w:ind w:left="720" w:hanging="360"/>
+      </w:pPr>
+      <w:rPr>
+        <w:rFonts w:ascii="Symbol" w:hAnsi="Symbol" w:hint="default"/>
+        <w:sz w:val="20"/>
+      </w:rPr>
+    </w:lvl>
+    <w:lvl w:ilvl="1" w:tentative="1">
+      <w:start w:val="1"/>
+      <w:numFmt w:val="bullet"/>
+      <w:lvlText w:val=""/>
+      <w:lvlJc w:val="left"/>
+      <w:pPr>
+        <w:tabs>
+          <w:tab w:val="num" w:pos="1440"/>
+        </w:tabs>
+        <w:ind w:left="1440" w:hanging="360"/>
+      </w:pPr>
+      <w:rPr>
+        <w:rFonts w:ascii="Symbol" w:hAnsi="Symbol" w:hint="default"/>
+        <w:sz w:val="20"/>
+      </w:rPr>
+    </w:lvl>
+    <w:lvl w:ilvl="2" w:tentative="1">
+      <w:start w:val="1"/>
+      <w:numFmt w:val="bullet"/>
+      <w:lvlText w:val=""/>
+      <w:lvlJc w:val="left"/>
+      <w:pPr>
+        <w:tabs>
+          <w:tab w:val="num" w:pos="2160"/>
+        </w:tabs>
+        <w:ind w:left="2160" w:hanging="360"/>
+      </w:pPr>
+      <w:rPr>
+        <w:rFonts w:ascii="Symbol" w:hAnsi="Symbol" w:hint="default"/>
+        <w:sz w:val="20"/>
+      </w:rPr>
+    </w:lvl>
+    <w:lvl w:ilvl="3" w:tentative="1">
+      <w:start w:val="1"/>
+      <w:numFmt w:val="bullet"/>
+      <w:lvlText w:val=""/>
+      <w:lvlJc w:val="left"/>
+      <w:pPr>
+        <w:tabs>
+          <w:tab w:val="num" w:pos="2880"/>
+        </w:tabs>
+        <w:ind w:left="2880" w:hanging="360"/>
+      </w:pPr>
+      <w:rPr>
+        <w:rFonts w:ascii="Symbol" w:hAnsi="Symbol" w:hint="default"/>
+        <w:sz w:val="20"/>
+      </w:rPr>
+    </w:lvl>
+    <w:lvl w:ilvl="4" w:tentative="1">
+      <w:start w:val="1"/>
+      <w:numFmt w:val="bullet"/>
+      <w:lvlText w:val=""/>
+      <w:lvlJc w:val="left"/>
+      <w:pPr>
+        <w:tabs>
+          <w:tab w:val="num" w:pos="3600"/>
+        </w:tabs>
+        <w:ind w:left="3600" w:hanging="360"/>
+      </w:pPr>
+      <w:rPr>
+        <w:rFonts w:ascii="Symbol" w:hAnsi="Symbol" w:hint="default"/>
+        <w:sz w:val="20"/>
+      </w:rPr>
+    </w:lvl>
+    <w:lvl w:ilvl="5" w:tentative="1">
+      <w:start w:val="1"/>
+      <w:numFmt w:val="bullet"/>
+      <w:lvlText w:val=""/>
+      <w:lvlJc w:val="left"/>
+      <w:pPr>
+        <w:tabs>
+          <w:tab w:val="num" w:pos="4320"/>
+        </w:tabs>
+        <w:ind w:left="4320" w:hanging="360"/>
+      </w:pPr>
+      <w:rPr>
+        <w:rFonts w:ascii="Symbol" w:hAnsi="Symbol" w:hint="default"/>
+        <w:sz w:val="20"/>
+      </w:rPr>
+    </w:lvl>
+    <w:lvl w:ilvl="6" w:tentative="1">
+      <w:start w:val="1"/>
+      <w:numFmt w:val="bullet"/>
+      <w:lvlText w:val=""/>
+      <w:lvlJc w:val="left"/>
+      <w:pPr>
+        <w:tabs>
+          <w:tab w:val="num" w:pos="5040"/>
+        </w:tabs>
+        <w:ind w:left="5040" w:hanging="360"/>
+      </w:pPr>
+      <w:rPr>
+        <w:rFonts w:ascii="Symbol" w:hAnsi="Symbol" w:hint="default"/>
+        <w:sz w:val="20"/>
+      </w:rPr>
+    </w:lvl>
+    <w:lvl w:ilvl="7" w:tentative="1">
+      <w:start w:val="1"/>
+      <w:numFmt w:val="bullet"/>
+      <w:lvlText w:val=""/>
+      <w:lvlJc w:val="left"/>
+      <w:pPr>
+        <w:tabs>
+          <w:tab w:val="num" w:pos="5760"/>
+        </w:tabs>
+        <w:ind w:left="5760" w:hanging="360"/>
+      </w:pPr>
+      <w:rPr>
+        <w:rFonts w:ascii="Symbol" w:hAnsi="Symbol" w:hint="default"/>
+        <w:sz w:val="20"/>
+      </w:rPr>
+    </w:lvl>
+    <w:lvl w:ilvl="8" w:tentative="1">
+      <w:start w:val="1"/>
+      <w:numFmt w:val="bullet"/>
+      <w:lvlText w:val=""/>
+      <w:lvlJc w:val="left"/>
+      <w:pPr>
+        <w:tabs>
+          <w:tab w:val="num" w:pos="6480"/>
+        </w:tabs>
+        <w:ind w:left="6480" w:hanging="360"/>
+      </w:pPr>
+      <w:rPr>
+        <w:rFonts w:ascii="Symbol" w:hAnsi="Symbol" w:hint="default"/>
+        <w:sz w:val="20"/>
+      </w:rPr>
+    </w:lvl>
+  </w:abstractNum>
+  <w:abstractNum w:abstractNumId="62" w15:restartNumberingAfterBreak="0">
     <w:nsid w:val="41C27C1E"/>
     <w:multiLevelType w:val="multilevel"/>
     <w:tmpl w:val="D3CE15B2"/>
@@ -31804,7 +33951,7 @@
       </w:pPr>
     </w:lvl>
   </w:abstractNum>
-  <w:abstractNum w:abstractNumId="57" w15:restartNumberingAfterBreak="0">
+  <w:abstractNum w:abstractNumId="63" w15:restartNumberingAfterBreak="0">
     <w:nsid w:val="445B0AA1"/>
     <w:multiLevelType w:val="multilevel"/>
     <w:tmpl w:val="FC6C69CC"/>
@@ -31917,7 +34064,7 @@
       </w:pPr>
     </w:lvl>
   </w:abstractNum>
-  <w:abstractNum w:abstractNumId="58" w15:restartNumberingAfterBreak="0">
+  <w:abstractNum w:abstractNumId="64" w15:restartNumberingAfterBreak="0">
     <w:nsid w:val="45367AC8"/>
     <w:multiLevelType w:val="multilevel"/>
     <w:tmpl w:val="2C86626E"/>
@@ -32030,7 +34177,7 @@
       </w:pPr>
     </w:lvl>
   </w:abstractNum>
-  <w:abstractNum w:abstractNumId="59" w15:restartNumberingAfterBreak="0">
+  <w:abstractNum w:abstractNumId="65" w15:restartNumberingAfterBreak="0">
     <w:nsid w:val="45C9646E"/>
     <w:multiLevelType w:val="multilevel"/>
     <w:tmpl w:val="4AFAD770"/>
@@ -32143,7 +34290,7 @@
       </w:pPr>
     </w:lvl>
   </w:abstractNum>
-  <w:abstractNum w:abstractNumId="60" w15:restartNumberingAfterBreak="0">
+  <w:abstractNum w:abstractNumId="66" w15:restartNumberingAfterBreak="0">
     <w:nsid w:val="46B12E94"/>
     <w:multiLevelType w:val="multilevel"/>
     <w:tmpl w:val="4912ABB8"/>
@@ -32256,7 +34403,7 @@
       </w:pPr>
     </w:lvl>
   </w:abstractNum>
-  <w:abstractNum w:abstractNumId="61" w15:restartNumberingAfterBreak="0">
+  <w:abstractNum w:abstractNumId="67" w15:restartNumberingAfterBreak="0">
     <w:nsid w:val="48095475"/>
     <w:multiLevelType w:val="multilevel"/>
     <w:tmpl w:val="8A08CECA"/>
@@ -32405,7 +34552,7 @@
       </w:rPr>
     </w:lvl>
   </w:abstractNum>
-  <w:abstractNum w:abstractNumId="62" w15:restartNumberingAfterBreak="0">
+  <w:abstractNum w:abstractNumId="68" w15:restartNumberingAfterBreak="0">
     <w:nsid w:val="486C29BB"/>
     <w:multiLevelType w:val="multilevel"/>
     <w:tmpl w:val="2542BC48"/>
@@ -32554,7 +34701,120 @@
       </w:rPr>
     </w:lvl>
   </w:abstractNum>
-  <w:abstractNum w:abstractNumId="63" w15:restartNumberingAfterBreak="0">
+  <w:abstractNum w:abstractNumId="69" w15:restartNumberingAfterBreak="0">
+    <w:nsid w:val="4B9D7BEF"/>
+    <w:multiLevelType w:val="multilevel"/>
+    <w:tmpl w:val="A984CBFA"/>
+    <w:lvl w:ilvl="0">
+      <w:start w:val="1"/>
+      <w:numFmt w:val="decimal"/>
+      <w:lvlText w:val="%1."/>
+      <w:lvlJc w:val="left"/>
+      <w:pPr>
+        <w:tabs>
+          <w:tab w:val="num" w:pos="720"/>
+        </w:tabs>
+        <w:ind w:left="720" w:hanging="360"/>
+      </w:pPr>
+    </w:lvl>
+    <w:lvl w:ilvl="1" w:tentative="1">
+      <w:start w:val="1"/>
+      <w:numFmt w:val="decimal"/>
+      <w:lvlText w:val="%2."/>
+      <w:lvlJc w:val="left"/>
+      <w:pPr>
+        <w:tabs>
+          <w:tab w:val="num" w:pos="1440"/>
+        </w:tabs>
+        <w:ind w:left="1440" w:hanging="360"/>
+      </w:pPr>
+    </w:lvl>
+    <w:lvl w:ilvl="2" w:tentative="1">
+      <w:start w:val="1"/>
+      <w:numFmt w:val="decimal"/>
+      <w:lvlText w:val="%3."/>
+      <w:lvlJc w:val="left"/>
+      <w:pPr>
+        <w:tabs>
+          <w:tab w:val="num" w:pos="2160"/>
+        </w:tabs>
+        <w:ind w:left="2160" w:hanging="360"/>
+      </w:pPr>
+    </w:lvl>
+    <w:lvl w:ilvl="3" w:tentative="1">
+      <w:start w:val="1"/>
+      <w:numFmt w:val="decimal"/>
+      <w:lvlText w:val="%4."/>
+      <w:lvlJc w:val="left"/>
+      <w:pPr>
+        <w:tabs>
+          <w:tab w:val="num" w:pos="2880"/>
+        </w:tabs>
+        <w:ind w:left="2880" w:hanging="360"/>
+      </w:pPr>
+    </w:lvl>
+    <w:lvl w:ilvl="4" w:tentative="1">
+      <w:start w:val="1"/>
+      <w:numFmt w:val="decimal"/>
+      <w:lvlText w:val="%5."/>
+      <w:lvlJc w:val="left"/>
+      <w:pPr>
+        <w:tabs>
+          <w:tab w:val="num" w:pos="3600"/>
+        </w:tabs>
+        <w:ind w:left="3600" w:hanging="360"/>
+      </w:pPr>
+    </w:lvl>
+    <w:lvl w:ilvl="5" w:tentative="1">
+      <w:start w:val="1"/>
+      <w:numFmt w:val="decimal"/>
+      <w:lvlText w:val="%6."/>
+      <w:lvlJc w:val="left"/>
+      <w:pPr>
+        <w:tabs>
+          <w:tab w:val="num" w:pos="4320"/>
+        </w:tabs>
+        <w:ind w:left="4320" w:hanging="360"/>
+      </w:pPr>
+    </w:lvl>
+    <w:lvl w:ilvl="6" w:tentative="1">
+      <w:start w:val="1"/>
+      <w:numFmt w:val="decimal"/>
+      <w:lvlText w:val="%7."/>
+      <w:lvlJc w:val="left"/>
+      <w:pPr>
+        <w:tabs>
+          <w:tab w:val="num" w:pos="5040"/>
+        </w:tabs>
+        <w:ind w:left="5040" w:hanging="360"/>
+      </w:pPr>
+    </w:lvl>
+    <w:lvl w:ilvl="7" w:tentative="1">
+      <w:start w:val="1"/>
+      <w:numFmt w:val="decimal"/>
+      <w:lvlText w:val="%8."/>
+      <w:lvlJc w:val="left"/>
+      <w:pPr>
+        <w:tabs>
+          <w:tab w:val="num" w:pos="5760"/>
+        </w:tabs>
+        <w:ind w:left="5760" w:hanging="360"/>
+      </w:pPr>
+    </w:lvl>
+    <w:lvl w:ilvl="8" w:tentative="1">
+      <w:start w:val="1"/>
+      <w:numFmt w:val="decimal"/>
+      <w:lvlText w:val="%9."/>
+      <w:lvlJc w:val="left"/>
+      <w:pPr>
+        <w:tabs>
+          <w:tab w:val="num" w:pos="6480"/>
+        </w:tabs>
+        <w:ind w:left="6480" w:hanging="360"/>
+      </w:pPr>
+    </w:lvl>
+  </w:abstractNum>
+  <w:abstractNum w:abstractNumId="70" w15:restartNumberingAfterBreak="0">
     <w:nsid w:val="4BEA14A7"/>
     <w:multiLevelType w:val="multilevel"/>
     <w:tmpl w:val="DA86D31A"/>
@@ -32703,7 +34963,7 @@
       </w:rPr>
     </w:lvl>
   </w:abstractNum>
-  <w:abstractNum w:abstractNumId="64" w15:restartNumberingAfterBreak="0">
+  <w:abstractNum w:abstractNumId="71" w15:restartNumberingAfterBreak="0">
     <w:nsid w:val="4C0768DE"/>
     <w:multiLevelType w:val="multilevel"/>
     <w:tmpl w:val="B79EA712"/>
@@ -32816,7 +35076,7 @@
       </w:pPr>
     </w:lvl>
   </w:abstractNum>
-  <w:abstractNum w:abstractNumId="65" w15:restartNumberingAfterBreak="0">
+  <w:abstractNum w:abstractNumId="72" w15:restartNumberingAfterBreak="0">
     <w:nsid w:val="4CC27982"/>
     <w:multiLevelType w:val="multilevel"/>
     <w:tmpl w:val="89B20772"/>
@@ -32965,7 +35225,7 @@
       </w:rPr>
     </w:lvl>
   </w:abstractNum>
-  <w:abstractNum w:abstractNumId="66" w15:restartNumberingAfterBreak="0">
+  <w:abstractNum w:abstractNumId="73" w15:restartNumberingAfterBreak="0">
     <w:nsid w:val="4DC00332"/>
     <w:multiLevelType w:val="multilevel"/>
     <w:tmpl w:val="67A0EDF6"/>
@@ -33114,7 +35374,7 @@
       </w:rPr>
     </w:lvl>
   </w:abstractNum>
-  <w:abstractNum w:abstractNumId="67" w15:restartNumberingAfterBreak="0">
+  <w:abstractNum w:abstractNumId="74" w15:restartNumberingAfterBreak="0">
     <w:nsid w:val="4DE46BB8"/>
     <w:multiLevelType w:val="multilevel"/>
     <w:tmpl w:val="7C2069D2"/>
@@ -33227,7 +35487,7 @@
       </w:pPr>
     </w:lvl>
   </w:abstractNum>
-  <w:abstractNum w:abstractNumId="68" w15:restartNumberingAfterBreak="0">
+  <w:abstractNum w:abstractNumId="75" w15:restartNumberingAfterBreak="0">
     <w:nsid w:val="4ECF24E7"/>
     <w:multiLevelType w:val="multilevel"/>
     <w:tmpl w:val="F9F846C2"/>
@@ -33376,7 +35636,7 @@
       </w:rPr>
     </w:lvl>
   </w:abstractNum>
-  <w:abstractNum w:abstractNumId="69" w15:restartNumberingAfterBreak="0">
+  <w:abstractNum w:abstractNumId="76" w15:restartNumberingAfterBreak="0">
     <w:nsid w:val="4F4A0295"/>
     <w:multiLevelType w:val="multilevel"/>
     <w:tmpl w:val="82128AFA"/>
@@ -33525,7 +35785,7 @@
       </w:rPr>
     </w:lvl>
   </w:abstractNum>
-  <w:abstractNum w:abstractNumId="70" w15:restartNumberingAfterBreak="0">
+  <w:abstractNum w:abstractNumId="77" w15:restartNumberingAfterBreak="0">
     <w:nsid w:val="503C451B"/>
     <w:multiLevelType w:val="multilevel"/>
     <w:tmpl w:val="C840E074"/>
@@ -33674,7 +35934,7 @@
       </w:rPr>
     </w:lvl>
   </w:abstractNum>
-  <w:abstractNum w:abstractNumId="71" w15:restartNumberingAfterBreak="0">
+  <w:abstractNum w:abstractNumId="78" w15:restartNumberingAfterBreak="0">
     <w:nsid w:val="51335F26"/>
     <w:multiLevelType w:val="multilevel"/>
     <w:tmpl w:val="FAE8620C"/>
@@ -33823,7 +36083,7 @@
       </w:rPr>
     </w:lvl>
   </w:abstractNum>
-  <w:abstractNum w:abstractNumId="72" w15:restartNumberingAfterBreak="0">
+  <w:abstractNum w:abstractNumId="79" w15:restartNumberingAfterBreak="0">
     <w:nsid w:val="51514974"/>
     <w:multiLevelType w:val="multilevel"/>
     <w:tmpl w:val="5CC2F4C2"/>
@@ -33936,7 +36196,7 @@
       </w:pPr>
     </w:lvl>
   </w:abstractNum>
-  <w:abstractNum w:abstractNumId="73" w15:restartNumberingAfterBreak="0">
+  <w:abstractNum w:abstractNumId="80" w15:restartNumberingAfterBreak="0">
     <w:nsid w:val="516C5CAD"/>
     <w:multiLevelType w:val="multilevel"/>
     <w:tmpl w:val="4394DD14"/>
@@ -34085,7 +36345,7 @@
       </w:rPr>
     </w:lvl>
   </w:abstractNum>
-  <w:abstractNum w:abstractNumId="74" w15:restartNumberingAfterBreak="0">
+  <w:abstractNum w:abstractNumId="81" w15:restartNumberingAfterBreak="0">
     <w:nsid w:val="52B3660D"/>
     <w:multiLevelType w:val="multilevel"/>
     <w:tmpl w:val="B8FC250E"/>
@@ -34198,7 +36458,7 @@
       </w:pPr>
     </w:lvl>
   </w:abstractNum>
-  <w:abstractNum w:abstractNumId="75" w15:restartNumberingAfterBreak="0">
+  <w:abstractNum w:abstractNumId="82" w15:restartNumberingAfterBreak="0">
     <w:nsid w:val="54ED5FAC"/>
     <w:multiLevelType w:val="multilevel"/>
     <w:tmpl w:val="1646BF50"/>
@@ -34347,7 +36607,7 @@
       </w:rPr>
     </w:lvl>
   </w:abstractNum>
-  <w:abstractNum w:abstractNumId="76" w15:restartNumberingAfterBreak="0">
+  <w:abstractNum w:abstractNumId="83" w15:restartNumberingAfterBreak="0">
     <w:nsid w:val="5694451E"/>
     <w:multiLevelType w:val="multilevel"/>
     <w:tmpl w:val="95AA0CA0"/>
@@ -34496,7 +36756,7 @@
       </w:rPr>
     </w:lvl>
   </w:abstractNum>
-  <w:abstractNum w:abstractNumId="77" w15:restartNumberingAfterBreak="0">
+  <w:abstractNum w:abstractNumId="84" w15:restartNumberingAfterBreak="0">
     <w:nsid w:val="577621A8"/>
     <w:multiLevelType w:val="multilevel"/>
     <w:tmpl w:val="C0BEE2E0"/>
@@ -34645,7 +36905,7 @@
       </w:rPr>
     </w:lvl>
   </w:abstractNum>
-  <w:abstractNum w:abstractNumId="78" w15:restartNumberingAfterBreak="0">
+  <w:abstractNum w:abstractNumId="85" w15:restartNumberingAfterBreak="0">
     <w:nsid w:val="57866BD0"/>
     <w:multiLevelType w:val="multilevel"/>
     <w:tmpl w:val="AEEE9656"/>
@@ -34794,7 +37054,120 @@
       </w:rPr>
     </w:lvl>
   </w:abstractNum>
-  <w:abstractNum w:abstractNumId="79" w15:restartNumberingAfterBreak="0">
+  <w:abstractNum w:abstractNumId="86" w15:restartNumberingAfterBreak="0">
+    <w:nsid w:val="5A593E8C"/>
+    <w:multiLevelType w:val="multilevel"/>
+    <w:tmpl w:val="6F42A06C"/>
+    <w:lvl w:ilvl="0">
+      <w:start w:val="1"/>
+      <w:numFmt w:val="decimal"/>
+      <w:lvlText w:val="%1."/>
+      <w:lvlJc w:val="left"/>
+      <w:pPr>
+        <w:tabs>
+          <w:tab w:val="num" w:pos="720"/>
+        </w:tabs>
+        <w:ind w:left="720" w:hanging="360"/>
+      </w:pPr>
+    </w:lvl>
+    <w:lvl w:ilvl="1" w:tentative="1">
+      <w:start w:val="1"/>
+      <w:numFmt w:val="decimal"/>
+      <w:lvlText w:val="%2."/>
+      <w:lvlJc w:val="left"/>
+      <w:pPr>
+        <w:tabs>
+          <w:tab w:val="num" w:pos="1440"/>
+        </w:tabs>
+        <w:ind w:left="1440" w:hanging="360"/>
+      </w:pPr>
+    </w:lvl>
+    <w:lvl w:ilvl="2" w:tentative="1">
+      <w:start w:val="1"/>
+      <w:numFmt w:val="decimal"/>
+      <w:lvlText w:val="%3."/>
+      <w:lvlJc w:val="left"/>
+      <w:pPr>
+        <w:tabs>
+          <w:tab w:val="num" w:pos="2160"/>
+        </w:tabs>
+        <w:ind w:left="2160" w:hanging="360"/>
+      </w:pPr>
+    </w:lvl>
+    <w:lvl w:ilvl="3" w:tentative="1">
+      <w:start w:val="1"/>
+      <w:numFmt w:val="decimal"/>
+      <w:lvlText w:val="%4."/>
+      <w:lvlJc w:val="left"/>
+      <w:pPr>
+        <w:tabs>
+          <w:tab w:val="num" w:pos="2880"/>
+        </w:tabs>
+        <w:ind w:left="2880" w:hanging="360"/>
+      </w:pPr>
+    </w:lvl>
+    <w:lvl w:ilvl="4" w:tentative="1">
+      <w:start w:val="1"/>
+      <w:numFmt w:val="decimal"/>
+      <w:lvlText w:val="%5."/>
+      <w:lvlJc w:val="left"/>
+      <w:pPr>
+        <w:tabs>
+          <w:tab w:val="num" w:pos="3600"/>
+        </w:tabs>
+        <w:ind w:left="3600" w:hanging="360"/>
+      </w:pPr>
+    </w:lvl>
+    <w:lvl w:ilvl="5" w:tentative="1">
+      <w:start w:val="1"/>
+      <w:numFmt w:val="decimal"/>
+      <w:lvlText w:val="%6."/>
+      <w:lvlJc w:val="left"/>
+      <w:pPr>
+        <w:tabs>
+          <w:tab w:val="num" w:pos="4320"/>
+        </w:tabs>
+        <w:ind w:left="4320" w:hanging="360"/>
+      </w:pPr>
+    </w:lvl>
+    <w:lvl w:ilvl="6" w:tentative="1">
+      <w:start w:val="1"/>
+      <w:numFmt w:val="decimal"/>
+      <w:lvlText w:val="%7."/>
+      <w:lvlJc w:val="left"/>
+      <w:pPr>
+        <w:tabs>
+          <w:tab w:val="num" w:pos="5040"/>
+        </w:tabs>
+        <w:ind w:left="5040" w:hanging="360"/>
+      </w:pPr>
+    </w:lvl>
+    <w:lvl w:ilvl="7" w:tentative="1">
+      <w:start w:val="1"/>
+      <w:numFmt w:val="decimal"/>
+      <w:lvlText w:val="%8."/>
+      <w:lvlJc w:val="left"/>
+      <w:pPr>
+        <w:tabs>
+          <w:tab w:val="num" w:pos="5760"/>
+        </w:tabs>
+        <w:ind w:left="5760" w:hanging="360"/>
+      </w:pPr>
+    </w:lvl>
+    <w:lvl w:ilvl="8" w:tentative="1">
+      <w:start w:val="1"/>
+      <w:numFmt w:val="decimal"/>
+      <w:lvlText w:val="%9."/>
+      <w:lvlJc w:val="left"/>
+      <w:pPr>
+        <w:tabs>
+          <w:tab w:val="num" w:pos="6480"/>
+        </w:tabs>
+        <w:ind w:left="6480" w:hanging="360"/>
+      </w:pPr>
+    </w:lvl>
+  </w:abstractNum>
+  <w:abstractNum w:abstractNumId="87" w15:restartNumberingAfterBreak="0">
     <w:nsid w:val="5A97135B"/>
     <w:multiLevelType w:val="multilevel"/>
     <w:tmpl w:val="92AEBC14"/>
@@ -34943,7 +37316,7 @@
       </w:rPr>
     </w:lvl>
   </w:abstractNum>
-  <w:abstractNum w:abstractNumId="80" w15:restartNumberingAfterBreak="0">
+  <w:abstractNum w:abstractNumId="88" w15:restartNumberingAfterBreak="0">
     <w:nsid w:val="5B854042"/>
     <w:multiLevelType w:val="multilevel"/>
     <w:tmpl w:val="C902C628"/>
@@ -35056,7 +37429,7 @@
       </w:pPr>
     </w:lvl>
   </w:abstractNum>
-  <w:abstractNum w:abstractNumId="81" w15:restartNumberingAfterBreak="0">
+  <w:abstractNum w:abstractNumId="89" w15:restartNumberingAfterBreak="0">
     <w:nsid w:val="5DAF56E5"/>
     <w:multiLevelType w:val="multilevel"/>
     <w:tmpl w:val="B2642D98"/>
@@ -35169,7 +37542,7 @@
       </w:pPr>
     </w:lvl>
   </w:abstractNum>
-  <w:abstractNum w:abstractNumId="82" w15:restartNumberingAfterBreak="0">
+  <w:abstractNum w:abstractNumId="90" w15:restartNumberingAfterBreak="0">
     <w:nsid w:val="5E7C7FB1"/>
     <w:multiLevelType w:val="multilevel"/>
     <w:tmpl w:val="01DCA6F6"/>
@@ -35282,7 +37655,7 @@
       </w:pPr>
     </w:lvl>
   </w:abstractNum>
-  <w:abstractNum w:abstractNumId="83" w15:restartNumberingAfterBreak="0">
+  <w:abstractNum w:abstractNumId="91" w15:restartNumberingAfterBreak="0">
     <w:nsid w:val="5EF12033"/>
     <w:multiLevelType w:val="multilevel"/>
     <w:tmpl w:val="0DA4A5CE"/>
@@ -35395,7 +37768,120 @@
       </w:pPr>
     </w:lvl>
   </w:abstractNum>
-  <w:abstractNum w:abstractNumId="84" w15:restartNumberingAfterBreak="0">
+  <w:abstractNum w:abstractNumId="92" w15:restartNumberingAfterBreak="0">
+    <w:nsid w:val="628A18BA"/>
+    <w:multiLevelType w:val="multilevel"/>
+    <w:tmpl w:val="7F1A69C2"/>
+    <w:lvl w:ilvl="0">
+      <w:start w:val="1"/>
+      <w:numFmt w:val="decimal"/>
+      <w:lvlText w:val="%1."/>
+      <w:lvlJc w:val="left"/>
+      <w:pPr>
+        <w:tabs>
+          <w:tab w:val="num" w:pos="720"/>
+        </w:tabs>
+        <w:ind w:left="720" w:hanging="360"/>
+      </w:pPr>
+    </w:lvl>
+    <w:lvl w:ilvl="1" w:tentative="1">
+      <w:start w:val="1"/>
+      <w:numFmt w:val="decimal"/>
+      <w:lvlText w:val="%2."/>
+      <w:lvlJc w:val="left"/>
+      <w:pPr>
+        <w:tabs>
+          <w:tab w:val="num" w:pos="1440"/>
+        </w:tabs>
+        <w:ind w:left="1440" w:hanging="360"/>
+      </w:pPr>
+    </w:lvl>
+    <w:lvl w:ilvl="2" w:tentative="1">
+      <w:start w:val="1"/>
+      <w:numFmt w:val="decimal"/>
+      <w:lvlText w:val="%3."/>
+      <w:lvlJc w:val="left"/>
+      <w:pPr>
+        <w:tabs>
+          <w:tab w:val="num" w:pos="2160"/>
+        </w:tabs>
+        <w:ind w:left="2160" w:hanging="360"/>
+      </w:pPr>
+    </w:lvl>
+    <w:lvl w:ilvl="3" w:tentative="1">
+      <w:start w:val="1"/>
+      <w:numFmt w:val="decimal"/>
+      <w:lvlText w:val="%4."/>
+      <w:lvlJc w:val="left"/>
+      <w:pPr>
+        <w:tabs>
+          <w:tab w:val="num" w:pos="2880"/>
+        </w:tabs>
+        <w:ind w:left="2880" w:hanging="360"/>
+      </w:pPr>
+    </w:lvl>
+    <w:lvl w:ilvl="4" w:tentative="1">
+      <w:start w:val="1"/>
+      <w:numFmt w:val="decimal"/>
+      <w:lvlText w:val="%5."/>
+      <w:lvlJc w:val="left"/>
+      <w:pPr>
+        <w:tabs>
+          <w:tab w:val="num" w:pos="3600"/>
+        </w:tabs>
+        <w:ind w:left="3600" w:hanging="360"/>
+      </w:pPr>
+    </w:lvl>
+    <w:lvl w:ilvl="5" w:tentative="1">
+      <w:start w:val="1"/>
+      <w:numFmt w:val="decimal"/>
+      <w:lvlText w:val="%6."/>
+      <w:lvlJc w:val="left"/>
+      <w:pPr>
+        <w:tabs>
+          <w:tab w:val="num" w:pos="4320"/>
+        </w:tabs>
+        <w:ind w:left="4320" w:hanging="360"/>
+      </w:pPr>
+    </w:lvl>
+    <w:lvl w:ilvl="6" w:tentative="1">
+      <w:start w:val="1"/>
+      <w:numFmt w:val="decimal"/>
+      <w:lvlText w:val="%7."/>
+      <w:lvlJc w:val="left"/>
+      <w:pPr>
+        <w:tabs>
+          <w:tab w:val="num" w:pos="5040"/>
+        </w:tabs>
+        <w:ind w:left="5040" w:hanging="360"/>
+      </w:pPr>
+    </w:lvl>
+    <w:lvl w:ilvl="7" w:tentative="1">
+      <w:start w:val="1"/>
+      <w:numFmt w:val="decimal"/>
+      <w:lvlText w:val="%8."/>
+      <w:lvlJc w:val="left"/>
+      <w:pPr>
+        <w:tabs>
+          <w:tab w:val="num" w:pos="5760"/>
+        </w:tabs>
+        <w:ind w:left="5760" w:hanging="360"/>
+      </w:pPr>
+    </w:lvl>
+    <w:lvl w:ilvl="8" w:tentative="1">
+      <w:start w:val="1"/>
+      <w:numFmt w:val="decimal"/>
+      <w:lvlText w:val="%9."/>
+      <w:lvlJc w:val="left"/>
+      <w:pPr>
+        <w:tabs>
+          <w:tab w:val="num" w:pos="6480"/>
+        </w:tabs>
+        <w:ind w:left="6480" w:hanging="360"/>
+      </w:pPr>
+    </w:lvl>
+  </w:abstractNum>
+  <w:abstractNum w:abstractNumId="93" w15:restartNumberingAfterBreak="0">
     <w:nsid w:val="63767798"/>
     <w:multiLevelType w:val="multilevel"/>
     <w:tmpl w:val="8366439A"/>
@@ -35544,7 +38030,7 @@
       </w:rPr>
     </w:lvl>
   </w:abstractNum>
-  <w:abstractNum w:abstractNumId="85" w15:restartNumberingAfterBreak="0">
+  <w:abstractNum w:abstractNumId="94" w15:restartNumberingAfterBreak="0">
     <w:nsid w:val="651F2726"/>
     <w:multiLevelType w:val="multilevel"/>
     <w:tmpl w:val="267E262A"/>
@@ -35657,7 +38143,7 @@
       </w:pPr>
     </w:lvl>
   </w:abstractNum>
-  <w:abstractNum w:abstractNumId="86" w15:restartNumberingAfterBreak="0">
+  <w:abstractNum w:abstractNumId="95" w15:restartNumberingAfterBreak="0">
     <w:nsid w:val="6609263C"/>
     <w:multiLevelType w:val="multilevel"/>
     <w:tmpl w:val="2B2EF030"/>
@@ -35806,7 +38292,7 @@
       </w:rPr>
     </w:lvl>
   </w:abstractNum>
-  <w:abstractNum w:abstractNumId="87" w15:restartNumberingAfterBreak="0">
+  <w:abstractNum w:abstractNumId="96" w15:restartNumberingAfterBreak="0">
     <w:nsid w:val="69552E10"/>
     <w:multiLevelType w:val="multilevel"/>
     <w:tmpl w:val="94169716"/>
@@ -35919,7 +38405,7 @@
       </w:pPr>
     </w:lvl>
   </w:abstractNum>
-  <w:abstractNum w:abstractNumId="88" w15:restartNumberingAfterBreak="0">
+  <w:abstractNum w:abstractNumId="97" w15:restartNumberingAfterBreak="0">
     <w:nsid w:val="697625BA"/>
     <w:multiLevelType w:val="multilevel"/>
     <w:tmpl w:val="F66E6DBA"/>
@@ -36032,7 +38518,7 @@
       </w:pPr>
     </w:lvl>
   </w:abstractNum>
-  <w:abstractNum w:abstractNumId="89" w15:restartNumberingAfterBreak="0">
+  <w:abstractNum w:abstractNumId="98" w15:restartNumberingAfterBreak="0">
     <w:nsid w:val="6A5A5FDA"/>
     <w:multiLevelType w:val="multilevel"/>
     <w:tmpl w:val="D75CA0D2"/>
@@ -36181,7 +38667,156 @@
       </w:rPr>
     </w:lvl>
   </w:abstractNum>
-  <w:abstractNum w:abstractNumId="90" w15:restartNumberingAfterBreak="0">
+  <w:abstractNum w:abstractNumId="99" w15:restartNumberingAfterBreak="0">
+    <w:nsid w:val="6AAE754C"/>
+    <w:multiLevelType w:val="multilevel"/>
+    <w:tmpl w:val="662E8B4A"/>
+    <w:lvl w:ilvl="0">
+      <w:start w:val="1"/>
+      <w:numFmt w:val="bullet"/>
+      <w:lvlText w:val=""/>
+      <w:lvlJc w:val="left"/>
+      <w:pPr>
+        <w:tabs>
+          <w:tab w:val="num" w:pos="720"/>
+        </w:tabs>
+        <w:ind w:left="720" w:hanging="360"/>
+      </w:pPr>
+      <w:rPr>
+        <w:rFonts w:ascii="Symbol" w:hAnsi="Symbol" w:hint="default"/>
+        <w:sz w:val="20"/>
+      </w:rPr>
+    </w:lvl>
+    <w:lvl w:ilvl="1" w:tentative="1">
+      <w:start w:val="1"/>
+      <w:numFmt w:val="bullet"/>
+      <w:lvlText w:val=""/>
+      <w:lvlJc w:val="left"/>
+      <w:pPr>
+        <w:tabs>
+          <w:tab w:val="num" w:pos="1440"/>
+        </w:tabs>
+        <w:ind w:left="1440" w:hanging="360"/>
+      </w:pPr>
+      <w:rPr>
+        <w:rFonts w:ascii="Symbol" w:hAnsi="Symbol" w:hint="default"/>
+        <w:sz w:val="20"/>
+      </w:rPr>
+    </w:lvl>
+    <w:lvl w:ilvl="2" w:tentative="1">
+      <w:start w:val="1"/>
+      <w:numFmt w:val="bullet"/>
+      <w:lvlText w:val=""/>
+      <w:lvlJc w:val="left"/>
+      <w:pPr>
+        <w:tabs>
+          <w:tab w:val="num" w:pos="2160"/>
+        </w:tabs>
+        <w:ind w:left="2160" w:hanging="360"/>
+      </w:pPr>
+      <w:rPr>
+        <w:rFonts w:ascii="Symbol" w:hAnsi="Symbol" w:hint="default"/>
+        <w:sz w:val="20"/>
+      </w:rPr>
+    </w:lvl>
+    <w:lvl w:ilvl="3" w:tentative="1">
+      <w:start w:val="1"/>
+      <w:numFmt w:val="bullet"/>
+      <w:lvlText w:val=""/>
+      <w:lvlJc w:val="left"/>
+      <w:pPr>
+        <w:tabs>
+          <w:tab w:val="num" w:pos="2880"/>
+        </w:tabs>
+        <w:ind w:left="2880" w:hanging="360"/>
+      </w:pPr>
+      <w:rPr>
+        <w:rFonts w:ascii="Symbol" w:hAnsi="Symbol" w:hint="default"/>
+        <w:sz w:val="20"/>
+      </w:rPr>
+    </w:lvl>
+    <w:lvl w:ilvl="4" w:tentative="1">
+      <w:start w:val="1"/>
+      <w:numFmt w:val="bullet"/>
+      <w:lvlText w:val=""/>
+      <w:lvlJc w:val="left"/>
+      <w:pPr>
+        <w:tabs>
+          <w:tab w:val="num" w:pos="3600"/>
+        </w:tabs>
+        <w:ind w:left="3600" w:hanging="360"/>
+      </w:pPr>
+      <w:rPr>
+        <w:rFonts w:ascii="Symbol" w:hAnsi="Symbol" w:hint="default"/>
+        <w:sz w:val="20"/>
+      </w:rPr>
+    </w:lvl>
+    <w:lvl w:ilvl="5" w:tentative="1">
+      <w:start w:val="1"/>
+      <w:numFmt w:val="bullet"/>
+      <w:lvlText w:val=""/>
+      <w:lvlJc w:val="left"/>
+      <w:pPr>
+        <w:tabs>
+          <w:tab w:val="num" w:pos="4320"/>
+        </w:tabs>
+        <w:ind w:left="4320" w:hanging="360"/>
+      </w:pPr>
+      <w:rPr>
+        <w:rFonts w:ascii="Symbol" w:hAnsi="Symbol" w:hint="default"/>
+        <w:sz w:val="20"/>
+      </w:rPr>
+    </w:lvl>
+    <w:lvl w:ilvl="6" w:tentative="1">
+      <w:start w:val="1"/>
+      <w:numFmt w:val="bullet"/>
+      <w:lvlText w:val=""/>
+      <w:lvlJc w:val="left"/>
+      <w:pPr>
+        <w:tabs>
+          <w:tab w:val="num" w:pos="5040"/>
+        </w:tabs>
+        <w:ind w:left="5040" w:hanging="360"/>
+      </w:pPr>
+      <w:rPr>
+        <w:rFonts w:ascii="Symbol" w:hAnsi="Symbol" w:hint="default"/>
+        <w:sz w:val="20"/>
+      </w:rPr>
+    </w:lvl>
+    <w:lvl w:ilvl="7" w:tentative="1">
+      <w:start w:val="1"/>
+      <w:numFmt w:val="bullet"/>
+      <w:lvlText w:val=""/>
+      <w:lvlJc w:val="left"/>
+      <w:pPr>
+        <w:tabs>
+          <w:tab w:val="num" w:pos="5760"/>
+        </w:tabs>
+        <w:ind w:left="5760" w:hanging="360"/>
+      </w:pPr>
+      <w:rPr>
+        <w:rFonts w:ascii="Symbol" w:hAnsi="Symbol" w:hint="default"/>
+        <w:sz w:val="20"/>
+      </w:rPr>
+    </w:lvl>
+    <w:lvl w:ilvl="8" w:tentative="1">
+      <w:start w:val="1"/>
+      <w:numFmt w:val="bullet"/>
+      <w:lvlText w:val=""/>
+      <w:lvlJc w:val="left"/>
+      <w:pPr>
+        <w:tabs>
+          <w:tab w:val="num" w:pos="6480"/>
+        </w:tabs>
+        <w:ind w:left="6480" w:hanging="360"/>
+      </w:pPr>
+      <w:rPr>
+        <w:rFonts w:ascii="Symbol" w:hAnsi="Symbol" w:hint="default"/>
+        <w:sz w:val="20"/>
+      </w:rPr>
+    </w:lvl>
+  </w:abstractNum>
+  <w:abstractNum w:abstractNumId="100" w15:restartNumberingAfterBreak="0">
     <w:nsid w:val="6AC71DDA"/>
     <w:multiLevelType w:val="multilevel"/>
     <w:tmpl w:val="DD964F6C"/>
@@ -36294,7 +38929,7 @@
       </w:pPr>
     </w:lvl>
   </w:abstractNum>
-  <w:abstractNum w:abstractNumId="91" w15:restartNumberingAfterBreak="0">
+  <w:abstractNum w:abstractNumId="101" w15:restartNumberingAfterBreak="0">
     <w:nsid w:val="6E477041"/>
     <w:multiLevelType w:val="multilevel"/>
     <w:tmpl w:val="74CE82C8"/>
@@ -36443,7 +39078,7 @@
       </w:rPr>
     </w:lvl>
   </w:abstractNum>
-  <w:abstractNum w:abstractNumId="92" w15:restartNumberingAfterBreak="0">
+  <w:abstractNum w:abstractNumId="102" w15:restartNumberingAfterBreak="0">
     <w:nsid w:val="6F3B0C89"/>
     <w:multiLevelType w:val="multilevel"/>
     <w:tmpl w:val="1D42AE6A"/>
@@ -36556,7 +39191,7 @@
       </w:pPr>
     </w:lvl>
   </w:abstractNum>
-  <w:abstractNum w:abstractNumId="93" w15:restartNumberingAfterBreak="0">
+  <w:abstractNum w:abstractNumId="103" w15:restartNumberingAfterBreak="0">
     <w:nsid w:val="70815DC4"/>
     <w:multiLevelType w:val="hybridMultilevel"/>
     <w:tmpl w:val="F842A69C"/>
@@ -36642,7 +39277,156 @@
       </w:pPr>
     </w:lvl>
   </w:abstractNum>
-  <w:abstractNum w:abstractNumId="94" w15:restartNumberingAfterBreak="0">
+  <w:abstractNum w:abstractNumId="104" w15:restartNumberingAfterBreak="0">
+    <w:nsid w:val="70860320"/>
+    <w:multiLevelType w:val="multilevel"/>
+    <w:tmpl w:val="2D4AD59C"/>
+    <w:lvl w:ilvl="0">
+      <w:start w:val="1"/>
+      <w:numFmt w:val="bullet"/>
+      <w:lvlText w:val=""/>
+      <w:lvlJc w:val="left"/>
+      <w:pPr>
+        <w:tabs>
+          <w:tab w:val="num" w:pos="720"/>
+        </w:tabs>
+        <w:ind w:left="720" w:hanging="360"/>
+      </w:pPr>
+      <w:rPr>
+        <w:rFonts w:ascii="Symbol" w:hAnsi="Symbol" w:hint="default"/>
+        <w:sz w:val="20"/>
+      </w:rPr>
+    </w:lvl>
+    <w:lvl w:ilvl="1" w:tentative="1">
+      <w:start w:val="1"/>
+      <w:numFmt w:val="bullet"/>
+      <w:lvlText w:val=""/>
+      <w:lvlJc w:val="left"/>
+      <w:pPr>
+        <w:tabs>
+          <w:tab w:val="num" w:pos="1440"/>
+        </w:tabs>
+        <w:ind w:left="1440" w:hanging="360"/>
+      </w:pPr>
+      <w:rPr>
+        <w:rFonts w:ascii="Symbol" w:hAnsi="Symbol" w:hint="default"/>
+        <w:sz w:val="20"/>
+      </w:rPr>
+    </w:lvl>
+    <w:lvl w:ilvl="2" w:tentative="1">
+      <w:start w:val="1"/>
+      <w:numFmt w:val="bullet"/>
+      <w:lvlText w:val=""/>
+      <w:lvlJc w:val="left"/>
+      <w:pPr>
+        <w:tabs>
+          <w:tab w:val="num" w:pos="2160"/>
+        </w:tabs>
+        <w:ind w:left="2160" w:hanging="360"/>
+      </w:pPr>
+      <w:rPr>
+        <w:rFonts w:ascii="Symbol" w:hAnsi="Symbol" w:hint="default"/>
+        <w:sz w:val="20"/>
+      </w:rPr>
+    </w:lvl>
+    <w:lvl w:ilvl="3" w:tentative="1">
+      <w:start w:val="1"/>
+      <w:numFmt w:val="bullet"/>
+      <w:lvlText w:val=""/>
+      <w:lvlJc w:val="left"/>
+      <w:pPr>
+        <w:tabs>
+          <w:tab w:val="num" w:pos="2880"/>
+        </w:tabs>
+        <w:ind w:left="2880" w:hanging="360"/>
+      </w:pPr>
+      <w:rPr>
+        <w:rFonts w:ascii="Symbol" w:hAnsi="Symbol" w:hint="default"/>
+        <w:sz w:val="20"/>
+      </w:rPr>
+    </w:lvl>
+    <w:lvl w:ilvl="4" w:tentative="1">
+      <w:start w:val="1"/>
+      <w:numFmt w:val="bullet"/>
+      <w:lvlText w:val=""/>
+      <w:lvlJc w:val="left"/>
+      <w:pPr>
+        <w:tabs>
+          <w:tab w:val="num" w:pos="3600"/>
+        </w:tabs>
+        <w:ind w:left="3600" w:hanging="360"/>
+      </w:pPr>
+      <w:rPr>
+        <w:rFonts w:ascii="Symbol" w:hAnsi="Symbol" w:hint="default"/>
+        <w:sz w:val="20"/>
+      </w:rPr>
+    </w:lvl>
+    <w:lvl w:ilvl="5" w:tentative="1">
+      <w:start w:val="1"/>
+      <w:numFmt w:val="bullet"/>
+      <w:lvlText w:val=""/>
+      <w:lvlJc w:val="left"/>
+      <w:pPr>
+        <w:tabs>
+          <w:tab w:val="num" w:pos="4320"/>
+        </w:tabs>
+        <w:ind w:left="4320" w:hanging="360"/>
+      </w:pPr>
+      <w:rPr>
+        <w:rFonts w:ascii="Symbol" w:hAnsi="Symbol" w:hint="default"/>
+        <w:sz w:val="20"/>
+      </w:rPr>
+    </w:lvl>
+    <w:lvl w:ilvl="6" w:tentative="1">
+      <w:start w:val="1"/>
+      <w:numFmt w:val="bullet"/>
+      <w:lvlText w:val=""/>
+      <w:lvlJc w:val="left"/>
+      <w:pPr>
+        <w:tabs>
+          <w:tab w:val="num" w:pos="5040"/>
+        </w:tabs>
+        <w:ind w:left="5040" w:hanging="360"/>
+      </w:pPr>
+      <w:rPr>
+        <w:rFonts w:ascii="Symbol" w:hAnsi="Symbol" w:hint="default"/>
+        <w:sz w:val="20"/>
+      </w:rPr>
+    </w:lvl>
+    <w:lvl w:ilvl="7" w:tentative="1">
+      <w:start w:val="1"/>
+      <w:numFmt w:val="bullet"/>
+      <w:lvlText w:val=""/>
+      <w:lvlJc w:val="left"/>
+      <w:pPr>
+        <w:tabs>
+          <w:tab w:val="num" w:pos="5760"/>
+        </w:tabs>
+        <w:ind w:left="5760" w:hanging="360"/>
+      </w:pPr>
+      <w:rPr>
+        <w:rFonts w:ascii="Symbol" w:hAnsi="Symbol" w:hint="default"/>
+        <w:sz w:val="20"/>
+      </w:rPr>
+    </w:lvl>
+    <w:lvl w:ilvl="8" w:tentative="1">
+      <w:start w:val="1"/>
+      <w:numFmt w:val="bullet"/>
+      <w:lvlText w:val=""/>
+      <w:lvlJc w:val="left"/>
+      <w:pPr>
+        <w:tabs>
+          <w:tab w:val="num" w:pos="6480"/>
+        </w:tabs>
+        <w:ind w:left="6480" w:hanging="360"/>
+      </w:pPr>
+      <w:rPr>
+        <w:rFonts w:ascii="Symbol" w:hAnsi="Symbol" w:hint="default"/>
+        <w:sz w:val="20"/>
+      </w:rPr>
+    </w:lvl>
+  </w:abstractNum>
+  <w:abstractNum w:abstractNumId="105" w15:restartNumberingAfterBreak="0">
     <w:nsid w:val="7150539B"/>
     <w:multiLevelType w:val="multilevel"/>
     <w:tmpl w:val="30709A02"/>
@@ -36755,7 +39539,7 @@
       </w:pPr>
     </w:lvl>
   </w:abstractNum>
-  <w:abstractNum w:abstractNumId="95" w15:restartNumberingAfterBreak="0">
+  <w:abstractNum w:abstractNumId="106" w15:restartNumberingAfterBreak="0">
     <w:nsid w:val="72DC277E"/>
     <w:multiLevelType w:val="multilevel"/>
     <w:tmpl w:val="A788AFFC"/>
@@ -36904,7 +39688,7 @@
       </w:rPr>
     </w:lvl>
   </w:abstractNum>
-  <w:abstractNum w:abstractNumId="96" w15:restartNumberingAfterBreak="0">
+  <w:abstractNum w:abstractNumId="107" w15:restartNumberingAfterBreak="0">
     <w:nsid w:val="75DF2EDA"/>
     <w:multiLevelType w:val="multilevel"/>
     <w:tmpl w:val="42FC4FA2"/>
@@ -37017,7 +39801,7 @@
       </w:pPr>
     </w:lvl>
   </w:abstractNum>
-  <w:abstractNum w:abstractNumId="97" w15:restartNumberingAfterBreak="0">
+  <w:abstractNum w:abstractNumId="108" w15:restartNumberingAfterBreak="0">
     <w:nsid w:val="761B40C1"/>
     <w:multiLevelType w:val="multilevel"/>
     <w:tmpl w:val="C6A2B0C8"/>
@@ -37166,7 +39950,7 @@
       </w:rPr>
     </w:lvl>
   </w:abstractNum>
-  <w:abstractNum w:abstractNumId="98" w15:restartNumberingAfterBreak="0">
+  <w:abstractNum w:abstractNumId="109" w15:restartNumberingAfterBreak="0">
     <w:nsid w:val="76501A54"/>
     <w:multiLevelType w:val="multilevel"/>
     <w:tmpl w:val="574088C6"/>
@@ -37279,7 +40063,7 @@
       </w:pPr>
     </w:lvl>
   </w:abstractNum>
-  <w:abstractNum w:abstractNumId="99" w15:restartNumberingAfterBreak="0">
+  <w:abstractNum w:abstractNumId="110" w15:restartNumberingAfterBreak="0">
     <w:nsid w:val="788B374F"/>
     <w:multiLevelType w:val="hybridMultilevel"/>
     <w:tmpl w:val="20A0DEA8"/>
@@ -37365,7 +40149,7 @@
       </w:pPr>
     </w:lvl>
   </w:abstractNum>
-  <w:abstractNum w:abstractNumId="100" w15:restartNumberingAfterBreak="0">
+  <w:abstractNum w:abstractNumId="111" w15:restartNumberingAfterBreak="0">
     <w:nsid w:val="78FE01D3"/>
     <w:multiLevelType w:val="multilevel"/>
     <w:tmpl w:val="47AE3880"/>
@@ -37514,7 +40298,7 @@
       </w:rPr>
     </w:lvl>
   </w:abstractNum>
-  <w:abstractNum w:abstractNumId="101" w15:restartNumberingAfterBreak="0">
+  <w:abstractNum w:abstractNumId="112" w15:restartNumberingAfterBreak="0">
     <w:nsid w:val="7944012D"/>
     <w:multiLevelType w:val="multilevel"/>
     <w:tmpl w:val="9ED620C2"/>
@@ -37663,7 +40447,7 @@
       </w:rPr>
     </w:lvl>
   </w:abstractNum>
-  <w:abstractNum w:abstractNumId="102" w15:restartNumberingAfterBreak="0">
+  <w:abstractNum w:abstractNumId="113" w15:restartNumberingAfterBreak="0">
     <w:nsid w:val="7AF55862"/>
     <w:multiLevelType w:val="multilevel"/>
     <w:tmpl w:val="BBB22E4E"/>
@@ -37776,7 +40560,233 @@
       </w:pPr>
     </w:lvl>
   </w:abstractNum>
-  <w:abstractNum w:abstractNumId="103" w15:restartNumberingAfterBreak="0">
+  <w:abstractNum w:abstractNumId="114" w15:restartNumberingAfterBreak="0">
+    <w:nsid w:val="7C731F8F"/>
+    <w:multiLevelType w:val="multilevel"/>
+    <w:tmpl w:val="B8A047E6"/>
+    <w:lvl w:ilvl="0">
+      <w:start w:val="1"/>
+      <w:numFmt w:val="decimal"/>
+      <w:lvlText w:val="%1."/>
+      <w:lvlJc w:val="left"/>
+      <w:pPr>
+        <w:tabs>
+          <w:tab w:val="num" w:pos="720"/>
+        </w:tabs>
+        <w:ind w:left="720" w:hanging="360"/>
+      </w:pPr>
+    </w:lvl>
+    <w:lvl w:ilvl="1" w:tentative="1">
+      <w:start w:val="1"/>
+      <w:numFmt w:val="decimal"/>
+      <w:lvlText w:val="%2."/>
+      <w:lvlJc w:val="left"/>
+      <w:pPr>
+        <w:tabs>
+          <w:tab w:val="num" w:pos="1440"/>
+        </w:tabs>
+        <w:ind w:left="1440" w:hanging="360"/>
+      </w:pPr>
+    </w:lvl>
+    <w:lvl w:ilvl="2" w:tentative="1">
+      <w:start w:val="1"/>
+      <w:numFmt w:val="decimal"/>
+      <w:lvlText w:val="%3."/>
+      <w:lvlJc w:val="left"/>
+      <w:pPr>
+        <w:tabs>
+          <w:tab w:val="num" w:pos="2160"/>
+        </w:tabs>
+        <w:ind w:left="2160" w:hanging="360"/>
+      </w:pPr>
+    </w:lvl>
+    <w:lvl w:ilvl="3" w:tentative="1">
+      <w:start w:val="1"/>
+      <w:numFmt w:val="decimal"/>
+      <w:lvlText w:val="%4."/>
+      <w:lvlJc w:val="left"/>
+      <w:pPr>
+        <w:tabs>
+          <w:tab w:val="num" w:pos="2880"/>
+        </w:tabs>
+        <w:ind w:left="2880" w:hanging="360"/>
+      </w:pPr>
+    </w:lvl>
+    <w:lvl w:ilvl="4" w:tentative="1">
+      <w:start w:val="1"/>
+      <w:numFmt w:val="decimal"/>
+      <w:lvlText w:val="%5."/>
+      <w:lvlJc w:val="left"/>
+      <w:pPr>
+        <w:tabs>
+          <w:tab w:val="num" w:pos="3600"/>
+        </w:tabs>
+        <w:ind w:left="3600" w:hanging="360"/>
+      </w:pPr>
+    </w:lvl>
+    <w:lvl w:ilvl="5" w:tentative="1">
+      <w:start w:val="1"/>
+      <w:numFmt w:val="decimal"/>
+      <w:lvlText w:val="%6."/>
+      <w:lvlJc w:val="left"/>
+      <w:pPr>
+        <w:tabs>
+          <w:tab w:val="num" w:pos="4320"/>
+        </w:tabs>
+        <w:ind w:left="4320" w:hanging="360"/>
+      </w:pPr>
+    </w:lvl>
+    <w:lvl w:ilvl="6" w:tentative="1">
+      <w:start w:val="1"/>
+      <w:numFmt w:val="decimal"/>
+      <w:lvlText w:val="%7."/>
+      <w:lvlJc w:val="left"/>
+      <w:pPr>
+        <w:tabs>
+          <w:tab w:val="num" w:pos="5040"/>
+        </w:tabs>
+        <w:ind w:left="5040" w:hanging="360"/>
+      </w:pPr>
+    </w:lvl>
+    <w:lvl w:ilvl="7" w:tentative="1">
+      <w:start w:val="1"/>
+      <w:numFmt w:val="decimal"/>
+      <w:lvlText w:val="%8."/>
+      <w:lvlJc w:val="left"/>
+      <w:pPr>
+        <w:tabs>
+          <w:tab w:val="num" w:pos="5760"/>
+        </w:tabs>
+        <w:ind w:left="5760" w:hanging="360"/>
+      </w:pPr>
+    </w:lvl>
+    <w:lvl w:ilvl="8" w:tentative="1">
+      <w:start w:val="1"/>
+      <w:numFmt w:val="decimal"/>
+      <w:lvlText w:val="%9."/>
+      <w:lvlJc w:val="left"/>
+      <w:pPr>
+        <w:tabs>
+          <w:tab w:val="num" w:pos="6480"/>
+        </w:tabs>
+        <w:ind w:left="6480" w:hanging="360"/>
+      </w:pPr>
+    </w:lvl>
+  </w:abstractNum>
+  <w:abstractNum w:abstractNumId="115" w15:restartNumberingAfterBreak="0">
+    <w:nsid w:val="7D8B21F0"/>
+    <w:multiLevelType w:val="multilevel"/>
+    <w:tmpl w:val="64BA88EE"/>
+    <w:lvl w:ilvl="0">
+      <w:start w:val="1"/>
+      <w:numFmt w:val="decimal"/>
+      <w:lvlText w:val="%1."/>
+      <w:lvlJc w:val="left"/>
+      <w:pPr>
+        <w:tabs>
+          <w:tab w:val="num" w:pos="720"/>
+        </w:tabs>
+        <w:ind w:left="720" w:hanging="360"/>
+      </w:pPr>
+    </w:lvl>
+    <w:lvl w:ilvl="1" w:tentative="1">
+      <w:start w:val="1"/>
+      <w:numFmt w:val="decimal"/>
+      <w:lvlText w:val="%2."/>
+      <w:lvlJc w:val="left"/>
+      <w:pPr>
+        <w:tabs>
+          <w:tab w:val="num" w:pos="1440"/>
+        </w:tabs>
+        <w:ind w:left="1440" w:hanging="360"/>
+      </w:pPr>
+    </w:lvl>
+    <w:lvl w:ilvl="2" w:tentative="1">
+      <w:start w:val="1"/>
+      <w:numFmt w:val="decimal"/>
+      <w:lvlText w:val="%3."/>
+      <w:lvlJc w:val="left"/>
+      <w:pPr>
+        <w:tabs>
+          <w:tab w:val="num" w:pos="2160"/>
+        </w:tabs>
+        <w:ind w:left="2160" w:hanging="360"/>
+      </w:pPr>
+    </w:lvl>
+    <w:lvl w:ilvl="3" w:tentative="1">
+      <w:start w:val="1"/>
+      <w:numFmt w:val="decimal"/>
+      <w:lvlText w:val="%4."/>
+      <w:lvlJc w:val="left"/>
+      <w:pPr>
+        <w:tabs>
+          <w:tab w:val="num" w:pos="2880"/>
+        </w:tabs>
+        <w:ind w:left="2880" w:hanging="360"/>
+      </w:pPr>
+    </w:lvl>
+    <w:lvl w:ilvl="4" w:tentative="1">
+      <w:start w:val="1"/>
+      <w:numFmt w:val="decimal"/>
+      <w:lvlText w:val="%5."/>
+      <w:lvlJc w:val="left"/>
+      <w:pPr>
+        <w:tabs>
+          <w:tab w:val="num" w:pos="3600"/>
+        </w:tabs>
+        <w:ind w:left="3600" w:hanging="360"/>
+      </w:pPr>
+    </w:lvl>
+    <w:lvl w:ilvl="5" w:tentative="1">
+      <w:start w:val="1"/>
+      <w:numFmt w:val="decimal"/>
+      <w:lvlText w:val="%6."/>
+      <w:lvlJc w:val="left"/>
+      <w:pPr>
+        <w:tabs>
+          <w:tab w:val="num" w:pos="4320"/>
+        </w:tabs>
+        <w:ind w:left="4320" w:hanging="360"/>
+      </w:pPr>
+    </w:lvl>
+    <w:lvl w:ilvl="6" w:tentative="1">
+      <w:start w:val="1"/>
+      <w:numFmt w:val="decimal"/>
+      <w:lvlText w:val="%7."/>
+      <w:lvlJc w:val="left"/>
+      <w:pPr>
+        <w:tabs>
+          <w:tab w:val="num" w:pos="5040"/>
+        </w:tabs>
+        <w:ind w:left="5040" w:hanging="360"/>
+      </w:pPr>
+    </w:lvl>
+    <w:lvl w:ilvl="7" w:tentative="1">
+      <w:start w:val="1"/>
+      <w:numFmt w:val="decimal"/>
+      <w:lvlText w:val="%8."/>
+      <w:lvlJc w:val="left"/>
+      <w:pPr>
+        <w:tabs>
+          <w:tab w:val="num" w:pos="5760"/>
+        </w:tabs>
+        <w:ind w:left="5760" w:hanging="360"/>
+      </w:pPr>
+    </w:lvl>
+    <w:lvl w:ilvl="8" w:tentative="1">
+      <w:start w:val="1"/>
+      <w:numFmt w:val="decimal"/>
+      <w:lvlText w:val="%9."/>
+      <w:lvlJc w:val="left"/>
+      <w:pPr>
+        <w:tabs>
+          <w:tab w:val="num" w:pos="6480"/>
+        </w:tabs>
+        <w:ind w:left="6480" w:hanging="360"/>
+      </w:pPr>
+    </w:lvl>
+  </w:abstractNum>
+  <w:abstractNum w:abstractNumId="116" w15:restartNumberingAfterBreak="0">
     <w:nsid w:val="7E792CD1"/>
     <w:multiLevelType w:val="multilevel"/>
     <w:tmpl w:val="0D54B1B6"/>
@@ -37889,7 +40899,7 @@
       </w:pPr>
     </w:lvl>
   </w:abstractNum>
-  <w:abstractNum w:abstractNumId="104" w15:restartNumberingAfterBreak="0">
+  <w:abstractNum w:abstractNumId="117" w15:restartNumberingAfterBreak="0">
     <w:nsid w:val="7F244C39"/>
     <w:multiLevelType w:val="multilevel"/>
     <w:tmpl w:val="CC0472AE"/>
@@ -38039,103 +41049,103 @@
     </w:lvl>
   </w:abstractNum>
   <w:num w:numId="1" w16cid:durableId="1733313493">
-    <w:abstractNumId w:val="61"/>
+    <w:abstractNumId w:val="67"/>
   </w:num>
   <w:num w:numId="2" w16cid:durableId="1273435504">
-    <w:abstractNumId w:val="23"/>
+    <w:abstractNumId w:val="25"/>
   </w:num>
   <w:num w:numId="3" w16cid:durableId="273557007">
-    <w:abstractNumId w:val="17"/>
+    <w:abstractNumId w:val="19"/>
   </w:num>
   <w:num w:numId="4" w16cid:durableId="1112361591">
-    <w:abstractNumId w:val="45"/>
+    <w:abstractNumId w:val="50"/>
   </w:num>
   <w:num w:numId="5" w16cid:durableId="1407190146">
     <w:abstractNumId w:val="12"/>
   </w:num>
   <w:num w:numId="6" w16cid:durableId="455297274">
-    <w:abstractNumId w:val="54"/>
+    <w:abstractNumId w:val="59"/>
   </w:num>
   <w:num w:numId="7" w16cid:durableId="907810401">
     <w:abstractNumId w:val="5"/>
   </w:num>
   <w:num w:numId="8" w16cid:durableId="951745760">
+    <w:abstractNumId w:val="48"/>
+  </w:num>
+  <w:num w:numId="9" w16cid:durableId="1843619623">
+    <w:abstractNumId w:val="105"/>
+  </w:num>
+  <w:num w:numId="10" w16cid:durableId="503083177">
+    <w:abstractNumId w:val="20"/>
+  </w:num>
+  <w:num w:numId="11" w16cid:durableId="2135980228">
+    <w:abstractNumId w:val="74"/>
+  </w:num>
+  <w:num w:numId="12" w16cid:durableId="1888108097">
+    <w:abstractNumId w:val="85"/>
+  </w:num>
+  <w:num w:numId="13" w16cid:durableId="2081754374">
+    <w:abstractNumId w:val="111"/>
+  </w:num>
+  <w:num w:numId="14" w16cid:durableId="1768040317">
+    <w:abstractNumId w:val="80"/>
+  </w:num>
+  <w:num w:numId="15" w16cid:durableId="664016044">
+    <w:abstractNumId w:val="44"/>
+  </w:num>
+  <w:num w:numId="16" w16cid:durableId="1799495111">
     <w:abstractNumId w:val="43"/>
   </w:num>
-  <w:num w:numId="9" w16cid:durableId="1843619623">
-    <w:abstractNumId w:val="94"/>
-  </w:num>
-  <w:num w:numId="10" w16cid:durableId="503083177">
-    <w:abstractNumId w:val="18"/>
-  </w:num>
-  <w:num w:numId="11" w16cid:durableId="2135980228">
-    <w:abstractNumId w:val="67"/>
-  </w:num>
-  <w:num w:numId="12" w16cid:durableId="1888108097">
-    <w:abstractNumId w:val="78"/>
-  </w:num>
-  <w:num w:numId="13" w16cid:durableId="2081754374">
-    <w:abstractNumId w:val="100"/>
-  </w:num>
-  <w:num w:numId="14" w16cid:durableId="1768040317">
-    <w:abstractNumId w:val="73"/>
-  </w:num>
-  <w:num w:numId="15" w16cid:durableId="664016044">
-    <w:abstractNumId w:val="39"/>
-  </w:num>
-  <w:num w:numId="16" w16cid:durableId="1799495111">
-    <w:abstractNumId w:val="38"/>
-  </w:num>
   <w:num w:numId="17" w16cid:durableId="777725430">
-    <w:abstractNumId w:val="33"/>
+    <w:abstractNumId w:val="36"/>
   </w:num>
   <w:num w:numId="18" w16cid:durableId="1178692793">
     <w:abstractNumId w:val="0"/>
   </w:num>
   <w:num w:numId="19" w16cid:durableId="282928946">
-    <w:abstractNumId w:val="42"/>
+    <w:abstractNumId w:val="47"/>
   </w:num>
   <w:num w:numId="20" w16cid:durableId="1920551640">
-    <w:abstractNumId w:val="88"/>
+    <w:abstractNumId w:val="97"/>
   </w:num>
   <w:num w:numId="21" w16cid:durableId="17896810">
-    <w:abstractNumId w:val="24"/>
+    <w:abstractNumId w:val="26"/>
   </w:num>
   <w:num w:numId="22" w16cid:durableId="1372731617">
-    <w:abstractNumId w:val="41"/>
+    <w:abstractNumId w:val="46"/>
   </w:num>
   <w:num w:numId="23" w16cid:durableId="917715586">
-    <w:abstractNumId w:val="83"/>
+    <w:abstractNumId w:val="91"/>
   </w:num>
   <w:num w:numId="24" w16cid:durableId="525757829">
-    <w:abstractNumId w:val="60"/>
+    <w:abstractNumId w:val="66"/>
   </w:num>
   <w:num w:numId="25" w16cid:durableId="1017998494">
-    <w:abstractNumId w:val="72"/>
+    <w:abstractNumId w:val="79"/>
   </w:num>
   <w:num w:numId="26" w16cid:durableId="359279663">
-    <w:abstractNumId w:val="57"/>
+    <w:abstractNumId w:val="63"/>
   </w:num>
   <w:num w:numId="27" w16cid:durableId="1381704060">
-    <w:abstractNumId w:val="56"/>
+    <w:abstractNumId w:val="62"/>
   </w:num>
   <w:num w:numId="28" w16cid:durableId="1778792040">
-    <w:abstractNumId w:val="50"/>
+    <w:abstractNumId w:val="55"/>
   </w:num>
   <w:num w:numId="29" w16cid:durableId="1523469468">
-    <w:abstractNumId w:val="87"/>
+    <w:abstractNumId w:val="96"/>
   </w:num>
   <w:num w:numId="30" w16cid:durableId="25983736">
+    <w:abstractNumId w:val="71"/>
+  </w:num>
+  <w:num w:numId="31" w16cid:durableId="956373838">
     <w:abstractNumId w:val="64"/>
   </w:num>
-  <w:num w:numId="31" w16cid:durableId="956373838">
+  <w:num w:numId="32" w16cid:durableId="875430005">
     <w:abstractNumId w:val="58"/>
   </w:num>
-  <w:num w:numId="32" w16cid:durableId="875430005">
-    <w:abstractNumId w:val="53"/>
-  </w:num>
   <w:num w:numId="33" w16cid:durableId="1195850989">
-    <w:abstractNumId w:val="46"/>
+    <w:abstractNumId w:val="51"/>
   </w:num>
   <w:num w:numId="34" w16cid:durableId="1092818961">
     <w:abstractNumId w:val="9"/>
@@ -38144,121 +41154,121 @@
     <w:abstractNumId w:val="3"/>
   </w:num>
   <w:num w:numId="36" w16cid:durableId="1088968646">
+    <w:abstractNumId w:val="38"/>
+  </w:num>
+  <w:num w:numId="37" w16cid:durableId="1124084688">
+    <w:abstractNumId w:val="24"/>
+  </w:num>
+  <w:num w:numId="38" w16cid:durableId="47607941">
+    <w:abstractNumId w:val="18"/>
+  </w:num>
+  <w:num w:numId="39" w16cid:durableId="999649794">
+    <w:abstractNumId w:val="107"/>
+  </w:num>
+  <w:num w:numId="40" w16cid:durableId="343359746">
+    <w:abstractNumId w:val="27"/>
+  </w:num>
+  <w:num w:numId="41" w16cid:durableId="107705602">
+    <w:abstractNumId w:val="33"/>
+  </w:num>
+  <w:num w:numId="42" w16cid:durableId="1548637870">
+    <w:abstractNumId w:val="30"/>
+  </w:num>
+  <w:num w:numId="43" w16cid:durableId="775178890">
+    <w:abstractNumId w:val="22"/>
+  </w:num>
+  <w:num w:numId="44" w16cid:durableId="1182890466">
+    <w:abstractNumId w:val="88"/>
+  </w:num>
+  <w:num w:numId="45" w16cid:durableId="2000184107">
     <w:abstractNumId w:val="34"/>
   </w:num>
-  <w:num w:numId="37" w16cid:durableId="1124084688">
-    <w:abstractNumId w:val="22"/>
-  </w:num>
-  <w:num w:numId="38" w16cid:durableId="47607941">
-    <w:abstractNumId w:val="16"/>
-  </w:num>
-  <w:num w:numId="39" w16cid:durableId="999649794">
-    <w:abstractNumId w:val="96"/>
-  </w:num>
-  <w:num w:numId="40" w16cid:durableId="343359746">
-    <w:abstractNumId w:val="25"/>
-  </w:num>
-  <w:num w:numId="41" w16cid:durableId="107705602">
-    <w:abstractNumId w:val="30"/>
-  </w:num>
-  <w:num w:numId="42" w16cid:durableId="1548637870">
-    <w:abstractNumId w:val="28"/>
-  </w:num>
-  <w:num w:numId="43" w16cid:durableId="775178890">
-    <w:abstractNumId w:val="20"/>
-  </w:num>
-  <w:num w:numId="44" w16cid:durableId="1182890466">
-    <w:abstractNumId w:val="80"/>
-  </w:num>
-  <w:num w:numId="45" w16cid:durableId="2000184107">
-    <w:abstractNumId w:val="31"/>
-  </w:num>
   <w:num w:numId="46" w16cid:durableId="658582836">
-    <w:abstractNumId w:val="40"/>
+    <w:abstractNumId w:val="45"/>
   </w:num>
   <w:num w:numId="47" w16cid:durableId="1621565521">
-    <w:abstractNumId w:val="82"/>
+    <w:abstractNumId w:val="90"/>
   </w:num>
   <w:num w:numId="48" w16cid:durableId="1364330024">
-    <w:abstractNumId w:val="98"/>
+    <w:abstractNumId w:val="109"/>
   </w:num>
   <w:num w:numId="49" w16cid:durableId="1140268065">
-    <w:abstractNumId w:val="85"/>
+    <w:abstractNumId w:val="94"/>
   </w:num>
   <w:num w:numId="50" w16cid:durableId="1253930039">
-    <w:abstractNumId w:val="81"/>
+    <w:abstractNumId w:val="89"/>
   </w:num>
   <w:num w:numId="51" w16cid:durableId="1707753083">
-    <w:abstractNumId w:val="37"/>
+    <w:abstractNumId w:val="42"/>
   </w:num>
   <w:num w:numId="52" w16cid:durableId="936445819">
+    <w:abstractNumId w:val="57"/>
+  </w:num>
+  <w:num w:numId="53" w16cid:durableId="1925600633">
+    <w:abstractNumId w:val="78"/>
+  </w:num>
+  <w:num w:numId="54" w16cid:durableId="143278431">
+    <w:abstractNumId w:val="76"/>
+  </w:num>
+  <w:num w:numId="55" w16cid:durableId="52311206">
+    <w:abstractNumId w:val="21"/>
+  </w:num>
+  <w:num w:numId="56" w16cid:durableId="464933001">
+    <w:abstractNumId w:val="112"/>
+  </w:num>
+  <w:num w:numId="57" w16cid:durableId="1583636739">
+    <w:abstractNumId w:val="87"/>
+  </w:num>
+  <w:num w:numId="58" w16cid:durableId="289364908">
+    <w:abstractNumId w:val="14"/>
+  </w:num>
+  <w:num w:numId="59" w16cid:durableId="1402216114">
+    <w:abstractNumId w:val="17"/>
+  </w:num>
+  <w:num w:numId="60" w16cid:durableId="545685373">
+    <w:abstractNumId w:val="70"/>
+  </w:num>
+  <w:num w:numId="61" w16cid:durableId="2072384168">
     <w:abstractNumId w:val="52"/>
   </w:num>
-  <w:num w:numId="53" w16cid:durableId="1925600633">
-    <w:abstractNumId w:val="71"/>
-  </w:num>
-  <w:num w:numId="54" w16cid:durableId="143278431">
-    <w:abstractNumId w:val="69"/>
-  </w:num>
-  <w:num w:numId="55" w16cid:durableId="52311206">
-    <w:abstractNumId w:val="19"/>
-  </w:num>
-  <w:num w:numId="56" w16cid:durableId="464933001">
-    <w:abstractNumId w:val="101"/>
-  </w:num>
-  <w:num w:numId="57" w16cid:durableId="1583636739">
-    <w:abstractNumId w:val="79"/>
-  </w:num>
-  <w:num w:numId="58" w16cid:durableId="289364908">
-    <w:abstractNumId w:val="13"/>
-  </w:num>
-  <w:num w:numId="59" w16cid:durableId="1402216114">
-    <w:abstractNumId w:val="15"/>
-  </w:num>
-  <w:num w:numId="60" w16cid:durableId="545685373">
-    <w:abstractNumId w:val="63"/>
-  </w:num>
-  <w:num w:numId="61" w16cid:durableId="2072384168">
-    <w:abstractNumId w:val="47"/>
-  </w:num>
   <w:num w:numId="62" w16cid:durableId="1645937238">
-    <w:abstractNumId w:val="84"/>
+    <w:abstractNumId w:val="93"/>
   </w:num>
   <w:num w:numId="63" w16cid:durableId="2093815217">
-    <w:abstractNumId w:val="68"/>
+    <w:abstractNumId w:val="75"/>
   </w:num>
   <w:num w:numId="64" w16cid:durableId="562103633">
-    <w:abstractNumId w:val="70"/>
+    <w:abstractNumId w:val="77"/>
   </w:num>
   <w:num w:numId="65" w16cid:durableId="967079259">
-    <w:abstractNumId w:val="27"/>
+    <w:abstractNumId w:val="29"/>
   </w:num>
   <w:num w:numId="66" w16cid:durableId="1267226322">
-    <w:abstractNumId w:val="91"/>
+    <w:abstractNumId w:val="101"/>
   </w:num>
   <w:num w:numId="67" w16cid:durableId="618147881">
     <w:abstractNumId w:val="4"/>
   </w:num>
   <w:num w:numId="68" w16cid:durableId="358941899">
-    <w:abstractNumId w:val="77"/>
+    <w:abstractNumId w:val="84"/>
   </w:num>
   <w:num w:numId="69" w16cid:durableId="1941914462">
     <w:abstractNumId w:val="10"/>
   </w:num>
   <w:num w:numId="70" w16cid:durableId="1879707789">
-    <w:abstractNumId w:val="32"/>
+    <w:abstractNumId w:val="35"/>
   </w:num>
   <w:num w:numId="71" w16cid:durableId="289287723">
-    <w:abstractNumId w:val="21"/>
+    <w:abstractNumId w:val="23"/>
   </w:num>
   <w:num w:numId="72" w16cid:durableId="1703674799">
-    <w:abstractNumId w:val="76"/>
+    <w:abstractNumId w:val="83"/>
   </w:num>
   <w:num w:numId="73" w16cid:durableId="1035429380">
     <w:abstractNumId w:val="6"/>
   </w:num>
   <w:num w:numId="74" w16cid:durableId="252933779">
-    <w:abstractNumId w:val="86"/>
+    <w:abstractNumId w:val="95"/>
   </w:num>
   <w:num w:numId="75" w16cid:durableId="1558124431">
     <w:abstractNumId w:val="1"/>
@@ -38267,93 +41277,132 @@
     <w:abstractNumId w:val="11"/>
   </w:num>
   <w:num w:numId="77" w16cid:durableId="1205675590">
-    <w:abstractNumId w:val="14"/>
+    <w:abstractNumId w:val="15"/>
   </w:num>
   <w:num w:numId="78" w16cid:durableId="1938368122">
-    <w:abstractNumId w:val="95"/>
+    <w:abstractNumId w:val="106"/>
   </w:num>
   <w:num w:numId="79" w16cid:durableId="2115904272">
+    <w:abstractNumId w:val="72"/>
+  </w:num>
+  <w:num w:numId="80" w16cid:durableId="912395374">
     <w:abstractNumId w:val="65"/>
   </w:num>
-  <w:num w:numId="80" w16cid:durableId="912395374">
-    <w:abstractNumId w:val="59"/>
+  <w:num w:numId="81" w16cid:durableId="1892569319">
+    <w:abstractNumId w:val="113"/>
   </w:num>
-  <w:num w:numId="81" w16cid:durableId="1892569319">
+  <w:num w:numId="82" w16cid:durableId="542133402">
+    <w:abstractNumId w:val="116"/>
+  </w:num>
+  <w:num w:numId="83" w16cid:durableId="875895938">
+    <w:abstractNumId w:val="100"/>
+  </w:num>
+  <w:num w:numId="84" w16cid:durableId="1145123748">
     <w:abstractNumId w:val="102"/>
   </w:num>
-  <w:num w:numId="82" w16cid:durableId="542133402">
-    <w:abstractNumId w:val="103"/>
-  </w:num>
-  <w:num w:numId="83" w16cid:durableId="875895938">
-    <w:abstractNumId w:val="90"/>
-  </w:num>
-  <w:num w:numId="84" w16cid:durableId="1145123748">
-    <w:abstractNumId w:val="92"/>
-  </w:num>
   <w:num w:numId="85" w16cid:durableId="1738430173">
-    <w:abstractNumId w:val="74"/>
+    <w:abstractNumId w:val="81"/>
   </w:num>
   <w:num w:numId="86" w16cid:durableId="55976117">
-    <w:abstractNumId w:val="104"/>
+    <w:abstractNumId w:val="117"/>
   </w:num>
   <w:num w:numId="87" w16cid:durableId="257762770">
     <w:abstractNumId w:val="8"/>
   </w:num>
   <w:num w:numId="88" w16cid:durableId="1957105253">
-    <w:abstractNumId w:val="44"/>
+    <w:abstractNumId w:val="49"/>
   </w:num>
   <w:num w:numId="89" w16cid:durableId="351611878">
-    <w:abstractNumId w:val="89"/>
+    <w:abstractNumId w:val="98"/>
   </w:num>
   <w:num w:numId="90" w16cid:durableId="1256935867">
-    <w:abstractNumId w:val="62"/>
+    <w:abstractNumId w:val="68"/>
   </w:num>
   <w:num w:numId="91" w16cid:durableId="1578175442">
-    <w:abstractNumId w:val="48"/>
+    <w:abstractNumId w:val="53"/>
   </w:num>
   <w:num w:numId="92" w16cid:durableId="405105789">
-    <w:abstractNumId w:val="51"/>
+    <w:abstractNumId w:val="56"/>
   </w:num>
   <w:num w:numId="93" w16cid:durableId="1489516677">
-    <w:abstractNumId w:val="66"/>
+    <w:abstractNumId w:val="73"/>
   </w:num>
   <w:num w:numId="94" w16cid:durableId="1251431104">
-    <w:abstractNumId w:val="97"/>
+    <w:abstractNumId w:val="108"/>
   </w:num>
   <w:num w:numId="95" w16cid:durableId="1914125692">
-    <w:abstractNumId w:val="75"/>
+    <w:abstractNumId w:val="82"/>
   </w:num>
   <w:num w:numId="96" w16cid:durableId="1781683327">
-    <w:abstractNumId w:val="26"/>
+    <w:abstractNumId w:val="28"/>
   </w:num>
   <w:num w:numId="97" w16cid:durableId="1705054379">
-    <w:abstractNumId w:val="35"/>
+    <w:abstractNumId w:val="39"/>
   </w:num>
   <w:num w:numId="98" w16cid:durableId="1919945030">
-    <w:abstractNumId w:val="93"/>
+    <w:abstractNumId w:val="103"/>
   </w:num>
   <w:num w:numId="99" w16cid:durableId="1901675999">
-    <w:abstractNumId w:val="55"/>
+    <w:abstractNumId w:val="60"/>
   </w:num>
   <w:num w:numId="100" w16cid:durableId="700907939">
-    <w:abstractNumId w:val="99"/>
+    <w:abstractNumId w:val="110"/>
   </w:num>
   <w:num w:numId="101" w16cid:durableId="1326206901">
-    <w:abstractNumId w:val="36"/>
+    <w:abstractNumId w:val="41"/>
   </w:num>
   <w:num w:numId="102" w16cid:durableId="1386903594">
-    <w:abstractNumId w:val="49"/>
+    <w:abstractNumId w:val="54"/>
   </w:num>
   <w:num w:numId="103" w16cid:durableId="688139541">
     <w:abstractNumId w:val="7"/>
   </w:num>
   <w:num w:numId="104" w16cid:durableId="1985963618">
-    <w:abstractNumId w:val="29"/>
+    <w:abstractNumId w:val="32"/>
   </w:num>
   <w:num w:numId="105" w16cid:durableId="228269616">
     <w:abstractNumId w:val="2"/>
   </w:num>
-  <w:numIdMacAtCleanup w:val="101"/>
+  <w:num w:numId="106" w16cid:durableId="1419400154">
+    <w:abstractNumId w:val="115"/>
+  </w:num>
+  <w:num w:numId="107" w16cid:durableId="1727292114">
+    <w:abstractNumId w:val="16"/>
+  </w:num>
+  <w:num w:numId="108" w16cid:durableId="1630092099">
+    <w:abstractNumId w:val="86"/>
+  </w:num>
+  <w:num w:numId="109" w16cid:durableId="2002001565">
+    <w:abstractNumId w:val="69"/>
+  </w:num>
+  <w:num w:numId="110" w16cid:durableId="1153793083">
+    <w:abstractNumId w:val="40"/>
+  </w:num>
+  <w:num w:numId="111" w16cid:durableId="251474400">
+    <w:abstractNumId w:val="99"/>
+  </w:num>
+  <w:num w:numId="112" w16cid:durableId="2069525357">
+    <w:abstractNumId w:val="31"/>
+  </w:num>
+  <w:num w:numId="113" w16cid:durableId="1606767813">
+    <w:abstractNumId w:val="114"/>
+  </w:num>
+  <w:num w:numId="114" w16cid:durableId="1344865602">
+    <w:abstractNumId w:val="61"/>
+  </w:num>
+  <w:num w:numId="115" w16cid:durableId="1544245693">
+    <w:abstractNumId w:val="92"/>
+  </w:num>
+  <w:num w:numId="116" w16cid:durableId="2058158981">
+    <w:abstractNumId w:val="13"/>
+  </w:num>
+  <w:num w:numId="117" w16cid:durableId="74405372">
+    <w:abstractNumId w:val="37"/>
+  </w:num>
+  <w:num w:numId="118" w16cid:durableId="883055921">
+    <w:abstractNumId w:val="104"/>
+  </w:num>
+  <w:numIdMacAtCleanup w:val="117"/>
 </w:numbering>
 </file>
 

--- a/ISP/Глосарий.docx
+++ b/ISP/Глосарий.docx
@@ -16209,21 +16209,7 @@
         <w:rPr>
           <w:rFonts w:ascii="Times New Roman" w:hAnsi="Times New Roman" w:cs="Times New Roman"/>
         </w:rPr>
-        <w:t> до завершения всех команд в </w:t>
-      </w:r>
-      <w:proofErr w:type="gramStart"/>
-      <w:r>
-        <w:rPr>
-          <w:rFonts w:ascii="Times New Roman" w:hAnsi="Times New Roman" w:cs="Times New Roman"/>
-        </w:rPr>
-        <w:t>теле цикла</w:t>
-      </w:r>
-      <w:proofErr w:type="gramEnd"/>
-      <w:r>
-        <w:rPr>
-          <w:rFonts w:ascii="Times New Roman" w:hAnsi="Times New Roman" w:cs="Times New Roman"/>
-        </w:rPr>
-        <w:t>. </w:t>
+        <w:t> до завершения всех команд в теле цикла. </w:t>
       </w:r>
     </w:p>
     <w:p>
@@ -25551,7 +25537,6 @@
               <w:spacing w:after="80" w:line="278" w:lineRule="auto"/>
               <w:rPr>
                 <w:rFonts w:ascii="Times New Roman" w:hAnsi="Times New Roman" w:cs="Times New Roman"/>
-                <w:lang w:val="en-US"/>
               </w:rPr>
             </w:pPr>
             <w:r>
@@ -25652,6 +25637,521 @@
           <w:rFonts w:ascii="Times New Roman" w:hAnsi="Times New Roman" w:cs="Times New Roman"/>
         </w:rPr>
         <w:t>.</w:t>
+      </w:r>
+    </w:p>
+    <w:p>
+      <w:pPr>
+        <w:pStyle w:val="41"/>
+        <w:rPr>
+          <w:rFonts w:eastAsiaTheme="minorHAnsi"/>
+        </w:rPr>
+      </w:pPr>
+      <w:r>
+        <w:t xml:space="preserve">8.1 </w:t>
+      </w:r>
+      <w:r>
+        <w:rPr>
+          <w:rFonts w:eastAsiaTheme="minorHAnsi"/>
+        </w:rPr>
+        <w:t xml:space="preserve">модуль </w:t>
+      </w:r>
+      <w:proofErr w:type="spellStart"/>
+      <w:r>
+        <w:rPr>
+          <w:rFonts w:eastAsiaTheme="minorHAnsi"/>
+        </w:rPr>
+        <w:t>random</w:t>
+      </w:r>
+      <w:proofErr w:type="spellEnd"/>
+      <w:r>
+        <w:t>:</w:t>
+      </w:r>
+    </w:p>
+    <w:p>
+      <w:pPr>
+        <w:spacing w:after="80"/>
+        <w:rPr>
+          <w:rFonts w:ascii="Times New Roman" w:hAnsi="Times New Roman" w:cs="Times New Roman"/>
+        </w:rPr>
+      </w:pPr>
+      <w:r>
+        <w:rPr>
+          <w:rFonts w:ascii="Times New Roman" w:hAnsi="Times New Roman" w:cs="Times New Roman"/>
+          <w:b/>
+          <w:bCs/>
+        </w:rPr>
+        <w:t>Модуль </w:t>
+      </w:r>
+      <w:proofErr w:type="spellStart"/>
+      <w:r>
+        <w:rPr>
+          <w:rFonts w:ascii="Times New Roman" w:hAnsi="Times New Roman" w:cs="Times New Roman"/>
+          <w:b/>
+          <w:bCs/>
+        </w:rPr>
+        <w:t>random</w:t>
+      </w:r>
+      <w:proofErr w:type="spellEnd"/>
+      <w:r>
+        <w:rPr>
+          <w:rFonts w:ascii="Times New Roman" w:hAnsi="Times New Roman" w:cs="Times New Roman"/>
+        </w:rPr>
+        <w:t> предоставляет функции для генерации случайных чисел, букв и случайного выбора элементов последовательности (списка, строки и т.д.).</w:t>
+      </w:r>
+    </w:p>
+    <w:p>
+      <w:pPr>
+        <w:spacing w:after="80"/>
+        <w:rPr>
+          <w:rFonts w:ascii="Times New Roman" w:hAnsi="Times New Roman" w:cs="Times New Roman"/>
+        </w:rPr>
+      </w:pPr>
+      <w:r>
+        <w:rPr>
+          <w:rFonts w:ascii="Times New Roman" w:hAnsi="Times New Roman" w:cs="Times New Roman"/>
+          <w:b/>
+          <w:bCs/>
+        </w:rPr>
+        <w:t>Функция </w:t>
+      </w:r>
+      <w:proofErr w:type="spellStart"/>
+      <w:r>
+        <w:rPr>
+          <w:rFonts w:ascii="Times New Roman" w:hAnsi="Times New Roman" w:cs="Times New Roman"/>
+          <w:b/>
+          <w:bCs/>
+        </w:rPr>
+        <w:t>randint</w:t>
+      </w:r>
+      <w:proofErr w:type="spellEnd"/>
+      <w:r>
+        <w:rPr>
+          <w:rFonts w:ascii="Times New Roman" w:hAnsi="Times New Roman" w:cs="Times New Roman"/>
+          <w:b/>
+          <w:bCs/>
+        </w:rPr>
+        <w:t>()</w:t>
+      </w:r>
+      <w:r>
+        <w:rPr>
+          <w:rFonts w:ascii="Times New Roman" w:hAnsi="Times New Roman" w:cs="Times New Roman"/>
+        </w:rPr>
+        <w:t> принимает два обязательных аргумента a и b и возвращает случайное целое число из отрезка </w:t>
+      </w:r>
+      <m:oMath>
+        <m:d>
+          <m:dPr>
+            <m:begChr m:val="["/>
+            <m:sepChr m:val=";"/>
+            <m:endChr m:val="]"/>
+            <m:ctrlPr>
+              <w:rPr>
+                <w:rFonts w:ascii="Cambria Math" w:hAnsi="Cambria Math" w:cs="Times New Roman"/>
+              </w:rPr>
+            </m:ctrlPr>
+          </m:dPr>
+          <m:e>
+            <m:r>
+              <w:rPr>
+                <w:rFonts w:ascii="Cambria Math" w:hAnsi="Cambria Math" w:cs="Times New Roman"/>
+              </w:rPr>
+              <m:t>a</m:t>
+            </m:r>
+          </m:e>
+          <m:e>
+            <m:r>
+              <w:rPr>
+                <w:rFonts w:ascii="Cambria Math" w:hAnsi="Cambria Math" w:cs="Times New Roman"/>
+              </w:rPr>
+              <m:t>b</m:t>
+            </m:r>
+          </m:e>
+        </m:d>
+      </m:oMath>
+      <w:r>
+        <w:rPr>
+          <w:rFonts w:ascii="Times New Roman" w:hAnsi="Times New Roman" w:cs="Times New Roman"/>
+        </w:rPr>
+        <w:t>.</w:t>
+      </w:r>
+    </w:p>
+    <w:p>
+      <w:pPr>
+        <w:spacing w:after="80"/>
+        <w:rPr>
+          <w:rFonts w:ascii="Times New Roman" w:hAnsi="Times New Roman" w:cs="Times New Roman"/>
+        </w:rPr>
+      </w:pPr>
+      <w:r>
+        <w:rPr>
+          <w:rFonts w:ascii="Times New Roman" w:hAnsi="Times New Roman" w:cs="Times New Roman"/>
+          <w:b/>
+          <w:bCs/>
+        </w:rPr>
+        <w:t>Функция </w:t>
+      </w:r>
+      <w:proofErr w:type="spellStart"/>
+      <w:r>
+        <w:rPr>
+          <w:rFonts w:ascii="Times New Roman" w:hAnsi="Times New Roman" w:cs="Times New Roman"/>
+          <w:b/>
+          <w:bCs/>
+        </w:rPr>
+        <w:t>randrange</w:t>
+      </w:r>
+      <w:proofErr w:type="spellEnd"/>
+      <w:r>
+        <w:rPr>
+          <w:rFonts w:ascii="Times New Roman" w:hAnsi="Times New Roman" w:cs="Times New Roman"/>
+          <w:b/>
+          <w:bCs/>
+        </w:rPr>
+        <w:t>()</w:t>
+      </w:r>
+      <w:r>
+        <w:rPr>
+          <w:rFonts w:ascii="Times New Roman" w:hAnsi="Times New Roman" w:cs="Times New Roman"/>
+        </w:rPr>
+        <w:t> принимает такие же аргументы, что и функция </w:t>
+      </w:r>
+      <w:proofErr w:type="spellStart"/>
+      <w:r>
+        <w:rPr>
+          <w:rFonts w:ascii="Times New Roman" w:hAnsi="Times New Roman" w:cs="Times New Roman"/>
+        </w:rPr>
+        <w:t>range</w:t>
+      </w:r>
+      <w:proofErr w:type="spellEnd"/>
+      <w:r>
+        <w:rPr>
+          <w:rFonts w:ascii="Times New Roman" w:hAnsi="Times New Roman" w:cs="Times New Roman"/>
+        </w:rPr>
+        <w:t>(). Различие состоит в том, что функция </w:t>
+      </w:r>
+      <w:proofErr w:type="spellStart"/>
+      <w:r>
+        <w:rPr>
+          <w:rFonts w:ascii="Times New Roman" w:hAnsi="Times New Roman" w:cs="Times New Roman"/>
+        </w:rPr>
+        <w:t>randrange</w:t>
+      </w:r>
+      <w:proofErr w:type="spellEnd"/>
+      <w:r>
+        <w:rPr>
+          <w:rFonts w:ascii="Times New Roman" w:hAnsi="Times New Roman" w:cs="Times New Roman"/>
+        </w:rPr>
+        <w:t>() не возвращает саму последовательность чисел. Вместо этого она возвращает случайно выбранное число из последовательности чисел.</w:t>
+      </w:r>
+    </w:p>
+    <w:p>
+      <w:pPr>
+        <w:spacing w:after="80"/>
+        <w:rPr>
+          <w:rFonts w:ascii="Times New Roman" w:hAnsi="Times New Roman" w:cs="Times New Roman"/>
+        </w:rPr>
+      </w:pPr>
+      <w:r>
+        <w:rPr>
+          <w:rFonts w:ascii="Times New Roman" w:hAnsi="Times New Roman" w:cs="Times New Roman"/>
+          <w:b/>
+          <w:bCs/>
+        </w:rPr>
+        <w:t>Функция </w:t>
+      </w:r>
+      <w:proofErr w:type="spellStart"/>
+      <w:r>
+        <w:rPr>
+          <w:rFonts w:ascii="Times New Roman" w:hAnsi="Times New Roman" w:cs="Times New Roman"/>
+          <w:b/>
+          <w:bCs/>
+        </w:rPr>
+        <w:t>random</w:t>
+      </w:r>
+      <w:proofErr w:type="spellEnd"/>
+      <w:r>
+        <w:rPr>
+          <w:rFonts w:ascii="Times New Roman" w:hAnsi="Times New Roman" w:cs="Times New Roman"/>
+          <w:b/>
+          <w:bCs/>
+        </w:rPr>
+        <w:t>()</w:t>
+      </w:r>
+      <w:r>
+        <w:rPr>
+          <w:rFonts w:ascii="Times New Roman" w:hAnsi="Times New Roman" w:cs="Times New Roman"/>
+        </w:rPr>
+        <w:t> возвращает случайное число с плавающей точкой в диапазоне от </w:t>
+      </w:r>
+      <m:oMath>
+        <m:r>
+          <w:rPr>
+            <w:rFonts w:ascii="Cambria Math" w:hAnsi="Cambria Math" w:cs="Times New Roman"/>
+          </w:rPr>
+          <m:t>0.0</m:t>
+        </m:r>
+      </m:oMath>
+      <w:r>
+        <w:rPr>
+          <w:rFonts w:ascii="Times New Roman" w:hAnsi="Times New Roman" w:cs="Times New Roman"/>
+        </w:rPr>
+        <w:t> до </w:t>
+      </w:r>
+      <m:oMath>
+        <m:r>
+          <w:rPr>
+            <w:rFonts w:ascii="Cambria Math" w:hAnsi="Cambria Math" w:cs="Times New Roman"/>
+          </w:rPr>
+          <m:t>1.0</m:t>
+        </m:r>
+      </m:oMath>
+      <w:r>
+        <w:rPr>
+          <w:rFonts w:ascii="Times New Roman" w:hAnsi="Times New Roman" w:cs="Times New Roman"/>
+        </w:rPr>
+        <w:t> (исключая </w:t>
+      </w:r>
+      <m:oMath>
+        <m:r>
+          <w:rPr>
+            <w:rFonts w:ascii="Cambria Math" w:hAnsi="Cambria Math" w:cs="Times New Roman"/>
+          </w:rPr>
+          <m:t>1.0</m:t>
+        </m:r>
+      </m:oMath>
+      <w:r>
+        <w:rPr>
+          <w:rFonts w:ascii="Times New Roman" w:hAnsi="Times New Roman" w:cs="Times New Roman"/>
+        </w:rPr>
+        <w:t>).</w:t>
+      </w:r>
+    </w:p>
+    <w:p>
+      <w:pPr>
+        <w:spacing w:after="80"/>
+        <w:rPr>
+          <w:rFonts w:ascii="Times New Roman" w:hAnsi="Times New Roman" w:cs="Times New Roman"/>
+        </w:rPr>
+      </w:pPr>
+      <w:r>
+        <w:rPr>
+          <w:rFonts w:ascii="Times New Roman" w:hAnsi="Times New Roman" w:cs="Times New Roman"/>
+          <w:b/>
+          <w:bCs/>
+        </w:rPr>
+        <w:t>Функция </w:t>
+      </w:r>
+      <w:proofErr w:type="spellStart"/>
+      <w:r>
+        <w:rPr>
+          <w:rFonts w:ascii="Times New Roman" w:hAnsi="Times New Roman" w:cs="Times New Roman"/>
+          <w:b/>
+          <w:bCs/>
+        </w:rPr>
+        <w:t>uniform</w:t>
+      </w:r>
+      <w:proofErr w:type="spellEnd"/>
+      <w:r>
+        <w:rPr>
+          <w:rFonts w:ascii="Times New Roman" w:hAnsi="Times New Roman" w:cs="Times New Roman"/>
+          <w:b/>
+          <w:bCs/>
+        </w:rPr>
+        <w:t>()</w:t>
+      </w:r>
+      <w:r>
+        <w:rPr>
+          <w:rFonts w:ascii="Times New Roman" w:hAnsi="Times New Roman" w:cs="Times New Roman"/>
+        </w:rPr>
+        <w:t> возвращает случайное число с плавающей точкой, при этом она позволяет задавать диапазон для отбора значений.</w:t>
+      </w:r>
+    </w:p>
+    <w:p>
+      <w:pPr>
+        <w:spacing w:after="80"/>
+        <w:rPr>
+          <w:rFonts w:ascii="Times New Roman" w:hAnsi="Times New Roman" w:cs="Times New Roman"/>
+        </w:rPr>
+      </w:pPr>
+      <w:r>
+        <w:rPr>
+          <w:rFonts w:ascii="Times New Roman" w:hAnsi="Times New Roman" w:cs="Times New Roman"/>
+          <w:b/>
+          <w:bCs/>
+        </w:rPr>
+        <w:t>Функция </w:t>
+      </w:r>
+      <w:proofErr w:type="spellStart"/>
+      <w:r>
+        <w:rPr>
+          <w:rFonts w:ascii="Times New Roman" w:hAnsi="Times New Roman" w:cs="Times New Roman"/>
+          <w:b/>
+          <w:bCs/>
+        </w:rPr>
+        <w:t>seed</w:t>
+      </w:r>
+      <w:proofErr w:type="spellEnd"/>
+      <w:r>
+        <w:rPr>
+          <w:rFonts w:ascii="Times New Roman" w:hAnsi="Times New Roman" w:cs="Times New Roman"/>
+          <w:b/>
+          <w:bCs/>
+        </w:rPr>
+        <w:t>() </w:t>
+      </w:r>
+      <w:r>
+        <w:rPr>
+          <w:rFonts w:ascii="Times New Roman" w:hAnsi="Times New Roman" w:cs="Times New Roman"/>
+        </w:rPr>
+        <w:t>устанавливает начальное значение для генерации псевдослучайных чисел. Позволяет воспроизводить одни и те же числа.</w:t>
+      </w:r>
+    </w:p>
+    <w:p>
+      <w:pPr>
+        <w:spacing w:after="80"/>
+        <w:rPr>
+          <w:rFonts w:ascii="Times New Roman" w:hAnsi="Times New Roman" w:cs="Times New Roman"/>
+        </w:rPr>
+      </w:pPr>
+      <w:r>
+        <w:rPr>
+          <w:rFonts w:ascii="Times New Roman" w:hAnsi="Times New Roman" w:cs="Times New Roman"/>
+          <w:b/>
+          <w:bCs/>
+        </w:rPr>
+        <w:t>Функция </w:t>
+      </w:r>
+      <w:proofErr w:type="spellStart"/>
+      <w:r>
+        <w:rPr>
+          <w:rFonts w:ascii="Times New Roman" w:hAnsi="Times New Roman" w:cs="Times New Roman"/>
+          <w:b/>
+          <w:bCs/>
+        </w:rPr>
+        <w:t>shuffle</w:t>
+      </w:r>
+      <w:proofErr w:type="spellEnd"/>
+      <w:r>
+        <w:rPr>
+          <w:rFonts w:ascii="Times New Roman" w:hAnsi="Times New Roman" w:cs="Times New Roman"/>
+          <w:b/>
+          <w:bCs/>
+        </w:rPr>
+        <w:t>()</w:t>
+      </w:r>
+      <w:r>
+        <w:rPr>
+          <w:rFonts w:ascii="Times New Roman" w:hAnsi="Times New Roman" w:cs="Times New Roman"/>
+        </w:rPr>
+        <w:t> принимает список в качестве обязательного аргумента и перемешивает его случайным образом.</w:t>
+      </w:r>
+    </w:p>
+    <w:p>
+      <w:pPr>
+        <w:spacing w:after="80"/>
+        <w:rPr>
+          <w:rFonts w:ascii="Times New Roman" w:hAnsi="Times New Roman" w:cs="Times New Roman"/>
+        </w:rPr>
+      </w:pPr>
+      <w:r>
+        <w:rPr>
+          <w:rFonts w:ascii="Times New Roman" w:hAnsi="Times New Roman" w:cs="Times New Roman"/>
+          <w:b/>
+          <w:bCs/>
+        </w:rPr>
+        <w:t>Функция </w:t>
+      </w:r>
+      <w:proofErr w:type="spellStart"/>
+      <w:r>
+        <w:rPr>
+          <w:rFonts w:ascii="Times New Roman" w:hAnsi="Times New Roman" w:cs="Times New Roman"/>
+          <w:b/>
+          <w:bCs/>
+        </w:rPr>
+        <w:t>choice</w:t>
+      </w:r>
+      <w:proofErr w:type="spellEnd"/>
+      <w:r>
+        <w:rPr>
+          <w:rFonts w:ascii="Times New Roman" w:hAnsi="Times New Roman" w:cs="Times New Roman"/>
+          <w:b/>
+          <w:bCs/>
+        </w:rPr>
+        <w:t>()</w:t>
+      </w:r>
+      <w:r>
+        <w:rPr>
+          <w:rFonts w:ascii="Times New Roman" w:hAnsi="Times New Roman" w:cs="Times New Roman"/>
+        </w:rPr>
+        <w:t> принимает список (строку) в качестве обязательного аргумента и возвращает </w:t>
+      </w:r>
+      <w:r>
+        <w:rPr>
+          <w:rFonts w:ascii="Times New Roman" w:hAnsi="Times New Roman" w:cs="Times New Roman"/>
+          <w:b/>
+          <w:bCs/>
+        </w:rPr>
+        <w:t>один</w:t>
+      </w:r>
+      <w:r>
+        <w:rPr>
+          <w:rFonts w:ascii="Times New Roman" w:hAnsi="Times New Roman" w:cs="Times New Roman"/>
+        </w:rPr>
+        <w:t> случайный элемент из переданного списка (строки).</w:t>
+      </w:r>
+    </w:p>
+    <w:p>
+      <w:pPr>
+        <w:spacing w:after="80"/>
+        <w:rPr>
+          <w:rFonts w:ascii="Times New Roman" w:hAnsi="Times New Roman" w:cs="Times New Roman"/>
+        </w:rPr>
+      </w:pPr>
+      <w:r>
+        <w:rPr>
+          <w:rFonts w:ascii="Times New Roman" w:hAnsi="Times New Roman" w:cs="Times New Roman"/>
+          <w:b/>
+          <w:bCs/>
+        </w:rPr>
+        <w:t>Функция </w:t>
+      </w:r>
+      <w:proofErr w:type="spellStart"/>
+      <w:r>
+        <w:rPr>
+          <w:rFonts w:ascii="Times New Roman" w:hAnsi="Times New Roman" w:cs="Times New Roman"/>
+          <w:b/>
+          <w:bCs/>
+        </w:rPr>
+        <w:t>sample</w:t>
+      </w:r>
+      <w:proofErr w:type="spellEnd"/>
+      <w:r>
+        <w:rPr>
+          <w:rFonts w:ascii="Times New Roman" w:hAnsi="Times New Roman" w:cs="Times New Roman"/>
+          <w:b/>
+          <w:bCs/>
+        </w:rPr>
+        <w:t>()</w:t>
+      </w:r>
+      <w:r>
+        <w:rPr>
+          <w:rFonts w:ascii="Times New Roman" w:hAnsi="Times New Roman" w:cs="Times New Roman"/>
+        </w:rPr>
+        <w:t> принимает два обязательных аргумента: список (строку) и количество случайных элементов, а возвращает список случайных элементов в указанном количестве.</w:t>
+      </w:r>
+    </w:p>
+    <w:p>
+      <w:pPr>
+        <w:spacing w:after="80"/>
+        <w:rPr>
+          <w:rFonts w:ascii="Times New Roman" w:hAnsi="Times New Roman" w:cs="Times New Roman"/>
+        </w:rPr>
+      </w:pPr>
+      <w:r>
+        <w:rPr>
+          <w:rFonts w:ascii="Times New Roman" w:hAnsi="Times New Roman" w:cs="Times New Roman"/>
+          <w:lang w:val="en-US"/>
+        </w:rPr>
+        <w:t xml:space="preserve">8.2 </w:t>
       </w:r>
     </w:p>
     <w:p/>
